--- a/Physics concept/Sjabloon 6 - Verbetervoorstel_Physics_Stamgroep_B.docx
+++ b/Physics concept/Sjabloon 6 - Verbetervoorstel_Physics_Stamgroep_B.docx
@@ -1,6 +1,6 @@
 
 <file path=word/document.xml><?xml version="1.0" encoding="utf-8"?>
-<w:document xmlns:wpc="http://schemas.microsoft.com/office/word/2010/wordprocessingCanvas" xmlns:cx="http://schemas.microsoft.com/office/drawing/2014/chartex" xmlns:cx1="http://schemas.microsoft.com/office/drawing/2015/9/8/chartex" xmlns:cx2="http://schemas.microsoft.com/office/drawing/2015/10/21/chartex" xmlns:cx3="http://schemas.microsoft.com/office/drawing/2016/5/9/chartex" xmlns:cx4="http://schemas.microsoft.com/office/drawing/2016/5/10/chartex" xmlns:cx5="http://schemas.microsoft.com/office/drawing/2016/5/11/chartex" xmlns:cx6="http://schemas.microsoft.com/office/drawing/2016/5/12/chartex" xmlns:cx7="http://schemas.microsoft.com/office/drawing/2016/5/13/chartex" xmlns:cx8="http://schemas.microsoft.com/office/drawing/2016/5/14/chartex" xmlns:mc="http://schemas.openxmlformats.org/markup-compatibility/2006" xmlns:aink="http://schemas.microsoft.com/office/drawing/2016/ink" xmlns:am3d="http://schemas.microsoft.com/office/drawing/2017/model3d" xmlns:o="urn:schemas-microsoft-com:office:office" xmlns:oel="http://schemas.microsoft.com/office/2019/extlst" xmlns:r="http://schemas.openxmlformats.org/officeDocument/2006/relationships" xmlns:m="http://schemas.openxmlformats.org/officeDocument/2006/math" xmlns:v="urn:schemas-microsoft-com:vml" xmlns:wp14="http://schemas.microsoft.com/office/word/2010/wordprocessingDrawing" xmlns:wp="http://schemas.openxmlformats.org/drawingml/2006/wordprocessingDrawing" xmlns:w10="urn:schemas-microsoft-com:office:word" xmlns:w="http://schemas.openxmlformats.org/wordprocessingml/2006/main" xmlns:w14="http://schemas.microsoft.com/office/word/2010/wordml" xmlns:w15="http://schemas.microsoft.com/office/word/2012/wordml" xmlns:w16cex="http://schemas.microsoft.com/office/word/2018/wordml/cex" xmlns:w16cid="http://schemas.microsoft.com/office/word/2016/wordml/cid" xmlns:w16="http://schemas.microsoft.com/office/word/2018/wordml" xmlns:w16du="http://schemas.microsoft.com/office/word/2023/wordml/word16du" xmlns:w16sdtdh="http://schemas.microsoft.com/office/word/2020/wordml/sdtdatahash" xmlns:w16se="http://schemas.microsoft.com/office/word/2015/wordml/symex" xmlns:wpg="http://schemas.microsoft.com/office/word/2010/wordprocessingGroup" xmlns:wpi="http://schemas.microsoft.com/office/word/2010/wordprocessingInk" xmlns:wne="http://schemas.microsoft.com/office/word/2006/wordml" xmlns:wps="http://schemas.microsoft.com/office/word/2010/wordprocessingShape" mc:Ignorable="w14 w15 w16se w16cid w16 w16cex w16sdtdh w16du wp14">
+<w:document xmlns:wpc="http://schemas.microsoft.com/office/word/2010/wordprocessingCanvas" xmlns:cx="http://schemas.microsoft.com/office/drawing/2014/chartex" xmlns:cx1="http://schemas.microsoft.com/office/drawing/2015/9/8/chartex" xmlns:cx2="http://schemas.microsoft.com/office/drawing/2015/10/21/chartex" xmlns:cx3="http://schemas.microsoft.com/office/drawing/2016/5/9/chartex" xmlns:cx4="http://schemas.microsoft.com/office/drawing/2016/5/10/chartex" xmlns:cx5="http://schemas.microsoft.com/office/drawing/2016/5/11/chartex" xmlns:cx6="http://schemas.microsoft.com/office/drawing/2016/5/12/chartex" xmlns:cx7="http://schemas.microsoft.com/office/drawing/2016/5/13/chartex" xmlns:cx8="http://schemas.microsoft.com/office/drawing/2016/5/14/chartex" xmlns:mc="http://schemas.openxmlformats.org/markup-compatibility/2006" xmlns:aink="http://schemas.microsoft.com/office/drawing/2016/ink" xmlns:am3d="http://schemas.microsoft.com/office/drawing/2017/model3d" xmlns:o="urn:schemas-microsoft-com:office:office" xmlns:oel="http://schemas.microsoft.com/office/2019/extlst" xmlns:r="http://schemas.openxmlformats.org/officeDocument/2006/relationships" xmlns:m="http://schemas.openxmlformats.org/officeDocument/2006/math" xmlns:v="urn:schemas-microsoft-com:vml" xmlns:wp14="http://schemas.microsoft.com/office/word/2010/wordprocessingDrawing" xmlns:wp="http://schemas.openxmlformats.org/drawingml/2006/wordprocessingDrawing" xmlns:w10="urn:schemas-microsoft-com:office:word" xmlns:w="http://schemas.openxmlformats.org/wordprocessingml/2006/main" xmlns:w14="http://schemas.microsoft.com/office/word/2010/wordml" xmlns:w15="http://schemas.microsoft.com/office/word/2012/wordml" xmlns:w16cex="http://schemas.microsoft.com/office/word/2018/wordml/cex" xmlns:w16cid="http://schemas.microsoft.com/office/word/2016/wordml/cid" xmlns:w16="http://schemas.microsoft.com/office/word/2018/wordml" xmlns:w16du="http://schemas.microsoft.com/office/word/2023/wordml/word16du" xmlns:w16sdtdh="http://schemas.microsoft.com/office/word/2020/wordml/sdtdatahash" xmlns:w16se="http://schemas.microsoft.com/office/word/2015/wordml/symex" xmlns:wpg="http://schemas.microsoft.com/office/word/2010/wordprocessingGroup" xmlns:wpi="http://schemas.microsoft.com/office/word/2010/wordprocessingInk" xmlns:wne="http://schemas.microsoft.com/office/word/2006/wordml" xmlns:wps="http://schemas.microsoft.com/office/word/2010/wordprocessingShape" xmlns:a="http://schemas.openxmlformats.org/drawingml/2006/main" xmlns:pic="http://schemas.openxmlformats.org/drawingml/2006/picture" xmlns:a14="http://schemas.microsoft.com/office/drawing/2010/main" mc:Ignorable="w14 w15 w16se w16cid w16 w16cex w16sdtdh w16du wp14">
   <w:body>
     <w:p>
       <w:pPr>
@@ -275,11 +275,11 @@
           </mc:Choice>
           <mc:Fallback>
             <w:pict>
-              <v:shapetype w14:anchorId="785F01D2" id="_x0000_t202" coordsize="21600,21600" o:spt="202" path="m,l,21600r21600,l21600,xe">
+              <v:shapetype id="_x0000_t202" coordsize="21600,21600" o:spt="202" path="m,l,21600r21600,l21600,xe" w14:anchorId="785F01D2">
                 <v:stroke joinstyle="miter"/>
                 <v:path gradientshapeok="t" o:connecttype="rect"/>
               </v:shapetype>
-              <v:shape id="Tekstvak 2" o:spid="_x0000_s1026" type="#_x0000_t202" style="position:absolute;margin-left:-.9pt;margin-top:3.8pt;width:452.25pt;height:97.85pt;z-index:251658240;visibility:visible;mso-wrap-style:square;mso-width-percent:0;mso-height-percent:200;mso-wrap-distance-left:9pt;mso-wrap-distance-top:0;mso-wrap-distance-right:9pt;mso-wrap-distance-bottom:0;mso-position-horizontal:absolute;mso-position-horizontal-relative:margin;mso-position-vertical:absolute;mso-position-vertical-relative:text;mso-width-percent:0;mso-height-percent:200;mso-width-relative:margin;mso-height-relative:margin;v-text-anchor:top" o:gfxdata="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">
+              <v:shape id="Tekstvak 2" style="position:absolute;margin-left:-.9pt;margin-top:3.8pt;width:452.25pt;height:97.85pt;z-index:251658240;visibility:visible;mso-wrap-style:square;mso-width-percent:0;mso-height-percent:200;mso-wrap-distance-left:9pt;mso-wrap-distance-top:0;mso-wrap-distance-right:9pt;mso-wrap-distance-bottom:0;mso-position-horizontal:absolute;mso-position-horizontal-relative:margin;mso-position-vertical:absolute;mso-position-vertical-relative:text;mso-width-percent:0;mso-height-percent:200;mso-width-relative:margin;mso-height-relative:margin;v-text-anchor:top" o:spid="_x0000_s1026" type="#_x0000_t202" o:gfxdata="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">
                 <v:textbox style="mso-fit-shape-to-text:t">
                   <w:txbxContent>
                     <w:p>
@@ -347,8 +347,13 @@
     </w:p>
     <w:sdt>
       <w:sdtPr>
+        <w:id w:val="-457338658"/>
+        <w:docPartObj>
+          <w:docPartGallery w:val="Table of Contents"/>
+          <w:docPartUnique/>
+        </w:docPartObj>
         <w:rPr>
-          <w:rFonts w:asciiTheme="minorHAnsi" w:eastAsiaTheme="minorEastAsia" w:hAnsiTheme="minorHAnsi" w:cstheme="minorBidi"/>
+          <w:rFonts w:ascii="Calibri" w:hAnsi="Calibri" w:eastAsia="" w:cs="" w:asciiTheme="minorAscii" w:hAnsiTheme="minorAscii" w:eastAsiaTheme="minorEastAsia" w:cstheme="minorBidi"/>
           <w:b w:val="0"/>
           <w:bCs w:val="0"/>
           <w:color w:val="auto"/>
@@ -356,13 +361,18 @@
           <w:szCs w:val="22"/>
           <w:lang w:eastAsia="en-US"/>
         </w:rPr>
-        <w:id w:val="-457338658"/>
-        <w:docPartObj>
-          <w:docPartGallery w:val="Table of Contents"/>
-          <w:docPartUnique/>
-        </w:docPartObj>
       </w:sdtPr>
-      <w:sdtEndPr/>
+      <w:sdtEndPr>
+        <w:rPr>
+          <w:rFonts w:ascii="Calibri" w:hAnsi="Calibri" w:eastAsia="" w:cs="" w:asciiTheme="minorAscii" w:hAnsiTheme="minorAscii" w:eastAsiaTheme="minorEastAsia" w:cstheme="minorBidi"/>
+          <w:b w:val="0"/>
+          <w:bCs w:val="0"/>
+          <w:color w:val="auto"/>
+          <w:sz w:val="22"/>
+          <w:szCs w:val="22"/>
+          <w:lang w:eastAsia="en-US"/>
+        </w:rPr>
+      </w:sdtEndPr>
       <w:sdtContent>
         <w:p>
           <w:pPr>
@@ -394,7 +404,7 @@
           <w:r>
             <w:fldChar w:fldCharType="separate"/>
           </w:r>
-          <w:hyperlink w:anchor="_Toc183594785" w:history="1">
+          <w:hyperlink w:history="1" w:anchor="_Toc183594785">
             <w:r>
               <w:rPr>
                 <w:rStyle w:val="Hyperlink"/>
@@ -465,7 +475,7 @@
               <w14:ligatures w14:val="standardContextual"/>
             </w:rPr>
           </w:pPr>
-          <w:hyperlink w:anchor="_Toc183594786" w:history="1">
+          <w:hyperlink w:history="1" w:anchor="_Toc183594786">
             <w:r>
               <w:rPr>
                 <w:rStyle w:val="Hyperlink"/>
@@ -539,7 +549,7 @@
               <w14:ligatures w14:val="standardContextual"/>
             </w:rPr>
           </w:pPr>
-          <w:hyperlink w:anchor="_Toc183594787" w:history="1">
+          <w:hyperlink w:history="1" w:anchor="_Toc183594787">
             <w:r>
               <w:rPr>
                 <w:rStyle w:val="Hyperlink"/>
@@ -613,7 +623,7 @@
               <w14:ligatures w14:val="standardContextual"/>
             </w:rPr>
           </w:pPr>
-          <w:hyperlink w:anchor="_Toc183594788" w:history="1">
+          <w:hyperlink w:history="1" w:anchor="_Toc183594788">
             <w:r>
               <w:rPr>
                 <w:rStyle w:val="Hyperlink"/>
@@ -687,7 +697,7 @@
               <w14:ligatures w14:val="standardContextual"/>
             </w:rPr>
           </w:pPr>
-          <w:hyperlink w:anchor="_Toc183594789" w:history="1">
+          <w:hyperlink w:history="1" w:anchor="_Toc183594789">
             <w:r>
               <w:rPr>
                 <w:rStyle w:val="Hyperlink"/>
@@ -761,7 +771,7 @@
               <w14:ligatures w14:val="standardContextual"/>
             </w:rPr>
           </w:pPr>
-          <w:hyperlink w:anchor="_Toc183594790" w:history="1">
+          <w:hyperlink w:history="1" w:anchor="_Toc183594790">
             <w:r>
               <w:rPr>
                 <w:rStyle w:val="Hyperlink"/>
@@ -835,7 +845,7 @@
               <w14:ligatures w14:val="standardContextual"/>
             </w:rPr>
           </w:pPr>
-          <w:hyperlink w:anchor="_Toc183594791" w:history="1">
+          <w:hyperlink w:history="1" w:anchor="_Toc183594791">
             <w:r>
               <w:rPr>
                 <w:rStyle w:val="Hyperlink"/>
@@ -909,7 +919,7 @@
               <w14:ligatures w14:val="standardContextual"/>
             </w:rPr>
           </w:pPr>
-          <w:hyperlink w:anchor="_Toc183594792" w:history="1">
+          <w:hyperlink w:history="1" w:anchor="_Toc183594792">
             <w:r>
               <w:rPr>
                 <w:rStyle w:val="Hyperlink"/>
@@ -980,7 +990,7 @@
               <w14:ligatures w14:val="standardContextual"/>
             </w:rPr>
           </w:pPr>
-          <w:hyperlink w:anchor="_Toc183594793" w:history="1">
+          <w:hyperlink w:history="1" w:anchor="_Toc183594793">
             <w:r>
               <w:rPr>
                 <w:rStyle w:val="Hyperlink"/>
@@ -1054,7 +1064,7 @@
               <w14:ligatures w14:val="standardContextual"/>
             </w:rPr>
           </w:pPr>
-          <w:hyperlink w:anchor="_Toc183594794" w:history="1">
+          <w:hyperlink w:history="1" w:anchor="_Toc183594794">
             <w:r>
               <w:rPr>
                 <w:rStyle w:val="Hyperlink"/>
@@ -1128,7 +1138,7 @@
               <w14:ligatures w14:val="standardContextual"/>
             </w:rPr>
           </w:pPr>
-          <w:hyperlink w:anchor="_Toc183594795" w:history="1">
+          <w:hyperlink w:history="1" w:anchor="_Toc183594795">
             <w:r>
               <w:rPr>
                 <w:rStyle w:val="Hyperlink"/>
@@ -1202,7 +1212,7 @@
               <w14:ligatures w14:val="standardContextual"/>
             </w:rPr>
           </w:pPr>
-          <w:hyperlink w:anchor="_Toc183594796" w:history="1">
+          <w:hyperlink w:history="1" w:anchor="_Toc183594796">
             <w:r>
               <w:rPr>
                 <w:rStyle w:val="Hyperlink"/>
@@ -1276,7 +1286,7 @@
               <w14:ligatures w14:val="standardContextual"/>
             </w:rPr>
           </w:pPr>
-          <w:hyperlink w:anchor="_Toc183594797" w:history="1">
+          <w:hyperlink w:history="1" w:anchor="_Toc183594797">
             <w:r>
               <w:rPr>
                 <w:rStyle w:val="Hyperlink"/>
@@ -1350,7 +1360,7 @@
               <w14:ligatures w14:val="standardContextual"/>
             </w:rPr>
           </w:pPr>
-          <w:hyperlink w:anchor="_Toc183594798" w:history="1">
+          <w:hyperlink w:history="1" w:anchor="_Toc183594798">
             <w:r>
               <w:rPr>
                 <w:rStyle w:val="Hyperlink"/>
@@ -1424,7 +1434,7 @@
               <w14:ligatures w14:val="standardContextual"/>
             </w:rPr>
           </w:pPr>
-          <w:hyperlink w:anchor="_Toc183594799" w:history="1">
+          <w:hyperlink w:history="1" w:anchor="_Toc183594799">
             <w:r>
               <w:rPr>
                 <w:rStyle w:val="Hyperlink"/>
@@ -1495,7 +1505,7 @@
               <w14:ligatures w14:val="standardContextual"/>
             </w:rPr>
           </w:pPr>
-          <w:hyperlink w:anchor="_Toc183594800" w:history="1">
+          <w:hyperlink w:history="1" w:anchor="_Toc183594800">
             <w:r>
               <w:rPr>
                 <w:rStyle w:val="Hyperlink"/>
@@ -1569,7 +1579,7 @@
               <w14:ligatures w14:val="standardContextual"/>
             </w:rPr>
           </w:pPr>
-          <w:hyperlink w:anchor="_Toc183594801" w:history="1">
+          <w:hyperlink w:history="1" w:anchor="_Toc183594801">
             <w:r>
               <w:rPr>
                 <w:rStyle w:val="Hyperlink"/>
@@ -1643,7 +1653,7 @@
               <w14:ligatures w14:val="standardContextual"/>
             </w:rPr>
           </w:pPr>
-          <w:hyperlink w:anchor="_Toc183594802" w:history="1">
+          <w:hyperlink w:history="1" w:anchor="_Toc183594802">
             <w:r>
               <w:rPr>
                 <w:rStyle w:val="Hyperlink"/>
@@ -1717,7 +1727,7 @@
               <w14:ligatures w14:val="standardContextual"/>
             </w:rPr>
           </w:pPr>
-          <w:hyperlink w:anchor="_Toc183594803" w:history="1">
+          <w:hyperlink w:history="1" w:anchor="_Toc183594803">
             <w:r>
               <w:rPr>
                 <w:rStyle w:val="Hyperlink"/>
@@ -1791,7 +1801,7 @@
               <w14:ligatures w14:val="standardContextual"/>
             </w:rPr>
           </w:pPr>
-          <w:hyperlink w:anchor="_Toc183594804" w:history="1">
+          <w:hyperlink w:history="1" w:anchor="_Toc183594804">
             <w:r>
               <w:rPr>
                 <w:rStyle w:val="Hyperlink"/>
@@ -1865,7 +1875,7 @@
               <w14:ligatures w14:val="standardContextual"/>
             </w:rPr>
           </w:pPr>
-          <w:hyperlink w:anchor="_Toc183594805" w:history="1">
+          <w:hyperlink w:history="1" w:anchor="_Toc183594805">
             <w:r>
               <w:rPr>
                 <w:rStyle w:val="Hyperlink"/>
@@ -1939,7 +1949,7 @@
               <w14:ligatures w14:val="standardContextual"/>
             </w:rPr>
           </w:pPr>
-          <w:hyperlink w:anchor="_Toc183594806" w:history="1">
+          <w:hyperlink w:history="1" w:anchor="_Toc183594806">
             <w:r>
               <w:rPr>
                 <w:rStyle w:val="Hyperlink"/>
@@ -2010,7 +2020,7 @@
               <w14:ligatures w14:val="standardContextual"/>
             </w:rPr>
           </w:pPr>
-          <w:hyperlink w:anchor="_Toc183594807" w:history="1">
+          <w:hyperlink w:history="1" w:anchor="_Toc183594807">
             <w:r>
               <w:rPr>
                 <w:rStyle w:val="Hyperlink"/>
@@ -2084,7 +2094,7 @@
               <w14:ligatures w14:val="standardContextual"/>
             </w:rPr>
           </w:pPr>
-          <w:hyperlink w:anchor="_Toc183594808" w:history="1">
+          <w:hyperlink w:history="1" w:anchor="_Toc183594808">
             <w:r>
               <w:rPr>
                 <w:rStyle w:val="Hyperlink"/>
@@ -2158,7 +2168,7 @@
               <w14:ligatures w14:val="standardContextual"/>
             </w:rPr>
           </w:pPr>
-          <w:hyperlink w:anchor="_Toc183594809" w:history="1">
+          <w:hyperlink w:history="1" w:anchor="_Toc183594809">
             <w:r>
               <w:rPr>
                 <w:rStyle w:val="Hyperlink"/>
@@ -2232,7 +2242,7 @@
               <w14:ligatures w14:val="standardContextual"/>
             </w:rPr>
           </w:pPr>
-          <w:hyperlink w:anchor="_Toc183594810" w:history="1">
+          <w:hyperlink w:history="1" w:anchor="_Toc183594810">
             <w:r>
               <w:rPr>
                 <w:rStyle w:val="Hyperlink"/>
@@ -2306,7 +2316,7 @@
               <w14:ligatures w14:val="standardContextual"/>
             </w:rPr>
           </w:pPr>
-          <w:hyperlink w:anchor="_Toc183594811" w:history="1">
+          <w:hyperlink w:history="1" w:anchor="_Toc183594811">
             <w:r>
               <w:rPr>
                 <w:rStyle w:val="Hyperlink"/>
@@ -2380,7 +2390,7 @@
               <w14:ligatures w14:val="standardContextual"/>
             </w:rPr>
           </w:pPr>
-          <w:hyperlink w:anchor="_Toc183594812" w:history="1">
+          <w:hyperlink w:history="1" w:anchor="_Toc183594812">
             <w:r>
               <w:rPr>
                 <w:rStyle w:val="Hyperlink"/>
@@ -2454,7 +2464,7 @@
               <w14:ligatures w14:val="standardContextual"/>
             </w:rPr>
           </w:pPr>
-          <w:hyperlink w:anchor="_Toc183594813" w:history="1">
+          <w:hyperlink w:history="1" w:anchor="_Toc183594813">
             <w:r>
               <w:rPr>
                 <w:rStyle w:val="Hyperlink"/>
@@ -2541,7 +2551,7 @@
         <w:pStyle w:val="Kop1"/>
         <w:jc w:val="left"/>
       </w:pPr>
-      <w:bookmarkStart w:id="0" w:name="_Toc183594785"/>
+      <w:bookmarkStart w:name="_Toc183594785" w:id="0"/>
       <w:r>
         <w:lastRenderedPageBreak/>
         <w:t>Inleiding</w:t>
@@ -3094,7 +3104,7 @@
         <w:pStyle w:val="Kop1"/>
         <w:jc w:val="left"/>
       </w:pPr>
-      <w:bookmarkStart w:id="1" w:name="_Toc183594786"/>
+      <w:bookmarkStart w:name="_Toc183594786" w:id="1"/>
       <w:r>
         <w:lastRenderedPageBreak/>
         <w:t>Sprint 01</w:t>
@@ -3109,7 +3119,7 @@
           <w:iCs/>
         </w:rPr>
       </w:pPr>
-      <w:bookmarkStart w:id="2" w:name="_Toc183594787"/>
+      <w:bookmarkStart w:name="_Toc183594787" w:id="2"/>
       <w:r>
         <w:t xml:space="preserve">1. </w:t>
       </w:r>
@@ -3147,7 +3157,7 @@
       <w:pPr>
         <w:pStyle w:val="Kop2"/>
       </w:pPr>
-      <w:bookmarkStart w:id="3" w:name="_Toc183594788"/>
+      <w:bookmarkStart w:name="_Toc183594788" w:id="3"/>
       <w:r>
         <w:t xml:space="preserve">2. </w:t>
       </w:r>
@@ -3188,7 +3198,7 @@
       <w:pPr>
         <w:pStyle w:val="Kop2"/>
       </w:pPr>
-      <w:bookmarkStart w:id="4" w:name="_Toc183594789"/>
+      <w:bookmarkStart w:name="_Toc183594789" w:id="4"/>
       <w:r>
         <w:t>3</w:t>
       </w:r>
@@ -3212,7 +3222,7 @@
       <w:pPr>
         <w:pStyle w:val="Kop2"/>
       </w:pPr>
-      <w:bookmarkStart w:id="5" w:name="_Toc183594790"/>
+      <w:bookmarkStart w:name="_Toc183594790" w:id="5"/>
       <w:r>
         <w:t>4</w:t>
       </w:r>
@@ -3236,7 +3246,7 @@
       <w:pPr>
         <w:pStyle w:val="Kop2"/>
       </w:pPr>
-      <w:bookmarkStart w:id="6" w:name="_Toc183594791"/>
+      <w:bookmarkStart w:name="_Toc183594791" w:id="6"/>
       <w:r>
         <w:t>5</w:t>
       </w:r>
@@ -3264,7 +3274,7 @@
       <w:pPr>
         <w:pStyle w:val="Kop2"/>
       </w:pPr>
-      <w:bookmarkStart w:id="7" w:name="_Toc183594792"/>
+      <w:bookmarkStart w:name="_Toc183594792" w:id="7"/>
       <w:r>
         <w:t>6</w:t>
       </w:r>
@@ -3303,10 +3313,10 @@
           <w:tcPr>
             <w:tcW w:w="1980" w:type="dxa"/>
             <w:tcBorders>
-              <w:top w:val="single" w:sz="4" w:space="0" w:color="auto"/>
-              <w:left w:val="single" w:sz="4" w:space="0" w:color="auto"/>
-              <w:bottom w:val="single" w:sz="4" w:space="0" w:color="auto"/>
-              <w:right w:val="single" w:sz="4" w:space="0" w:color="auto"/>
+              <w:top w:val="single" w:color="auto" w:sz="4" w:space="0"/>
+              <w:left w:val="single" w:color="auto" w:sz="4" w:space="0"/>
+              <w:bottom w:val="single" w:color="auto" w:sz="4" w:space="0"/>
+              <w:right w:val="single" w:color="auto" w:sz="4" w:space="0"/>
             </w:tcBorders>
             <w:shd w:val="clear" w:color="auto" w:fill="BFBFBF" w:themeFill="background1" w:themeFillShade="BF"/>
             <w:noWrap/>
@@ -3316,7 +3326,7 @@
             <w:pPr>
               <w:spacing w:after="0" w:line="240" w:lineRule="auto"/>
               <w:rPr>
-                <w:rFonts w:ascii="Calibri" w:eastAsia="Times New Roman" w:hAnsi="Calibri" w:cs="Calibri"/>
+                <w:rFonts w:ascii="Calibri" w:hAnsi="Calibri" w:eastAsia="Times New Roman" w:cs="Calibri"/>
                 <w:b/>
                 <w:bCs/>
                 <w:color w:val="000000"/>
@@ -3324,7 +3334,7 @@
             </w:pPr>
             <w:r>
               <w:rPr>
-                <w:rFonts w:ascii="Calibri" w:eastAsia="Times New Roman" w:hAnsi="Calibri" w:cs="Calibri"/>
+                <w:rFonts w:ascii="Calibri" w:hAnsi="Calibri" w:eastAsia="Times New Roman" w:cs="Calibri"/>
                 <w:b/>
                 <w:bCs/>
                 <w:color w:val="000000"/>
@@ -3338,10 +3348,10 @@
             <w:tcW w:w="7045" w:type="dxa"/>
             <w:gridSpan w:val="3"/>
             <w:tcBorders>
-              <w:top w:val="single" w:sz="4" w:space="0" w:color="auto"/>
-              <w:left w:val="single" w:sz="4" w:space="0" w:color="auto"/>
-              <w:bottom w:val="single" w:sz="4" w:space="0" w:color="auto"/>
-              <w:right w:val="single" w:sz="4" w:space="0" w:color="auto"/>
+              <w:top w:val="single" w:color="auto" w:sz="4" w:space="0"/>
+              <w:left w:val="single" w:color="auto" w:sz="4" w:space="0"/>
+              <w:bottom w:val="single" w:color="auto" w:sz="4" w:space="0"/>
+              <w:right w:val="single" w:color="auto" w:sz="4" w:space="0"/>
             </w:tcBorders>
             <w:shd w:val="clear" w:color="auto" w:fill="auto"/>
             <w:vAlign w:val="center"/>
@@ -3350,7 +3360,7 @@
             <w:pPr>
               <w:spacing w:after="0" w:line="240" w:lineRule="auto"/>
               <w:rPr>
-                <w:rFonts w:ascii="Calibri" w:eastAsia="Times New Roman" w:hAnsi="Calibri" w:cs="Calibri"/>
+                <w:rFonts w:ascii="Calibri" w:hAnsi="Calibri" w:eastAsia="Times New Roman" w:cs="Calibri"/>
                 <w:color w:val="000000"/>
               </w:rPr>
             </w:pPr>
@@ -3365,10 +3375,10 @@
           <w:tcPr>
             <w:tcW w:w="1980" w:type="dxa"/>
             <w:tcBorders>
-              <w:top w:val="single" w:sz="4" w:space="0" w:color="auto"/>
-              <w:left w:val="single" w:sz="4" w:space="0" w:color="auto"/>
-              <w:bottom w:val="single" w:sz="4" w:space="0" w:color="auto"/>
-              <w:right w:val="single" w:sz="4" w:space="0" w:color="auto"/>
+              <w:top w:val="single" w:color="auto" w:sz="4" w:space="0"/>
+              <w:left w:val="single" w:color="auto" w:sz="4" w:space="0"/>
+              <w:bottom w:val="single" w:color="auto" w:sz="4" w:space="0"/>
+              <w:right w:val="single" w:color="auto" w:sz="4" w:space="0"/>
             </w:tcBorders>
             <w:shd w:val="clear" w:color="auto" w:fill="BFBFBF" w:themeFill="background1" w:themeFillShade="BF"/>
             <w:noWrap/>
@@ -3379,13 +3389,13 @@
             <w:pPr>
               <w:spacing w:after="0" w:line="240" w:lineRule="auto"/>
               <w:rPr>
-                <w:rFonts w:ascii="Calibri" w:eastAsia="Times New Roman" w:hAnsi="Calibri" w:cs="Calibri"/>
+                <w:rFonts w:ascii="Calibri" w:hAnsi="Calibri" w:eastAsia="Times New Roman" w:cs="Calibri"/>
                 <w:color w:val="000000"/>
               </w:rPr>
             </w:pPr>
             <w:r>
               <w:rPr>
-                <w:rFonts w:ascii="Calibri" w:eastAsia="Times New Roman" w:hAnsi="Calibri" w:cs="Calibri"/>
+                <w:rFonts w:ascii="Calibri" w:hAnsi="Calibri" w:eastAsia="Times New Roman" w:cs="Calibri"/>
                 <w:b/>
                 <w:bCs/>
                 <w:color w:val="000000"/>
@@ -3394,7 +3404,7 @@
             </w:r>
             <w:r>
               <w:rPr>
-                <w:rFonts w:ascii="Calibri" w:eastAsia="Times New Roman" w:hAnsi="Calibri" w:cs="Calibri"/>
+                <w:rFonts w:ascii="Calibri" w:hAnsi="Calibri" w:eastAsia="Times New Roman" w:cs="Calibri"/>
                 <w:b/>
                 <w:bCs/>
                 <w:color w:val="000000"/>
@@ -3403,7 +3413,7 @@
             </w:r>
             <w:r>
               <w:rPr>
-                <w:rFonts w:ascii="Calibri" w:eastAsia="Times New Roman" w:hAnsi="Calibri" w:cs="Calibri"/>
+                <w:rFonts w:ascii="Calibri" w:hAnsi="Calibri" w:eastAsia="Times New Roman" w:cs="Calibri"/>
                 <w:color w:val="000000"/>
               </w:rPr>
               <w:t>:</w:t>
@@ -3415,10 +3425,10 @@
             <w:tcW w:w="7045" w:type="dxa"/>
             <w:gridSpan w:val="3"/>
             <w:tcBorders>
-              <w:top w:val="single" w:sz="4" w:space="0" w:color="auto"/>
-              <w:left w:val="single" w:sz="4" w:space="0" w:color="auto"/>
-              <w:bottom w:val="single" w:sz="4" w:space="0" w:color="auto"/>
-              <w:right w:val="single" w:sz="4" w:space="0" w:color="auto"/>
+              <w:top w:val="single" w:color="auto" w:sz="4" w:space="0"/>
+              <w:left w:val="single" w:color="auto" w:sz="4" w:space="0"/>
+              <w:bottom w:val="single" w:color="auto" w:sz="4" w:space="0"/>
+              <w:right w:val="single" w:color="auto" w:sz="4" w:space="0"/>
             </w:tcBorders>
             <w:shd w:val="clear" w:color="auto" w:fill="auto"/>
             <w:vAlign w:val="center"/>
@@ -3427,13 +3437,13 @@
             <w:pPr>
               <w:spacing w:after="0" w:line="240" w:lineRule="auto"/>
               <w:rPr>
-                <w:rFonts w:ascii="Calibri" w:eastAsia="Times New Roman" w:hAnsi="Calibri" w:cs="Calibri"/>
+                <w:rFonts w:ascii="Calibri" w:hAnsi="Calibri" w:eastAsia="Times New Roman" w:cs="Calibri"/>
                 <w:color w:val="000000"/>
               </w:rPr>
             </w:pPr>
             <w:r>
               <w:rPr>
-                <w:rFonts w:ascii="Calibri" w:eastAsia="Times New Roman" w:hAnsi="Calibri" w:cs="Calibri"/>
+                <w:rFonts w:ascii="Calibri" w:hAnsi="Calibri" w:eastAsia="Times New Roman" w:cs="Calibri"/>
                 <w:color w:val="000000"/>
               </w:rPr>
               <w:t>…</w:t>
@@ -3450,10 +3460,10 @@
             <w:tcW w:w="9025" w:type="dxa"/>
             <w:gridSpan w:val="4"/>
             <w:tcBorders>
-              <w:top w:val="single" w:sz="4" w:space="0" w:color="auto"/>
-              <w:left w:val="single" w:sz="4" w:space="0" w:color="auto"/>
-              <w:bottom w:val="single" w:sz="4" w:space="0" w:color="auto"/>
-              <w:right w:val="single" w:sz="4" w:space="0" w:color="auto"/>
+              <w:top w:val="single" w:color="auto" w:sz="4" w:space="0"/>
+              <w:left w:val="single" w:color="auto" w:sz="4" w:space="0"/>
+              <w:bottom w:val="single" w:color="auto" w:sz="4" w:space="0"/>
+              <w:right w:val="single" w:color="auto" w:sz="4" w:space="0"/>
             </w:tcBorders>
             <w:shd w:val="clear" w:color="auto" w:fill="BFBFBF" w:themeFill="background1" w:themeFillShade="BF"/>
             <w:noWrap/>
@@ -3464,13 +3474,13 @@
             <w:pPr>
               <w:spacing w:after="0" w:line="240" w:lineRule="auto"/>
               <w:rPr>
-                <w:rFonts w:ascii="Calibri" w:eastAsia="Times New Roman" w:hAnsi="Calibri" w:cs="Calibri"/>
+                <w:rFonts w:ascii="Calibri" w:hAnsi="Calibri" w:eastAsia="Times New Roman" w:cs="Calibri"/>
                 <w:color w:val="000000"/>
               </w:rPr>
             </w:pPr>
             <w:r>
               <w:rPr>
-                <w:rFonts w:ascii="Calibri" w:eastAsia="Times New Roman" w:hAnsi="Calibri" w:cs="Calibri"/>
+                <w:rFonts w:ascii="Calibri" w:hAnsi="Calibri" w:eastAsia="Times New Roman" w:cs="Calibri"/>
                 <w:b/>
                 <w:bCs/>
                 <w:color w:val="000000"/>
@@ -3479,7 +3489,7 @@
             </w:r>
             <w:r>
               <w:rPr>
-                <w:rFonts w:ascii="Calibri" w:eastAsia="Times New Roman" w:hAnsi="Calibri" w:cs="Calibri"/>
+                <w:rFonts w:ascii="Calibri" w:hAnsi="Calibri" w:eastAsia="Times New Roman" w:cs="Calibri"/>
                 <w:color w:val="000000"/>
               </w:rPr>
               <w:t>:</w:t>
@@ -3496,10 +3506,10 @@
             <w:tcW w:w="9025" w:type="dxa"/>
             <w:gridSpan w:val="4"/>
             <w:tcBorders>
-              <w:top w:val="single" w:sz="4" w:space="0" w:color="auto"/>
-              <w:left w:val="single" w:sz="4" w:space="0" w:color="auto"/>
-              <w:bottom w:val="single" w:sz="4" w:space="0" w:color="auto"/>
-              <w:right w:val="single" w:sz="4" w:space="0" w:color="auto"/>
+              <w:top w:val="single" w:color="auto" w:sz="4" w:space="0"/>
+              <w:left w:val="single" w:color="auto" w:sz="4" w:space="0"/>
+              <w:bottom w:val="single" w:color="auto" w:sz="4" w:space="0"/>
+              <w:right w:val="single" w:color="auto" w:sz="4" w:space="0"/>
             </w:tcBorders>
             <w:shd w:val="clear" w:color="auto" w:fill="auto"/>
             <w:noWrap/>
@@ -3510,13 +3520,13 @@
             <w:pPr>
               <w:spacing w:after="0" w:line="240" w:lineRule="auto"/>
               <w:rPr>
-                <w:rFonts w:ascii="Calibri" w:eastAsia="Times New Roman" w:hAnsi="Calibri" w:cs="Calibri"/>
+                <w:rFonts w:ascii="Calibri" w:hAnsi="Calibri" w:eastAsia="Times New Roman" w:cs="Calibri"/>
                 <w:color w:val="000000"/>
               </w:rPr>
             </w:pPr>
             <w:r>
               <w:rPr>
-                <w:rFonts w:ascii="Calibri" w:eastAsia="Times New Roman" w:hAnsi="Calibri" w:cs="Calibri"/>
+                <w:rFonts w:ascii="Calibri" w:hAnsi="Calibri" w:eastAsia="Times New Roman" w:cs="Calibri"/>
                 <w:color w:val="000000"/>
               </w:rPr>
               <w:t>Als … wil ik … zodat …</w:t>
@@ -3532,10 +3542,10 @@
           <w:tcPr>
             <w:tcW w:w="1980" w:type="dxa"/>
             <w:tcBorders>
-              <w:top w:val="single" w:sz="4" w:space="0" w:color="auto"/>
-              <w:left w:val="single" w:sz="4" w:space="0" w:color="auto"/>
-              <w:bottom w:val="single" w:sz="4" w:space="0" w:color="auto"/>
-              <w:right w:val="single" w:sz="4" w:space="0" w:color="auto"/>
+              <w:top w:val="single" w:color="auto" w:sz="4" w:space="0"/>
+              <w:left w:val="single" w:color="auto" w:sz="4" w:space="0"/>
+              <w:bottom w:val="single" w:color="auto" w:sz="4" w:space="0"/>
+              <w:right w:val="single" w:color="auto" w:sz="4" w:space="0"/>
             </w:tcBorders>
             <w:shd w:val="clear" w:color="auto" w:fill="BFBFBF" w:themeFill="background1" w:themeFillShade="BF"/>
             <w:noWrap/>
@@ -3546,7 +3556,7 @@
             <w:pPr>
               <w:spacing w:after="0" w:line="240" w:lineRule="auto"/>
               <w:rPr>
-                <w:rFonts w:ascii="Calibri" w:eastAsia="Times New Roman" w:hAnsi="Calibri" w:cs="Calibri"/>
+                <w:rFonts w:ascii="Calibri" w:hAnsi="Calibri" w:eastAsia="Times New Roman" w:cs="Calibri"/>
                 <w:b/>
                 <w:bCs/>
                 <w:color w:val="000000"/>
@@ -3554,7 +3564,7 @@
             </w:pPr>
             <w:r>
               <w:rPr>
-                <w:rFonts w:ascii="Calibri" w:eastAsia="Times New Roman" w:hAnsi="Calibri" w:cs="Calibri"/>
+                <w:rFonts w:ascii="Calibri" w:hAnsi="Calibri" w:eastAsia="Times New Roman" w:cs="Calibri"/>
                 <w:b/>
                 <w:bCs/>
                 <w:color w:val="000000"/>
@@ -3569,8 +3579,8 @@
             <w:tcBorders>
               <w:top w:val="nil"/>
               <w:left w:val="nil"/>
-              <w:bottom w:val="single" w:sz="4" w:space="0" w:color="auto"/>
-              <w:right w:val="single" w:sz="4" w:space="0" w:color="auto"/>
+              <w:bottom w:val="single" w:color="auto" w:sz="4" w:space="0"/>
+              <w:right w:val="single" w:color="auto" w:sz="4" w:space="0"/>
             </w:tcBorders>
             <w:shd w:val="clear" w:color="auto" w:fill="auto"/>
             <w:noWrap/>
@@ -3581,13 +3591,13 @@
             <w:pPr>
               <w:spacing w:after="0" w:line="240" w:lineRule="auto"/>
               <w:rPr>
-                <w:rFonts w:ascii="Calibri" w:eastAsia="Times New Roman" w:hAnsi="Calibri" w:cs="Calibri"/>
+                <w:rFonts w:ascii="Calibri" w:hAnsi="Calibri" w:eastAsia="Times New Roman" w:cs="Calibri"/>
                 <w:color w:val="000000"/>
               </w:rPr>
             </w:pPr>
             <w:r>
               <w:rPr>
-                <w:rFonts w:ascii="Calibri" w:eastAsia="Times New Roman" w:hAnsi="Calibri" w:cs="Calibri"/>
+                <w:rFonts w:ascii="Calibri" w:hAnsi="Calibri" w:eastAsia="Times New Roman" w:cs="Calibri"/>
                 <w:color w:val="000000"/>
               </w:rPr>
               <w:t>1-5</w:t>
@@ -3600,8 +3610,8 @@
             <w:tcBorders>
               <w:top w:val="nil"/>
               <w:left w:val="nil"/>
-              <w:bottom w:val="single" w:sz="4" w:space="0" w:color="auto"/>
-              <w:right w:val="single" w:sz="4" w:space="0" w:color="auto"/>
+              <w:bottom w:val="single" w:color="auto" w:sz="4" w:space="0"/>
+              <w:right w:val="single" w:color="auto" w:sz="4" w:space="0"/>
             </w:tcBorders>
             <w:shd w:val="clear" w:color="auto" w:fill="BFBFBF" w:themeFill="background1" w:themeFillShade="BF"/>
             <w:noWrap/>
@@ -3612,7 +3622,7 @@
             <w:pPr>
               <w:spacing w:after="0" w:line="240" w:lineRule="auto"/>
               <w:rPr>
-                <w:rFonts w:ascii="Calibri" w:eastAsia="Times New Roman" w:hAnsi="Calibri" w:cs="Calibri"/>
+                <w:rFonts w:ascii="Calibri" w:hAnsi="Calibri" w:eastAsia="Times New Roman" w:cs="Calibri"/>
                 <w:b/>
                 <w:bCs/>
                 <w:color w:val="000000"/>
@@ -3620,7 +3630,7 @@
             </w:pPr>
             <w:r>
               <w:rPr>
-                <w:rFonts w:ascii="Calibri" w:eastAsia="Times New Roman" w:hAnsi="Calibri" w:cs="Calibri"/>
+                <w:rFonts w:ascii="Calibri" w:hAnsi="Calibri" w:eastAsia="Times New Roman" w:cs="Calibri"/>
                 <w:b/>
                 <w:bCs/>
                 <w:color w:val="000000"/>
@@ -3635,8 +3645,8 @@
             <w:tcBorders>
               <w:top w:val="nil"/>
               <w:left w:val="nil"/>
-              <w:bottom w:val="single" w:sz="4" w:space="0" w:color="auto"/>
-              <w:right w:val="single" w:sz="4" w:space="0" w:color="auto"/>
+              <w:bottom w:val="single" w:color="auto" w:sz="4" w:space="0"/>
+              <w:right w:val="single" w:color="auto" w:sz="4" w:space="0"/>
             </w:tcBorders>
             <w:shd w:val="clear" w:color="auto" w:fill="auto"/>
             <w:noWrap/>
@@ -3647,13 +3657,13 @@
             <w:pPr>
               <w:spacing w:after="0" w:line="240" w:lineRule="auto"/>
               <w:rPr>
-                <w:rFonts w:ascii="Calibri" w:eastAsia="Times New Roman" w:hAnsi="Calibri" w:cs="Calibri"/>
+                <w:rFonts w:ascii="Calibri" w:hAnsi="Calibri" w:eastAsia="Times New Roman" w:cs="Calibri"/>
                 <w:color w:val="000000"/>
               </w:rPr>
             </w:pPr>
             <w:r>
               <w:rPr>
-                <w:rFonts w:ascii="Calibri" w:eastAsia="Times New Roman" w:hAnsi="Calibri" w:cs="Calibri"/>
+                <w:rFonts w:ascii="Calibri" w:hAnsi="Calibri" w:eastAsia="Times New Roman" w:cs="Calibri"/>
                 <w:color w:val="000000"/>
               </w:rPr>
               <w:t>0,0.5,1,2,3,5,8,13,20</w:t>
@@ -3670,10 +3680,10 @@
             <w:tcW w:w="9025" w:type="dxa"/>
             <w:gridSpan w:val="4"/>
             <w:tcBorders>
-              <w:top w:val="single" w:sz="4" w:space="0" w:color="auto"/>
-              <w:left w:val="single" w:sz="4" w:space="0" w:color="auto"/>
-              <w:bottom w:val="single" w:sz="4" w:space="0" w:color="auto"/>
-              <w:right w:val="single" w:sz="4" w:space="0" w:color="auto"/>
+              <w:top w:val="single" w:color="auto" w:sz="4" w:space="0"/>
+              <w:left w:val="single" w:color="auto" w:sz="4" w:space="0"/>
+              <w:bottom w:val="single" w:color="auto" w:sz="4" w:space="0"/>
+              <w:right w:val="single" w:color="auto" w:sz="4" w:space="0"/>
             </w:tcBorders>
             <w:shd w:val="clear" w:color="auto" w:fill="BFBFBF" w:themeFill="background1" w:themeFillShade="BF"/>
             <w:noWrap/>
@@ -3684,13 +3694,13 @@
             <w:pPr>
               <w:spacing w:after="0" w:line="240" w:lineRule="auto"/>
               <w:rPr>
-                <w:rFonts w:ascii="Calibri" w:eastAsia="Times New Roman" w:hAnsi="Calibri" w:cs="Calibri"/>
+                <w:rFonts w:ascii="Calibri" w:hAnsi="Calibri" w:eastAsia="Times New Roman" w:cs="Calibri"/>
                 <w:color w:val="000000"/>
               </w:rPr>
             </w:pPr>
             <w:r>
               <w:rPr>
-                <w:rFonts w:ascii="Calibri" w:eastAsia="Times New Roman" w:hAnsi="Calibri" w:cs="Calibri"/>
+                <w:rFonts w:ascii="Calibri" w:hAnsi="Calibri" w:eastAsia="Times New Roman" w:cs="Calibri"/>
                 <w:b/>
                 <w:bCs/>
                 <w:color w:val="000000"/>
@@ -3699,7 +3709,7 @@
             </w:r>
             <w:r>
               <w:rPr>
-                <w:rFonts w:ascii="Calibri" w:eastAsia="Times New Roman" w:hAnsi="Calibri" w:cs="Calibri"/>
+                <w:rFonts w:ascii="Calibri" w:hAnsi="Calibri" w:eastAsia="Times New Roman" w:cs="Calibri"/>
                 <w:color w:val="000000"/>
               </w:rPr>
               <w:t>:</w:t>
@@ -3716,10 +3726,10 @@
             <w:tcW w:w="9025" w:type="dxa"/>
             <w:gridSpan w:val="4"/>
             <w:tcBorders>
-              <w:top w:val="single" w:sz="4" w:space="0" w:color="auto"/>
-              <w:left w:val="single" w:sz="4" w:space="0" w:color="auto"/>
-              <w:bottom w:val="single" w:sz="4" w:space="0" w:color="auto"/>
-              <w:right w:val="single" w:sz="4" w:space="0" w:color="auto"/>
+              <w:top w:val="single" w:color="auto" w:sz="4" w:space="0"/>
+              <w:left w:val="single" w:color="auto" w:sz="4" w:space="0"/>
+              <w:bottom w:val="single" w:color="auto" w:sz="4" w:space="0"/>
+              <w:right w:val="single" w:color="auto" w:sz="4" w:space="0"/>
             </w:tcBorders>
             <w:shd w:val="clear" w:color="auto" w:fill="auto"/>
             <w:noWrap/>
@@ -3735,13 +3745,13 @@
               </w:numPr>
               <w:spacing w:before="240" w:line="240" w:lineRule="auto"/>
               <w:rPr>
-                <w:rFonts w:ascii="Calibri" w:eastAsia="Times New Roman" w:hAnsi="Calibri" w:cs="Calibri"/>
+                <w:rFonts w:ascii="Calibri" w:hAnsi="Calibri" w:eastAsia="Times New Roman" w:cs="Calibri"/>
                 <w:color w:val="000000"/>
               </w:rPr>
             </w:pPr>
             <w:r>
               <w:rPr>
-                <w:rFonts w:ascii="Calibri" w:eastAsia="Times New Roman" w:hAnsi="Calibri" w:cs="Calibri"/>
+                <w:rFonts w:ascii="Calibri" w:hAnsi="Calibri" w:eastAsia="Times New Roman" w:cs="Calibri"/>
                 <w:color w:val="000000"/>
               </w:rPr>
               <w:t>Criteria 1…</w:t>
@@ -3756,13 +3766,13 @@
               </w:numPr>
               <w:spacing w:before="240" w:line="240" w:lineRule="auto"/>
               <w:rPr>
-                <w:rFonts w:ascii="Calibri" w:eastAsia="Times New Roman" w:hAnsi="Calibri" w:cs="Calibri"/>
+                <w:rFonts w:ascii="Calibri" w:hAnsi="Calibri" w:eastAsia="Times New Roman" w:cs="Calibri"/>
                 <w:color w:val="000000"/>
               </w:rPr>
             </w:pPr>
             <w:r>
               <w:rPr>
-                <w:rFonts w:ascii="Calibri" w:eastAsia="Times New Roman" w:hAnsi="Calibri" w:cs="Calibri"/>
+                <w:rFonts w:ascii="Calibri" w:hAnsi="Calibri" w:eastAsia="Times New Roman" w:cs="Calibri"/>
                 <w:color w:val="000000"/>
               </w:rPr>
               <w:t>Criteria 2…</w:t>
@@ -3777,13 +3787,13 @@
               </w:numPr>
               <w:spacing w:before="240" w:line="240" w:lineRule="auto"/>
               <w:rPr>
-                <w:rFonts w:ascii="Calibri" w:eastAsia="Times New Roman" w:hAnsi="Calibri" w:cs="Calibri"/>
+                <w:rFonts w:ascii="Calibri" w:hAnsi="Calibri" w:eastAsia="Times New Roman" w:cs="Calibri"/>
                 <w:color w:val="000000"/>
               </w:rPr>
             </w:pPr>
             <w:r>
               <w:rPr>
-                <w:rFonts w:ascii="Calibri" w:eastAsia="Times New Roman" w:hAnsi="Calibri" w:cs="Calibri"/>
+                <w:rFonts w:ascii="Calibri" w:hAnsi="Calibri" w:eastAsia="Times New Roman" w:cs="Calibri"/>
                 <w:color w:val="000000"/>
               </w:rPr>
               <w:t>Criteria 3…</w:t>
@@ -3798,13 +3808,13 @@
               </w:numPr>
               <w:spacing w:before="240" w:line="240" w:lineRule="auto"/>
               <w:rPr>
-                <w:rFonts w:ascii="Calibri" w:eastAsia="Times New Roman" w:hAnsi="Calibri" w:cs="Calibri"/>
+                <w:rFonts w:ascii="Calibri" w:hAnsi="Calibri" w:eastAsia="Times New Roman" w:cs="Calibri"/>
                 <w:color w:val="000000"/>
               </w:rPr>
             </w:pPr>
             <w:r>
               <w:rPr>
-                <w:rFonts w:ascii="Calibri" w:eastAsia="Times New Roman" w:hAnsi="Calibri" w:cs="Calibri"/>
+                <w:rFonts w:ascii="Calibri" w:hAnsi="Calibri" w:eastAsia="Times New Roman" w:cs="Calibri"/>
                 <w:color w:val="000000"/>
               </w:rPr>
               <w:t>Etc.</w:t>
@@ -3833,10 +3843,10 @@
           <w:tcPr>
             <w:tcW w:w="1980" w:type="dxa"/>
             <w:tcBorders>
-              <w:top w:val="single" w:sz="4" w:space="0" w:color="auto"/>
-              <w:left w:val="single" w:sz="4" w:space="0" w:color="auto"/>
-              <w:bottom w:val="single" w:sz="4" w:space="0" w:color="auto"/>
-              <w:right w:val="single" w:sz="4" w:space="0" w:color="auto"/>
+              <w:top w:val="single" w:color="auto" w:sz="4" w:space="0"/>
+              <w:left w:val="single" w:color="auto" w:sz="4" w:space="0"/>
+              <w:bottom w:val="single" w:color="auto" w:sz="4" w:space="0"/>
+              <w:right w:val="single" w:color="auto" w:sz="4" w:space="0"/>
             </w:tcBorders>
             <w:shd w:val="clear" w:color="auto" w:fill="BFBFBF" w:themeFill="background1" w:themeFillShade="BF"/>
             <w:noWrap/>
@@ -3846,7 +3856,7 @@
             <w:pPr>
               <w:spacing w:after="0" w:line="240" w:lineRule="auto"/>
               <w:rPr>
-                <w:rFonts w:ascii="Calibri" w:eastAsia="Times New Roman" w:hAnsi="Calibri" w:cs="Calibri"/>
+                <w:rFonts w:ascii="Calibri" w:hAnsi="Calibri" w:eastAsia="Times New Roman" w:cs="Calibri"/>
                 <w:b/>
                 <w:bCs/>
                 <w:color w:val="000000"/>
@@ -3854,7 +3864,7 @@
             </w:pPr>
             <w:r>
               <w:rPr>
-                <w:rFonts w:ascii="Calibri" w:eastAsia="Times New Roman" w:hAnsi="Calibri" w:cs="Calibri"/>
+                <w:rFonts w:ascii="Calibri" w:hAnsi="Calibri" w:eastAsia="Times New Roman" w:cs="Calibri"/>
                 <w:b/>
                 <w:bCs/>
                 <w:color w:val="000000"/>
@@ -3869,10 +3879,10 @@
             <w:tcW w:w="7045" w:type="dxa"/>
             <w:gridSpan w:val="3"/>
             <w:tcBorders>
-              <w:top w:val="single" w:sz="4" w:space="0" w:color="auto"/>
-              <w:left w:val="single" w:sz="4" w:space="0" w:color="auto"/>
-              <w:bottom w:val="single" w:sz="4" w:space="0" w:color="auto"/>
-              <w:right w:val="single" w:sz="4" w:space="0" w:color="auto"/>
+              <w:top w:val="single" w:color="auto" w:sz="4" w:space="0"/>
+              <w:left w:val="single" w:color="auto" w:sz="4" w:space="0"/>
+              <w:bottom w:val="single" w:color="auto" w:sz="4" w:space="0"/>
+              <w:right w:val="single" w:color="auto" w:sz="4" w:space="0"/>
             </w:tcBorders>
             <w:shd w:val="clear" w:color="auto" w:fill="auto"/>
             <w:vAlign w:val="center"/>
@@ -3881,7 +3891,7 @@
             <w:pPr>
               <w:spacing w:after="0" w:line="240" w:lineRule="auto"/>
               <w:rPr>
-                <w:rFonts w:ascii="Calibri" w:eastAsia="Times New Roman" w:hAnsi="Calibri" w:cs="Calibri"/>
+                <w:rFonts w:ascii="Calibri" w:hAnsi="Calibri" w:eastAsia="Times New Roman" w:cs="Calibri"/>
                 <w:color w:val="000000"/>
               </w:rPr>
             </w:pPr>
@@ -3896,10 +3906,10 @@
           <w:tcPr>
             <w:tcW w:w="1980" w:type="dxa"/>
             <w:tcBorders>
-              <w:top w:val="single" w:sz="4" w:space="0" w:color="auto"/>
-              <w:left w:val="single" w:sz="4" w:space="0" w:color="auto"/>
-              <w:bottom w:val="single" w:sz="4" w:space="0" w:color="auto"/>
-              <w:right w:val="single" w:sz="4" w:space="0" w:color="auto"/>
+              <w:top w:val="single" w:color="auto" w:sz="4" w:space="0"/>
+              <w:left w:val="single" w:color="auto" w:sz="4" w:space="0"/>
+              <w:bottom w:val="single" w:color="auto" w:sz="4" w:space="0"/>
+              <w:right w:val="single" w:color="auto" w:sz="4" w:space="0"/>
             </w:tcBorders>
             <w:shd w:val="clear" w:color="auto" w:fill="BFBFBF" w:themeFill="background1" w:themeFillShade="BF"/>
             <w:noWrap/>
@@ -3910,13 +3920,13 @@
             <w:pPr>
               <w:spacing w:after="0" w:line="240" w:lineRule="auto"/>
               <w:rPr>
-                <w:rFonts w:ascii="Calibri" w:eastAsia="Times New Roman" w:hAnsi="Calibri" w:cs="Calibri"/>
+                <w:rFonts w:ascii="Calibri" w:hAnsi="Calibri" w:eastAsia="Times New Roman" w:cs="Calibri"/>
                 <w:color w:val="000000"/>
               </w:rPr>
             </w:pPr>
             <w:r>
               <w:rPr>
-                <w:rFonts w:ascii="Calibri" w:eastAsia="Times New Roman" w:hAnsi="Calibri" w:cs="Calibri"/>
+                <w:rFonts w:ascii="Calibri" w:hAnsi="Calibri" w:eastAsia="Times New Roman" w:cs="Calibri"/>
                 <w:b/>
                 <w:bCs/>
                 <w:color w:val="000000"/>
@@ -3925,7 +3935,7 @@
             </w:r>
             <w:r>
               <w:rPr>
-                <w:rFonts w:ascii="Calibri" w:eastAsia="Times New Roman" w:hAnsi="Calibri" w:cs="Calibri"/>
+                <w:rFonts w:ascii="Calibri" w:hAnsi="Calibri" w:eastAsia="Times New Roman" w:cs="Calibri"/>
                 <w:b/>
                 <w:bCs/>
                 <w:color w:val="000000"/>
@@ -3934,7 +3944,7 @@
             </w:r>
             <w:r>
               <w:rPr>
-                <w:rFonts w:ascii="Calibri" w:eastAsia="Times New Roman" w:hAnsi="Calibri" w:cs="Calibri"/>
+                <w:rFonts w:ascii="Calibri" w:hAnsi="Calibri" w:eastAsia="Times New Roman" w:cs="Calibri"/>
                 <w:color w:val="000000"/>
               </w:rPr>
               <w:t>:</w:t>
@@ -3946,10 +3956,10 @@
             <w:tcW w:w="7045" w:type="dxa"/>
             <w:gridSpan w:val="3"/>
             <w:tcBorders>
-              <w:top w:val="single" w:sz="4" w:space="0" w:color="auto"/>
-              <w:left w:val="single" w:sz="4" w:space="0" w:color="auto"/>
-              <w:bottom w:val="single" w:sz="4" w:space="0" w:color="auto"/>
-              <w:right w:val="single" w:sz="4" w:space="0" w:color="auto"/>
+              <w:top w:val="single" w:color="auto" w:sz="4" w:space="0"/>
+              <w:left w:val="single" w:color="auto" w:sz="4" w:space="0"/>
+              <w:bottom w:val="single" w:color="auto" w:sz="4" w:space="0"/>
+              <w:right w:val="single" w:color="auto" w:sz="4" w:space="0"/>
             </w:tcBorders>
             <w:shd w:val="clear" w:color="auto" w:fill="auto"/>
             <w:vAlign w:val="center"/>
@@ -3958,13 +3968,13 @@
             <w:pPr>
               <w:spacing w:after="0" w:line="240" w:lineRule="auto"/>
               <w:rPr>
-                <w:rFonts w:ascii="Calibri" w:eastAsia="Times New Roman" w:hAnsi="Calibri" w:cs="Calibri"/>
+                <w:rFonts w:ascii="Calibri" w:hAnsi="Calibri" w:eastAsia="Times New Roman" w:cs="Calibri"/>
                 <w:color w:val="000000"/>
               </w:rPr>
             </w:pPr>
             <w:r>
               <w:rPr>
-                <w:rFonts w:ascii="Calibri" w:eastAsia="Times New Roman" w:hAnsi="Calibri" w:cs="Calibri"/>
+                <w:rFonts w:ascii="Calibri" w:hAnsi="Calibri" w:eastAsia="Times New Roman" w:cs="Calibri"/>
                 <w:color w:val="000000"/>
               </w:rPr>
               <w:t>…</w:t>
@@ -3981,10 +3991,10 @@
             <w:tcW w:w="9025" w:type="dxa"/>
             <w:gridSpan w:val="4"/>
             <w:tcBorders>
-              <w:top w:val="single" w:sz="4" w:space="0" w:color="auto"/>
-              <w:left w:val="single" w:sz="4" w:space="0" w:color="auto"/>
-              <w:bottom w:val="single" w:sz="4" w:space="0" w:color="auto"/>
-              <w:right w:val="single" w:sz="4" w:space="0" w:color="auto"/>
+              <w:top w:val="single" w:color="auto" w:sz="4" w:space="0"/>
+              <w:left w:val="single" w:color="auto" w:sz="4" w:space="0"/>
+              <w:bottom w:val="single" w:color="auto" w:sz="4" w:space="0"/>
+              <w:right w:val="single" w:color="auto" w:sz="4" w:space="0"/>
             </w:tcBorders>
             <w:shd w:val="clear" w:color="auto" w:fill="BFBFBF" w:themeFill="background1" w:themeFillShade="BF"/>
             <w:noWrap/>
@@ -3995,13 +4005,13 @@
             <w:pPr>
               <w:spacing w:after="0" w:line="240" w:lineRule="auto"/>
               <w:rPr>
-                <w:rFonts w:ascii="Calibri" w:eastAsia="Times New Roman" w:hAnsi="Calibri" w:cs="Calibri"/>
+                <w:rFonts w:ascii="Calibri" w:hAnsi="Calibri" w:eastAsia="Times New Roman" w:cs="Calibri"/>
                 <w:color w:val="000000"/>
               </w:rPr>
             </w:pPr>
             <w:r>
               <w:rPr>
-                <w:rFonts w:ascii="Calibri" w:eastAsia="Times New Roman" w:hAnsi="Calibri" w:cs="Calibri"/>
+                <w:rFonts w:ascii="Calibri" w:hAnsi="Calibri" w:eastAsia="Times New Roman" w:cs="Calibri"/>
                 <w:b/>
                 <w:bCs/>
                 <w:color w:val="000000"/>
@@ -4010,7 +4020,7 @@
             </w:r>
             <w:r>
               <w:rPr>
-                <w:rFonts w:ascii="Calibri" w:eastAsia="Times New Roman" w:hAnsi="Calibri" w:cs="Calibri"/>
+                <w:rFonts w:ascii="Calibri" w:hAnsi="Calibri" w:eastAsia="Times New Roman" w:cs="Calibri"/>
                 <w:color w:val="000000"/>
               </w:rPr>
               <w:t>:</w:t>
@@ -4027,10 +4037,10 @@
             <w:tcW w:w="9025" w:type="dxa"/>
             <w:gridSpan w:val="4"/>
             <w:tcBorders>
-              <w:top w:val="single" w:sz="4" w:space="0" w:color="auto"/>
-              <w:left w:val="single" w:sz="4" w:space="0" w:color="auto"/>
-              <w:bottom w:val="single" w:sz="4" w:space="0" w:color="auto"/>
-              <w:right w:val="single" w:sz="4" w:space="0" w:color="auto"/>
+              <w:top w:val="single" w:color="auto" w:sz="4" w:space="0"/>
+              <w:left w:val="single" w:color="auto" w:sz="4" w:space="0"/>
+              <w:bottom w:val="single" w:color="auto" w:sz="4" w:space="0"/>
+              <w:right w:val="single" w:color="auto" w:sz="4" w:space="0"/>
             </w:tcBorders>
             <w:shd w:val="clear" w:color="auto" w:fill="auto"/>
             <w:noWrap/>
@@ -4041,13 +4051,13 @@
             <w:pPr>
               <w:spacing w:after="0" w:line="240" w:lineRule="auto"/>
               <w:rPr>
-                <w:rFonts w:ascii="Calibri" w:eastAsia="Times New Roman" w:hAnsi="Calibri" w:cs="Calibri"/>
+                <w:rFonts w:ascii="Calibri" w:hAnsi="Calibri" w:eastAsia="Times New Roman" w:cs="Calibri"/>
                 <w:color w:val="000000"/>
               </w:rPr>
             </w:pPr>
             <w:r>
               <w:rPr>
-                <w:rFonts w:ascii="Calibri" w:eastAsia="Times New Roman" w:hAnsi="Calibri" w:cs="Calibri"/>
+                <w:rFonts w:ascii="Calibri" w:hAnsi="Calibri" w:eastAsia="Times New Roman" w:cs="Calibri"/>
                 <w:color w:val="000000"/>
               </w:rPr>
               <w:t>Als … wil ik … zodat …</w:t>
@@ -4063,10 +4073,10 @@
           <w:tcPr>
             <w:tcW w:w="1980" w:type="dxa"/>
             <w:tcBorders>
-              <w:top w:val="single" w:sz="4" w:space="0" w:color="auto"/>
-              <w:left w:val="single" w:sz="4" w:space="0" w:color="auto"/>
-              <w:bottom w:val="single" w:sz="4" w:space="0" w:color="auto"/>
-              <w:right w:val="single" w:sz="4" w:space="0" w:color="auto"/>
+              <w:top w:val="single" w:color="auto" w:sz="4" w:space="0"/>
+              <w:left w:val="single" w:color="auto" w:sz="4" w:space="0"/>
+              <w:bottom w:val="single" w:color="auto" w:sz="4" w:space="0"/>
+              <w:right w:val="single" w:color="auto" w:sz="4" w:space="0"/>
             </w:tcBorders>
             <w:shd w:val="clear" w:color="auto" w:fill="BFBFBF" w:themeFill="background1" w:themeFillShade="BF"/>
             <w:noWrap/>
@@ -4077,7 +4087,7 @@
             <w:pPr>
               <w:spacing w:after="0" w:line="240" w:lineRule="auto"/>
               <w:rPr>
-                <w:rFonts w:ascii="Calibri" w:eastAsia="Times New Roman" w:hAnsi="Calibri" w:cs="Calibri"/>
+                <w:rFonts w:ascii="Calibri" w:hAnsi="Calibri" w:eastAsia="Times New Roman" w:cs="Calibri"/>
                 <w:b/>
                 <w:bCs/>
                 <w:color w:val="000000"/>
@@ -4085,7 +4095,7 @@
             </w:pPr>
             <w:r>
               <w:rPr>
-                <w:rFonts w:ascii="Calibri" w:eastAsia="Times New Roman" w:hAnsi="Calibri" w:cs="Calibri"/>
+                <w:rFonts w:ascii="Calibri" w:hAnsi="Calibri" w:eastAsia="Times New Roman" w:cs="Calibri"/>
                 <w:b/>
                 <w:bCs/>
                 <w:color w:val="000000"/>
@@ -4100,8 +4110,8 @@
             <w:tcBorders>
               <w:top w:val="nil"/>
               <w:left w:val="nil"/>
-              <w:bottom w:val="single" w:sz="4" w:space="0" w:color="auto"/>
-              <w:right w:val="single" w:sz="4" w:space="0" w:color="auto"/>
+              <w:bottom w:val="single" w:color="auto" w:sz="4" w:space="0"/>
+              <w:right w:val="single" w:color="auto" w:sz="4" w:space="0"/>
             </w:tcBorders>
             <w:shd w:val="clear" w:color="auto" w:fill="auto"/>
             <w:noWrap/>
@@ -4112,13 +4122,13 @@
             <w:pPr>
               <w:spacing w:after="0" w:line="240" w:lineRule="auto"/>
               <w:rPr>
-                <w:rFonts w:ascii="Calibri" w:eastAsia="Times New Roman" w:hAnsi="Calibri" w:cs="Calibri"/>
+                <w:rFonts w:ascii="Calibri" w:hAnsi="Calibri" w:eastAsia="Times New Roman" w:cs="Calibri"/>
                 <w:color w:val="000000"/>
               </w:rPr>
             </w:pPr>
             <w:r>
               <w:rPr>
-                <w:rFonts w:ascii="Calibri" w:eastAsia="Times New Roman" w:hAnsi="Calibri" w:cs="Calibri"/>
+                <w:rFonts w:ascii="Calibri" w:hAnsi="Calibri" w:eastAsia="Times New Roman" w:cs="Calibri"/>
                 <w:color w:val="000000"/>
               </w:rPr>
               <w:t>1-5</w:t>
@@ -4131,8 +4141,8 @@
             <w:tcBorders>
               <w:top w:val="nil"/>
               <w:left w:val="nil"/>
-              <w:bottom w:val="single" w:sz="4" w:space="0" w:color="auto"/>
-              <w:right w:val="single" w:sz="4" w:space="0" w:color="auto"/>
+              <w:bottom w:val="single" w:color="auto" w:sz="4" w:space="0"/>
+              <w:right w:val="single" w:color="auto" w:sz="4" w:space="0"/>
             </w:tcBorders>
             <w:shd w:val="clear" w:color="auto" w:fill="BFBFBF" w:themeFill="background1" w:themeFillShade="BF"/>
             <w:noWrap/>
@@ -4143,7 +4153,7 @@
             <w:pPr>
               <w:spacing w:after="0" w:line="240" w:lineRule="auto"/>
               <w:rPr>
-                <w:rFonts w:ascii="Calibri" w:eastAsia="Times New Roman" w:hAnsi="Calibri" w:cs="Calibri"/>
+                <w:rFonts w:ascii="Calibri" w:hAnsi="Calibri" w:eastAsia="Times New Roman" w:cs="Calibri"/>
                 <w:b/>
                 <w:bCs/>
                 <w:color w:val="000000"/>
@@ -4151,7 +4161,7 @@
             </w:pPr>
             <w:r>
               <w:rPr>
-                <w:rFonts w:ascii="Calibri" w:eastAsia="Times New Roman" w:hAnsi="Calibri" w:cs="Calibri"/>
+                <w:rFonts w:ascii="Calibri" w:hAnsi="Calibri" w:eastAsia="Times New Roman" w:cs="Calibri"/>
                 <w:b/>
                 <w:bCs/>
                 <w:color w:val="000000"/>
@@ -4166,8 +4176,8 @@
             <w:tcBorders>
               <w:top w:val="nil"/>
               <w:left w:val="nil"/>
-              <w:bottom w:val="single" w:sz="4" w:space="0" w:color="auto"/>
-              <w:right w:val="single" w:sz="4" w:space="0" w:color="auto"/>
+              <w:bottom w:val="single" w:color="auto" w:sz="4" w:space="0"/>
+              <w:right w:val="single" w:color="auto" w:sz="4" w:space="0"/>
             </w:tcBorders>
             <w:shd w:val="clear" w:color="auto" w:fill="auto"/>
             <w:noWrap/>
@@ -4178,13 +4188,13 @@
             <w:pPr>
               <w:spacing w:after="0" w:line="240" w:lineRule="auto"/>
               <w:rPr>
-                <w:rFonts w:ascii="Calibri" w:eastAsia="Times New Roman" w:hAnsi="Calibri" w:cs="Calibri"/>
+                <w:rFonts w:ascii="Calibri" w:hAnsi="Calibri" w:eastAsia="Times New Roman" w:cs="Calibri"/>
                 <w:color w:val="000000"/>
               </w:rPr>
             </w:pPr>
             <w:r>
               <w:rPr>
-                <w:rFonts w:ascii="Calibri" w:eastAsia="Times New Roman" w:hAnsi="Calibri" w:cs="Calibri"/>
+                <w:rFonts w:ascii="Calibri" w:hAnsi="Calibri" w:eastAsia="Times New Roman" w:cs="Calibri"/>
                 <w:color w:val="000000"/>
               </w:rPr>
               <w:t>0,0.5,1,2,3,5,8,13,20</w:t>
@@ -4201,10 +4211,10 @@
             <w:tcW w:w="9025" w:type="dxa"/>
             <w:gridSpan w:val="4"/>
             <w:tcBorders>
-              <w:top w:val="single" w:sz="4" w:space="0" w:color="auto"/>
-              <w:left w:val="single" w:sz="4" w:space="0" w:color="auto"/>
-              <w:bottom w:val="single" w:sz="4" w:space="0" w:color="auto"/>
-              <w:right w:val="single" w:sz="4" w:space="0" w:color="auto"/>
+              <w:top w:val="single" w:color="auto" w:sz="4" w:space="0"/>
+              <w:left w:val="single" w:color="auto" w:sz="4" w:space="0"/>
+              <w:bottom w:val="single" w:color="auto" w:sz="4" w:space="0"/>
+              <w:right w:val="single" w:color="auto" w:sz="4" w:space="0"/>
             </w:tcBorders>
             <w:shd w:val="clear" w:color="auto" w:fill="BFBFBF" w:themeFill="background1" w:themeFillShade="BF"/>
             <w:noWrap/>
@@ -4215,13 +4225,13 @@
             <w:pPr>
               <w:spacing w:after="0" w:line="240" w:lineRule="auto"/>
               <w:rPr>
-                <w:rFonts w:ascii="Calibri" w:eastAsia="Times New Roman" w:hAnsi="Calibri" w:cs="Calibri"/>
+                <w:rFonts w:ascii="Calibri" w:hAnsi="Calibri" w:eastAsia="Times New Roman" w:cs="Calibri"/>
                 <w:color w:val="000000"/>
               </w:rPr>
             </w:pPr>
             <w:r>
               <w:rPr>
-                <w:rFonts w:ascii="Calibri" w:eastAsia="Times New Roman" w:hAnsi="Calibri" w:cs="Calibri"/>
+                <w:rFonts w:ascii="Calibri" w:hAnsi="Calibri" w:eastAsia="Times New Roman" w:cs="Calibri"/>
                 <w:b/>
                 <w:bCs/>
                 <w:color w:val="000000"/>
@@ -4230,7 +4240,7 @@
             </w:r>
             <w:r>
               <w:rPr>
-                <w:rFonts w:ascii="Calibri" w:eastAsia="Times New Roman" w:hAnsi="Calibri" w:cs="Calibri"/>
+                <w:rFonts w:ascii="Calibri" w:hAnsi="Calibri" w:eastAsia="Times New Roman" w:cs="Calibri"/>
                 <w:color w:val="000000"/>
               </w:rPr>
               <w:t>:</w:t>
@@ -4247,10 +4257,10 @@
             <w:tcW w:w="9025" w:type="dxa"/>
             <w:gridSpan w:val="4"/>
             <w:tcBorders>
-              <w:top w:val="single" w:sz="4" w:space="0" w:color="auto"/>
-              <w:left w:val="single" w:sz="4" w:space="0" w:color="auto"/>
-              <w:bottom w:val="single" w:sz="4" w:space="0" w:color="auto"/>
-              <w:right w:val="single" w:sz="4" w:space="0" w:color="auto"/>
+              <w:top w:val="single" w:color="auto" w:sz="4" w:space="0"/>
+              <w:left w:val="single" w:color="auto" w:sz="4" w:space="0"/>
+              <w:bottom w:val="single" w:color="auto" w:sz="4" w:space="0"/>
+              <w:right w:val="single" w:color="auto" w:sz="4" w:space="0"/>
             </w:tcBorders>
             <w:shd w:val="clear" w:color="auto" w:fill="auto"/>
             <w:noWrap/>
@@ -4266,13 +4276,13 @@
               </w:numPr>
               <w:spacing w:before="240" w:line="240" w:lineRule="auto"/>
               <w:rPr>
-                <w:rFonts w:ascii="Calibri" w:eastAsia="Times New Roman" w:hAnsi="Calibri" w:cs="Calibri"/>
+                <w:rFonts w:ascii="Calibri" w:hAnsi="Calibri" w:eastAsia="Times New Roman" w:cs="Calibri"/>
                 <w:color w:val="000000"/>
               </w:rPr>
             </w:pPr>
             <w:r>
               <w:rPr>
-                <w:rFonts w:ascii="Calibri" w:eastAsia="Times New Roman" w:hAnsi="Calibri" w:cs="Calibri"/>
+                <w:rFonts w:ascii="Calibri" w:hAnsi="Calibri" w:eastAsia="Times New Roman" w:cs="Calibri"/>
                 <w:color w:val="000000"/>
               </w:rPr>
               <w:t>Criteria 1…</w:t>
@@ -4287,13 +4297,13 @@
               </w:numPr>
               <w:spacing w:before="240" w:line="240" w:lineRule="auto"/>
               <w:rPr>
-                <w:rFonts w:ascii="Calibri" w:eastAsia="Times New Roman" w:hAnsi="Calibri" w:cs="Calibri"/>
+                <w:rFonts w:ascii="Calibri" w:hAnsi="Calibri" w:eastAsia="Times New Roman" w:cs="Calibri"/>
                 <w:color w:val="000000"/>
               </w:rPr>
             </w:pPr>
             <w:r>
               <w:rPr>
-                <w:rFonts w:ascii="Calibri" w:eastAsia="Times New Roman" w:hAnsi="Calibri" w:cs="Calibri"/>
+                <w:rFonts w:ascii="Calibri" w:hAnsi="Calibri" w:eastAsia="Times New Roman" w:cs="Calibri"/>
                 <w:color w:val="000000"/>
               </w:rPr>
               <w:t>Criteria 2…</w:t>
@@ -4308,13 +4318,13 @@
               </w:numPr>
               <w:spacing w:before="240" w:line="240" w:lineRule="auto"/>
               <w:rPr>
-                <w:rFonts w:ascii="Calibri" w:eastAsia="Times New Roman" w:hAnsi="Calibri" w:cs="Calibri"/>
+                <w:rFonts w:ascii="Calibri" w:hAnsi="Calibri" w:eastAsia="Times New Roman" w:cs="Calibri"/>
                 <w:color w:val="000000"/>
               </w:rPr>
             </w:pPr>
             <w:r>
               <w:rPr>
-                <w:rFonts w:ascii="Calibri" w:eastAsia="Times New Roman" w:hAnsi="Calibri" w:cs="Calibri"/>
+                <w:rFonts w:ascii="Calibri" w:hAnsi="Calibri" w:eastAsia="Times New Roman" w:cs="Calibri"/>
                 <w:color w:val="000000"/>
               </w:rPr>
               <w:t>Criteria 3…</w:t>
@@ -4329,13 +4339,13 @@
               </w:numPr>
               <w:spacing w:before="240" w:line="240" w:lineRule="auto"/>
               <w:rPr>
-                <w:rFonts w:ascii="Calibri" w:eastAsia="Times New Roman" w:hAnsi="Calibri" w:cs="Calibri"/>
+                <w:rFonts w:ascii="Calibri" w:hAnsi="Calibri" w:eastAsia="Times New Roman" w:cs="Calibri"/>
                 <w:color w:val="000000"/>
               </w:rPr>
             </w:pPr>
             <w:r>
               <w:rPr>
-                <w:rFonts w:ascii="Calibri" w:eastAsia="Times New Roman" w:hAnsi="Calibri" w:cs="Calibri"/>
+                <w:rFonts w:ascii="Calibri" w:hAnsi="Calibri" w:eastAsia="Times New Roman" w:cs="Calibri"/>
                 <w:color w:val="000000"/>
               </w:rPr>
               <w:t>Etc.</w:t>
@@ -4355,7 +4365,7 @@
         <w:pStyle w:val="Kop1"/>
         <w:jc w:val="left"/>
       </w:pPr>
-      <w:bookmarkStart w:id="8" w:name="_Toc183594793"/>
+      <w:bookmarkStart w:name="_Toc183594793" w:id="8"/>
       <w:r>
         <w:lastRenderedPageBreak/>
         <w:t>Sprint 02</w:t>
@@ -4370,7 +4380,7 @@
           <w:iCs/>
         </w:rPr>
       </w:pPr>
-      <w:bookmarkStart w:id="9" w:name="_Toc183594794"/>
+      <w:bookmarkStart w:name="_Toc183594794" w:id="9"/>
       <w:r>
         <w:t xml:space="preserve">1. </w:t>
       </w:r>
@@ -4408,7 +4418,7 @@
       <w:pPr>
         <w:pStyle w:val="Kop2"/>
       </w:pPr>
-      <w:bookmarkStart w:id="10" w:name="_Toc183594795"/>
+      <w:bookmarkStart w:name="_Toc183594795" w:id="10"/>
       <w:r>
         <w:t>2. D</w:t>
       </w:r>
@@ -4446,7 +4456,7 @@
       <w:pPr>
         <w:pStyle w:val="Kop2"/>
       </w:pPr>
-      <w:bookmarkStart w:id="11" w:name="_Toc183594796"/>
+      <w:bookmarkStart w:name="_Toc183594796" w:id="11"/>
       <w:r>
         <w:t>3. Organiseren en uitvoeren van de test(en)</w:t>
       </w:r>
@@ -4464,7 +4474,7 @@
       <w:pPr>
         <w:pStyle w:val="Kop2"/>
       </w:pPr>
-      <w:bookmarkStart w:id="12" w:name="_Toc183594797"/>
+      <w:bookmarkStart w:name="_Toc183594797" w:id="12"/>
       <w:r>
         <w:t>4. Op basis van test resultaten (product)</w:t>
       </w:r>
@@ -4482,7 +4492,7 @@
       <w:pPr>
         <w:pStyle w:val="Kop2"/>
       </w:pPr>
-      <w:bookmarkStart w:id="13" w:name="_Toc183594798"/>
+      <w:bookmarkStart w:name="_Toc183594798" w:id="13"/>
       <w:r>
         <w:t>5. R</w:t>
       </w:r>
@@ -4504,7 +4514,7 @@
       <w:pPr>
         <w:pStyle w:val="Kop2"/>
       </w:pPr>
-      <w:bookmarkStart w:id="14" w:name="_Toc183594799"/>
+      <w:bookmarkStart w:name="_Toc183594799" w:id="14"/>
       <w:r>
         <w:t>6</w:t>
       </w:r>
@@ -4541,10 +4551,10 @@
           <w:tcPr>
             <w:tcW w:w="1980" w:type="dxa"/>
             <w:tcBorders>
-              <w:top w:val="single" w:sz="4" w:space="0" w:color="auto"/>
-              <w:left w:val="single" w:sz="4" w:space="0" w:color="auto"/>
-              <w:bottom w:val="single" w:sz="4" w:space="0" w:color="auto"/>
-              <w:right w:val="single" w:sz="4" w:space="0" w:color="auto"/>
+              <w:top w:val="single" w:color="auto" w:sz="4" w:space="0"/>
+              <w:left w:val="single" w:color="auto" w:sz="4" w:space="0"/>
+              <w:bottom w:val="single" w:color="auto" w:sz="4" w:space="0"/>
+              <w:right w:val="single" w:color="auto" w:sz="4" w:space="0"/>
             </w:tcBorders>
             <w:shd w:val="clear" w:color="auto" w:fill="BFBFBF" w:themeFill="background1" w:themeFillShade="BF"/>
             <w:noWrap/>
@@ -4554,7 +4564,7 @@
             <w:pPr>
               <w:spacing w:after="0" w:line="240" w:lineRule="auto"/>
               <w:rPr>
-                <w:rFonts w:ascii="Calibri" w:eastAsia="Times New Roman" w:hAnsi="Calibri" w:cs="Calibri"/>
+                <w:rFonts w:ascii="Calibri" w:hAnsi="Calibri" w:eastAsia="Times New Roman" w:cs="Calibri"/>
                 <w:b/>
                 <w:bCs/>
                 <w:color w:val="000000"/>
@@ -4562,7 +4572,7 @@
             </w:pPr>
             <w:r>
               <w:rPr>
-                <w:rFonts w:ascii="Calibri" w:eastAsia="Times New Roman" w:hAnsi="Calibri" w:cs="Calibri"/>
+                <w:rFonts w:ascii="Calibri" w:hAnsi="Calibri" w:eastAsia="Times New Roman" w:cs="Calibri"/>
                 <w:b/>
                 <w:bCs/>
                 <w:color w:val="000000"/>
@@ -4576,10 +4586,10 @@
             <w:tcW w:w="7045" w:type="dxa"/>
             <w:gridSpan w:val="3"/>
             <w:tcBorders>
-              <w:top w:val="single" w:sz="4" w:space="0" w:color="auto"/>
-              <w:left w:val="single" w:sz="4" w:space="0" w:color="auto"/>
-              <w:bottom w:val="single" w:sz="4" w:space="0" w:color="auto"/>
-              <w:right w:val="single" w:sz="4" w:space="0" w:color="auto"/>
+              <w:top w:val="single" w:color="auto" w:sz="4" w:space="0"/>
+              <w:left w:val="single" w:color="auto" w:sz="4" w:space="0"/>
+              <w:bottom w:val="single" w:color="auto" w:sz="4" w:space="0"/>
+              <w:right w:val="single" w:color="auto" w:sz="4" w:space="0"/>
             </w:tcBorders>
             <w:shd w:val="clear" w:color="auto" w:fill="auto"/>
             <w:vAlign w:val="center"/>
@@ -4588,7 +4598,7 @@
             <w:pPr>
               <w:spacing w:after="0" w:line="240" w:lineRule="auto"/>
               <w:rPr>
-                <w:rFonts w:ascii="Calibri" w:eastAsia="Times New Roman" w:hAnsi="Calibri" w:cs="Calibri"/>
+                <w:rFonts w:ascii="Calibri" w:hAnsi="Calibri" w:eastAsia="Times New Roman" w:cs="Calibri"/>
                 <w:color w:val="000000"/>
               </w:rPr>
             </w:pPr>
@@ -4603,10 +4613,10 @@
           <w:tcPr>
             <w:tcW w:w="1980" w:type="dxa"/>
             <w:tcBorders>
-              <w:top w:val="single" w:sz="4" w:space="0" w:color="auto"/>
-              <w:left w:val="single" w:sz="4" w:space="0" w:color="auto"/>
-              <w:bottom w:val="single" w:sz="4" w:space="0" w:color="auto"/>
-              <w:right w:val="single" w:sz="4" w:space="0" w:color="auto"/>
+              <w:top w:val="single" w:color="auto" w:sz="4" w:space="0"/>
+              <w:left w:val="single" w:color="auto" w:sz="4" w:space="0"/>
+              <w:bottom w:val="single" w:color="auto" w:sz="4" w:space="0"/>
+              <w:right w:val="single" w:color="auto" w:sz="4" w:space="0"/>
             </w:tcBorders>
             <w:shd w:val="clear" w:color="auto" w:fill="BFBFBF" w:themeFill="background1" w:themeFillShade="BF"/>
             <w:noWrap/>
@@ -4617,13 +4627,13 @@
             <w:pPr>
               <w:spacing w:after="0" w:line="240" w:lineRule="auto"/>
               <w:rPr>
-                <w:rFonts w:ascii="Calibri" w:eastAsia="Times New Roman" w:hAnsi="Calibri" w:cs="Calibri"/>
+                <w:rFonts w:ascii="Calibri" w:hAnsi="Calibri" w:eastAsia="Times New Roman" w:cs="Calibri"/>
                 <w:color w:val="000000"/>
               </w:rPr>
             </w:pPr>
             <w:r>
               <w:rPr>
-                <w:rFonts w:ascii="Calibri" w:eastAsia="Times New Roman" w:hAnsi="Calibri" w:cs="Calibri"/>
+                <w:rFonts w:ascii="Calibri" w:hAnsi="Calibri" w:eastAsia="Times New Roman" w:cs="Calibri"/>
                 <w:b/>
                 <w:bCs/>
                 <w:color w:val="000000"/>
@@ -4632,7 +4642,7 @@
             </w:r>
             <w:r>
               <w:rPr>
-                <w:rFonts w:ascii="Calibri" w:eastAsia="Times New Roman" w:hAnsi="Calibri" w:cs="Calibri"/>
+                <w:rFonts w:ascii="Calibri" w:hAnsi="Calibri" w:eastAsia="Times New Roman" w:cs="Calibri"/>
                 <w:b/>
                 <w:bCs/>
                 <w:color w:val="000000"/>
@@ -4641,7 +4651,7 @@
             </w:r>
             <w:r>
               <w:rPr>
-                <w:rFonts w:ascii="Calibri" w:eastAsia="Times New Roman" w:hAnsi="Calibri" w:cs="Calibri"/>
+                <w:rFonts w:ascii="Calibri" w:hAnsi="Calibri" w:eastAsia="Times New Roman" w:cs="Calibri"/>
                 <w:color w:val="000000"/>
               </w:rPr>
               <w:t>:</w:t>
@@ -4653,10 +4663,10 @@
             <w:tcW w:w="7045" w:type="dxa"/>
             <w:gridSpan w:val="3"/>
             <w:tcBorders>
-              <w:top w:val="single" w:sz="4" w:space="0" w:color="auto"/>
-              <w:left w:val="single" w:sz="4" w:space="0" w:color="auto"/>
-              <w:bottom w:val="single" w:sz="4" w:space="0" w:color="auto"/>
-              <w:right w:val="single" w:sz="4" w:space="0" w:color="auto"/>
+              <w:top w:val="single" w:color="auto" w:sz="4" w:space="0"/>
+              <w:left w:val="single" w:color="auto" w:sz="4" w:space="0"/>
+              <w:bottom w:val="single" w:color="auto" w:sz="4" w:space="0"/>
+              <w:right w:val="single" w:color="auto" w:sz="4" w:space="0"/>
             </w:tcBorders>
             <w:shd w:val="clear" w:color="auto" w:fill="auto"/>
             <w:vAlign w:val="center"/>
@@ -4665,13 +4675,13 @@
             <w:pPr>
               <w:spacing w:after="0" w:line="240" w:lineRule="auto"/>
               <w:rPr>
-                <w:rFonts w:ascii="Calibri" w:eastAsia="Times New Roman" w:hAnsi="Calibri" w:cs="Calibri"/>
+                <w:rFonts w:ascii="Calibri" w:hAnsi="Calibri" w:eastAsia="Times New Roman" w:cs="Calibri"/>
                 <w:color w:val="000000"/>
               </w:rPr>
             </w:pPr>
             <w:r>
               <w:rPr>
-                <w:rFonts w:ascii="Calibri" w:eastAsia="Times New Roman" w:hAnsi="Calibri" w:cs="Calibri"/>
+                <w:rFonts w:ascii="Calibri" w:hAnsi="Calibri" w:eastAsia="Times New Roman" w:cs="Calibri"/>
                 <w:color w:val="000000"/>
               </w:rPr>
               <w:t>…</w:t>
@@ -4688,10 +4698,10 @@
             <w:tcW w:w="9025" w:type="dxa"/>
             <w:gridSpan w:val="4"/>
             <w:tcBorders>
-              <w:top w:val="single" w:sz="4" w:space="0" w:color="auto"/>
-              <w:left w:val="single" w:sz="4" w:space="0" w:color="auto"/>
-              <w:bottom w:val="single" w:sz="4" w:space="0" w:color="auto"/>
-              <w:right w:val="single" w:sz="4" w:space="0" w:color="auto"/>
+              <w:top w:val="single" w:color="auto" w:sz="4" w:space="0"/>
+              <w:left w:val="single" w:color="auto" w:sz="4" w:space="0"/>
+              <w:bottom w:val="single" w:color="auto" w:sz="4" w:space="0"/>
+              <w:right w:val="single" w:color="auto" w:sz="4" w:space="0"/>
             </w:tcBorders>
             <w:shd w:val="clear" w:color="auto" w:fill="BFBFBF" w:themeFill="background1" w:themeFillShade="BF"/>
             <w:noWrap/>
@@ -4702,13 +4712,13 @@
             <w:pPr>
               <w:spacing w:after="0" w:line="240" w:lineRule="auto"/>
               <w:rPr>
-                <w:rFonts w:ascii="Calibri" w:eastAsia="Times New Roman" w:hAnsi="Calibri" w:cs="Calibri"/>
+                <w:rFonts w:ascii="Calibri" w:hAnsi="Calibri" w:eastAsia="Times New Roman" w:cs="Calibri"/>
                 <w:color w:val="000000"/>
               </w:rPr>
             </w:pPr>
             <w:r>
               <w:rPr>
-                <w:rFonts w:ascii="Calibri" w:eastAsia="Times New Roman" w:hAnsi="Calibri" w:cs="Calibri"/>
+                <w:rFonts w:ascii="Calibri" w:hAnsi="Calibri" w:eastAsia="Times New Roman" w:cs="Calibri"/>
                 <w:b/>
                 <w:bCs/>
                 <w:color w:val="000000"/>
@@ -4717,7 +4727,7 @@
             </w:r>
             <w:r>
               <w:rPr>
-                <w:rFonts w:ascii="Calibri" w:eastAsia="Times New Roman" w:hAnsi="Calibri" w:cs="Calibri"/>
+                <w:rFonts w:ascii="Calibri" w:hAnsi="Calibri" w:eastAsia="Times New Roman" w:cs="Calibri"/>
                 <w:color w:val="000000"/>
               </w:rPr>
               <w:t>:</w:t>
@@ -4734,10 +4744,10 @@
             <w:tcW w:w="9025" w:type="dxa"/>
             <w:gridSpan w:val="4"/>
             <w:tcBorders>
-              <w:top w:val="single" w:sz="4" w:space="0" w:color="auto"/>
-              <w:left w:val="single" w:sz="4" w:space="0" w:color="auto"/>
-              <w:bottom w:val="single" w:sz="4" w:space="0" w:color="auto"/>
-              <w:right w:val="single" w:sz="4" w:space="0" w:color="auto"/>
+              <w:top w:val="single" w:color="auto" w:sz="4" w:space="0"/>
+              <w:left w:val="single" w:color="auto" w:sz="4" w:space="0"/>
+              <w:bottom w:val="single" w:color="auto" w:sz="4" w:space="0"/>
+              <w:right w:val="single" w:color="auto" w:sz="4" w:space="0"/>
             </w:tcBorders>
             <w:shd w:val="clear" w:color="auto" w:fill="auto"/>
             <w:noWrap/>
@@ -4748,13 +4758,13 @@
             <w:pPr>
               <w:spacing w:after="0" w:line="240" w:lineRule="auto"/>
               <w:rPr>
-                <w:rFonts w:ascii="Calibri" w:eastAsia="Times New Roman" w:hAnsi="Calibri" w:cs="Calibri"/>
+                <w:rFonts w:ascii="Calibri" w:hAnsi="Calibri" w:eastAsia="Times New Roman" w:cs="Calibri"/>
                 <w:color w:val="000000"/>
               </w:rPr>
             </w:pPr>
             <w:r>
               <w:rPr>
-                <w:rFonts w:ascii="Calibri" w:eastAsia="Times New Roman" w:hAnsi="Calibri" w:cs="Calibri"/>
+                <w:rFonts w:ascii="Calibri" w:hAnsi="Calibri" w:eastAsia="Times New Roman" w:cs="Calibri"/>
                 <w:color w:val="000000"/>
               </w:rPr>
               <w:t>Als … wil ik … zodat …</w:t>
@@ -4770,10 +4780,10 @@
           <w:tcPr>
             <w:tcW w:w="1980" w:type="dxa"/>
             <w:tcBorders>
-              <w:top w:val="single" w:sz="4" w:space="0" w:color="auto"/>
-              <w:left w:val="single" w:sz="4" w:space="0" w:color="auto"/>
-              <w:bottom w:val="single" w:sz="4" w:space="0" w:color="auto"/>
-              <w:right w:val="single" w:sz="4" w:space="0" w:color="auto"/>
+              <w:top w:val="single" w:color="auto" w:sz="4" w:space="0"/>
+              <w:left w:val="single" w:color="auto" w:sz="4" w:space="0"/>
+              <w:bottom w:val="single" w:color="auto" w:sz="4" w:space="0"/>
+              <w:right w:val="single" w:color="auto" w:sz="4" w:space="0"/>
             </w:tcBorders>
             <w:shd w:val="clear" w:color="auto" w:fill="BFBFBF" w:themeFill="background1" w:themeFillShade="BF"/>
             <w:noWrap/>
@@ -4784,7 +4794,7 @@
             <w:pPr>
               <w:spacing w:after="0" w:line="240" w:lineRule="auto"/>
               <w:rPr>
-                <w:rFonts w:ascii="Calibri" w:eastAsia="Times New Roman" w:hAnsi="Calibri" w:cs="Calibri"/>
+                <w:rFonts w:ascii="Calibri" w:hAnsi="Calibri" w:eastAsia="Times New Roman" w:cs="Calibri"/>
                 <w:b/>
                 <w:bCs/>
                 <w:color w:val="000000"/>
@@ -4792,7 +4802,7 @@
             </w:pPr>
             <w:r>
               <w:rPr>
-                <w:rFonts w:ascii="Calibri" w:eastAsia="Times New Roman" w:hAnsi="Calibri" w:cs="Calibri"/>
+                <w:rFonts w:ascii="Calibri" w:hAnsi="Calibri" w:eastAsia="Times New Roman" w:cs="Calibri"/>
                 <w:b/>
                 <w:bCs/>
                 <w:color w:val="000000"/>
@@ -4807,8 +4817,8 @@
             <w:tcBorders>
               <w:top w:val="nil"/>
               <w:left w:val="nil"/>
-              <w:bottom w:val="single" w:sz="4" w:space="0" w:color="auto"/>
-              <w:right w:val="single" w:sz="4" w:space="0" w:color="auto"/>
+              <w:bottom w:val="single" w:color="auto" w:sz="4" w:space="0"/>
+              <w:right w:val="single" w:color="auto" w:sz="4" w:space="0"/>
             </w:tcBorders>
             <w:shd w:val="clear" w:color="auto" w:fill="auto"/>
             <w:noWrap/>
@@ -4819,13 +4829,13 @@
             <w:pPr>
               <w:spacing w:after="0" w:line="240" w:lineRule="auto"/>
               <w:rPr>
-                <w:rFonts w:ascii="Calibri" w:eastAsia="Times New Roman" w:hAnsi="Calibri" w:cs="Calibri"/>
+                <w:rFonts w:ascii="Calibri" w:hAnsi="Calibri" w:eastAsia="Times New Roman" w:cs="Calibri"/>
                 <w:color w:val="000000"/>
               </w:rPr>
             </w:pPr>
             <w:r>
               <w:rPr>
-                <w:rFonts w:ascii="Calibri" w:eastAsia="Times New Roman" w:hAnsi="Calibri" w:cs="Calibri"/>
+                <w:rFonts w:ascii="Calibri" w:hAnsi="Calibri" w:eastAsia="Times New Roman" w:cs="Calibri"/>
                 <w:color w:val="000000"/>
               </w:rPr>
               <w:t>1-5</w:t>
@@ -4838,8 +4848,8 @@
             <w:tcBorders>
               <w:top w:val="nil"/>
               <w:left w:val="nil"/>
-              <w:bottom w:val="single" w:sz="4" w:space="0" w:color="auto"/>
-              <w:right w:val="single" w:sz="4" w:space="0" w:color="auto"/>
+              <w:bottom w:val="single" w:color="auto" w:sz="4" w:space="0"/>
+              <w:right w:val="single" w:color="auto" w:sz="4" w:space="0"/>
             </w:tcBorders>
             <w:shd w:val="clear" w:color="auto" w:fill="BFBFBF" w:themeFill="background1" w:themeFillShade="BF"/>
             <w:noWrap/>
@@ -4850,7 +4860,7 @@
             <w:pPr>
               <w:spacing w:after="0" w:line="240" w:lineRule="auto"/>
               <w:rPr>
-                <w:rFonts w:ascii="Calibri" w:eastAsia="Times New Roman" w:hAnsi="Calibri" w:cs="Calibri"/>
+                <w:rFonts w:ascii="Calibri" w:hAnsi="Calibri" w:eastAsia="Times New Roman" w:cs="Calibri"/>
                 <w:b/>
                 <w:bCs/>
                 <w:color w:val="000000"/>
@@ -4858,7 +4868,7 @@
             </w:pPr>
             <w:r>
               <w:rPr>
-                <w:rFonts w:ascii="Calibri" w:eastAsia="Times New Roman" w:hAnsi="Calibri" w:cs="Calibri"/>
+                <w:rFonts w:ascii="Calibri" w:hAnsi="Calibri" w:eastAsia="Times New Roman" w:cs="Calibri"/>
                 <w:b/>
                 <w:bCs/>
                 <w:color w:val="000000"/>
@@ -4873,8 +4883,8 @@
             <w:tcBorders>
               <w:top w:val="nil"/>
               <w:left w:val="nil"/>
-              <w:bottom w:val="single" w:sz="4" w:space="0" w:color="auto"/>
-              <w:right w:val="single" w:sz="4" w:space="0" w:color="auto"/>
+              <w:bottom w:val="single" w:color="auto" w:sz="4" w:space="0"/>
+              <w:right w:val="single" w:color="auto" w:sz="4" w:space="0"/>
             </w:tcBorders>
             <w:shd w:val="clear" w:color="auto" w:fill="auto"/>
             <w:noWrap/>
@@ -4885,13 +4895,13 @@
             <w:pPr>
               <w:spacing w:after="0" w:line="240" w:lineRule="auto"/>
               <w:rPr>
-                <w:rFonts w:ascii="Calibri" w:eastAsia="Times New Roman" w:hAnsi="Calibri" w:cs="Calibri"/>
+                <w:rFonts w:ascii="Calibri" w:hAnsi="Calibri" w:eastAsia="Times New Roman" w:cs="Calibri"/>
                 <w:color w:val="000000"/>
               </w:rPr>
             </w:pPr>
             <w:r>
               <w:rPr>
-                <w:rFonts w:ascii="Calibri" w:eastAsia="Times New Roman" w:hAnsi="Calibri" w:cs="Calibri"/>
+                <w:rFonts w:ascii="Calibri" w:hAnsi="Calibri" w:eastAsia="Times New Roman" w:cs="Calibri"/>
                 <w:color w:val="000000"/>
               </w:rPr>
               <w:t>0,0.5,1,2,3,5,8,13,20</w:t>
@@ -4908,10 +4918,10 @@
             <w:tcW w:w="9025" w:type="dxa"/>
             <w:gridSpan w:val="4"/>
             <w:tcBorders>
-              <w:top w:val="single" w:sz="4" w:space="0" w:color="auto"/>
-              <w:left w:val="single" w:sz="4" w:space="0" w:color="auto"/>
-              <w:bottom w:val="single" w:sz="4" w:space="0" w:color="auto"/>
-              <w:right w:val="single" w:sz="4" w:space="0" w:color="auto"/>
+              <w:top w:val="single" w:color="auto" w:sz="4" w:space="0"/>
+              <w:left w:val="single" w:color="auto" w:sz="4" w:space="0"/>
+              <w:bottom w:val="single" w:color="auto" w:sz="4" w:space="0"/>
+              <w:right w:val="single" w:color="auto" w:sz="4" w:space="0"/>
             </w:tcBorders>
             <w:shd w:val="clear" w:color="auto" w:fill="BFBFBF" w:themeFill="background1" w:themeFillShade="BF"/>
             <w:noWrap/>
@@ -4922,13 +4932,13 @@
             <w:pPr>
               <w:spacing w:after="0" w:line="240" w:lineRule="auto"/>
               <w:rPr>
-                <w:rFonts w:ascii="Calibri" w:eastAsia="Times New Roman" w:hAnsi="Calibri" w:cs="Calibri"/>
+                <w:rFonts w:ascii="Calibri" w:hAnsi="Calibri" w:eastAsia="Times New Roman" w:cs="Calibri"/>
                 <w:color w:val="000000"/>
               </w:rPr>
             </w:pPr>
             <w:r>
               <w:rPr>
-                <w:rFonts w:ascii="Calibri" w:eastAsia="Times New Roman" w:hAnsi="Calibri" w:cs="Calibri"/>
+                <w:rFonts w:ascii="Calibri" w:hAnsi="Calibri" w:eastAsia="Times New Roman" w:cs="Calibri"/>
                 <w:b/>
                 <w:bCs/>
                 <w:color w:val="000000"/>
@@ -4937,7 +4947,7 @@
             </w:r>
             <w:r>
               <w:rPr>
-                <w:rFonts w:ascii="Calibri" w:eastAsia="Times New Roman" w:hAnsi="Calibri" w:cs="Calibri"/>
+                <w:rFonts w:ascii="Calibri" w:hAnsi="Calibri" w:eastAsia="Times New Roman" w:cs="Calibri"/>
                 <w:color w:val="000000"/>
               </w:rPr>
               <w:t>:</w:t>
@@ -4954,10 +4964,10 @@
             <w:tcW w:w="9025" w:type="dxa"/>
             <w:gridSpan w:val="4"/>
             <w:tcBorders>
-              <w:top w:val="single" w:sz="4" w:space="0" w:color="auto"/>
-              <w:left w:val="single" w:sz="4" w:space="0" w:color="auto"/>
-              <w:bottom w:val="single" w:sz="4" w:space="0" w:color="auto"/>
-              <w:right w:val="single" w:sz="4" w:space="0" w:color="auto"/>
+              <w:top w:val="single" w:color="auto" w:sz="4" w:space="0"/>
+              <w:left w:val="single" w:color="auto" w:sz="4" w:space="0"/>
+              <w:bottom w:val="single" w:color="auto" w:sz="4" w:space="0"/>
+              <w:right w:val="single" w:color="auto" w:sz="4" w:space="0"/>
             </w:tcBorders>
             <w:shd w:val="clear" w:color="auto" w:fill="auto"/>
             <w:noWrap/>
@@ -4973,13 +4983,13 @@
               </w:numPr>
               <w:spacing w:before="240" w:line="240" w:lineRule="auto"/>
               <w:rPr>
-                <w:rFonts w:ascii="Calibri" w:eastAsia="Times New Roman" w:hAnsi="Calibri" w:cs="Calibri"/>
+                <w:rFonts w:ascii="Calibri" w:hAnsi="Calibri" w:eastAsia="Times New Roman" w:cs="Calibri"/>
                 <w:color w:val="000000"/>
               </w:rPr>
             </w:pPr>
             <w:r>
               <w:rPr>
-                <w:rFonts w:ascii="Calibri" w:eastAsia="Times New Roman" w:hAnsi="Calibri" w:cs="Calibri"/>
+                <w:rFonts w:ascii="Calibri" w:hAnsi="Calibri" w:eastAsia="Times New Roman" w:cs="Calibri"/>
                 <w:color w:val="000000"/>
               </w:rPr>
               <w:t>Criteria 1…</w:t>
@@ -4994,13 +5004,13 @@
               </w:numPr>
               <w:spacing w:before="240" w:line="240" w:lineRule="auto"/>
               <w:rPr>
-                <w:rFonts w:ascii="Calibri" w:eastAsia="Times New Roman" w:hAnsi="Calibri" w:cs="Calibri"/>
+                <w:rFonts w:ascii="Calibri" w:hAnsi="Calibri" w:eastAsia="Times New Roman" w:cs="Calibri"/>
                 <w:color w:val="000000"/>
               </w:rPr>
             </w:pPr>
             <w:r>
               <w:rPr>
-                <w:rFonts w:ascii="Calibri" w:eastAsia="Times New Roman" w:hAnsi="Calibri" w:cs="Calibri"/>
+                <w:rFonts w:ascii="Calibri" w:hAnsi="Calibri" w:eastAsia="Times New Roman" w:cs="Calibri"/>
                 <w:color w:val="000000"/>
               </w:rPr>
               <w:t>Criteria 2…</w:t>
@@ -5015,13 +5025,13 @@
               </w:numPr>
               <w:spacing w:before="240" w:line="240" w:lineRule="auto"/>
               <w:rPr>
-                <w:rFonts w:ascii="Calibri" w:eastAsia="Times New Roman" w:hAnsi="Calibri" w:cs="Calibri"/>
+                <w:rFonts w:ascii="Calibri" w:hAnsi="Calibri" w:eastAsia="Times New Roman" w:cs="Calibri"/>
                 <w:color w:val="000000"/>
               </w:rPr>
             </w:pPr>
             <w:r>
               <w:rPr>
-                <w:rFonts w:ascii="Calibri" w:eastAsia="Times New Roman" w:hAnsi="Calibri" w:cs="Calibri"/>
+                <w:rFonts w:ascii="Calibri" w:hAnsi="Calibri" w:eastAsia="Times New Roman" w:cs="Calibri"/>
                 <w:color w:val="000000"/>
               </w:rPr>
               <w:t>Criteria 3…</w:t>
@@ -5036,13 +5046,13 @@
               </w:numPr>
               <w:spacing w:before="240" w:line="240" w:lineRule="auto"/>
               <w:rPr>
-                <w:rFonts w:ascii="Calibri" w:eastAsia="Times New Roman" w:hAnsi="Calibri" w:cs="Calibri"/>
+                <w:rFonts w:ascii="Calibri" w:hAnsi="Calibri" w:eastAsia="Times New Roman" w:cs="Calibri"/>
                 <w:color w:val="000000"/>
               </w:rPr>
             </w:pPr>
             <w:r>
               <w:rPr>
-                <w:rFonts w:ascii="Calibri" w:eastAsia="Times New Roman" w:hAnsi="Calibri" w:cs="Calibri"/>
+                <w:rFonts w:ascii="Calibri" w:hAnsi="Calibri" w:eastAsia="Times New Roman" w:cs="Calibri"/>
                 <w:color w:val="000000"/>
               </w:rPr>
               <w:t>Etc.</w:t>
@@ -5058,10 +5068,10 @@
           <w:tcPr>
             <w:tcW w:w="1980" w:type="dxa"/>
             <w:tcBorders>
-              <w:top w:val="single" w:sz="4" w:space="0" w:color="auto"/>
-              <w:left w:val="single" w:sz="4" w:space="0" w:color="auto"/>
-              <w:bottom w:val="single" w:sz="4" w:space="0" w:color="auto"/>
-              <w:right w:val="single" w:sz="4" w:space="0" w:color="auto"/>
+              <w:top w:val="single" w:color="auto" w:sz="4" w:space="0"/>
+              <w:left w:val="single" w:color="auto" w:sz="4" w:space="0"/>
+              <w:bottom w:val="single" w:color="auto" w:sz="4" w:space="0"/>
+              <w:right w:val="single" w:color="auto" w:sz="4" w:space="0"/>
             </w:tcBorders>
             <w:shd w:val="clear" w:color="auto" w:fill="BFBFBF" w:themeFill="background1" w:themeFillShade="BF"/>
             <w:noWrap/>
@@ -5071,7 +5081,7 @@
             <w:pPr>
               <w:spacing w:after="0" w:line="240" w:lineRule="auto"/>
               <w:rPr>
-                <w:rFonts w:ascii="Calibri" w:eastAsia="Times New Roman" w:hAnsi="Calibri" w:cs="Calibri"/>
+                <w:rFonts w:ascii="Calibri" w:hAnsi="Calibri" w:eastAsia="Times New Roman" w:cs="Calibri"/>
                 <w:b/>
                 <w:bCs/>
                 <w:color w:val="000000"/>
@@ -5079,7 +5089,7 @@
             </w:pPr>
             <w:r>
               <w:rPr>
-                <w:rFonts w:ascii="Calibri" w:eastAsia="Times New Roman" w:hAnsi="Calibri" w:cs="Calibri"/>
+                <w:rFonts w:ascii="Calibri" w:hAnsi="Calibri" w:eastAsia="Times New Roman" w:cs="Calibri"/>
                 <w:b/>
                 <w:bCs/>
                 <w:color w:val="000000"/>
@@ -5093,10 +5103,10 @@
             <w:tcW w:w="7045" w:type="dxa"/>
             <w:gridSpan w:val="3"/>
             <w:tcBorders>
-              <w:top w:val="single" w:sz="4" w:space="0" w:color="auto"/>
-              <w:left w:val="single" w:sz="4" w:space="0" w:color="auto"/>
-              <w:bottom w:val="single" w:sz="4" w:space="0" w:color="auto"/>
-              <w:right w:val="single" w:sz="4" w:space="0" w:color="auto"/>
+              <w:top w:val="single" w:color="auto" w:sz="4" w:space="0"/>
+              <w:left w:val="single" w:color="auto" w:sz="4" w:space="0"/>
+              <w:bottom w:val="single" w:color="auto" w:sz="4" w:space="0"/>
+              <w:right w:val="single" w:color="auto" w:sz="4" w:space="0"/>
             </w:tcBorders>
             <w:shd w:val="clear" w:color="auto" w:fill="auto"/>
             <w:vAlign w:val="center"/>
@@ -5105,7 +5115,7 @@
             <w:pPr>
               <w:spacing w:after="0" w:line="240" w:lineRule="auto"/>
               <w:rPr>
-                <w:rFonts w:ascii="Calibri" w:eastAsia="Times New Roman" w:hAnsi="Calibri" w:cs="Calibri"/>
+                <w:rFonts w:ascii="Calibri" w:hAnsi="Calibri" w:eastAsia="Times New Roman" w:cs="Calibri"/>
                 <w:color w:val="000000"/>
               </w:rPr>
             </w:pPr>
@@ -5120,10 +5130,10 @@
           <w:tcPr>
             <w:tcW w:w="1980" w:type="dxa"/>
             <w:tcBorders>
-              <w:top w:val="single" w:sz="4" w:space="0" w:color="auto"/>
-              <w:left w:val="single" w:sz="4" w:space="0" w:color="auto"/>
-              <w:bottom w:val="single" w:sz="4" w:space="0" w:color="auto"/>
-              <w:right w:val="single" w:sz="4" w:space="0" w:color="auto"/>
+              <w:top w:val="single" w:color="auto" w:sz="4" w:space="0"/>
+              <w:left w:val="single" w:color="auto" w:sz="4" w:space="0"/>
+              <w:bottom w:val="single" w:color="auto" w:sz="4" w:space="0"/>
+              <w:right w:val="single" w:color="auto" w:sz="4" w:space="0"/>
             </w:tcBorders>
             <w:shd w:val="clear" w:color="auto" w:fill="BFBFBF" w:themeFill="background1" w:themeFillShade="BF"/>
             <w:noWrap/>
@@ -5134,13 +5144,13 @@
             <w:pPr>
               <w:spacing w:after="0" w:line="240" w:lineRule="auto"/>
               <w:rPr>
-                <w:rFonts w:ascii="Calibri" w:eastAsia="Times New Roman" w:hAnsi="Calibri" w:cs="Calibri"/>
+                <w:rFonts w:ascii="Calibri" w:hAnsi="Calibri" w:eastAsia="Times New Roman" w:cs="Calibri"/>
                 <w:color w:val="000000"/>
               </w:rPr>
             </w:pPr>
             <w:r>
               <w:rPr>
-                <w:rFonts w:ascii="Calibri" w:eastAsia="Times New Roman" w:hAnsi="Calibri" w:cs="Calibri"/>
+                <w:rFonts w:ascii="Calibri" w:hAnsi="Calibri" w:eastAsia="Times New Roman" w:cs="Calibri"/>
                 <w:b/>
                 <w:bCs/>
                 <w:color w:val="000000"/>
@@ -5150,7 +5160,7 @@
             </w:r>
             <w:r>
               <w:rPr>
-                <w:rFonts w:ascii="Calibri" w:eastAsia="Times New Roman" w:hAnsi="Calibri" w:cs="Calibri"/>
+                <w:rFonts w:ascii="Calibri" w:hAnsi="Calibri" w:eastAsia="Times New Roman" w:cs="Calibri"/>
                 <w:b/>
                 <w:bCs/>
                 <w:color w:val="000000"/>
@@ -5159,7 +5169,7 @@
             </w:r>
             <w:r>
               <w:rPr>
-                <w:rFonts w:ascii="Calibri" w:eastAsia="Times New Roman" w:hAnsi="Calibri" w:cs="Calibri"/>
+                <w:rFonts w:ascii="Calibri" w:hAnsi="Calibri" w:eastAsia="Times New Roman" w:cs="Calibri"/>
                 <w:color w:val="000000"/>
               </w:rPr>
               <w:t>:</w:t>
@@ -5171,10 +5181,10 @@
             <w:tcW w:w="7045" w:type="dxa"/>
             <w:gridSpan w:val="3"/>
             <w:tcBorders>
-              <w:top w:val="single" w:sz="4" w:space="0" w:color="auto"/>
-              <w:left w:val="single" w:sz="4" w:space="0" w:color="auto"/>
-              <w:bottom w:val="single" w:sz="4" w:space="0" w:color="auto"/>
-              <w:right w:val="single" w:sz="4" w:space="0" w:color="auto"/>
+              <w:top w:val="single" w:color="auto" w:sz="4" w:space="0"/>
+              <w:left w:val="single" w:color="auto" w:sz="4" w:space="0"/>
+              <w:bottom w:val="single" w:color="auto" w:sz="4" w:space="0"/>
+              <w:right w:val="single" w:color="auto" w:sz="4" w:space="0"/>
             </w:tcBorders>
             <w:shd w:val="clear" w:color="auto" w:fill="auto"/>
             <w:vAlign w:val="center"/>
@@ -5183,13 +5193,13 @@
             <w:pPr>
               <w:spacing w:after="0" w:line="240" w:lineRule="auto"/>
               <w:rPr>
-                <w:rFonts w:ascii="Calibri" w:eastAsia="Times New Roman" w:hAnsi="Calibri" w:cs="Calibri"/>
+                <w:rFonts w:ascii="Calibri" w:hAnsi="Calibri" w:eastAsia="Times New Roman" w:cs="Calibri"/>
                 <w:color w:val="000000"/>
               </w:rPr>
             </w:pPr>
             <w:r>
               <w:rPr>
-                <w:rFonts w:ascii="Calibri" w:eastAsia="Times New Roman" w:hAnsi="Calibri" w:cs="Calibri"/>
+                <w:rFonts w:ascii="Calibri" w:hAnsi="Calibri" w:eastAsia="Times New Roman" w:cs="Calibri"/>
                 <w:color w:val="000000"/>
               </w:rPr>
               <w:t>…</w:t>
@@ -5206,10 +5216,10 @@
             <w:tcW w:w="9025" w:type="dxa"/>
             <w:gridSpan w:val="4"/>
             <w:tcBorders>
-              <w:top w:val="single" w:sz="4" w:space="0" w:color="auto"/>
-              <w:left w:val="single" w:sz="4" w:space="0" w:color="auto"/>
-              <w:bottom w:val="single" w:sz="4" w:space="0" w:color="auto"/>
-              <w:right w:val="single" w:sz="4" w:space="0" w:color="auto"/>
+              <w:top w:val="single" w:color="auto" w:sz="4" w:space="0"/>
+              <w:left w:val="single" w:color="auto" w:sz="4" w:space="0"/>
+              <w:bottom w:val="single" w:color="auto" w:sz="4" w:space="0"/>
+              <w:right w:val="single" w:color="auto" w:sz="4" w:space="0"/>
             </w:tcBorders>
             <w:shd w:val="clear" w:color="auto" w:fill="BFBFBF" w:themeFill="background1" w:themeFillShade="BF"/>
             <w:noWrap/>
@@ -5220,13 +5230,13 @@
             <w:pPr>
               <w:spacing w:after="0" w:line="240" w:lineRule="auto"/>
               <w:rPr>
-                <w:rFonts w:ascii="Calibri" w:eastAsia="Times New Roman" w:hAnsi="Calibri" w:cs="Calibri"/>
+                <w:rFonts w:ascii="Calibri" w:hAnsi="Calibri" w:eastAsia="Times New Roman" w:cs="Calibri"/>
                 <w:color w:val="000000"/>
               </w:rPr>
             </w:pPr>
             <w:r>
               <w:rPr>
-                <w:rFonts w:ascii="Calibri" w:eastAsia="Times New Roman" w:hAnsi="Calibri" w:cs="Calibri"/>
+                <w:rFonts w:ascii="Calibri" w:hAnsi="Calibri" w:eastAsia="Times New Roman" w:cs="Calibri"/>
                 <w:b/>
                 <w:bCs/>
                 <w:color w:val="000000"/>
@@ -5235,7 +5245,7 @@
             </w:r>
             <w:r>
               <w:rPr>
-                <w:rFonts w:ascii="Calibri" w:eastAsia="Times New Roman" w:hAnsi="Calibri" w:cs="Calibri"/>
+                <w:rFonts w:ascii="Calibri" w:hAnsi="Calibri" w:eastAsia="Times New Roman" w:cs="Calibri"/>
                 <w:color w:val="000000"/>
               </w:rPr>
               <w:t>:</w:t>
@@ -5252,10 +5262,10 @@
             <w:tcW w:w="9025" w:type="dxa"/>
             <w:gridSpan w:val="4"/>
             <w:tcBorders>
-              <w:top w:val="single" w:sz="4" w:space="0" w:color="auto"/>
-              <w:left w:val="single" w:sz="4" w:space="0" w:color="auto"/>
-              <w:bottom w:val="single" w:sz="4" w:space="0" w:color="auto"/>
-              <w:right w:val="single" w:sz="4" w:space="0" w:color="auto"/>
+              <w:top w:val="single" w:color="auto" w:sz="4" w:space="0"/>
+              <w:left w:val="single" w:color="auto" w:sz="4" w:space="0"/>
+              <w:bottom w:val="single" w:color="auto" w:sz="4" w:space="0"/>
+              <w:right w:val="single" w:color="auto" w:sz="4" w:space="0"/>
             </w:tcBorders>
             <w:shd w:val="clear" w:color="auto" w:fill="auto"/>
             <w:noWrap/>
@@ -5266,13 +5276,13 @@
             <w:pPr>
               <w:spacing w:after="0" w:line="240" w:lineRule="auto"/>
               <w:rPr>
-                <w:rFonts w:ascii="Calibri" w:eastAsia="Times New Roman" w:hAnsi="Calibri" w:cs="Calibri"/>
+                <w:rFonts w:ascii="Calibri" w:hAnsi="Calibri" w:eastAsia="Times New Roman" w:cs="Calibri"/>
                 <w:color w:val="000000"/>
               </w:rPr>
             </w:pPr>
             <w:r>
               <w:rPr>
-                <w:rFonts w:ascii="Calibri" w:eastAsia="Times New Roman" w:hAnsi="Calibri" w:cs="Calibri"/>
+                <w:rFonts w:ascii="Calibri" w:hAnsi="Calibri" w:eastAsia="Times New Roman" w:cs="Calibri"/>
                 <w:color w:val="000000"/>
               </w:rPr>
               <w:t>Als … wil ik … zodat …</w:t>
@@ -5288,10 +5298,10 @@
           <w:tcPr>
             <w:tcW w:w="1980" w:type="dxa"/>
             <w:tcBorders>
-              <w:top w:val="single" w:sz="4" w:space="0" w:color="auto"/>
-              <w:left w:val="single" w:sz="4" w:space="0" w:color="auto"/>
-              <w:bottom w:val="single" w:sz="4" w:space="0" w:color="auto"/>
-              <w:right w:val="single" w:sz="4" w:space="0" w:color="auto"/>
+              <w:top w:val="single" w:color="auto" w:sz="4" w:space="0"/>
+              <w:left w:val="single" w:color="auto" w:sz="4" w:space="0"/>
+              <w:bottom w:val="single" w:color="auto" w:sz="4" w:space="0"/>
+              <w:right w:val="single" w:color="auto" w:sz="4" w:space="0"/>
             </w:tcBorders>
             <w:shd w:val="clear" w:color="auto" w:fill="BFBFBF" w:themeFill="background1" w:themeFillShade="BF"/>
             <w:noWrap/>
@@ -5302,7 +5312,7 @@
             <w:pPr>
               <w:spacing w:after="0" w:line="240" w:lineRule="auto"/>
               <w:rPr>
-                <w:rFonts w:ascii="Calibri" w:eastAsia="Times New Roman" w:hAnsi="Calibri" w:cs="Calibri"/>
+                <w:rFonts w:ascii="Calibri" w:hAnsi="Calibri" w:eastAsia="Times New Roman" w:cs="Calibri"/>
                 <w:b/>
                 <w:bCs/>
                 <w:color w:val="000000"/>
@@ -5310,7 +5320,7 @@
             </w:pPr>
             <w:r>
               <w:rPr>
-                <w:rFonts w:ascii="Calibri" w:eastAsia="Times New Roman" w:hAnsi="Calibri" w:cs="Calibri"/>
+                <w:rFonts w:ascii="Calibri" w:hAnsi="Calibri" w:eastAsia="Times New Roman" w:cs="Calibri"/>
                 <w:b/>
                 <w:bCs/>
                 <w:color w:val="000000"/>
@@ -5325,8 +5335,8 @@
             <w:tcBorders>
               <w:top w:val="nil"/>
               <w:left w:val="nil"/>
-              <w:bottom w:val="single" w:sz="4" w:space="0" w:color="auto"/>
-              <w:right w:val="single" w:sz="4" w:space="0" w:color="auto"/>
+              <w:bottom w:val="single" w:color="auto" w:sz="4" w:space="0"/>
+              <w:right w:val="single" w:color="auto" w:sz="4" w:space="0"/>
             </w:tcBorders>
             <w:shd w:val="clear" w:color="auto" w:fill="auto"/>
             <w:noWrap/>
@@ -5337,13 +5347,13 @@
             <w:pPr>
               <w:spacing w:after="0" w:line="240" w:lineRule="auto"/>
               <w:rPr>
-                <w:rFonts w:ascii="Calibri" w:eastAsia="Times New Roman" w:hAnsi="Calibri" w:cs="Calibri"/>
+                <w:rFonts w:ascii="Calibri" w:hAnsi="Calibri" w:eastAsia="Times New Roman" w:cs="Calibri"/>
                 <w:color w:val="000000"/>
               </w:rPr>
             </w:pPr>
             <w:r>
               <w:rPr>
-                <w:rFonts w:ascii="Calibri" w:eastAsia="Times New Roman" w:hAnsi="Calibri" w:cs="Calibri"/>
+                <w:rFonts w:ascii="Calibri" w:hAnsi="Calibri" w:eastAsia="Times New Roman" w:cs="Calibri"/>
                 <w:color w:val="000000"/>
               </w:rPr>
               <w:t>1-5</w:t>
@@ -5356,8 +5366,8 @@
             <w:tcBorders>
               <w:top w:val="nil"/>
               <w:left w:val="nil"/>
-              <w:bottom w:val="single" w:sz="4" w:space="0" w:color="auto"/>
-              <w:right w:val="single" w:sz="4" w:space="0" w:color="auto"/>
+              <w:bottom w:val="single" w:color="auto" w:sz="4" w:space="0"/>
+              <w:right w:val="single" w:color="auto" w:sz="4" w:space="0"/>
             </w:tcBorders>
             <w:shd w:val="clear" w:color="auto" w:fill="BFBFBF" w:themeFill="background1" w:themeFillShade="BF"/>
             <w:noWrap/>
@@ -5368,7 +5378,7 @@
             <w:pPr>
               <w:spacing w:after="0" w:line="240" w:lineRule="auto"/>
               <w:rPr>
-                <w:rFonts w:ascii="Calibri" w:eastAsia="Times New Roman" w:hAnsi="Calibri" w:cs="Calibri"/>
+                <w:rFonts w:ascii="Calibri" w:hAnsi="Calibri" w:eastAsia="Times New Roman" w:cs="Calibri"/>
                 <w:b/>
                 <w:bCs/>
                 <w:color w:val="000000"/>
@@ -5376,7 +5386,7 @@
             </w:pPr>
             <w:r>
               <w:rPr>
-                <w:rFonts w:ascii="Calibri" w:eastAsia="Times New Roman" w:hAnsi="Calibri" w:cs="Calibri"/>
+                <w:rFonts w:ascii="Calibri" w:hAnsi="Calibri" w:eastAsia="Times New Roman" w:cs="Calibri"/>
                 <w:b/>
                 <w:bCs/>
                 <w:color w:val="000000"/>
@@ -5391,8 +5401,8 @@
             <w:tcBorders>
               <w:top w:val="nil"/>
               <w:left w:val="nil"/>
-              <w:bottom w:val="single" w:sz="4" w:space="0" w:color="auto"/>
-              <w:right w:val="single" w:sz="4" w:space="0" w:color="auto"/>
+              <w:bottom w:val="single" w:color="auto" w:sz="4" w:space="0"/>
+              <w:right w:val="single" w:color="auto" w:sz="4" w:space="0"/>
             </w:tcBorders>
             <w:shd w:val="clear" w:color="auto" w:fill="auto"/>
             <w:noWrap/>
@@ -5403,13 +5413,13 @@
             <w:pPr>
               <w:spacing w:after="0" w:line="240" w:lineRule="auto"/>
               <w:rPr>
-                <w:rFonts w:ascii="Calibri" w:eastAsia="Times New Roman" w:hAnsi="Calibri" w:cs="Calibri"/>
+                <w:rFonts w:ascii="Calibri" w:hAnsi="Calibri" w:eastAsia="Times New Roman" w:cs="Calibri"/>
                 <w:color w:val="000000"/>
               </w:rPr>
             </w:pPr>
             <w:r>
               <w:rPr>
-                <w:rFonts w:ascii="Calibri" w:eastAsia="Times New Roman" w:hAnsi="Calibri" w:cs="Calibri"/>
+                <w:rFonts w:ascii="Calibri" w:hAnsi="Calibri" w:eastAsia="Times New Roman" w:cs="Calibri"/>
                 <w:color w:val="000000"/>
               </w:rPr>
               <w:t>0,0.5,1,2,3,5,8,13,20</w:t>
@@ -5426,10 +5436,10 @@
             <w:tcW w:w="9025" w:type="dxa"/>
             <w:gridSpan w:val="4"/>
             <w:tcBorders>
-              <w:top w:val="single" w:sz="4" w:space="0" w:color="auto"/>
-              <w:left w:val="single" w:sz="4" w:space="0" w:color="auto"/>
-              <w:bottom w:val="single" w:sz="4" w:space="0" w:color="auto"/>
-              <w:right w:val="single" w:sz="4" w:space="0" w:color="auto"/>
+              <w:top w:val="single" w:color="auto" w:sz="4" w:space="0"/>
+              <w:left w:val="single" w:color="auto" w:sz="4" w:space="0"/>
+              <w:bottom w:val="single" w:color="auto" w:sz="4" w:space="0"/>
+              <w:right w:val="single" w:color="auto" w:sz="4" w:space="0"/>
             </w:tcBorders>
             <w:shd w:val="clear" w:color="auto" w:fill="BFBFBF" w:themeFill="background1" w:themeFillShade="BF"/>
             <w:noWrap/>
@@ -5440,13 +5450,13 @@
             <w:pPr>
               <w:spacing w:after="0" w:line="240" w:lineRule="auto"/>
               <w:rPr>
-                <w:rFonts w:ascii="Calibri" w:eastAsia="Times New Roman" w:hAnsi="Calibri" w:cs="Calibri"/>
+                <w:rFonts w:ascii="Calibri" w:hAnsi="Calibri" w:eastAsia="Times New Roman" w:cs="Calibri"/>
                 <w:color w:val="000000"/>
               </w:rPr>
             </w:pPr>
             <w:r>
               <w:rPr>
-                <w:rFonts w:ascii="Calibri" w:eastAsia="Times New Roman" w:hAnsi="Calibri" w:cs="Calibri"/>
+                <w:rFonts w:ascii="Calibri" w:hAnsi="Calibri" w:eastAsia="Times New Roman" w:cs="Calibri"/>
                 <w:b/>
                 <w:bCs/>
                 <w:color w:val="000000"/>
@@ -5455,7 +5465,7 @@
             </w:r>
             <w:r>
               <w:rPr>
-                <w:rFonts w:ascii="Calibri" w:eastAsia="Times New Roman" w:hAnsi="Calibri" w:cs="Calibri"/>
+                <w:rFonts w:ascii="Calibri" w:hAnsi="Calibri" w:eastAsia="Times New Roman" w:cs="Calibri"/>
                 <w:color w:val="000000"/>
               </w:rPr>
               <w:t>:</w:t>
@@ -5472,10 +5482,10 @@
             <w:tcW w:w="9025" w:type="dxa"/>
             <w:gridSpan w:val="4"/>
             <w:tcBorders>
-              <w:top w:val="single" w:sz="4" w:space="0" w:color="auto"/>
-              <w:left w:val="single" w:sz="4" w:space="0" w:color="auto"/>
-              <w:bottom w:val="single" w:sz="4" w:space="0" w:color="auto"/>
-              <w:right w:val="single" w:sz="4" w:space="0" w:color="auto"/>
+              <w:top w:val="single" w:color="auto" w:sz="4" w:space="0"/>
+              <w:left w:val="single" w:color="auto" w:sz="4" w:space="0"/>
+              <w:bottom w:val="single" w:color="auto" w:sz="4" w:space="0"/>
+              <w:right w:val="single" w:color="auto" w:sz="4" w:space="0"/>
             </w:tcBorders>
             <w:shd w:val="clear" w:color="auto" w:fill="auto"/>
             <w:noWrap/>
@@ -5491,13 +5501,13 @@
               </w:numPr>
               <w:spacing w:before="240" w:line="240" w:lineRule="auto"/>
               <w:rPr>
-                <w:rFonts w:ascii="Calibri" w:eastAsia="Times New Roman" w:hAnsi="Calibri" w:cs="Calibri"/>
+                <w:rFonts w:ascii="Calibri" w:hAnsi="Calibri" w:eastAsia="Times New Roman" w:cs="Calibri"/>
                 <w:color w:val="000000"/>
               </w:rPr>
             </w:pPr>
             <w:r>
               <w:rPr>
-                <w:rFonts w:ascii="Calibri" w:eastAsia="Times New Roman" w:hAnsi="Calibri" w:cs="Calibri"/>
+                <w:rFonts w:ascii="Calibri" w:hAnsi="Calibri" w:eastAsia="Times New Roman" w:cs="Calibri"/>
                 <w:color w:val="000000"/>
               </w:rPr>
               <w:t>Criteria 1…</w:t>
@@ -5512,13 +5522,13 @@
               </w:numPr>
               <w:spacing w:before="240" w:line="240" w:lineRule="auto"/>
               <w:rPr>
-                <w:rFonts w:ascii="Calibri" w:eastAsia="Times New Roman" w:hAnsi="Calibri" w:cs="Calibri"/>
+                <w:rFonts w:ascii="Calibri" w:hAnsi="Calibri" w:eastAsia="Times New Roman" w:cs="Calibri"/>
                 <w:color w:val="000000"/>
               </w:rPr>
             </w:pPr>
             <w:r>
               <w:rPr>
-                <w:rFonts w:ascii="Calibri" w:eastAsia="Times New Roman" w:hAnsi="Calibri" w:cs="Calibri"/>
+                <w:rFonts w:ascii="Calibri" w:hAnsi="Calibri" w:eastAsia="Times New Roman" w:cs="Calibri"/>
                 <w:color w:val="000000"/>
               </w:rPr>
               <w:t>Criteria 2…</w:t>
@@ -5533,13 +5543,13 @@
               </w:numPr>
               <w:spacing w:before="240" w:line="240" w:lineRule="auto"/>
               <w:rPr>
-                <w:rFonts w:ascii="Calibri" w:eastAsia="Times New Roman" w:hAnsi="Calibri" w:cs="Calibri"/>
+                <w:rFonts w:ascii="Calibri" w:hAnsi="Calibri" w:eastAsia="Times New Roman" w:cs="Calibri"/>
                 <w:color w:val="000000"/>
               </w:rPr>
             </w:pPr>
             <w:r>
               <w:rPr>
-                <w:rFonts w:ascii="Calibri" w:eastAsia="Times New Roman" w:hAnsi="Calibri" w:cs="Calibri"/>
+                <w:rFonts w:ascii="Calibri" w:hAnsi="Calibri" w:eastAsia="Times New Roman" w:cs="Calibri"/>
                 <w:color w:val="000000"/>
               </w:rPr>
               <w:t>Criteria 3…</w:t>
@@ -5554,13 +5564,13 @@
               </w:numPr>
               <w:spacing w:before="240" w:line="240" w:lineRule="auto"/>
               <w:rPr>
-                <w:rFonts w:ascii="Calibri" w:eastAsia="Times New Roman" w:hAnsi="Calibri" w:cs="Calibri"/>
+                <w:rFonts w:ascii="Calibri" w:hAnsi="Calibri" w:eastAsia="Times New Roman" w:cs="Calibri"/>
                 <w:color w:val="000000"/>
               </w:rPr>
             </w:pPr>
             <w:r>
               <w:rPr>
-                <w:rFonts w:ascii="Calibri" w:eastAsia="Times New Roman" w:hAnsi="Calibri" w:cs="Calibri"/>
+                <w:rFonts w:ascii="Calibri" w:hAnsi="Calibri" w:eastAsia="Times New Roman" w:cs="Calibri"/>
                 <w:color w:val="000000"/>
               </w:rPr>
               <w:t>Etc.</w:t>
@@ -5579,7 +5589,7 @@
         <w:pStyle w:val="Kop1"/>
         <w:jc w:val="left"/>
       </w:pPr>
-      <w:bookmarkStart w:id="15" w:name="_Toc183594800"/>
+      <w:bookmarkStart w:name="_Toc183594800" w:id="15"/>
       <w:r>
         <w:lastRenderedPageBreak/>
         <w:t>Sprint 03</w:t>
@@ -5594,7 +5604,7 @@
           <w:iCs/>
         </w:rPr>
       </w:pPr>
-      <w:bookmarkStart w:id="16" w:name="_Toc183594801"/>
+      <w:bookmarkStart w:name="_Toc183594801" w:id="16"/>
       <w:r>
         <w:t xml:space="preserve">1. </w:t>
       </w:r>
@@ -5606,25 +5616,16 @@
     <w:p>
       <w:pPr>
         <w:rPr>
-          <w:i/>
-          <w:iCs/>
+          <w:i w:val="1"/>
+          <w:iCs w:val="1"/>
           <w:color w:val="000000" w:themeColor="text1"/>
         </w:rPr>
       </w:pPr>
       <w:r>
-        <w:rPr>
-          <w:i/>
-          <w:iCs/>
-          <w:color w:val="000000" w:themeColor="text1"/>
-        </w:rPr>
-        <w:t>…</w:t>
-      </w:r>
-      <w:r>
-        <w:rPr>
-          <w:i/>
-          <w:iCs/>
-          <w:color w:val="000000" w:themeColor="text1"/>
-        </w:rPr>
+        <w:rPr/>
+        <w:t>Meer verantwoordelijkheid nemen en meer concentratie.</w:t>
+      </w:r>
+      <w:r>
         <w:br/>
       </w:r>
     </w:p>
@@ -5632,53 +5633,117 @@
       <w:pPr>
         <w:pStyle w:val="Kop2"/>
       </w:pPr>
-      <w:bookmarkStart w:id="17" w:name="_Toc183594802"/>
-      <w:r>
+      <w:bookmarkStart w:name="_Toc183594802" w:id="17"/>
+      <w:r>
+        <w:rPr/>
         <w:t>2. D</w:t>
       </w:r>
       <w:r>
+        <w:rPr/>
         <w:t xml:space="preserve">e sprint </w:t>
       </w:r>
       <w:proofErr w:type="spellStart"/>
       <w:r>
+        <w:rPr/>
         <w:t>backlog</w:t>
       </w:r>
       <w:proofErr w:type="spellEnd"/>
       <w:r>
+        <w:rPr/>
         <w:t xml:space="preserve"> (</w:t>
       </w:r>
       <w:r>
+        <w:rPr/>
         <w:t>planning</w:t>
       </w:r>
       <w:r>
+        <w:rPr/>
         <w:t>)</w:t>
       </w:r>
       <w:r>
+        <w:rPr/>
         <w:t>, voeg een screenshot toe van Trello</w:t>
       </w:r>
       <w:bookmarkEnd w:id="17"/>
     </w:p>
     <w:p>
-      <w:r>
-        <w:t>…</w:t>
-      </w:r>
-      <w:r>
-        <w:br/>
+      <w:pPr>
+        <w:pStyle w:val="Standaard"/>
+      </w:pPr>
+      <w:r>
+        <w:drawing>
+          <wp:inline wp14:editId="4FA23C6B" wp14:anchorId="04E52DDB">
+            <wp:extent cx="5762625" cy="3038475"/>
+            <wp:effectExtent l="0" t="0" r="0" b="0"/>
+            <wp:docPr id="1380270515" name="drawing"/>
+            <wp:cNvGraphicFramePr>
+              <a:graphicFrameLocks noChangeAspect="1"/>
+            </wp:cNvGraphicFramePr>
+            <a:graphic>
+              <a:graphicData xmlns:a="http://schemas.openxmlformats.org/drawingml/2006/main" uri="http://schemas.openxmlformats.org/drawingml/2006/picture">
+                <pic:pic xmlns:pic="http://schemas.openxmlformats.org/drawingml/2006/picture">
+                  <pic:nvPicPr>
+                    <pic:cNvPr id="1380270515" name="Picture 1380270515"/>
+                    <pic:cNvPicPr/>
+                  </pic:nvPicPr>
+                  <pic:blipFill>
+                    <a:blip xmlns:r="http://schemas.openxmlformats.org/officeDocument/2006/relationships" r:embed="rId1847064852">
+                      <a:extLst>
+                        <a:ext uri="{28A0092B-C50C-407E-A947-70E740481C1C}">
+                          <a14:useLocalDpi xmlns:a14="http://schemas.microsoft.com/office/drawing/2010/main"/>
+                        </a:ext>
+                      </a:extLst>
+                    </a:blip>
+                    <a:stretch>
+                      <a:fillRect/>
+                    </a:stretch>
+                  </pic:blipFill>
+                  <pic:spPr>
+                    <a:xfrm>
+                      <a:off x="0" y="0"/>
+                      <a:ext cx="5762625" cy="3038475"/>
+                    </a:xfrm>
+                    <a:prstGeom prst="rect">
+                      <a:avLst/>
+                    </a:prstGeom>
+                  </pic:spPr>
+                </pic:pic>
+              </a:graphicData>
+            </a:graphic>
+          </wp:inline>
+        </w:drawing>
       </w:r>
     </w:p>
     <w:p>
       <w:pPr>
         <w:pStyle w:val="Kop2"/>
       </w:pPr>
-      <w:bookmarkStart w:id="18" w:name="_Toc183594803"/>
-      <w:r>
+      <w:bookmarkStart w:name="_Toc183594803" w:id="18"/>
+      <w:r>
+        <w:rPr/>
         <w:t>3. Organiseren en uitvoeren van de test(en)</w:t>
       </w:r>
       <w:bookmarkEnd w:id="18"/>
     </w:p>
     <w:p>
-      <w:r>
-        <w:t>…</w:t>
+      <w:pPr>
+        <w:pStyle w:val="Standaard"/>
+      </w:pPr>
+      <w:r>
+        <w:rPr/>
+        <w:t>Eerder het testplan opstellen.</w:t>
+      </w:r>
+      <w:r>
+        <w:rPr/>
+        <w:t xml:space="preserve"> Eerder beginnen met testen. Testen uitbesteden aan mensen buiten de groep. Beter noteren van uitgevoerde testen &amp; </w:t>
+      </w:r>
+      <w:r>
+        <w:rPr/>
+        <w:t>feedback.</w:t>
+      </w:r>
+      <w:r>
+        <w:rPr/>
+        <w:t xml:space="preserve"> </w:t>
       </w:r>
       <w:r>
         <w:br/>
@@ -5688,7 +5753,7 @@
       <w:pPr>
         <w:pStyle w:val="Kop2"/>
       </w:pPr>
-      <w:bookmarkStart w:id="19" w:name="_Toc183594804"/>
+      <w:bookmarkStart w:name="_Toc183594804" w:id="19"/>
       <w:r>
         <w:t>4. Op basis van test resultaten (product)</w:t>
       </w:r>
@@ -5696,7 +5761,24 @@
     </w:p>
     <w:p>
       <w:r>
-        <w:t>…</w:t>
+        <w:rPr/>
+        <w:t xml:space="preserve">Meer tijd besteden aan user </w:t>
+      </w:r>
+      <w:r>
+        <w:rPr/>
+        <w:t>stories</w:t>
+      </w:r>
+      <w:r>
+        <w:rPr/>
+        <w:t xml:space="preserve"> met een hogere </w:t>
+      </w:r>
+      <w:r>
+        <w:rPr/>
+        <w:t>bussiness</w:t>
+      </w:r>
+      <w:r>
+        <w:rPr/>
+        <w:t xml:space="preserve"> value.</w:t>
       </w:r>
       <w:r>
         <w:br/>
@@ -5706,7 +5788,7 @@
       <w:pPr>
         <w:pStyle w:val="Kop2"/>
       </w:pPr>
-      <w:bookmarkStart w:id="20" w:name="_Toc183594805"/>
+      <w:bookmarkStart w:name="_Toc183594805" w:id="20"/>
       <w:r>
         <w:t>5. R</w:t>
       </w:r>
@@ -5720,27 +5802,44 @@
     </w:p>
     <w:p>
       <w:r>
-        <w:t>…</w:t>
+        <w:rPr/>
+        <w:t xml:space="preserve">Communicatie was </w:t>
+      </w:r>
+      <w:r>
+        <w:rPr/>
+        <w:t>opzich</w:t>
+      </w:r>
+      <w:r>
+        <w:rPr/>
+        <w:t xml:space="preserve"> goed, alleen iets beter op elkaar afstemmen, wie waar wanneer mee bezig gaat.</w:t>
       </w:r>
     </w:p>
     <w:p/>
     <w:p>
+      <w:pPr/>
+      <w:r>
+        <w:br w:type="page"/>
+      </w:r>
+    </w:p>
+    <w:p>
       <w:pPr>
         <w:pStyle w:val="Kop2"/>
       </w:pPr>
-      <w:bookmarkStart w:id="21" w:name="_Toc183594806"/>
-      <w:r>
+      <w:bookmarkStart w:name="_Toc183594806" w:id="21"/>
+      <w:r>
+        <w:rPr/>
         <w:t>6</w:t>
       </w:r>
       <w:r>
+        <w:rPr/>
         <w:t xml:space="preserve">. Nieuwe user </w:t>
       </w:r>
-      <w:proofErr w:type="spellStart"/>
-      <w:r>
+      <w:r>
+        <w:rPr/>
         <w:t>stories</w:t>
       </w:r>
-      <w:proofErr w:type="spellEnd"/>
-      <w:r>
+      <w:r>
+        <w:rPr/>
         <w:t xml:space="preserve"> op basis van het verbetervoorstel</w:t>
       </w:r>
       <w:bookmarkEnd w:id="21"/>
@@ -5764,20 +5863,21 @@
           <w:tcPr>
             <w:tcW w:w="1980" w:type="dxa"/>
             <w:tcBorders>
-              <w:top w:val="single" w:sz="4" w:space="0" w:color="auto"/>
-              <w:left w:val="single" w:sz="4" w:space="0" w:color="auto"/>
-              <w:bottom w:val="single" w:sz="4" w:space="0" w:color="auto"/>
-              <w:right w:val="single" w:sz="4" w:space="0" w:color="auto"/>
+              <w:top w:val="single" w:color="auto" w:sz="4" w:space="0"/>
+              <w:left w:val="single" w:color="auto" w:sz="4" w:space="0"/>
+              <w:bottom w:val="single" w:color="auto" w:sz="4" w:space="0"/>
+              <w:right w:val="single" w:color="auto" w:sz="4" w:space="0"/>
             </w:tcBorders>
             <w:shd w:val="clear" w:color="auto" w:fill="BFBFBF" w:themeFill="background1" w:themeFillShade="BF"/>
             <w:noWrap/>
+            <w:tcMar/>
             <w:vAlign w:val="center"/>
           </w:tcPr>
           <w:p>
             <w:pPr>
               <w:spacing w:after="0" w:line="240" w:lineRule="auto"/>
               <w:rPr>
-                <w:rFonts w:ascii="Calibri" w:eastAsia="Times New Roman" w:hAnsi="Calibri" w:cs="Calibri"/>
+                <w:rFonts w:ascii="Calibri" w:hAnsi="Calibri" w:eastAsia="Times New Roman" w:cs="Calibri"/>
                 <w:b/>
                 <w:bCs/>
                 <w:color w:val="000000"/>
@@ -5785,7 +5885,7 @@
             </w:pPr>
             <w:r>
               <w:rPr>
-                <w:rFonts w:ascii="Calibri" w:eastAsia="Times New Roman" w:hAnsi="Calibri" w:cs="Calibri"/>
+                <w:rFonts w:ascii="Calibri" w:hAnsi="Calibri" w:eastAsia="Times New Roman" w:cs="Calibri"/>
                 <w:b/>
                 <w:bCs/>
                 <w:color w:val="000000"/>
@@ -5799,19 +5899,20 @@
             <w:tcW w:w="7045" w:type="dxa"/>
             <w:gridSpan w:val="3"/>
             <w:tcBorders>
-              <w:top w:val="single" w:sz="4" w:space="0" w:color="auto"/>
-              <w:left w:val="single" w:sz="4" w:space="0" w:color="auto"/>
-              <w:bottom w:val="single" w:sz="4" w:space="0" w:color="auto"/>
-              <w:right w:val="single" w:sz="4" w:space="0" w:color="auto"/>
+              <w:top w:val="single" w:color="auto" w:sz="4" w:space="0"/>
+              <w:left w:val="single" w:color="auto" w:sz="4" w:space="0"/>
+              <w:bottom w:val="single" w:color="auto" w:sz="4" w:space="0"/>
+              <w:right w:val="single" w:color="auto" w:sz="4" w:space="0"/>
             </w:tcBorders>
             <w:shd w:val="clear" w:color="auto" w:fill="auto"/>
+            <w:tcMar/>
             <w:vAlign w:val="center"/>
           </w:tcPr>
           <w:p>
             <w:pPr>
               <w:spacing w:after="0" w:line="240" w:lineRule="auto"/>
               <w:rPr>
-                <w:rFonts w:ascii="Calibri" w:eastAsia="Times New Roman" w:hAnsi="Calibri" w:cs="Calibri"/>
+                <w:rFonts w:ascii="Calibri" w:hAnsi="Calibri" w:eastAsia="Times New Roman" w:cs="Calibri"/>
                 <w:color w:val="000000"/>
               </w:rPr>
             </w:pPr>
@@ -5826,13 +5927,14 @@
           <w:tcPr>
             <w:tcW w:w="1980" w:type="dxa"/>
             <w:tcBorders>
-              <w:top w:val="single" w:sz="4" w:space="0" w:color="auto"/>
-              <w:left w:val="single" w:sz="4" w:space="0" w:color="auto"/>
-              <w:bottom w:val="single" w:sz="4" w:space="0" w:color="auto"/>
-              <w:right w:val="single" w:sz="4" w:space="0" w:color="auto"/>
+              <w:top w:val="single" w:color="auto" w:sz="4" w:space="0"/>
+              <w:left w:val="single" w:color="auto" w:sz="4" w:space="0"/>
+              <w:bottom w:val="single" w:color="auto" w:sz="4" w:space="0"/>
+              <w:right w:val="single" w:color="auto" w:sz="4" w:space="0"/>
             </w:tcBorders>
             <w:shd w:val="clear" w:color="auto" w:fill="BFBFBF" w:themeFill="background1" w:themeFillShade="BF"/>
             <w:noWrap/>
+            <w:tcMar/>
             <w:vAlign w:val="center"/>
             <w:hideMark/>
           </w:tcPr>
@@ -5840,13 +5942,13 @@
             <w:pPr>
               <w:spacing w:after="0" w:line="240" w:lineRule="auto"/>
               <w:rPr>
-                <w:rFonts w:ascii="Calibri" w:eastAsia="Times New Roman" w:hAnsi="Calibri" w:cs="Calibri"/>
+                <w:rFonts w:ascii="Calibri" w:hAnsi="Calibri" w:eastAsia="Times New Roman" w:cs="Calibri"/>
                 <w:color w:val="000000"/>
               </w:rPr>
             </w:pPr>
             <w:r>
               <w:rPr>
-                <w:rFonts w:ascii="Calibri" w:eastAsia="Times New Roman" w:hAnsi="Calibri" w:cs="Calibri"/>
+                <w:rFonts w:ascii="Calibri" w:hAnsi="Calibri" w:eastAsia="Times New Roman" w:cs="Calibri"/>
                 <w:b/>
                 <w:bCs/>
                 <w:color w:val="000000"/>
@@ -5855,7 +5957,7 @@
             </w:r>
             <w:r>
               <w:rPr>
-                <w:rFonts w:ascii="Calibri" w:eastAsia="Times New Roman" w:hAnsi="Calibri" w:cs="Calibri"/>
+                <w:rFonts w:ascii="Calibri" w:hAnsi="Calibri" w:eastAsia="Times New Roman" w:cs="Calibri"/>
                 <w:b/>
                 <w:bCs/>
                 <w:color w:val="000000"/>
@@ -5864,7 +5966,7 @@
             </w:r>
             <w:r>
               <w:rPr>
-                <w:rFonts w:ascii="Calibri" w:eastAsia="Times New Roman" w:hAnsi="Calibri" w:cs="Calibri"/>
+                <w:rFonts w:ascii="Calibri" w:hAnsi="Calibri" w:eastAsia="Times New Roman" w:cs="Calibri"/>
                 <w:color w:val="000000"/>
               </w:rPr>
               <w:t>:</w:t>
@@ -5876,28 +5978,25 @@
             <w:tcW w:w="7045" w:type="dxa"/>
             <w:gridSpan w:val="3"/>
             <w:tcBorders>
-              <w:top w:val="single" w:sz="4" w:space="0" w:color="auto"/>
-              <w:left w:val="single" w:sz="4" w:space="0" w:color="auto"/>
-              <w:bottom w:val="single" w:sz="4" w:space="0" w:color="auto"/>
-              <w:right w:val="single" w:sz="4" w:space="0" w:color="auto"/>
+              <w:top w:val="single" w:color="auto" w:sz="4" w:space="0"/>
+              <w:left w:val="single" w:color="auto" w:sz="4" w:space="0"/>
+              <w:bottom w:val="single" w:color="auto" w:sz="4" w:space="0"/>
+              <w:right w:val="single" w:color="auto" w:sz="4" w:space="0"/>
             </w:tcBorders>
             <w:shd w:val="clear" w:color="auto" w:fill="auto"/>
+            <w:tcMar/>
             <w:vAlign w:val="center"/>
           </w:tcPr>
           <w:p>
             <w:pPr>
               <w:spacing w:after="0" w:line="240" w:lineRule="auto"/>
-              <w:rPr>
-                <w:rFonts w:ascii="Calibri" w:eastAsia="Times New Roman" w:hAnsi="Calibri" w:cs="Calibri"/>
-                <w:color w:val="000000"/>
-              </w:rPr>
             </w:pPr>
             <w:r>
               <w:rPr>
-                <w:rFonts w:ascii="Calibri" w:eastAsia="Times New Roman" w:hAnsi="Calibri" w:cs="Calibri"/>
-                <w:color w:val="000000"/>
-              </w:rPr>
-              <w:t>…</w:t>
+                <w:rFonts w:ascii="Calibri" w:hAnsi="Calibri" w:eastAsia="Times New Roman" w:cs="Calibri"/>
+                <w:color w:val="000000" w:themeColor="text1" w:themeTint="FF" w:themeShade="FF"/>
+              </w:rPr>
+              <w:t>Meer puzzels</w:t>
             </w:r>
           </w:p>
         </w:tc>
@@ -5911,13 +6010,14 @@
             <w:tcW w:w="9025" w:type="dxa"/>
             <w:gridSpan w:val="4"/>
             <w:tcBorders>
-              <w:top w:val="single" w:sz="4" w:space="0" w:color="auto"/>
-              <w:left w:val="single" w:sz="4" w:space="0" w:color="auto"/>
-              <w:bottom w:val="single" w:sz="4" w:space="0" w:color="auto"/>
-              <w:right w:val="single" w:sz="4" w:space="0" w:color="auto"/>
+              <w:top w:val="single" w:color="auto" w:sz="4" w:space="0"/>
+              <w:left w:val="single" w:color="auto" w:sz="4" w:space="0"/>
+              <w:bottom w:val="single" w:color="auto" w:sz="4" w:space="0"/>
+              <w:right w:val="single" w:color="auto" w:sz="4" w:space="0"/>
             </w:tcBorders>
             <w:shd w:val="clear" w:color="auto" w:fill="BFBFBF" w:themeFill="background1" w:themeFillShade="BF"/>
             <w:noWrap/>
+            <w:tcMar/>
             <w:vAlign w:val="center"/>
             <w:hideMark/>
           </w:tcPr>
@@ -5925,13 +6025,13 @@
             <w:pPr>
               <w:spacing w:after="0" w:line="240" w:lineRule="auto"/>
               <w:rPr>
-                <w:rFonts w:ascii="Calibri" w:eastAsia="Times New Roman" w:hAnsi="Calibri" w:cs="Calibri"/>
+                <w:rFonts w:ascii="Calibri" w:hAnsi="Calibri" w:eastAsia="Times New Roman" w:cs="Calibri"/>
                 <w:color w:val="000000"/>
               </w:rPr>
             </w:pPr>
             <w:r>
               <w:rPr>
-                <w:rFonts w:ascii="Calibri" w:eastAsia="Times New Roman" w:hAnsi="Calibri" w:cs="Calibri"/>
+                <w:rFonts w:ascii="Calibri" w:hAnsi="Calibri" w:eastAsia="Times New Roman" w:cs="Calibri"/>
                 <w:b/>
                 <w:bCs/>
                 <w:color w:val="000000"/>
@@ -5940,7 +6040,7 @@
             </w:r>
             <w:r>
               <w:rPr>
-                <w:rFonts w:ascii="Calibri" w:eastAsia="Times New Roman" w:hAnsi="Calibri" w:cs="Calibri"/>
+                <w:rFonts w:ascii="Calibri" w:hAnsi="Calibri" w:eastAsia="Times New Roman" w:cs="Calibri"/>
                 <w:color w:val="000000"/>
               </w:rPr>
               <w:t>:</w:t>
@@ -5957,30 +6057,78 @@
             <w:tcW w:w="9025" w:type="dxa"/>
             <w:gridSpan w:val="4"/>
             <w:tcBorders>
-              <w:top w:val="single" w:sz="4" w:space="0" w:color="auto"/>
-              <w:left w:val="single" w:sz="4" w:space="0" w:color="auto"/>
-              <w:bottom w:val="single" w:sz="4" w:space="0" w:color="auto"/>
-              <w:right w:val="single" w:sz="4" w:space="0" w:color="auto"/>
+              <w:top w:val="single" w:color="auto" w:sz="4" w:space="0"/>
+              <w:left w:val="single" w:color="auto" w:sz="4" w:space="0"/>
+              <w:bottom w:val="single" w:color="auto" w:sz="4" w:space="0"/>
+              <w:right w:val="single" w:color="auto" w:sz="4" w:space="0"/>
             </w:tcBorders>
             <w:shd w:val="clear" w:color="auto" w:fill="auto"/>
             <w:noWrap/>
+            <w:tcMar/>
             <w:vAlign w:val="center"/>
             <w:hideMark/>
           </w:tcPr>
           <w:p>
             <w:pPr>
-              <w:spacing w:after="0" w:line="240" w:lineRule="auto"/>
-              <w:rPr>
-                <w:rFonts w:ascii="Calibri" w:eastAsia="Times New Roman" w:hAnsi="Calibri" w:cs="Calibri"/>
-                <w:color w:val="000000"/>
+              <w:pStyle w:val="Standaard"/>
+              <w:suppressLineNumbers w:val="0"/>
+              <w:bidi w:val="0"/>
+              <w:spacing w:before="0" w:beforeAutospacing="off" w:after="0" w:afterAutospacing="off" w:line="240" w:lineRule="auto"/>
+              <w:ind w:left="0" w:right="0"/>
+              <w:jc w:val="left"/>
+              <w:rPr>
+                <w:rFonts w:ascii="Calibri" w:hAnsi="Calibri" w:eastAsia="Times New Roman" w:cs="Calibri"/>
+                <w:color w:val="000000" w:themeColor="text1" w:themeTint="FF" w:themeShade="FF"/>
               </w:rPr>
             </w:pPr>
             <w:r>
               <w:rPr>
-                <w:rFonts w:ascii="Calibri" w:eastAsia="Times New Roman" w:hAnsi="Calibri" w:cs="Calibri"/>
-                <w:color w:val="000000"/>
-              </w:rPr>
-              <w:t>Als … wil ik … zodat …</w:t>
+                <w:rFonts w:ascii="Calibri" w:hAnsi="Calibri" w:eastAsia="Times New Roman" w:cs="Calibri"/>
+                <w:color w:val="000000" w:themeColor="text1" w:themeTint="FF" w:themeShade="FF"/>
+              </w:rPr>
+              <w:t xml:space="preserve">Als </w:t>
+            </w:r>
+            <w:r>
+              <w:rPr>
+                <w:rFonts w:ascii="Calibri" w:hAnsi="Calibri" w:eastAsia="Times New Roman" w:cs="Calibri"/>
+                <w:color w:val="000000" w:themeColor="text1" w:themeTint="FF" w:themeShade="FF"/>
+              </w:rPr>
+              <w:t xml:space="preserve">eindgebruiker </w:t>
+            </w:r>
+            <w:r>
+              <w:rPr>
+                <w:rFonts w:ascii="Calibri" w:hAnsi="Calibri" w:eastAsia="Times New Roman" w:cs="Calibri"/>
+                <w:color w:val="000000" w:themeColor="text1" w:themeTint="FF" w:themeShade="FF"/>
+              </w:rPr>
+              <w:t xml:space="preserve">wil ik </w:t>
+            </w:r>
+            <w:r>
+              <w:rPr>
+                <w:rFonts w:ascii="Calibri" w:hAnsi="Calibri" w:eastAsia="Times New Roman" w:cs="Calibri"/>
+                <w:color w:val="000000" w:themeColor="text1" w:themeTint="FF" w:themeShade="FF"/>
+              </w:rPr>
+              <w:t>meerdere puzzels,</w:t>
+            </w:r>
+            <w:r>
+              <w:rPr>
+                <w:rFonts w:ascii="Calibri" w:hAnsi="Calibri" w:eastAsia="Times New Roman" w:cs="Calibri"/>
+                <w:color w:val="000000" w:themeColor="text1" w:themeTint="FF" w:themeShade="FF"/>
+              </w:rPr>
+              <w:t xml:space="preserve"> zodat </w:t>
+            </w:r>
+            <w:r>
+              <w:rPr>
+                <w:rFonts w:ascii="Calibri" w:hAnsi="Calibri" w:eastAsia="Times New Roman" w:cs="Calibri"/>
+                <w:color w:val="000000" w:themeColor="text1" w:themeTint="FF" w:themeShade="FF"/>
+              </w:rPr>
+              <w:t xml:space="preserve">er meer gevarieerde gameplay </w:t>
+            </w:r>
+            <w:r>
+              <w:rPr>
+                <w:rFonts w:ascii="Calibri" w:hAnsi="Calibri" w:eastAsia="Times New Roman" w:cs="Calibri"/>
+                <w:color w:val="000000" w:themeColor="text1" w:themeTint="FF" w:themeShade="FF"/>
+              </w:rPr>
+              <w:t>onstaat</w:t>
             </w:r>
           </w:p>
         </w:tc>
@@ -5993,13 +6141,14 @@
           <w:tcPr>
             <w:tcW w:w="1980" w:type="dxa"/>
             <w:tcBorders>
-              <w:top w:val="single" w:sz="4" w:space="0" w:color="auto"/>
-              <w:left w:val="single" w:sz="4" w:space="0" w:color="auto"/>
-              <w:bottom w:val="single" w:sz="4" w:space="0" w:color="auto"/>
-              <w:right w:val="single" w:sz="4" w:space="0" w:color="auto"/>
+              <w:top w:val="single" w:color="auto" w:sz="4" w:space="0"/>
+              <w:left w:val="single" w:color="auto" w:sz="4" w:space="0"/>
+              <w:bottom w:val="single" w:color="auto" w:sz="4" w:space="0"/>
+              <w:right w:val="single" w:color="auto" w:sz="4" w:space="0"/>
             </w:tcBorders>
             <w:shd w:val="clear" w:color="auto" w:fill="BFBFBF" w:themeFill="background1" w:themeFillShade="BF"/>
             <w:noWrap/>
+            <w:tcMar/>
             <w:vAlign w:val="center"/>
             <w:hideMark/>
           </w:tcPr>
@@ -6007,7 +6156,7 @@
             <w:pPr>
               <w:spacing w:after="0" w:line="240" w:lineRule="auto"/>
               <w:rPr>
-                <w:rFonts w:ascii="Calibri" w:eastAsia="Times New Roman" w:hAnsi="Calibri" w:cs="Calibri"/>
+                <w:rFonts w:ascii="Calibri" w:hAnsi="Calibri" w:eastAsia="Times New Roman" w:cs="Calibri"/>
                 <w:b/>
                 <w:bCs/>
                 <w:color w:val="000000"/>
@@ -6015,7 +6164,7 @@
             </w:pPr>
             <w:r>
               <w:rPr>
-                <w:rFonts w:ascii="Calibri" w:eastAsia="Times New Roman" w:hAnsi="Calibri" w:cs="Calibri"/>
+                <w:rFonts w:ascii="Calibri" w:hAnsi="Calibri" w:eastAsia="Times New Roman" w:cs="Calibri"/>
                 <w:b/>
                 <w:bCs/>
                 <w:color w:val="000000"/>
@@ -6030,11 +6179,12 @@
             <w:tcBorders>
               <w:top w:val="nil"/>
               <w:left w:val="nil"/>
-              <w:bottom w:val="single" w:sz="4" w:space="0" w:color="auto"/>
-              <w:right w:val="single" w:sz="4" w:space="0" w:color="auto"/>
+              <w:bottom w:val="single" w:color="auto" w:sz="4" w:space="0"/>
+              <w:right w:val="single" w:color="auto" w:sz="4" w:space="0"/>
             </w:tcBorders>
             <w:shd w:val="clear" w:color="auto" w:fill="auto"/>
             <w:noWrap/>
+            <w:tcMar/>
             <w:vAlign w:val="center"/>
             <w:hideMark/>
           </w:tcPr>
@@ -6042,13 +6192,13 @@
             <w:pPr>
               <w:spacing w:after="0" w:line="240" w:lineRule="auto"/>
               <w:rPr>
-                <w:rFonts w:ascii="Calibri" w:eastAsia="Times New Roman" w:hAnsi="Calibri" w:cs="Calibri"/>
+                <w:rFonts w:ascii="Calibri" w:hAnsi="Calibri" w:eastAsia="Times New Roman" w:cs="Calibri"/>
                 <w:color w:val="000000"/>
               </w:rPr>
             </w:pPr>
             <w:r>
               <w:rPr>
-                <w:rFonts w:ascii="Calibri" w:eastAsia="Times New Roman" w:hAnsi="Calibri" w:cs="Calibri"/>
+                <w:rFonts w:ascii="Calibri" w:hAnsi="Calibri" w:eastAsia="Times New Roman" w:cs="Calibri"/>
                 <w:color w:val="000000"/>
               </w:rPr>
               <w:t>1-5</w:t>
@@ -6061,11 +6211,12 @@
             <w:tcBorders>
               <w:top w:val="nil"/>
               <w:left w:val="nil"/>
-              <w:bottom w:val="single" w:sz="4" w:space="0" w:color="auto"/>
-              <w:right w:val="single" w:sz="4" w:space="0" w:color="auto"/>
+              <w:bottom w:val="single" w:color="auto" w:sz="4" w:space="0"/>
+              <w:right w:val="single" w:color="auto" w:sz="4" w:space="0"/>
             </w:tcBorders>
             <w:shd w:val="clear" w:color="auto" w:fill="BFBFBF" w:themeFill="background1" w:themeFillShade="BF"/>
             <w:noWrap/>
+            <w:tcMar/>
             <w:vAlign w:val="center"/>
             <w:hideMark/>
           </w:tcPr>
@@ -6073,7 +6224,7 @@
             <w:pPr>
               <w:spacing w:after="0" w:line="240" w:lineRule="auto"/>
               <w:rPr>
-                <w:rFonts w:ascii="Calibri" w:eastAsia="Times New Roman" w:hAnsi="Calibri" w:cs="Calibri"/>
+                <w:rFonts w:ascii="Calibri" w:hAnsi="Calibri" w:eastAsia="Times New Roman" w:cs="Calibri"/>
                 <w:b/>
                 <w:bCs/>
                 <w:color w:val="000000"/>
@@ -6081,7 +6232,7 @@
             </w:pPr>
             <w:r>
               <w:rPr>
-                <w:rFonts w:ascii="Calibri" w:eastAsia="Times New Roman" w:hAnsi="Calibri" w:cs="Calibri"/>
+                <w:rFonts w:ascii="Calibri" w:hAnsi="Calibri" w:eastAsia="Times New Roman" w:cs="Calibri"/>
                 <w:b/>
                 <w:bCs/>
                 <w:color w:val="000000"/>
@@ -6096,11 +6247,12 @@
             <w:tcBorders>
               <w:top w:val="nil"/>
               <w:left w:val="nil"/>
-              <w:bottom w:val="single" w:sz="4" w:space="0" w:color="auto"/>
-              <w:right w:val="single" w:sz="4" w:space="0" w:color="auto"/>
+              <w:bottom w:val="single" w:color="auto" w:sz="4" w:space="0"/>
+              <w:right w:val="single" w:color="auto" w:sz="4" w:space="0"/>
             </w:tcBorders>
             <w:shd w:val="clear" w:color="auto" w:fill="auto"/>
             <w:noWrap/>
+            <w:tcMar/>
             <w:vAlign w:val="center"/>
             <w:hideMark/>
           </w:tcPr>
@@ -6108,13 +6260,13 @@
             <w:pPr>
               <w:spacing w:after="0" w:line="240" w:lineRule="auto"/>
               <w:rPr>
-                <w:rFonts w:ascii="Calibri" w:eastAsia="Times New Roman" w:hAnsi="Calibri" w:cs="Calibri"/>
+                <w:rFonts w:ascii="Calibri" w:hAnsi="Calibri" w:eastAsia="Times New Roman" w:cs="Calibri"/>
                 <w:color w:val="000000"/>
               </w:rPr>
             </w:pPr>
             <w:r>
               <w:rPr>
-                <w:rFonts w:ascii="Calibri" w:eastAsia="Times New Roman" w:hAnsi="Calibri" w:cs="Calibri"/>
+                <w:rFonts w:ascii="Calibri" w:hAnsi="Calibri" w:eastAsia="Times New Roman" w:cs="Calibri"/>
                 <w:color w:val="000000"/>
               </w:rPr>
               <w:t>0,0.5,1,2,3,5,8,13,20</w:t>
@@ -6131,13 +6283,14 @@
             <w:tcW w:w="9025" w:type="dxa"/>
             <w:gridSpan w:val="4"/>
             <w:tcBorders>
-              <w:top w:val="single" w:sz="4" w:space="0" w:color="auto"/>
-              <w:left w:val="single" w:sz="4" w:space="0" w:color="auto"/>
-              <w:bottom w:val="single" w:sz="4" w:space="0" w:color="auto"/>
-              <w:right w:val="single" w:sz="4" w:space="0" w:color="auto"/>
+              <w:top w:val="single" w:color="auto" w:sz="4" w:space="0"/>
+              <w:left w:val="single" w:color="auto" w:sz="4" w:space="0"/>
+              <w:bottom w:val="single" w:color="auto" w:sz="4" w:space="0"/>
+              <w:right w:val="single" w:color="auto" w:sz="4" w:space="0"/>
             </w:tcBorders>
             <w:shd w:val="clear" w:color="auto" w:fill="BFBFBF" w:themeFill="background1" w:themeFillShade="BF"/>
             <w:noWrap/>
+            <w:tcMar/>
             <w:vAlign w:val="center"/>
             <w:hideMark/>
           </w:tcPr>
@@ -6145,13 +6298,13 @@
             <w:pPr>
               <w:spacing w:after="0" w:line="240" w:lineRule="auto"/>
               <w:rPr>
-                <w:rFonts w:ascii="Calibri" w:eastAsia="Times New Roman" w:hAnsi="Calibri" w:cs="Calibri"/>
+                <w:rFonts w:ascii="Calibri" w:hAnsi="Calibri" w:eastAsia="Times New Roman" w:cs="Calibri"/>
                 <w:color w:val="000000"/>
               </w:rPr>
             </w:pPr>
             <w:r>
               <w:rPr>
-                <w:rFonts w:ascii="Calibri" w:eastAsia="Times New Roman" w:hAnsi="Calibri" w:cs="Calibri"/>
+                <w:rFonts w:ascii="Calibri" w:hAnsi="Calibri" w:eastAsia="Times New Roman" w:cs="Calibri"/>
                 <w:b/>
                 <w:bCs/>
                 <w:color w:val="000000"/>
@@ -6160,10 +6313,200 @@
             </w:r>
             <w:r>
               <w:rPr>
-                <w:rFonts w:ascii="Calibri" w:eastAsia="Times New Roman" w:hAnsi="Calibri" w:cs="Calibri"/>
+                <w:rFonts w:ascii="Calibri" w:hAnsi="Calibri" w:eastAsia="Times New Roman" w:cs="Calibri"/>
                 <w:color w:val="000000"/>
               </w:rPr>
               <w:t>:</w:t>
+            </w:r>
+          </w:p>
+        </w:tc>
+      </w:tr>
+      <w:tr>
+        <w:trPr>
+          <w:trHeight w:val="1875"/>
+        </w:trPr>
+        <w:tc>
+          <w:tcPr>
+            <w:tcW w:w="9025" w:type="dxa"/>
+            <w:gridSpan w:val="4"/>
+            <w:tcBorders>
+              <w:top w:val="single" w:color="auto" w:sz="4" w:space="0"/>
+              <w:left w:val="single" w:color="auto" w:sz="4" w:space="0"/>
+              <w:bottom w:val="single" w:color="auto" w:sz="4" w:space="0"/>
+              <w:right w:val="single" w:color="auto" w:sz="4" w:space="0"/>
+            </w:tcBorders>
+            <w:shd w:val="clear" w:color="auto" w:fill="auto"/>
+            <w:noWrap/>
+            <w:tcMar/>
+            <w:vAlign w:val="center"/>
+            <w:hideMark/>
+          </w:tcPr>
+          <w:p>
+            <w:pPr>
+              <w:pStyle w:val="Lijstalinea"/>
+              <w:numPr>
+                <w:ilvl w:val="0"/>
+                <w:numId w:val="31"/>
+              </w:numPr>
+              <w:spacing w:before="240" w:line="240" w:lineRule="auto"/>
+              <w:rPr>
+                <w:rFonts w:ascii="Calibri" w:hAnsi="Calibri" w:eastAsia="Times New Roman" w:cs="Calibri"/>
+                <w:color w:val="000000"/>
+              </w:rPr>
+            </w:pPr>
+            <w:r>
+              <w:rPr>
+                <w:rFonts w:ascii="Calibri" w:hAnsi="Calibri" w:eastAsia="Times New Roman" w:cs="Calibri"/>
+                <w:color w:val="000000" w:themeColor="text1" w:themeTint="FF" w:themeShade="FF"/>
+              </w:rPr>
+              <w:t>Er zijn meer dan 1 levels/puzzels</w:t>
+            </w:r>
+          </w:p>
+        </w:tc>
+      </w:tr>
+      <w:tr>
+        <w:trPr>
+          <w:trHeight w:val="567"/>
+        </w:trPr>
+        <w:tc>
+          <w:tcPr>
+            <w:tcW w:w="1980" w:type="dxa"/>
+            <w:tcBorders>
+              <w:top w:val="single" w:color="auto" w:sz="4" w:space="0"/>
+              <w:left w:val="single" w:color="auto" w:sz="4" w:space="0"/>
+              <w:bottom w:val="single" w:color="auto" w:sz="4" w:space="0"/>
+              <w:right w:val="single" w:color="auto" w:sz="4" w:space="0"/>
+            </w:tcBorders>
+            <w:shd w:val="clear" w:color="auto" w:fill="BFBFBF" w:themeFill="background1" w:themeFillShade="BF"/>
+            <w:noWrap/>
+            <w:tcMar/>
+            <w:vAlign w:val="center"/>
+          </w:tcPr>
+          <w:p>
+            <w:pPr>
+              <w:spacing w:after="0" w:line="240" w:lineRule="auto"/>
+              <w:rPr>
+                <w:rFonts w:ascii="Calibri" w:hAnsi="Calibri" w:eastAsia="Times New Roman" w:cs="Calibri"/>
+                <w:b/>
+                <w:bCs/>
+                <w:color w:val="000000"/>
+              </w:rPr>
+            </w:pPr>
+            <w:r>
+              <w:rPr>
+                <w:rFonts w:ascii="Calibri" w:hAnsi="Calibri" w:eastAsia="Times New Roman" w:cs="Calibri"/>
+                <w:b/>
+                <w:bCs/>
+                <w:color w:val="000000"/>
+              </w:rPr>
+              <w:t>Naam student:</w:t>
+            </w:r>
+          </w:p>
+        </w:tc>
+        <w:tc>
+          <w:tcPr>
+            <w:tcW w:w="7045" w:type="dxa"/>
+            <w:gridSpan w:val="3"/>
+            <w:tcBorders>
+              <w:top w:val="single" w:color="auto" w:sz="4" w:space="0"/>
+              <w:left w:val="single" w:color="auto" w:sz="4" w:space="0"/>
+              <w:bottom w:val="single" w:color="auto" w:sz="4" w:space="0"/>
+              <w:right w:val="single" w:color="auto" w:sz="4" w:space="0"/>
+            </w:tcBorders>
+            <w:shd w:val="clear" w:color="auto" w:fill="auto"/>
+            <w:tcMar/>
+            <w:vAlign w:val="center"/>
+          </w:tcPr>
+          <w:p>
+            <w:pPr>
+              <w:spacing w:after="0" w:line="240" w:lineRule="auto"/>
+              <w:rPr>
+                <w:rFonts w:ascii="Calibri" w:hAnsi="Calibri" w:eastAsia="Times New Roman" w:cs="Calibri"/>
+                <w:color w:val="000000"/>
+              </w:rPr>
+            </w:pPr>
+          </w:p>
+        </w:tc>
+      </w:tr>
+      <w:tr>
+        <w:trPr>
+          <w:trHeight w:val="567"/>
+        </w:trPr>
+        <w:tc>
+          <w:tcPr>
+            <w:tcW w:w="1980" w:type="dxa"/>
+            <w:tcBorders>
+              <w:top w:val="single" w:color="auto" w:sz="4" w:space="0"/>
+              <w:left w:val="single" w:color="auto" w:sz="4" w:space="0"/>
+              <w:bottom w:val="single" w:color="auto" w:sz="4" w:space="0"/>
+              <w:right w:val="single" w:color="auto" w:sz="4" w:space="0"/>
+            </w:tcBorders>
+            <w:shd w:val="clear" w:color="auto" w:fill="BFBFBF" w:themeFill="background1" w:themeFillShade="BF"/>
+            <w:noWrap/>
+            <w:tcMar/>
+            <w:vAlign w:val="center"/>
+            <w:hideMark/>
+          </w:tcPr>
+          <w:p>
+            <w:pPr>
+              <w:spacing w:after="0" w:line="240" w:lineRule="auto"/>
+              <w:rPr>
+                <w:rFonts w:ascii="Calibri" w:hAnsi="Calibri" w:eastAsia="Times New Roman" w:cs="Calibri"/>
+                <w:color w:val="000000"/>
+              </w:rPr>
+            </w:pPr>
+            <w:r>
+              <w:rPr>
+                <w:rFonts w:ascii="Calibri" w:hAnsi="Calibri" w:eastAsia="Times New Roman" w:cs="Calibri"/>
+                <w:b/>
+                <w:bCs/>
+                <w:color w:val="000000"/>
+              </w:rPr>
+              <w:lastRenderedPageBreak/>
+              <w:t>Nummer &amp; T</w:t>
+            </w:r>
+            <w:r>
+              <w:rPr>
+                <w:rFonts w:ascii="Calibri" w:hAnsi="Calibri" w:eastAsia="Times New Roman" w:cs="Calibri"/>
+                <w:b/>
+                <w:bCs/>
+                <w:color w:val="000000"/>
+              </w:rPr>
+              <w:t>itel</w:t>
+            </w:r>
+            <w:r>
+              <w:rPr>
+                <w:rFonts w:ascii="Calibri" w:hAnsi="Calibri" w:eastAsia="Times New Roman" w:cs="Calibri"/>
+                <w:color w:val="000000"/>
+              </w:rPr>
+              <w:t>:</w:t>
+            </w:r>
+          </w:p>
+        </w:tc>
+        <w:tc>
+          <w:tcPr>
+            <w:tcW w:w="7045" w:type="dxa"/>
+            <w:gridSpan w:val="3"/>
+            <w:tcBorders>
+              <w:top w:val="single" w:color="auto" w:sz="4" w:space="0"/>
+              <w:left w:val="single" w:color="auto" w:sz="4" w:space="0"/>
+              <w:bottom w:val="single" w:color="auto" w:sz="4" w:space="0"/>
+              <w:right w:val="single" w:color="auto" w:sz="4" w:space="0"/>
+            </w:tcBorders>
+            <w:shd w:val="clear" w:color="auto" w:fill="auto"/>
+            <w:tcMar/>
+            <w:vAlign w:val="center"/>
+          </w:tcPr>
+          <w:p>
+            <w:pPr>
+              <w:spacing w:after="0" w:line="240" w:lineRule="auto"/>
+            </w:pPr>
+            <w:r>
+              <w:rPr>
+                <w:rFonts w:ascii="Calibri" w:hAnsi="Calibri" w:eastAsia="Times New Roman" w:cs="Calibri"/>
+                <w:color w:val="000000" w:themeColor="text1" w:themeTint="FF" w:themeShade="FF"/>
+              </w:rPr>
+              <w:t>Textures</w:t>
             </w:r>
           </w:p>
         </w:tc>
@@ -6177,179 +6520,14 @@
             <w:tcW w:w="9025" w:type="dxa"/>
             <w:gridSpan w:val="4"/>
             <w:tcBorders>
-              <w:top w:val="single" w:sz="4" w:space="0" w:color="auto"/>
-              <w:left w:val="single" w:sz="4" w:space="0" w:color="auto"/>
-              <w:bottom w:val="single" w:sz="4" w:space="0" w:color="auto"/>
-              <w:right w:val="single" w:sz="4" w:space="0" w:color="auto"/>
-            </w:tcBorders>
-            <w:shd w:val="clear" w:color="auto" w:fill="auto"/>
-            <w:noWrap/>
-            <w:vAlign w:val="center"/>
-            <w:hideMark/>
-          </w:tcPr>
-          <w:p>
-            <w:pPr>
-              <w:pStyle w:val="Lijstalinea"/>
-              <w:numPr>
-                <w:ilvl w:val="0"/>
-                <w:numId w:val="31"/>
-              </w:numPr>
-              <w:spacing w:before="240" w:line="240" w:lineRule="auto"/>
-              <w:rPr>
-                <w:rFonts w:ascii="Calibri" w:eastAsia="Times New Roman" w:hAnsi="Calibri" w:cs="Calibri"/>
-                <w:color w:val="000000"/>
-              </w:rPr>
-            </w:pPr>
-            <w:r>
-              <w:rPr>
-                <w:rFonts w:ascii="Calibri" w:eastAsia="Times New Roman" w:hAnsi="Calibri" w:cs="Calibri"/>
-                <w:color w:val="000000"/>
-              </w:rPr>
-              <w:t>Criteria 1…</w:t>
-            </w:r>
-          </w:p>
-          <w:p>
-            <w:pPr>
-              <w:pStyle w:val="Lijstalinea"/>
-              <w:numPr>
-                <w:ilvl w:val="0"/>
-                <w:numId w:val="31"/>
-              </w:numPr>
-              <w:spacing w:before="240" w:line="240" w:lineRule="auto"/>
-              <w:rPr>
-                <w:rFonts w:ascii="Calibri" w:eastAsia="Times New Roman" w:hAnsi="Calibri" w:cs="Calibri"/>
-                <w:color w:val="000000"/>
-              </w:rPr>
-            </w:pPr>
-            <w:r>
-              <w:rPr>
-                <w:rFonts w:ascii="Calibri" w:eastAsia="Times New Roman" w:hAnsi="Calibri" w:cs="Calibri"/>
-                <w:color w:val="000000"/>
-              </w:rPr>
-              <w:t>Criteria 2…</w:t>
-            </w:r>
-          </w:p>
-          <w:p>
-            <w:pPr>
-              <w:pStyle w:val="Lijstalinea"/>
-              <w:numPr>
-                <w:ilvl w:val="0"/>
-                <w:numId w:val="31"/>
-              </w:numPr>
-              <w:spacing w:before="240" w:line="240" w:lineRule="auto"/>
-              <w:rPr>
-                <w:rFonts w:ascii="Calibri" w:eastAsia="Times New Roman" w:hAnsi="Calibri" w:cs="Calibri"/>
-                <w:color w:val="000000"/>
-              </w:rPr>
-            </w:pPr>
-            <w:r>
-              <w:rPr>
-                <w:rFonts w:ascii="Calibri" w:eastAsia="Times New Roman" w:hAnsi="Calibri" w:cs="Calibri"/>
-                <w:color w:val="000000"/>
-              </w:rPr>
-              <w:t>Criteria 3…</w:t>
-            </w:r>
-          </w:p>
-          <w:p>
-            <w:pPr>
-              <w:pStyle w:val="Lijstalinea"/>
-              <w:numPr>
-                <w:ilvl w:val="0"/>
-                <w:numId w:val="31"/>
-              </w:numPr>
-              <w:spacing w:before="240" w:line="240" w:lineRule="auto"/>
-              <w:rPr>
-                <w:rFonts w:ascii="Calibri" w:eastAsia="Times New Roman" w:hAnsi="Calibri" w:cs="Calibri"/>
-                <w:color w:val="000000"/>
-              </w:rPr>
-            </w:pPr>
-            <w:r>
-              <w:rPr>
-                <w:rFonts w:ascii="Calibri" w:eastAsia="Times New Roman" w:hAnsi="Calibri" w:cs="Calibri"/>
-                <w:color w:val="000000"/>
-              </w:rPr>
-              <w:t>Etc.</w:t>
-            </w:r>
-          </w:p>
-        </w:tc>
-      </w:tr>
-      <w:tr>
-        <w:trPr>
-          <w:trHeight w:val="567"/>
-        </w:trPr>
-        <w:tc>
-          <w:tcPr>
-            <w:tcW w:w="1980" w:type="dxa"/>
-            <w:tcBorders>
-              <w:top w:val="single" w:sz="4" w:space="0" w:color="auto"/>
-              <w:left w:val="single" w:sz="4" w:space="0" w:color="auto"/>
-              <w:bottom w:val="single" w:sz="4" w:space="0" w:color="auto"/>
-              <w:right w:val="single" w:sz="4" w:space="0" w:color="auto"/>
+              <w:top w:val="single" w:color="auto" w:sz="4" w:space="0"/>
+              <w:left w:val="single" w:color="auto" w:sz="4" w:space="0"/>
+              <w:bottom w:val="single" w:color="auto" w:sz="4" w:space="0"/>
+              <w:right w:val="single" w:color="auto" w:sz="4" w:space="0"/>
             </w:tcBorders>
             <w:shd w:val="clear" w:color="auto" w:fill="BFBFBF" w:themeFill="background1" w:themeFillShade="BF"/>
             <w:noWrap/>
-            <w:vAlign w:val="center"/>
-          </w:tcPr>
-          <w:p>
-            <w:pPr>
-              <w:spacing w:after="0" w:line="240" w:lineRule="auto"/>
-              <w:rPr>
-                <w:rFonts w:ascii="Calibri" w:eastAsia="Times New Roman" w:hAnsi="Calibri" w:cs="Calibri"/>
-                <w:b/>
-                <w:bCs/>
-                <w:color w:val="000000"/>
-              </w:rPr>
-            </w:pPr>
-            <w:r>
-              <w:rPr>
-                <w:rFonts w:ascii="Calibri" w:eastAsia="Times New Roman" w:hAnsi="Calibri" w:cs="Calibri"/>
-                <w:b/>
-                <w:bCs/>
-                <w:color w:val="000000"/>
-              </w:rPr>
-              <w:t>Naam student:</w:t>
-            </w:r>
-          </w:p>
-        </w:tc>
-        <w:tc>
-          <w:tcPr>
-            <w:tcW w:w="7045" w:type="dxa"/>
-            <w:gridSpan w:val="3"/>
-            <w:tcBorders>
-              <w:top w:val="single" w:sz="4" w:space="0" w:color="auto"/>
-              <w:left w:val="single" w:sz="4" w:space="0" w:color="auto"/>
-              <w:bottom w:val="single" w:sz="4" w:space="0" w:color="auto"/>
-              <w:right w:val="single" w:sz="4" w:space="0" w:color="auto"/>
-            </w:tcBorders>
-            <w:shd w:val="clear" w:color="auto" w:fill="auto"/>
-            <w:vAlign w:val="center"/>
-          </w:tcPr>
-          <w:p>
-            <w:pPr>
-              <w:spacing w:after="0" w:line="240" w:lineRule="auto"/>
-              <w:rPr>
-                <w:rFonts w:ascii="Calibri" w:eastAsia="Times New Roman" w:hAnsi="Calibri" w:cs="Calibri"/>
-                <w:color w:val="000000"/>
-              </w:rPr>
-            </w:pPr>
-          </w:p>
-        </w:tc>
-      </w:tr>
-      <w:tr>
-        <w:trPr>
-          <w:trHeight w:val="567"/>
-        </w:trPr>
-        <w:tc>
-          <w:tcPr>
-            <w:tcW w:w="1980" w:type="dxa"/>
-            <w:tcBorders>
-              <w:top w:val="single" w:sz="4" w:space="0" w:color="auto"/>
-              <w:left w:val="single" w:sz="4" w:space="0" w:color="auto"/>
-              <w:bottom w:val="single" w:sz="4" w:space="0" w:color="auto"/>
-              <w:right w:val="single" w:sz="4" w:space="0" w:color="auto"/>
-            </w:tcBorders>
-            <w:shd w:val="clear" w:color="auto" w:fill="BFBFBF" w:themeFill="background1" w:themeFillShade="BF"/>
-            <w:noWrap/>
+            <w:tcMar/>
             <w:vAlign w:val="center"/>
             <w:hideMark/>
           </w:tcPr>
@@ -6357,65 +6535,25 @@
             <w:pPr>
               <w:spacing w:after="0" w:line="240" w:lineRule="auto"/>
               <w:rPr>
-                <w:rFonts w:ascii="Calibri" w:eastAsia="Times New Roman" w:hAnsi="Calibri" w:cs="Calibri"/>
+                <w:rFonts w:ascii="Calibri" w:hAnsi="Calibri" w:eastAsia="Times New Roman" w:cs="Calibri"/>
                 <w:color w:val="000000"/>
               </w:rPr>
             </w:pPr>
             <w:r>
               <w:rPr>
-                <w:rFonts w:ascii="Calibri" w:eastAsia="Times New Roman" w:hAnsi="Calibri" w:cs="Calibri"/>
+                <w:rFonts w:ascii="Calibri" w:hAnsi="Calibri" w:eastAsia="Times New Roman" w:cs="Calibri"/>
                 <w:b/>
                 <w:bCs/>
                 <w:color w:val="000000"/>
               </w:rPr>
-              <w:lastRenderedPageBreak/>
-              <w:t>Nummer &amp; T</w:t>
-            </w:r>
-            <w:r>
-              <w:rPr>
-                <w:rFonts w:ascii="Calibri" w:eastAsia="Times New Roman" w:hAnsi="Calibri" w:cs="Calibri"/>
-                <w:b/>
-                <w:bCs/>
-                <w:color w:val="000000"/>
-              </w:rPr>
-              <w:t>itel</w:t>
-            </w:r>
-            <w:r>
-              <w:rPr>
-                <w:rFonts w:ascii="Calibri" w:eastAsia="Times New Roman" w:hAnsi="Calibri" w:cs="Calibri"/>
+              <w:t>Omschrijving</w:t>
+            </w:r>
+            <w:r>
+              <w:rPr>
+                <w:rFonts w:ascii="Calibri" w:hAnsi="Calibri" w:eastAsia="Times New Roman" w:cs="Calibri"/>
                 <w:color w:val="000000"/>
               </w:rPr>
               <w:t>:</w:t>
-            </w:r>
-          </w:p>
-        </w:tc>
-        <w:tc>
-          <w:tcPr>
-            <w:tcW w:w="7045" w:type="dxa"/>
-            <w:gridSpan w:val="3"/>
-            <w:tcBorders>
-              <w:top w:val="single" w:sz="4" w:space="0" w:color="auto"/>
-              <w:left w:val="single" w:sz="4" w:space="0" w:color="auto"/>
-              <w:bottom w:val="single" w:sz="4" w:space="0" w:color="auto"/>
-              <w:right w:val="single" w:sz="4" w:space="0" w:color="auto"/>
-            </w:tcBorders>
-            <w:shd w:val="clear" w:color="auto" w:fill="auto"/>
-            <w:vAlign w:val="center"/>
-          </w:tcPr>
-          <w:p>
-            <w:pPr>
-              <w:spacing w:after="0" w:line="240" w:lineRule="auto"/>
-              <w:rPr>
-                <w:rFonts w:ascii="Calibri" w:eastAsia="Times New Roman" w:hAnsi="Calibri" w:cs="Calibri"/>
-                <w:color w:val="000000"/>
-              </w:rPr>
-            </w:pPr>
-            <w:r>
-              <w:rPr>
-                <w:rFonts w:ascii="Calibri" w:eastAsia="Times New Roman" w:hAnsi="Calibri" w:cs="Calibri"/>
-                <w:color w:val="000000"/>
-              </w:rPr>
-              <w:t>…</w:t>
             </w:r>
           </w:p>
         </w:tc>
@@ -6429,13 +6567,105 @@
             <w:tcW w:w="9025" w:type="dxa"/>
             <w:gridSpan w:val="4"/>
             <w:tcBorders>
-              <w:top w:val="single" w:sz="4" w:space="0" w:color="auto"/>
-              <w:left w:val="single" w:sz="4" w:space="0" w:color="auto"/>
-              <w:bottom w:val="single" w:sz="4" w:space="0" w:color="auto"/>
-              <w:right w:val="single" w:sz="4" w:space="0" w:color="auto"/>
+              <w:top w:val="single" w:color="auto" w:sz="4" w:space="0"/>
+              <w:left w:val="single" w:color="auto" w:sz="4" w:space="0"/>
+              <w:bottom w:val="single" w:color="auto" w:sz="4" w:space="0"/>
+              <w:right w:val="single" w:color="auto" w:sz="4" w:space="0"/>
+            </w:tcBorders>
+            <w:shd w:val="clear" w:color="auto" w:fill="auto"/>
+            <w:noWrap/>
+            <w:tcMar/>
+            <w:vAlign w:val="center"/>
+            <w:hideMark/>
+          </w:tcPr>
+          <w:p>
+            <w:pPr>
+              <w:pStyle w:val="Standaard"/>
+              <w:suppressLineNumbers w:val="0"/>
+              <w:bidi w:val="0"/>
+              <w:spacing w:before="0" w:beforeAutospacing="off" w:after="0" w:afterAutospacing="off" w:line="240" w:lineRule="auto"/>
+              <w:ind w:left="0" w:right="0"/>
+              <w:jc w:val="left"/>
+              <w:rPr>
+                <w:rFonts w:ascii="Calibri" w:hAnsi="Calibri" w:eastAsia="Times New Roman" w:cs="Calibri"/>
+                <w:color w:val="000000" w:themeColor="text1" w:themeTint="FF" w:themeShade="FF"/>
+              </w:rPr>
+            </w:pPr>
+            <w:r>
+              <w:rPr>
+                <w:rFonts w:ascii="Calibri" w:hAnsi="Calibri" w:eastAsia="Times New Roman" w:cs="Calibri"/>
+                <w:color w:val="000000" w:themeColor="text1" w:themeTint="FF" w:themeShade="FF"/>
+              </w:rPr>
+              <w:t xml:space="preserve">Als </w:t>
+            </w:r>
+            <w:r>
+              <w:rPr>
+                <w:rFonts w:ascii="Calibri" w:hAnsi="Calibri" w:eastAsia="Times New Roman" w:cs="Calibri"/>
+                <w:color w:val="000000" w:themeColor="text1" w:themeTint="FF" w:themeShade="FF"/>
+              </w:rPr>
+              <w:t xml:space="preserve">eindgebruiker </w:t>
+            </w:r>
+            <w:r>
+              <w:rPr>
+                <w:rFonts w:ascii="Calibri" w:hAnsi="Calibri" w:eastAsia="Times New Roman" w:cs="Calibri"/>
+                <w:color w:val="000000" w:themeColor="text1" w:themeTint="FF" w:themeShade="FF"/>
+              </w:rPr>
+              <w:t xml:space="preserve">wil ik </w:t>
+            </w:r>
+            <w:r>
+              <w:rPr>
+                <w:rFonts w:ascii="Calibri" w:hAnsi="Calibri" w:eastAsia="Times New Roman" w:cs="Calibri"/>
+                <w:color w:val="000000" w:themeColor="text1" w:themeTint="FF" w:themeShade="FF"/>
+              </w:rPr>
+              <w:t xml:space="preserve">dat alle objecten een </w:t>
+            </w:r>
+            <w:r>
+              <w:rPr>
+                <w:rFonts w:ascii="Calibri" w:hAnsi="Calibri" w:eastAsia="Times New Roman" w:cs="Calibri"/>
+                <w:color w:val="000000" w:themeColor="text1" w:themeTint="FF" w:themeShade="FF"/>
+              </w:rPr>
+              <w:t>texture</w:t>
+            </w:r>
+            <w:r>
+              <w:rPr>
+                <w:rFonts w:ascii="Calibri" w:hAnsi="Calibri" w:eastAsia="Times New Roman" w:cs="Calibri"/>
+                <w:color w:val="000000" w:themeColor="text1" w:themeTint="FF" w:themeShade="FF"/>
+              </w:rPr>
+              <w:t xml:space="preserve"> hebben,</w:t>
+            </w:r>
+            <w:r>
+              <w:rPr>
+                <w:rFonts w:ascii="Calibri" w:hAnsi="Calibri" w:eastAsia="Times New Roman" w:cs="Calibri"/>
+                <w:color w:val="000000" w:themeColor="text1" w:themeTint="FF" w:themeShade="FF"/>
+              </w:rPr>
+              <w:t xml:space="preserve"> zodat </w:t>
+            </w:r>
+            <w:r>
+              <w:rPr>
+                <w:rFonts w:ascii="Calibri" w:hAnsi="Calibri" w:eastAsia="Times New Roman" w:cs="Calibri"/>
+                <w:color w:val="000000" w:themeColor="text1" w:themeTint="FF" w:themeShade="FF"/>
+              </w:rPr>
+              <w:t>de game er mooi uit ziet &amp; prettig speelt</w:t>
+            </w:r>
+          </w:p>
+        </w:tc>
+      </w:tr>
+      <w:tr>
+        <w:trPr>
+          <w:trHeight w:val="567"/>
+        </w:trPr>
+        <w:tc>
+          <w:tcPr>
+            <w:tcW w:w="1980" w:type="dxa"/>
+            <w:tcBorders>
+              <w:top w:val="single" w:color="auto" w:sz="4" w:space="0"/>
+              <w:left w:val="single" w:color="auto" w:sz="4" w:space="0"/>
+              <w:bottom w:val="single" w:color="auto" w:sz="4" w:space="0"/>
+              <w:right w:val="single" w:color="auto" w:sz="4" w:space="0"/>
             </w:tcBorders>
             <w:shd w:val="clear" w:color="auto" w:fill="BFBFBF" w:themeFill="background1" w:themeFillShade="BF"/>
             <w:noWrap/>
+            <w:tcMar/>
             <w:vAlign w:val="center"/>
             <w:hideMark/>
           </w:tcPr>
@@ -6443,25 +6673,120 @@
             <w:pPr>
               <w:spacing w:after="0" w:line="240" w:lineRule="auto"/>
               <w:rPr>
-                <w:rFonts w:ascii="Calibri" w:eastAsia="Times New Roman" w:hAnsi="Calibri" w:cs="Calibri"/>
-                <w:color w:val="000000"/>
-              </w:rPr>
-            </w:pPr>
-            <w:r>
-              <w:rPr>
-                <w:rFonts w:ascii="Calibri" w:eastAsia="Times New Roman" w:hAnsi="Calibri" w:cs="Calibri"/>
+                <w:rFonts w:ascii="Calibri" w:hAnsi="Calibri" w:eastAsia="Times New Roman" w:cs="Calibri"/>
                 <w:b/>
                 <w:bCs/>
                 <w:color w:val="000000"/>
               </w:rPr>
-              <w:t>Omschrijving</w:t>
-            </w:r>
-            <w:r>
-              <w:rPr>
-                <w:rFonts w:ascii="Calibri" w:eastAsia="Times New Roman" w:hAnsi="Calibri" w:cs="Calibri"/>
-                <w:color w:val="000000"/>
-              </w:rPr>
-              <w:t>:</w:t>
+            </w:pPr>
+            <w:r>
+              <w:rPr>
+                <w:rFonts w:ascii="Calibri" w:hAnsi="Calibri" w:eastAsia="Times New Roman" w:cs="Calibri"/>
+                <w:b/>
+                <w:bCs/>
+                <w:color w:val="000000"/>
+              </w:rPr>
+              <w:t>Business Value:</w:t>
+            </w:r>
+          </w:p>
+        </w:tc>
+        <w:tc>
+          <w:tcPr>
+            <w:tcW w:w="2551" w:type="dxa"/>
+            <w:tcBorders>
+              <w:top w:val="nil"/>
+              <w:left w:val="nil"/>
+              <w:bottom w:val="single" w:color="auto" w:sz="4" w:space="0"/>
+              <w:right w:val="single" w:color="auto" w:sz="4" w:space="0"/>
+            </w:tcBorders>
+            <w:shd w:val="clear" w:color="auto" w:fill="auto"/>
+            <w:noWrap/>
+            <w:tcMar/>
+            <w:vAlign w:val="center"/>
+            <w:hideMark/>
+          </w:tcPr>
+          <w:p>
+            <w:pPr>
+              <w:spacing w:after="0" w:line="240" w:lineRule="auto"/>
+              <w:rPr>
+                <w:rFonts w:ascii="Calibri" w:hAnsi="Calibri" w:eastAsia="Times New Roman" w:cs="Calibri"/>
+                <w:color w:val="000000"/>
+              </w:rPr>
+            </w:pPr>
+            <w:r>
+              <w:rPr>
+                <w:rFonts w:ascii="Calibri" w:hAnsi="Calibri" w:eastAsia="Times New Roman" w:cs="Calibri"/>
+                <w:color w:val="000000"/>
+              </w:rPr>
+              <w:t>1-5</w:t>
+            </w:r>
+          </w:p>
+        </w:tc>
+        <w:tc>
+          <w:tcPr>
+            <w:tcW w:w="1985" w:type="dxa"/>
+            <w:tcBorders>
+              <w:top w:val="nil"/>
+              <w:left w:val="nil"/>
+              <w:bottom w:val="single" w:color="auto" w:sz="4" w:space="0"/>
+              <w:right w:val="single" w:color="auto" w:sz="4" w:space="0"/>
+            </w:tcBorders>
+            <w:shd w:val="clear" w:color="auto" w:fill="BFBFBF" w:themeFill="background1" w:themeFillShade="BF"/>
+            <w:noWrap/>
+            <w:tcMar/>
+            <w:vAlign w:val="center"/>
+            <w:hideMark/>
+          </w:tcPr>
+          <w:p>
+            <w:pPr>
+              <w:spacing w:after="0" w:line="240" w:lineRule="auto"/>
+              <w:rPr>
+                <w:rFonts w:ascii="Calibri" w:hAnsi="Calibri" w:eastAsia="Times New Roman" w:cs="Calibri"/>
+                <w:b/>
+                <w:bCs/>
+                <w:color w:val="000000"/>
+              </w:rPr>
+            </w:pPr>
+            <w:r>
+              <w:rPr>
+                <w:rFonts w:ascii="Calibri" w:hAnsi="Calibri" w:eastAsia="Times New Roman" w:cs="Calibri"/>
+                <w:b/>
+                <w:bCs/>
+                <w:color w:val="000000"/>
+              </w:rPr>
+              <w:t>Story Points:</w:t>
+            </w:r>
+          </w:p>
+        </w:tc>
+        <w:tc>
+          <w:tcPr>
+            <w:tcW w:w="2509" w:type="dxa"/>
+            <w:tcBorders>
+              <w:top w:val="nil"/>
+              <w:left w:val="nil"/>
+              <w:bottom w:val="single" w:color="auto" w:sz="4" w:space="0"/>
+              <w:right w:val="single" w:color="auto" w:sz="4" w:space="0"/>
+            </w:tcBorders>
+            <w:shd w:val="clear" w:color="auto" w:fill="auto"/>
+            <w:noWrap/>
+            <w:tcMar/>
+            <w:vAlign w:val="center"/>
+            <w:hideMark/>
+          </w:tcPr>
+          <w:p>
+            <w:pPr>
+              <w:spacing w:after="0" w:line="240" w:lineRule="auto"/>
+              <w:rPr>
+                <w:rFonts w:ascii="Calibri" w:hAnsi="Calibri" w:eastAsia="Times New Roman" w:cs="Calibri"/>
+                <w:color w:val="000000"/>
+              </w:rPr>
+            </w:pPr>
+            <w:r>
+              <w:rPr>
+                <w:rFonts w:ascii="Calibri" w:hAnsi="Calibri" w:eastAsia="Times New Roman" w:cs="Calibri"/>
+                <w:color w:val="000000"/>
+              </w:rPr>
+              <w:t>0,0.5,1,2,3,5,8,13,20</w:t>
             </w:r>
           </w:p>
         </w:tc>
@@ -6475,13 +6800,14 @@
             <w:tcW w:w="9025" w:type="dxa"/>
             <w:gridSpan w:val="4"/>
             <w:tcBorders>
-              <w:top w:val="single" w:sz="4" w:space="0" w:color="auto"/>
-              <w:left w:val="single" w:sz="4" w:space="0" w:color="auto"/>
-              <w:bottom w:val="single" w:sz="4" w:space="0" w:color="auto"/>
-              <w:right w:val="single" w:sz="4" w:space="0" w:color="auto"/>
+              <w:top w:val="single" w:color="auto" w:sz="4" w:space="0"/>
+              <w:left w:val="single" w:color="auto" w:sz="4" w:space="0"/>
+              <w:bottom w:val="single" w:color="auto" w:sz="4" w:space="0"/>
+              <w:right w:val="single" w:color="auto" w:sz="4" w:space="0"/>
             </w:tcBorders>
-            <w:shd w:val="clear" w:color="auto" w:fill="auto"/>
+            <w:shd w:val="clear" w:color="auto" w:fill="BFBFBF" w:themeFill="background1" w:themeFillShade="BF"/>
             <w:noWrap/>
+            <w:tcMar/>
             <w:vAlign w:val="center"/>
             <w:hideMark/>
           </w:tcPr>
@@ -6489,153 +6815,25 @@
             <w:pPr>
               <w:spacing w:after="0" w:line="240" w:lineRule="auto"/>
               <w:rPr>
-                <w:rFonts w:ascii="Calibri" w:eastAsia="Times New Roman" w:hAnsi="Calibri" w:cs="Calibri"/>
+                <w:rFonts w:ascii="Calibri" w:hAnsi="Calibri" w:eastAsia="Times New Roman" w:cs="Calibri"/>
                 <w:color w:val="000000"/>
               </w:rPr>
             </w:pPr>
             <w:r>
               <w:rPr>
-                <w:rFonts w:ascii="Calibri" w:eastAsia="Times New Roman" w:hAnsi="Calibri" w:cs="Calibri"/>
-                <w:color w:val="000000"/>
-              </w:rPr>
-              <w:t>Als … wil ik … zodat …</w:t>
-            </w:r>
-          </w:p>
-        </w:tc>
-      </w:tr>
-      <w:tr>
-        <w:trPr>
-          <w:trHeight w:val="567"/>
-        </w:trPr>
-        <w:tc>
-          <w:tcPr>
-            <w:tcW w:w="1980" w:type="dxa"/>
-            <w:tcBorders>
-              <w:top w:val="single" w:sz="4" w:space="0" w:color="auto"/>
-              <w:left w:val="single" w:sz="4" w:space="0" w:color="auto"/>
-              <w:bottom w:val="single" w:sz="4" w:space="0" w:color="auto"/>
-              <w:right w:val="single" w:sz="4" w:space="0" w:color="auto"/>
-            </w:tcBorders>
-            <w:shd w:val="clear" w:color="auto" w:fill="BFBFBF" w:themeFill="background1" w:themeFillShade="BF"/>
-            <w:noWrap/>
-            <w:vAlign w:val="center"/>
-            <w:hideMark/>
-          </w:tcPr>
-          <w:p>
-            <w:pPr>
-              <w:spacing w:after="0" w:line="240" w:lineRule="auto"/>
-              <w:rPr>
-                <w:rFonts w:ascii="Calibri" w:eastAsia="Times New Roman" w:hAnsi="Calibri" w:cs="Calibri"/>
+                <w:rFonts w:ascii="Calibri" w:hAnsi="Calibri" w:eastAsia="Times New Roman" w:cs="Calibri"/>
                 <w:b/>
                 <w:bCs/>
                 <w:color w:val="000000"/>
               </w:rPr>
-            </w:pPr>
-            <w:r>
-              <w:rPr>
-                <w:rFonts w:ascii="Calibri" w:eastAsia="Times New Roman" w:hAnsi="Calibri" w:cs="Calibri"/>
-                <w:b/>
-                <w:bCs/>
-                <w:color w:val="000000"/>
-              </w:rPr>
-              <w:t>Business Value:</w:t>
-            </w:r>
-          </w:p>
-        </w:tc>
-        <w:tc>
-          <w:tcPr>
-            <w:tcW w:w="2551" w:type="dxa"/>
-            <w:tcBorders>
-              <w:top w:val="nil"/>
-              <w:left w:val="nil"/>
-              <w:bottom w:val="single" w:sz="4" w:space="0" w:color="auto"/>
-              <w:right w:val="single" w:sz="4" w:space="0" w:color="auto"/>
-            </w:tcBorders>
-            <w:shd w:val="clear" w:color="auto" w:fill="auto"/>
-            <w:noWrap/>
-            <w:vAlign w:val="center"/>
-            <w:hideMark/>
-          </w:tcPr>
-          <w:p>
-            <w:pPr>
-              <w:spacing w:after="0" w:line="240" w:lineRule="auto"/>
-              <w:rPr>
-                <w:rFonts w:ascii="Calibri" w:eastAsia="Times New Roman" w:hAnsi="Calibri" w:cs="Calibri"/>
-                <w:color w:val="000000"/>
-              </w:rPr>
-            </w:pPr>
-            <w:r>
-              <w:rPr>
-                <w:rFonts w:ascii="Calibri" w:eastAsia="Times New Roman" w:hAnsi="Calibri" w:cs="Calibri"/>
-                <w:color w:val="000000"/>
-              </w:rPr>
-              <w:t>1-5</w:t>
-            </w:r>
-          </w:p>
-        </w:tc>
-        <w:tc>
-          <w:tcPr>
-            <w:tcW w:w="1985" w:type="dxa"/>
-            <w:tcBorders>
-              <w:top w:val="nil"/>
-              <w:left w:val="nil"/>
-              <w:bottom w:val="single" w:sz="4" w:space="0" w:color="auto"/>
-              <w:right w:val="single" w:sz="4" w:space="0" w:color="auto"/>
-            </w:tcBorders>
-            <w:shd w:val="clear" w:color="auto" w:fill="BFBFBF" w:themeFill="background1" w:themeFillShade="BF"/>
-            <w:noWrap/>
-            <w:vAlign w:val="center"/>
-            <w:hideMark/>
-          </w:tcPr>
-          <w:p>
-            <w:pPr>
-              <w:spacing w:after="0" w:line="240" w:lineRule="auto"/>
-              <w:rPr>
-                <w:rFonts w:ascii="Calibri" w:eastAsia="Times New Roman" w:hAnsi="Calibri" w:cs="Calibri"/>
-                <w:b/>
-                <w:bCs/>
-                <w:color w:val="000000"/>
-              </w:rPr>
-            </w:pPr>
-            <w:r>
-              <w:rPr>
-                <w:rFonts w:ascii="Calibri" w:eastAsia="Times New Roman" w:hAnsi="Calibri" w:cs="Calibri"/>
-                <w:b/>
-                <w:bCs/>
-                <w:color w:val="000000"/>
-              </w:rPr>
-              <w:t>Story Points:</w:t>
-            </w:r>
-          </w:p>
-        </w:tc>
-        <w:tc>
-          <w:tcPr>
-            <w:tcW w:w="2509" w:type="dxa"/>
-            <w:tcBorders>
-              <w:top w:val="nil"/>
-              <w:left w:val="nil"/>
-              <w:bottom w:val="single" w:sz="4" w:space="0" w:color="auto"/>
-              <w:right w:val="single" w:sz="4" w:space="0" w:color="auto"/>
-            </w:tcBorders>
-            <w:shd w:val="clear" w:color="auto" w:fill="auto"/>
-            <w:noWrap/>
-            <w:vAlign w:val="center"/>
-            <w:hideMark/>
-          </w:tcPr>
-          <w:p>
-            <w:pPr>
-              <w:spacing w:after="0" w:line="240" w:lineRule="auto"/>
-              <w:rPr>
-                <w:rFonts w:ascii="Calibri" w:eastAsia="Times New Roman" w:hAnsi="Calibri" w:cs="Calibri"/>
-                <w:color w:val="000000"/>
-              </w:rPr>
-            </w:pPr>
-            <w:r>
-              <w:rPr>
-                <w:rFonts w:ascii="Calibri" w:eastAsia="Times New Roman" w:hAnsi="Calibri" w:cs="Calibri"/>
-                <w:color w:val="000000"/>
-              </w:rPr>
-              <w:t>0,0.5,1,2,3,5,8,13,20</w:t>
+              <w:t>Acceptatiecriteria</w:t>
+            </w:r>
+            <w:r>
+              <w:rPr>
+                <w:rFonts w:ascii="Calibri" w:hAnsi="Calibri" w:eastAsia="Times New Roman" w:cs="Calibri"/>
+                <w:color w:val="000000"/>
+              </w:rPr>
+              <w:t>:</w:t>
             </w:r>
           </w:p>
         </w:tc>
@@ -6649,59 +6847,14 @@
             <w:tcW w:w="9025" w:type="dxa"/>
             <w:gridSpan w:val="4"/>
             <w:tcBorders>
-              <w:top w:val="single" w:sz="4" w:space="0" w:color="auto"/>
-              <w:left w:val="single" w:sz="4" w:space="0" w:color="auto"/>
-              <w:bottom w:val="single" w:sz="4" w:space="0" w:color="auto"/>
-              <w:right w:val="single" w:sz="4" w:space="0" w:color="auto"/>
-            </w:tcBorders>
-            <w:shd w:val="clear" w:color="auto" w:fill="BFBFBF" w:themeFill="background1" w:themeFillShade="BF"/>
-            <w:noWrap/>
-            <w:vAlign w:val="center"/>
-            <w:hideMark/>
-          </w:tcPr>
-          <w:p>
-            <w:pPr>
-              <w:spacing w:after="0" w:line="240" w:lineRule="auto"/>
-              <w:rPr>
-                <w:rFonts w:ascii="Calibri" w:eastAsia="Times New Roman" w:hAnsi="Calibri" w:cs="Calibri"/>
-                <w:color w:val="000000"/>
-              </w:rPr>
-            </w:pPr>
-            <w:r>
-              <w:rPr>
-                <w:rFonts w:ascii="Calibri" w:eastAsia="Times New Roman" w:hAnsi="Calibri" w:cs="Calibri"/>
-                <w:b/>
-                <w:bCs/>
-                <w:color w:val="000000"/>
-              </w:rPr>
-              <w:t>Acceptatiecriteria</w:t>
-            </w:r>
-            <w:r>
-              <w:rPr>
-                <w:rFonts w:ascii="Calibri" w:eastAsia="Times New Roman" w:hAnsi="Calibri" w:cs="Calibri"/>
-                <w:color w:val="000000"/>
-              </w:rPr>
-              <w:t>:</w:t>
-            </w:r>
-          </w:p>
-        </w:tc>
-      </w:tr>
-      <w:tr>
-        <w:trPr>
-          <w:trHeight w:val="567"/>
-        </w:trPr>
-        <w:tc>
-          <w:tcPr>
-            <w:tcW w:w="9025" w:type="dxa"/>
-            <w:gridSpan w:val="4"/>
-            <w:tcBorders>
-              <w:top w:val="single" w:sz="4" w:space="0" w:color="auto"/>
-              <w:left w:val="single" w:sz="4" w:space="0" w:color="auto"/>
-              <w:bottom w:val="single" w:sz="4" w:space="0" w:color="auto"/>
-              <w:right w:val="single" w:sz="4" w:space="0" w:color="auto"/>
+              <w:top w:val="single" w:color="auto" w:sz="4" w:space="0"/>
+              <w:left w:val="single" w:color="auto" w:sz="4" w:space="0"/>
+              <w:bottom w:val="single" w:color="auto" w:sz="4" w:space="0"/>
+              <w:right w:val="single" w:color="auto" w:sz="4" w:space="0"/>
             </w:tcBorders>
             <w:shd w:val="clear" w:color="auto" w:fill="auto"/>
             <w:noWrap/>
+            <w:tcMar/>
             <w:vAlign w:val="center"/>
             <w:hideMark/>
           </w:tcPr>
@@ -6714,16 +6867,16 @@
               </w:numPr>
               <w:spacing w:before="240" w:line="240" w:lineRule="auto"/>
               <w:rPr>
-                <w:rFonts w:ascii="Calibri" w:eastAsia="Times New Roman" w:hAnsi="Calibri" w:cs="Calibri"/>
+                <w:rFonts w:ascii="Calibri" w:hAnsi="Calibri" w:eastAsia="Times New Roman" w:cs="Calibri"/>
                 <w:color w:val="000000"/>
               </w:rPr>
             </w:pPr>
             <w:r>
               <w:rPr>
-                <w:rFonts w:ascii="Calibri" w:eastAsia="Times New Roman" w:hAnsi="Calibri" w:cs="Calibri"/>
-                <w:color w:val="000000"/>
-              </w:rPr>
-              <w:t>Criteria 1…</w:t>
+                <w:rFonts w:ascii="Calibri" w:hAnsi="Calibri" w:eastAsia="Times New Roman" w:cs="Calibri"/>
+                <w:color w:val="000000" w:themeColor="text1" w:themeTint="FF" w:themeShade="FF"/>
+              </w:rPr>
+              <w:t>Elk object in de game heeft een texture</w:t>
             </w:r>
           </w:p>
           <w:p>
@@ -6735,16 +6888,16 @@
               </w:numPr>
               <w:spacing w:before="240" w:line="240" w:lineRule="auto"/>
               <w:rPr>
-                <w:rFonts w:ascii="Calibri" w:eastAsia="Times New Roman" w:hAnsi="Calibri" w:cs="Calibri"/>
-                <w:color w:val="000000"/>
+                <w:rFonts w:ascii="Calibri" w:hAnsi="Calibri" w:eastAsia="Times New Roman" w:cs="Calibri"/>
+                <w:color w:val="000000" w:themeColor="text1" w:themeTint="FF" w:themeShade="FF"/>
               </w:rPr>
             </w:pPr>
             <w:r>
               <w:rPr>
-                <w:rFonts w:ascii="Calibri" w:eastAsia="Times New Roman" w:hAnsi="Calibri" w:cs="Calibri"/>
-                <w:color w:val="000000"/>
-              </w:rPr>
-              <w:t>Criteria 2…</w:t>
+                <w:rFonts w:ascii="Calibri" w:hAnsi="Calibri" w:eastAsia="Times New Roman" w:cs="Calibri"/>
+                <w:color w:val="000000" w:themeColor="text1" w:themeTint="FF" w:themeShade="FF"/>
+              </w:rPr>
+              <w:t>Er zijn geen objecten zonder textures</w:t>
             </w:r>
           </w:p>
           <w:p>
@@ -6756,38 +6909,69 @@
               </w:numPr>
               <w:spacing w:before="240" w:line="240" w:lineRule="auto"/>
               <w:rPr>
-                <w:rFonts w:ascii="Calibri" w:eastAsia="Times New Roman" w:hAnsi="Calibri" w:cs="Calibri"/>
-                <w:color w:val="000000"/>
+                <w:rFonts w:ascii="Calibri" w:hAnsi="Calibri" w:eastAsia="Times New Roman" w:cs="Calibri"/>
+                <w:color w:val="000000" w:themeColor="text1" w:themeTint="FF" w:themeShade="FF"/>
               </w:rPr>
             </w:pPr>
             <w:r>
               <w:rPr>
-                <w:rFonts w:ascii="Calibri" w:eastAsia="Times New Roman" w:hAnsi="Calibri" w:cs="Calibri"/>
-                <w:color w:val="000000"/>
-              </w:rPr>
-              <w:t>Criteria 3…</w:t>
+                <w:rFonts w:ascii="Calibri" w:hAnsi="Calibri" w:eastAsia="Times New Roman" w:cs="Calibri"/>
+                <w:color w:val="000000" w:themeColor="text1" w:themeTint="FF" w:themeShade="FF"/>
+              </w:rPr>
+              <w:t xml:space="preserve">Objecten mogen alleen een “missing </w:t>
+            </w:r>
+            <w:r>
+              <w:rPr>
+                <w:rFonts w:ascii="Calibri" w:hAnsi="Calibri" w:eastAsia="Times New Roman" w:cs="Calibri"/>
+                <w:color w:val="000000" w:themeColor="text1" w:themeTint="FF" w:themeShade="FF"/>
+              </w:rPr>
+              <w:t>texture</w:t>
+            </w:r>
+            <w:r>
+              <w:rPr>
+                <w:rFonts w:ascii="Calibri" w:hAnsi="Calibri" w:eastAsia="Times New Roman" w:cs="Calibri"/>
+                <w:color w:val="000000" w:themeColor="text1" w:themeTint="FF" w:themeShade="FF"/>
+              </w:rPr>
+              <w:t xml:space="preserve">” </w:t>
+            </w:r>
+            <w:r>
+              <w:rPr>
+                <w:rFonts w:ascii="Calibri" w:hAnsi="Calibri" w:eastAsia="Times New Roman" w:cs="Calibri"/>
+                <w:color w:val="000000" w:themeColor="text1" w:themeTint="FF" w:themeShade="FF"/>
+              </w:rPr>
+              <w:t>texture</w:t>
+            </w:r>
+            <w:r>
+              <w:rPr>
+                <w:rFonts w:ascii="Calibri" w:hAnsi="Calibri" w:eastAsia="Times New Roman" w:cs="Calibri"/>
+                <w:color w:val="000000" w:themeColor="text1" w:themeTint="FF" w:themeShade="FF"/>
+              </w:rPr>
+              <w:t xml:space="preserve"> hebben, wanneer dit </w:t>
+            </w:r>
+            <w:r>
+              <w:rPr>
+                <w:rFonts w:ascii="Calibri" w:hAnsi="Calibri" w:eastAsia="Times New Roman" w:cs="Calibri"/>
+                <w:color w:val="000000" w:themeColor="text1" w:themeTint="FF" w:themeShade="FF"/>
+              </w:rPr>
+              <w:t>express</w:t>
+            </w:r>
+            <w:r>
+              <w:rPr>
+                <w:rFonts w:ascii="Calibri" w:hAnsi="Calibri" w:eastAsia="Times New Roman" w:cs="Calibri"/>
+                <w:color w:val="000000" w:themeColor="text1" w:themeTint="FF" w:themeShade="FF"/>
+              </w:rPr>
+              <w:t xml:space="preserve"> de bedoeling is</w:t>
             </w:r>
           </w:p>
           <w:p>
             <w:pPr>
-              <w:pStyle w:val="Lijstalinea"/>
-              <w:numPr>
-                <w:ilvl w:val="0"/>
-                <w:numId w:val="31"/>
-              </w:numPr>
+              <w:pStyle w:val="Standaard"/>
               <w:spacing w:before="240" w:line="240" w:lineRule="auto"/>
               <w:rPr>
-                <w:rFonts w:ascii="Calibri" w:eastAsia="Times New Roman" w:hAnsi="Calibri" w:cs="Calibri"/>
+                <w:rFonts w:ascii="Calibri" w:hAnsi="Calibri" w:eastAsia="Times New Roman" w:cs="Calibri"/>
                 <w:color w:val="000000"/>
               </w:rPr>
             </w:pPr>
-            <w:r>
-              <w:rPr>
-                <w:rFonts w:ascii="Calibri" w:eastAsia="Times New Roman" w:hAnsi="Calibri" w:cs="Calibri"/>
-                <w:color w:val="000000"/>
-              </w:rPr>
-              <w:t>Etc.</w:t>
-            </w:r>
           </w:p>
         </w:tc>
       </w:tr>
@@ -6802,7 +6986,7 @@
         <w:pStyle w:val="Kop1"/>
         <w:jc w:val="left"/>
       </w:pPr>
-      <w:bookmarkStart w:id="22" w:name="_Toc183594807"/>
+      <w:bookmarkStart w:name="_Toc183594807" w:id="22"/>
       <w:r>
         <w:lastRenderedPageBreak/>
         <w:t>Sprint 04</w:t>
@@ -6817,7 +7001,7 @@
           <w:iCs/>
         </w:rPr>
       </w:pPr>
-      <w:bookmarkStart w:id="23" w:name="_Toc183594808"/>
+      <w:bookmarkStart w:name="_Toc183594808" w:id="23"/>
       <w:r>
         <w:t xml:space="preserve">1. </w:t>
       </w:r>
@@ -6855,7 +7039,7 @@
       <w:pPr>
         <w:pStyle w:val="Kop2"/>
       </w:pPr>
-      <w:bookmarkStart w:id="24" w:name="_Toc183594809"/>
+      <w:bookmarkStart w:name="_Toc183594809" w:id="24"/>
       <w:r>
         <w:t>2. D</w:t>
       </w:r>
@@ -6893,7 +7077,7 @@
       <w:pPr>
         <w:pStyle w:val="Kop2"/>
       </w:pPr>
-      <w:bookmarkStart w:id="25" w:name="_Toc183594810"/>
+      <w:bookmarkStart w:name="_Toc183594810" w:id="25"/>
       <w:r>
         <w:t>3. Organiseren en uitvoeren van de test(en)</w:t>
       </w:r>
@@ -6911,7 +7095,7 @@
       <w:pPr>
         <w:pStyle w:val="Kop2"/>
       </w:pPr>
-      <w:bookmarkStart w:id="26" w:name="_Toc183594811"/>
+      <w:bookmarkStart w:name="_Toc183594811" w:id="26"/>
       <w:r>
         <w:t>4. Op basis van test resultaten (product)</w:t>
       </w:r>
@@ -6929,7 +7113,7 @@
       <w:pPr>
         <w:pStyle w:val="Kop2"/>
       </w:pPr>
-      <w:bookmarkStart w:id="27" w:name="_Toc183594812"/>
+      <w:bookmarkStart w:name="_Toc183594812" w:id="27"/>
       <w:r>
         <w:t>5. R</w:t>
       </w:r>
@@ -6951,7 +7135,7 @@
       <w:pPr>
         <w:pStyle w:val="Kop2"/>
       </w:pPr>
-      <w:bookmarkStart w:id="28" w:name="_Toc183594813"/>
+      <w:bookmarkStart w:name="_Toc183594813" w:id="28"/>
       <w:r>
         <w:t>6</w:t>
       </w:r>
@@ -6987,10 +7171,10 @@
           <w:tcPr>
             <w:tcW w:w="1980" w:type="dxa"/>
             <w:tcBorders>
-              <w:top w:val="single" w:sz="4" w:space="0" w:color="auto"/>
-              <w:left w:val="single" w:sz="4" w:space="0" w:color="auto"/>
-              <w:bottom w:val="single" w:sz="4" w:space="0" w:color="auto"/>
-              <w:right w:val="single" w:sz="4" w:space="0" w:color="auto"/>
+              <w:top w:val="single" w:color="auto" w:sz="4" w:space="0"/>
+              <w:left w:val="single" w:color="auto" w:sz="4" w:space="0"/>
+              <w:bottom w:val="single" w:color="auto" w:sz="4" w:space="0"/>
+              <w:right w:val="single" w:color="auto" w:sz="4" w:space="0"/>
             </w:tcBorders>
             <w:shd w:val="clear" w:color="auto" w:fill="BFBFBF" w:themeFill="background1" w:themeFillShade="BF"/>
             <w:noWrap/>
@@ -7000,7 +7184,7 @@
             <w:pPr>
               <w:spacing w:after="0" w:line="240" w:lineRule="auto"/>
               <w:rPr>
-                <w:rFonts w:ascii="Calibri" w:eastAsia="Times New Roman" w:hAnsi="Calibri" w:cs="Calibri"/>
+                <w:rFonts w:ascii="Calibri" w:hAnsi="Calibri" w:eastAsia="Times New Roman" w:cs="Calibri"/>
                 <w:b/>
                 <w:bCs/>
                 <w:color w:val="000000"/>
@@ -7008,7 +7192,7 @@
             </w:pPr>
             <w:r>
               <w:rPr>
-                <w:rFonts w:ascii="Calibri" w:eastAsia="Times New Roman" w:hAnsi="Calibri" w:cs="Calibri"/>
+                <w:rFonts w:ascii="Calibri" w:hAnsi="Calibri" w:eastAsia="Times New Roman" w:cs="Calibri"/>
                 <w:b/>
                 <w:bCs/>
                 <w:color w:val="000000"/>
@@ -7022,10 +7206,10 @@
             <w:tcW w:w="7045" w:type="dxa"/>
             <w:gridSpan w:val="3"/>
             <w:tcBorders>
-              <w:top w:val="single" w:sz="4" w:space="0" w:color="auto"/>
-              <w:left w:val="single" w:sz="4" w:space="0" w:color="auto"/>
-              <w:bottom w:val="single" w:sz="4" w:space="0" w:color="auto"/>
-              <w:right w:val="single" w:sz="4" w:space="0" w:color="auto"/>
+              <w:top w:val="single" w:color="auto" w:sz="4" w:space="0"/>
+              <w:left w:val="single" w:color="auto" w:sz="4" w:space="0"/>
+              <w:bottom w:val="single" w:color="auto" w:sz="4" w:space="0"/>
+              <w:right w:val="single" w:color="auto" w:sz="4" w:space="0"/>
             </w:tcBorders>
             <w:shd w:val="clear" w:color="auto" w:fill="auto"/>
             <w:vAlign w:val="center"/>
@@ -7034,7 +7218,7 @@
             <w:pPr>
               <w:spacing w:after="0" w:line="240" w:lineRule="auto"/>
               <w:rPr>
-                <w:rFonts w:ascii="Calibri" w:eastAsia="Times New Roman" w:hAnsi="Calibri" w:cs="Calibri"/>
+                <w:rFonts w:ascii="Calibri" w:hAnsi="Calibri" w:eastAsia="Times New Roman" w:cs="Calibri"/>
                 <w:color w:val="000000"/>
               </w:rPr>
             </w:pPr>
@@ -7049,10 +7233,10 @@
           <w:tcPr>
             <w:tcW w:w="1980" w:type="dxa"/>
             <w:tcBorders>
-              <w:top w:val="single" w:sz="4" w:space="0" w:color="auto"/>
-              <w:left w:val="single" w:sz="4" w:space="0" w:color="auto"/>
-              <w:bottom w:val="single" w:sz="4" w:space="0" w:color="auto"/>
-              <w:right w:val="single" w:sz="4" w:space="0" w:color="auto"/>
+              <w:top w:val="single" w:color="auto" w:sz="4" w:space="0"/>
+              <w:left w:val="single" w:color="auto" w:sz="4" w:space="0"/>
+              <w:bottom w:val="single" w:color="auto" w:sz="4" w:space="0"/>
+              <w:right w:val="single" w:color="auto" w:sz="4" w:space="0"/>
             </w:tcBorders>
             <w:shd w:val="clear" w:color="auto" w:fill="BFBFBF" w:themeFill="background1" w:themeFillShade="BF"/>
             <w:noWrap/>
@@ -7063,13 +7247,13 @@
             <w:pPr>
               <w:spacing w:after="0" w:line="240" w:lineRule="auto"/>
               <w:rPr>
-                <w:rFonts w:ascii="Calibri" w:eastAsia="Times New Roman" w:hAnsi="Calibri" w:cs="Calibri"/>
+                <w:rFonts w:ascii="Calibri" w:hAnsi="Calibri" w:eastAsia="Times New Roman" w:cs="Calibri"/>
                 <w:color w:val="000000"/>
               </w:rPr>
             </w:pPr>
             <w:r>
               <w:rPr>
-                <w:rFonts w:ascii="Calibri" w:eastAsia="Times New Roman" w:hAnsi="Calibri" w:cs="Calibri"/>
+                <w:rFonts w:ascii="Calibri" w:hAnsi="Calibri" w:eastAsia="Times New Roman" w:cs="Calibri"/>
                 <w:b/>
                 <w:bCs/>
                 <w:color w:val="000000"/>
@@ -7078,7 +7262,7 @@
             </w:r>
             <w:r>
               <w:rPr>
-                <w:rFonts w:ascii="Calibri" w:eastAsia="Times New Roman" w:hAnsi="Calibri" w:cs="Calibri"/>
+                <w:rFonts w:ascii="Calibri" w:hAnsi="Calibri" w:eastAsia="Times New Roman" w:cs="Calibri"/>
                 <w:b/>
                 <w:bCs/>
                 <w:color w:val="000000"/>
@@ -7087,7 +7271,7 @@
             </w:r>
             <w:r>
               <w:rPr>
-                <w:rFonts w:ascii="Calibri" w:eastAsia="Times New Roman" w:hAnsi="Calibri" w:cs="Calibri"/>
+                <w:rFonts w:ascii="Calibri" w:hAnsi="Calibri" w:eastAsia="Times New Roman" w:cs="Calibri"/>
                 <w:color w:val="000000"/>
               </w:rPr>
               <w:t>:</w:t>
@@ -7099,10 +7283,10 @@
             <w:tcW w:w="7045" w:type="dxa"/>
             <w:gridSpan w:val="3"/>
             <w:tcBorders>
-              <w:top w:val="single" w:sz="4" w:space="0" w:color="auto"/>
-              <w:left w:val="single" w:sz="4" w:space="0" w:color="auto"/>
-              <w:bottom w:val="single" w:sz="4" w:space="0" w:color="auto"/>
-              <w:right w:val="single" w:sz="4" w:space="0" w:color="auto"/>
+              <w:top w:val="single" w:color="auto" w:sz="4" w:space="0"/>
+              <w:left w:val="single" w:color="auto" w:sz="4" w:space="0"/>
+              <w:bottom w:val="single" w:color="auto" w:sz="4" w:space="0"/>
+              <w:right w:val="single" w:color="auto" w:sz="4" w:space="0"/>
             </w:tcBorders>
             <w:shd w:val="clear" w:color="auto" w:fill="auto"/>
             <w:vAlign w:val="center"/>
@@ -7111,13 +7295,13 @@
             <w:pPr>
               <w:spacing w:after="0" w:line="240" w:lineRule="auto"/>
               <w:rPr>
-                <w:rFonts w:ascii="Calibri" w:eastAsia="Times New Roman" w:hAnsi="Calibri" w:cs="Calibri"/>
+                <w:rFonts w:ascii="Calibri" w:hAnsi="Calibri" w:eastAsia="Times New Roman" w:cs="Calibri"/>
                 <w:color w:val="000000"/>
               </w:rPr>
             </w:pPr>
             <w:r>
               <w:rPr>
-                <w:rFonts w:ascii="Calibri" w:eastAsia="Times New Roman" w:hAnsi="Calibri" w:cs="Calibri"/>
+                <w:rFonts w:ascii="Calibri" w:hAnsi="Calibri" w:eastAsia="Times New Roman" w:cs="Calibri"/>
                 <w:color w:val="000000"/>
               </w:rPr>
               <w:t>…</w:t>
@@ -7134,10 +7318,10 @@
             <w:tcW w:w="9025" w:type="dxa"/>
             <w:gridSpan w:val="4"/>
             <w:tcBorders>
-              <w:top w:val="single" w:sz="4" w:space="0" w:color="auto"/>
-              <w:left w:val="single" w:sz="4" w:space="0" w:color="auto"/>
-              <w:bottom w:val="single" w:sz="4" w:space="0" w:color="auto"/>
-              <w:right w:val="single" w:sz="4" w:space="0" w:color="auto"/>
+              <w:top w:val="single" w:color="auto" w:sz="4" w:space="0"/>
+              <w:left w:val="single" w:color="auto" w:sz="4" w:space="0"/>
+              <w:bottom w:val="single" w:color="auto" w:sz="4" w:space="0"/>
+              <w:right w:val="single" w:color="auto" w:sz="4" w:space="0"/>
             </w:tcBorders>
             <w:shd w:val="clear" w:color="auto" w:fill="BFBFBF" w:themeFill="background1" w:themeFillShade="BF"/>
             <w:noWrap/>
@@ -7148,13 +7332,13 @@
             <w:pPr>
               <w:spacing w:after="0" w:line="240" w:lineRule="auto"/>
               <w:rPr>
-                <w:rFonts w:ascii="Calibri" w:eastAsia="Times New Roman" w:hAnsi="Calibri" w:cs="Calibri"/>
+                <w:rFonts w:ascii="Calibri" w:hAnsi="Calibri" w:eastAsia="Times New Roman" w:cs="Calibri"/>
                 <w:color w:val="000000"/>
               </w:rPr>
             </w:pPr>
             <w:r>
               <w:rPr>
-                <w:rFonts w:ascii="Calibri" w:eastAsia="Times New Roman" w:hAnsi="Calibri" w:cs="Calibri"/>
+                <w:rFonts w:ascii="Calibri" w:hAnsi="Calibri" w:eastAsia="Times New Roman" w:cs="Calibri"/>
                 <w:b/>
                 <w:bCs/>
                 <w:color w:val="000000"/>
@@ -7163,7 +7347,7 @@
             </w:r>
             <w:r>
               <w:rPr>
-                <w:rFonts w:ascii="Calibri" w:eastAsia="Times New Roman" w:hAnsi="Calibri" w:cs="Calibri"/>
+                <w:rFonts w:ascii="Calibri" w:hAnsi="Calibri" w:eastAsia="Times New Roman" w:cs="Calibri"/>
                 <w:color w:val="000000"/>
               </w:rPr>
               <w:t>:</w:t>
@@ -7180,10 +7364,10 @@
             <w:tcW w:w="9025" w:type="dxa"/>
             <w:gridSpan w:val="4"/>
             <w:tcBorders>
-              <w:top w:val="single" w:sz="4" w:space="0" w:color="auto"/>
-              <w:left w:val="single" w:sz="4" w:space="0" w:color="auto"/>
-              <w:bottom w:val="single" w:sz="4" w:space="0" w:color="auto"/>
-              <w:right w:val="single" w:sz="4" w:space="0" w:color="auto"/>
+              <w:top w:val="single" w:color="auto" w:sz="4" w:space="0"/>
+              <w:left w:val="single" w:color="auto" w:sz="4" w:space="0"/>
+              <w:bottom w:val="single" w:color="auto" w:sz="4" w:space="0"/>
+              <w:right w:val="single" w:color="auto" w:sz="4" w:space="0"/>
             </w:tcBorders>
             <w:shd w:val="clear" w:color="auto" w:fill="auto"/>
             <w:noWrap/>
@@ -7194,13 +7378,13 @@
             <w:pPr>
               <w:spacing w:after="0" w:line="240" w:lineRule="auto"/>
               <w:rPr>
-                <w:rFonts w:ascii="Calibri" w:eastAsia="Times New Roman" w:hAnsi="Calibri" w:cs="Calibri"/>
+                <w:rFonts w:ascii="Calibri" w:hAnsi="Calibri" w:eastAsia="Times New Roman" w:cs="Calibri"/>
                 <w:color w:val="000000"/>
               </w:rPr>
             </w:pPr>
             <w:r>
               <w:rPr>
-                <w:rFonts w:ascii="Calibri" w:eastAsia="Times New Roman" w:hAnsi="Calibri" w:cs="Calibri"/>
+                <w:rFonts w:ascii="Calibri" w:hAnsi="Calibri" w:eastAsia="Times New Roman" w:cs="Calibri"/>
                 <w:color w:val="000000"/>
               </w:rPr>
               <w:t>Als … wil ik … zodat …</w:t>
@@ -7216,10 +7400,10 @@
           <w:tcPr>
             <w:tcW w:w="1980" w:type="dxa"/>
             <w:tcBorders>
-              <w:top w:val="single" w:sz="4" w:space="0" w:color="auto"/>
-              <w:left w:val="single" w:sz="4" w:space="0" w:color="auto"/>
-              <w:bottom w:val="single" w:sz="4" w:space="0" w:color="auto"/>
-              <w:right w:val="single" w:sz="4" w:space="0" w:color="auto"/>
+              <w:top w:val="single" w:color="auto" w:sz="4" w:space="0"/>
+              <w:left w:val="single" w:color="auto" w:sz="4" w:space="0"/>
+              <w:bottom w:val="single" w:color="auto" w:sz="4" w:space="0"/>
+              <w:right w:val="single" w:color="auto" w:sz="4" w:space="0"/>
             </w:tcBorders>
             <w:shd w:val="clear" w:color="auto" w:fill="BFBFBF" w:themeFill="background1" w:themeFillShade="BF"/>
             <w:noWrap/>
@@ -7230,7 +7414,7 @@
             <w:pPr>
               <w:spacing w:after="0" w:line="240" w:lineRule="auto"/>
               <w:rPr>
-                <w:rFonts w:ascii="Calibri" w:eastAsia="Times New Roman" w:hAnsi="Calibri" w:cs="Calibri"/>
+                <w:rFonts w:ascii="Calibri" w:hAnsi="Calibri" w:eastAsia="Times New Roman" w:cs="Calibri"/>
                 <w:b/>
                 <w:bCs/>
                 <w:color w:val="000000"/>
@@ -7238,7 +7422,7 @@
             </w:pPr>
             <w:r>
               <w:rPr>
-                <w:rFonts w:ascii="Calibri" w:eastAsia="Times New Roman" w:hAnsi="Calibri" w:cs="Calibri"/>
+                <w:rFonts w:ascii="Calibri" w:hAnsi="Calibri" w:eastAsia="Times New Roman" w:cs="Calibri"/>
                 <w:b/>
                 <w:bCs/>
                 <w:color w:val="000000"/>
@@ -7253,8 +7437,8 @@
             <w:tcBorders>
               <w:top w:val="nil"/>
               <w:left w:val="nil"/>
-              <w:bottom w:val="single" w:sz="4" w:space="0" w:color="auto"/>
-              <w:right w:val="single" w:sz="4" w:space="0" w:color="auto"/>
+              <w:bottom w:val="single" w:color="auto" w:sz="4" w:space="0"/>
+              <w:right w:val="single" w:color="auto" w:sz="4" w:space="0"/>
             </w:tcBorders>
             <w:shd w:val="clear" w:color="auto" w:fill="auto"/>
             <w:noWrap/>
@@ -7265,13 +7449,13 @@
             <w:pPr>
               <w:spacing w:after="0" w:line="240" w:lineRule="auto"/>
               <w:rPr>
-                <w:rFonts w:ascii="Calibri" w:eastAsia="Times New Roman" w:hAnsi="Calibri" w:cs="Calibri"/>
+                <w:rFonts w:ascii="Calibri" w:hAnsi="Calibri" w:eastAsia="Times New Roman" w:cs="Calibri"/>
                 <w:color w:val="000000"/>
               </w:rPr>
             </w:pPr>
             <w:r>
               <w:rPr>
-                <w:rFonts w:ascii="Calibri" w:eastAsia="Times New Roman" w:hAnsi="Calibri" w:cs="Calibri"/>
+                <w:rFonts w:ascii="Calibri" w:hAnsi="Calibri" w:eastAsia="Times New Roman" w:cs="Calibri"/>
                 <w:color w:val="000000"/>
               </w:rPr>
               <w:t>1-5</w:t>
@@ -7284,8 +7468,8 @@
             <w:tcBorders>
               <w:top w:val="nil"/>
               <w:left w:val="nil"/>
-              <w:bottom w:val="single" w:sz="4" w:space="0" w:color="auto"/>
-              <w:right w:val="single" w:sz="4" w:space="0" w:color="auto"/>
+              <w:bottom w:val="single" w:color="auto" w:sz="4" w:space="0"/>
+              <w:right w:val="single" w:color="auto" w:sz="4" w:space="0"/>
             </w:tcBorders>
             <w:shd w:val="clear" w:color="auto" w:fill="BFBFBF" w:themeFill="background1" w:themeFillShade="BF"/>
             <w:noWrap/>
@@ -7296,7 +7480,7 @@
             <w:pPr>
               <w:spacing w:after="0" w:line="240" w:lineRule="auto"/>
               <w:rPr>
-                <w:rFonts w:ascii="Calibri" w:eastAsia="Times New Roman" w:hAnsi="Calibri" w:cs="Calibri"/>
+                <w:rFonts w:ascii="Calibri" w:hAnsi="Calibri" w:eastAsia="Times New Roman" w:cs="Calibri"/>
                 <w:b/>
                 <w:bCs/>
                 <w:color w:val="000000"/>
@@ -7304,7 +7488,7 @@
             </w:pPr>
             <w:r>
               <w:rPr>
-                <w:rFonts w:ascii="Calibri" w:eastAsia="Times New Roman" w:hAnsi="Calibri" w:cs="Calibri"/>
+                <w:rFonts w:ascii="Calibri" w:hAnsi="Calibri" w:eastAsia="Times New Roman" w:cs="Calibri"/>
                 <w:b/>
                 <w:bCs/>
                 <w:color w:val="000000"/>
@@ -7319,8 +7503,8 @@
             <w:tcBorders>
               <w:top w:val="nil"/>
               <w:left w:val="nil"/>
-              <w:bottom w:val="single" w:sz="4" w:space="0" w:color="auto"/>
-              <w:right w:val="single" w:sz="4" w:space="0" w:color="auto"/>
+              <w:bottom w:val="single" w:color="auto" w:sz="4" w:space="0"/>
+              <w:right w:val="single" w:color="auto" w:sz="4" w:space="0"/>
             </w:tcBorders>
             <w:shd w:val="clear" w:color="auto" w:fill="auto"/>
             <w:noWrap/>
@@ -7331,13 +7515,13 @@
             <w:pPr>
               <w:spacing w:after="0" w:line="240" w:lineRule="auto"/>
               <w:rPr>
-                <w:rFonts w:ascii="Calibri" w:eastAsia="Times New Roman" w:hAnsi="Calibri" w:cs="Calibri"/>
+                <w:rFonts w:ascii="Calibri" w:hAnsi="Calibri" w:eastAsia="Times New Roman" w:cs="Calibri"/>
                 <w:color w:val="000000"/>
               </w:rPr>
             </w:pPr>
             <w:r>
               <w:rPr>
-                <w:rFonts w:ascii="Calibri" w:eastAsia="Times New Roman" w:hAnsi="Calibri" w:cs="Calibri"/>
+                <w:rFonts w:ascii="Calibri" w:hAnsi="Calibri" w:eastAsia="Times New Roman" w:cs="Calibri"/>
                 <w:color w:val="000000"/>
               </w:rPr>
               <w:t>0,0.5,1,2,3,5,8,13,20</w:t>
@@ -7354,10 +7538,10 @@
             <w:tcW w:w="9025" w:type="dxa"/>
             <w:gridSpan w:val="4"/>
             <w:tcBorders>
-              <w:top w:val="single" w:sz="4" w:space="0" w:color="auto"/>
-              <w:left w:val="single" w:sz="4" w:space="0" w:color="auto"/>
-              <w:bottom w:val="single" w:sz="4" w:space="0" w:color="auto"/>
-              <w:right w:val="single" w:sz="4" w:space="0" w:color="auto"/>
+              <w:top w:val="single" w:color="auto" w:sz="4" w:space="0"/>
+              <w:left w:val="single" w:color="auto" w:sz="4" w:space="0"/>
+              <w:bottom w:val="single" w:color="auto" w:sz="4" w:space="0"/>
+              <w:right w:val="single" w:color="auto" w:sz="4" w:space="0"/>
             </w:tcBorders>
             <w:shd w:val="clear" w:color="auto" w:fill="BFBFBF" w:themeFill="background1" w:themeFillShade="BF"/>
             <w:noWrap/>
@@ -7368,13 +7552,13 @@
             <w:pPr>
               <w:spacing w:after="0" w:line="240" w:lineRule="auto"/>
               <w:rPr>
-                <w:rFonts w:ascii="Calibri" w:eastAsia="Times New Roman" w:hAnsi="Calibri" w:cs="Calibri"/>
+                <w:rFonts w:ascii="Calibri" w:hAnsi="Calibri" w:eastAsia="Times New Roman" w:cs="Calibri"/>
                 <w:color w:val="000000"/>
               </w:rPr>
             </w:pPr>
             <w:r>
               <w:rPr>
-                <w:rFonts w:ascii="Calibri" w:eastAsia="Times New Roman" w:hAnsi="Calibri" w:cs="Calibri"/>
+                <w:rFonts w:ascii="Calibri" w:hAnsi="Calibri" w:eastAsia="Times New Roman" w:cs="Calibri"/>
                 <w:b/>
                 <w:bCs/>
                 <w:color w:val="000000"/>
@@ -7383,7 +7567,7 @@
             </w:r>
             <w:r>
               <w:rPr>
-                <w:rFonts w:ascii="Calibri" w:eastAsia="Times New Roman" w:hAnsi="Calibri" w:cs="Calibri"/>
+                <w:rFonts w:ascii="Calibri" w:hAnsi="Calibri" w:eastAsia="Times New Roman" w:cs="Calibri"/>
                 <w:color w:val="000000"/>
               </w:rPr>
               <w:t>:</w:t>
@@ -7400,10 +7584,10 @@
             <w:tcW w:w="9025" w:type="dxa"/>
             <w:gridSpan w:val="4"/>
             <w:tcBorders>
-              <w:top w:val="single" w:sz="4" w:space="0" w:color="auto"/>
-              <w:left w:val="single" w:sz="4" w:space="0" w:color="auto"/>
-              <w:bottom w:val="single" w:sz="4" w:space="0" w:color="auto"/>
-              <w:right w:val="single" w:sz="4" w:space="0" w:color="auto"/>
+              <w:top w:val="single" w:color="auto" w:sz="4" w:space="0"/>
+              <w:left w:val="single" w:color="auto" w:sz="4" w:space="0"/>
+              <w:bottom w:val="single" w:color="auto" w:sz="4" w:space="0"/>
+              <w:right w:val="single" w:color="auto" w:sz="4" w:space="0"/>
             </w:tcBorders>
             <w:shd w:val="clear" w:color="auto" w:fill="auto"/>
             <w:noWrap/>
@@ -7419,13 +7603,13 @@
               </w:numPr>
               <w:spacing w:before="240" w:line="240" w:lineRule="auto"/>
               <w:rPr>
-                <w:rFonts w:ascii="Calibri" w:eastAsia="Times New Roman" w:hAnsi="Calibri" w:cs="Calibri"/>
+                <w:rFonts w:ascii="Calibri" w:hAnsi="Calibri" w:eastAsia="Times New Roman" w:cs="Calibri"/>
                 <w:color w:val="000000"/>
               </w:rPr>
             </w:pPr>
             <w:r>
               <w:rPr>
-                <w:rFonts w:ascii="Calibri" w:eastAsia="Times New Roman" w:hAnsi="Calibri" w:cs="Calibri"/>
+                <w:rFonts w:ascii="Calibri" w:hAnsi="Calibri" w:eastAsia="Times New Roman" w:cs="Calibri"/>
                 <w:color w:val="000000"/>
               </w:rPr>
               <w:t>Criteria 1…</w:t>
@@ -7440,13 +7624,13 @@
               </w:numPr>
               <w:spacing w:before="240" w:line="240" w:lineRule="auto"/>
               <w:rPr>
-                <w:rFonts w:ascii="Calibri" w:eastAsia="Times New Roman" w:hAnsi="Calibri" w:cs="Calibri"/>
+                <w:rFonts w:ascii="Calibri" w:hAnsi="Calibri" w:eastAsia="Times New Roman" w:cs="Calibri"/>
                 <w:color w:val="000000"/>
               </w:rPr>
             </w:pPr>
             <w:r>
               <w:rPr>
-                <w:rFonts w:ascii="Calibri" w:eastAsia="Times New Roman" w:hAnsi="Calibri" w:cs="Calibri"/>
+                <w:rFonts w:ascii="Calibri" w:hAnsi="Calibri" w:eastAsia="Times New Roman" w:cs="Calibri"/>
                 <w:color w:val="000000"/>
               </w:rPr>
               <w:t>Criteria 2…</w:t>
@@ -7461,13 +7645,13 @@
               </w:numPr>
               <w:spacing w:before="240" w:line="240" w:lineRule="auto"/>
               <w:rPr>
-                <w:rFonts w:ascii="Calibri" w:eastAsia="Times New Roman" w:hAnsi="Calibri" w:cs="Calibri"/>
+                <w:rFonts w:ascii="Calibri" w:hAnsi="Calibri" w:eastAsia="Times New Roman" w:cs="Calibri"/>
                 <w:color w:val="000000"/>
               </w:rPr>
             </w:pPr>
             <w:r>
               <w:rPr>
-                <w:rFonts w:ascii="Calibri" w:eastAsia="Times New Roman" w:hAnsi="Calibri" w:cs="Calibri"/>
+                <w:rFonts w:ascii="Calibri" w:hAnsi="Calibri" w:eastAsia="Times New Roman" w:cs="Calibri"/>
                 <w:color w:val="000000"/>
               </w:rPr>
               <w:t>Criteria 3…</w:t>
@@ -7482,13 +7666,13 @@
               </w:numPr>
               <w:spacing w:before="240" w:line="240" w:lineRule="auto"/>
               <w:rPr>
-                <w:rFonts w:ascii="Calibri" w:eastAsia="Times New Roman" w:hAnsi="Calibri" w:cs="Calibri"/>
+                <w:rFonts w:ascii="Calibri" w:hAnsi="Calibri" w:eastAsia="Times New Roman" w:cs="Calibri"/>
                 <w:color w:val="000000"/>
               </w:rPr>
             </w:pPr>
             <w:r>
               <w:rPr>
-                <w:rFonts w:ascii="Calibri" w:eastAsia="Times New Roman" w:hAnsi="Calibri" w:cs="Calibri"/>
+                <w:rFonts w:ascii="Calibri" w:hAnsi="Calibri" w:eastAsia="Times New Roman" w:cs="Calibri"/>
                 <w:color w:val="000000"/>
               </w:rPr>
               <w:t>Etc.</w:t>
@@ -7504,10 +7688,10 @@
           <w:tcPr>
             <w:tcW w:w="1980" w:type="dxa"/>
             <w:tcBorders>
-              <w:top w:val="single" w:sz="4" w:space="0" w:color="auto"/>
-              <w:left w:val="single" w:sz="4" w:space="0" w:color="auto"/>
-              <w:bottom w:val="single" w:sz="4" w:space="0" w:color="auto"/>
-              <w:right w:val="single" w:sz="4" w:space="0" w:color="auto"/>
+              <w:top w:val="single" w:color="auto" w:sz="4" w:space="0"/>
+              <w:left w:val="single" w:color="auto" w:sz="4" w:space="0"/>
+              <w:bottom w:val="single" w:color="auto" w:sz="4" w:space="0"/>
+              <w:right w:val="single" w:color="auto" w:sz="4" w:space="0"/>
             </w:tcBorders>
             <w:shd w:val="clear" w:color="auto" w:fill="BFBFBF" w:themeFill="background1" w:themeFillShade="BF"/>
             <w:noWrap/>
@@ -7517,7 +7701,7 @@
             <w:pPr>
               <w:spacing w:after="0" w:line="240" w:lineRule="auto"/>
               <w:rPr>
-                <w:rFonts w:ascii="Calibri" w:eastAsia="Times New Roman" w:hAnsi="Calibri" w:cs="Calibri"/>
+                <w:rFonts w:ascii="Calibri" w:hAnsi="Calibri" w:eastAsia="Times New Roman" w:cs="Calibri"/>
                 <w:b/>
                 <w:bCs/>
                 <w:color w:val="000000"/>
@@ -7525,7 +7709,7 @@
             </w:pPr>
             <w:r>
               <w:rPr>
-                <w:rFonts w:ascii="Calibri" w:eastAsia="Times New Roman" w:hAnsi="Calibri" w:cs="Calibri"/>
+                <w:rFonts w:ascii="Calibri" w:hAnsi="Calibri" w:eastAsia="Times New Roman" w:cs="Calibri"/>
                 <w:b/>
                 <w:bCs/>
                 <w:color w:val="000000"/>
@@ -7539,10 +7723,10 @@
             <w:tcW w:w="7045" w:type="dxa"/>
             <w:gridSpan w:val="3"/>
             <w:tcBorders>
-              <w:top w:val="single" w:sz="4" w:space="0" w:color="auto"/>
-              <w:left w:val="single" w:sz="4" w:space="0" w:color="auto"/>
-              <w:bottom w:val="single" w:sz="4" w:space="0" w:color="auto"/>
-              <w:right w:val="single" w:sz="4" w:space="0" w:color="auto"/>
+              <w:top w:val="single" w:color="auto" w:sz="4" w:space="0"/>
+              <w:left w:val="single" w:color="auto" w:sz="4" w:space="0"/>
+              <w:bottom w:val="single" w:color="auto" w:sz="4" w:space="0"/>
+              <w:right w:val="single" w:color="auto" w:sz="4" w:space="0"/>
             </w:tcBorders>
             <w:shd w:val="clear" w:color="auto" w:fill="auto"/>
             <w:vAlign w:val="center"/>
@@ -7551,7 +7735,7 @@
             <w:pPr>
               <w:spacing w:after="0" w:line="240" w:lineRule="auto"/>
               <w:rPr>
-                <w:rFonts w:ascii="Calibri" w:eastAsia="Times New Roman" w:hAnsi="Calibri" w:cs="Calibri"/>
+                <w:rFonts w:ascii="Calibri" w:hAnsi="Calibri" w:eastAsia="Times New Roman" w:cs="Calibri"/>
                 <w:color w:val="000000"/>
               </w:rPr>
             </w:pPr>
@@ -7566,10 +7750,10 @@
           <w:tcPr>
             <w:tcW w:w="1980" w:type="dxa"/>
             <w:tcBorders>
-              <w:top w:val="single" w:sz="4" w:space="0" w:color="auto"/>
-              <w:left w:val="single" w:sz="4" w:space="0" w:color="auto"/>
-              <w:bottom w:val="single" w:sz="4" w:space="0" w:color="auto"/>
-              <w:right w:val="single" w:sz="4" w:space="0" w:color="auto"/>
+              <w:top w:val="single" w:color="auto" w:sz="4" w:space="0"/>
+              <w:left w:val="single" w:color="auto" w:sz="4" w:space="0"/>
+              <w:bottom w:val="single" w:color="auto" w:sz="4" w:space="0"/>
+              <w:right w:val="single" w:color="auto" w:sz="4" w:space="0"/>
             </w:tcBorders>
             <w:shd w:val="clear" w:color="auto" w:fill="BFBFBF" w:themeFill="background1" w:themeFillShade="BF"/>
             <w:noWrap/>
@@ -7580,13 +7764,13 @@
             <w:pPr>
               <w:spacing w:after="0" w:line="240" w:lineRule="auto"/>
               <w:rPr>
-                <w:rFonts w:ascii="Calibri" w:eastAsia="Times New Roman" w:hAnsi="Calibri" w:cs="Calibri"/>
+                <w:rFonts w:ascii="Calibri" w:hAnsi="Calibri" w:eastAsia="Times New Roman" w:cs="Calibri"/>
                 <w:color w:val="000000"/>
               </w:rPr>
             </w:pPr>
             <w:r>
               <w:rPr>
-                <w:rFonts w:ascii="Calibri" w:eastAsia="Times New Roman" w:hAnsi="Calibri" w:cs="Calibri"/>
+                <w:rFonts w:ascii="Calibri" w:hAnsi="Calibri" w:eastAsia="Times New Roman" w:cs="Calibri"/>
                 <w:b/>
                 <w:bCs/>
                 <w:color w:val="000000"/>
@@ -7596,7 +7780,7 @@
             </w:r>
             <w:r>
               <w:rPr>
-                <w:rFonts w:ascii="Calibri" w:eastAsia="Times New Roman" w:hAnsi="Calibri" w:cs="Calibri"/>
+                <w:rFonts w:ascii="Calibri" w:hAnsi="Calibri" w:eastAsia="Times New Roman" w:cs="Calibri"/>
                 <w:b/>
                 <w:bCs/>
                 <w:color w:val="000000"/>
@@ -7605,7 +7789,7 @@
             </w:r>
             <w:r>
               <w:rPr>
-                <w:rFonts w:ascii="Calibri" w:eastAsia="Times New Roman" w:hAnsi="Calibri" w:cs="Calibri"/>
+                <w:rFonts w:ascii="Calibri" w:hAnsi="Calibri" w:eastAsia="Times New Roman" w:cs="Calibri"/>
                 <w:color w:val="000000"/>
               </w:rPr>
               <w:t>:</w:t>
@@ -7617,10 +7801,10 @@
             <w:tcW w:w="7045" w:type="dxa"/>
             <w:gridSpan w:val="3"/>
             <w:tcBorders>
-              <w:top w:val="single" w:sz="4" w:space="0" w:color="auto"/>
-              <w:left w:val="single" w:sz="4" w:space="0" w:color="auto"/>
-              <w:bottom w:val="single" w:sz="4" w:space="0" w:color="auto"/>
-              <w:right w:val="single" w:sz="4" w:space="0" w:color="auto"/>
+              <w:top w:val="single" w:color="auto" w:sz="4" w:space="0"/>
+              <w:left w:val="single" w:color="auto" w:sz="4" w:space="0"/>
+              <w:bottom w:val="single" w:color="auto" w:sz="4" w:space="0"/>
+              <w:right w:val="single" w:color="auto" w:sz="4" w:space="0"/>
             </w:tcBorders>
             <w:shd w:val="clear" w:color="auto" w:fill="auto"/>
             <w:vAlign w:val="center"/>
@@ -7629,13 +7813,13 @@
             <w:pPr>
               <w:spacing w:after="0" w:line="240" w:lineRule="auto"/>
               <w:rPr>
-                <w:rFonts w:ascii="Calibri" w:eastAsia="Times New Roman" w:hAnsi="Calibri" w:cs="Calibri"/>
+                <w:rFonts w:ascii="Calibri" w:hAnsi="Calibri" w:eastAsia="Times New Roman" w:cs="Calibri"/>
                 <w:color w:val="000000"/>
               </w:rPr>
             </w:pPr>
             <w:r>
               <w:rPr>
-                <w:rFonts w:ascii="Calibri" w:eastAsia="Times New Roman" w:hAnsi="Calibri" w:cs="Calibri"/>
+                <w:rFonts w:ascii="Calibri" w:hAnsi="Calibri" w:eastAsia="Times New Roman" w:cs="Calibri"/>
                 <w:color w:val="000000"/>
               </w:rPr>
               <w:t>…</w:t>
@@ -7652,10 +7836,10 @@
             <w:tcW w:w="9025" w:type="dxa"/>
             <w:gridSpan w:val="4"/>
             <w:tcBorders>
-              <w:top w:val="single" w:sz="4" w:space="0" w:color="auto"/>
-              <w:left w:val="single" w:sz="4" w:space="0" w:color="auto"/>
-              <w:bottom w:val="single" w:sz="4" w:space="0" w:color="auto"/>
-              <w:right w:val="single" w:sz="4" w:space="0" w:color="auto"/>
+              <w:top w:val="single" w:color="auto" w:sz="4" w:space="0"/>
+              <w:left w:val="single" w:color="auto" w:sz="4" w:space="0"/>
+              <w:bottom w:val="single" w:color="auto" w:sz="4" w:space="0"/>
+              <w:right w:val="single" w:color="auto" w:sz="4" w:space="0"/>
             </w:tcBorders>
             <w:shd w:val="clear" w:color="auto" w:fill="BFBFBF" w:themeFill="background1" w:themeFillShade="BF"/>
             <w:noWrap/>
@@ -7666,13 +7850,13 @@
             <w:pPr>
               <w:spacing w:after="0" w:line="240" w:lineRule="auto"/>
               <w:rPr>
-                <w:rFonts w:ascii="Calibri" w:eastAsia="Times New Roman" w:hAnsi="Calibri" w:cs="Calibri"/>
+                <w:rFonts w:ascii="Calibri" w:hAnsi="Calibri" w:eastAsia="Times New Roman" w:cs="Calibri"/>
                 <w:color w:val="000000"/>
               </w:rPr>
             </w:pPr>
             <w:r>
               <w:rPr>
-                <w:rFonts w:ascii="Calibri" w:eastAsia="Times New Roman" w:hAnsi="Calibri" w:cs="Calibri"/>
+                <w:rFonts w:ascii="Calibri" w:hAnsi="Calibri" w:eastAsia="Times New Roman" w:cs="Calibri"/>
                 <w:b/>
                 <w:bCs/>
                 <w:color w:val="000000"/>
@@ -7681,7 +7865,7 @@
             </w:r>
             <w:r>
               <w:rPr>
-                <w:rFonts w:ascii="Calibri" w:eastAsia="Times New Roman" w:hAnsi="Calibri" w:cs="Calibri"/>
+                <w:rFonts w:ascii="Calibri" w:hAnsi="Calibri" w:eastAsia="Times New Roman" w:cs="Calibri"/>
                 <w:color w:val="000000"/>
               </w:rPr>
               <w:t>:</w:t>
@@ -7698,10 +7882,10 @@
             <w:tcW w:w="9025" w:type="dxa"/>
             <w:gridSpan w:val="4"/>
             <w:tcBorders>
-              <w:top w:val="single" w:sz="4" w:space="0" w:color="auto"/>
-              <w:left w:val="single" w:sz="4" w:space="0" w:color="auto"/>
-              <w:bottom w:val="single" w:sz="4" w:space="0" w:color="auto"/>
-              <w:right w:val="single" w:sz="4" w:space="0" w:color="auto"/>
+              <w:top w:val="single" w:color="auto" w:sz="4" w:space="0"/>
+              <w:left w:val="single" w:color="auto" w:sz="4" w:space="0"/>
+              <w:bottom w:val="single" w:color="auto" w:sz="4" w:space="0"/>
+              <w:right w:val="single" w:color="auto" w:sz="4" w:space="0"/>
             </w:tcBorders>
             <w:shd w:val="clear" w:color="auto" w:fill="auto"/>
             <w:noWrap/>
@@ -7712,13 +7896,13 @@
             <w:pPr>
               <w:spacing w:after="0" w:line="240" w:lineRule="auto"/>
               <w:rPr>
-                <w:rFonts w:ascii="Calibri" w:eastAsia="Times New Roman" w:hAnsi="Calibri" w:cs="Calibri"/>
+                <w:rFonts w:ascii="Calibri" w:hAnsi="Calibri" w:eastAsia="Times New Roman" w:cs="Calibri"/>
                 <w:color w:val="000000"/>
               </w:rPr>
             </w:pPr>
             <w:r>
               <w:rPr>
-                <w:rFonts w:ascii="Calibri" w:eastAsia="Times New Roman" w:hAnsi="Calibri" w:cs="Calibri"/>
+                <w:rFonts w:ascii="Calibri" w:hAnsi="Calibri" w:eastAsia="Times New Roman" w:cs="Calibri"/>
                 <w:color w:val="000000"/>
               </w:rPr>
               <w:t>Als … wil ik … zodat …</w:t>
@@ -7734,10 +7918,10 @@
           <w:tcPr>
             <w:tcW w:w="1980" w:type="dxa"/>
             <w:tcBorders>
-              <w:top w:val="single" w:sz="4" w:space="0" w:color="auto"/>
-              <w:left w:val="single" w:sz="4" w:space="0" w:color="auto"/>
-              <w:bottom w:val="single" w:sz="4" w:space="0" w:color="auto"/>
-              <w:right w:val="single" w:sz="4" w:space="0" w:color="auto"/>
+              <w:top w:val="single" w:color="auto" w:sz="4" w:space="0"/>
+              <w:left w:val="single" w:color="auto" w:sz="4" w:space="0"/>
+              <w:bottom w:val="single" w:color="auto" w:sz="4" w:space="0"/>
+              <w:right w:val="single" w:color="auto" w:sz="4" w:space="0"/>
             </w:tcBorders>
             <w:shd w:val="clear" w:color="auto" w:fill="BFBFBF" w:themeFill="background1" w:themeFillShade="BF"/>
             <w:noWrap/>
@@ -7748,7 +7932,7 @@
             <w:pPr>
               <w:spacing w:after="0" w:line="240" w:lineRule="auto"/>
               <w:rPr>
-                <w:rFonts w:ascii="Calibri" w:eastAsia="Times New Roman" w:hAnsi="Calibri" w:cs="Calibri"/>
+                <w:rFonts w:ascii="Calibri" w:hAnsi="Calibri" w:eastAsia="Times New Roman" w:cs="Calibri"/>
                 <w:b/>
                 <w:bCs/>
                 <w:color w:val="000000"/>
@@ -7756,7 +7940,7 @@
             </w:pPr>
             <w:r>
               <w:rPr>
-                <w:rFonts w:ascii="Calibri" w:eastAsia="Times New Roman" w:hAnsi="Calibri" w:cs="Calibri"/>
+                <w:rFonts w:ascii="Calibri" w:hAnsi="Calibri" w:eastAsia="Times New Roman" w:cs="Calibri"/>
                 <w:b/>
                 <w:bCs/>
                 <w:color w:val="000000"/>
@@ -7771,8 +7955,8 @@
             <w:tcBorders>
               <w:top w:val="nil"/>
               <w:left w:val="nil"/>
-              <w:bottom w:val="single" w:sz="4" w:space="0" w:color="auto"/>
-              <w:right w:val="single" w:sz="4" w:space="0" w:color="auto"/>
+              <w:bottom w:val="single" w:color="auto" w:sz="4" w:space="0"/>
+              <w:right w:val="single" w:color="auto" w:sz="4" w:space="0"/>
             </w:tcBorders>
             <w:shd w:val="clear" w:color="auto" w:fill="auto"/>
             <w:noWrap/>
@@ -7783,13 +7967,13 @@
             <w:pPr>
               <w:spacing w:after="0" w:line="240" w:lineRule="auto"/>
               <w:rPr>
-                <w:rFonts w:ascii="Calibri" w:eastAsia="Times New Roman" w:hAnsi="Calibri" w:cs="Calibri"/>
+                <w:rFonts w:ascii="Calibri" w:hAnsi="Calibri" w:eastAsia="Times New Roman" w:cs="Calibri"/>
                 <w:color w:val="000000"/>
               </w:rPr>
             </w:pPr>
             <w:r>
               <w:rPr>
-                <w:rFonts w:ascii="Calibri" w:eastAsia="Times New Roman" w:hAnsi="Calibri" w:cs="Calibri"/>
+                <w:rFonts w:ascii="Calibri" w:hAnsi="Calibri" w:eastAsia="Times New Roman" w:cs="Calibri"/>
                 <w:color w:val="000000"/>
               </w:rPr>
               <w:t>1-5</w:t>
@@ -7802,8 +7986,8 @@
             <w:tcBorders>
               <w:top w:val="nil"/>
               <w:left w:val="nil"/>
-              <w:bottom w:val="single" w:sz="4" w:space="0" w:color="auto"/>
-              <w:right w:val="single" w:sz="4" w:space="0" w:color="auto"/>
+              <w:bottom w:val="single" w:color="auto" w:sz="4" w:space="0"/>
+              <w:right w:val="single" w:color="auto" w:sz="4" w:space="0"/>
             </w:tcBorders>
             <w:shd w:val="clear" w:color="auto" w:fill="BFBFBF" w:themeFill="background1" w:themeFillShade="BF"/>
             <w:noWrap/>
@@ -7814,7 +7998,7 @@
             <w:pPr>
               <w:spacing w:after="0" w:line="240" w:lineRule="auto"/>
               <w:rPr>
-                <w:rFonts w:ascii="Calibri" w:eastAsia="Times New Roman" w:hAnsi="Calibri" w:cs="Calibri"/>
+                <w:rFonts w:ascii="Calibri" w:hAnsi="Calibri" w:eastAsia="Times New Roman" w:cs="Calibri"/>
                 <w:b/>
                 <w:bCs/>
                 <w:color w:val="000000"/>
@@ -7822,7 +8006,7 @@
             </w:pPr>
             <w:r>
               <w:rPr>
-                <w:rFonts w:ascii="Calibri" w:eastAsia="Times New Roman" w:hAnsi="Calibri" w:cs="Calibri"/>
+                <w:rFonts w:ascii="Calibri" w:hAnsi="Calibri" w:eastAsia="Times New Roman" w:cs="Calibri"/>
                 <w:b/>
                 <w:bCs/>
                 <w:color w:val="000000"/>
@@ -7837,8 +8021,8 @@
             <w:tcBorders>
               <w:top w:val="nil"/>
               <w:left w:val="nil"/>
-              <w:bottom w:val="single" w:sz="4" w:space="0" w:color="auto"/>
-              <w:right w:val="single" w:sz="4" w:space="0" w:color="auto"/>
+              <w:bottom w:val="single" w:color="auto" w:sz="4" w:space="0"/>
+              <w:right w:val="single" w:color="auto" w:sz="4" w:space="0"/>
             </w:tcBorders>
             <w:shd w:val="clear" w:color="auto" w:fill="auto"/>
             <w:noWrap/>
@@ -7849,13 +8033,13 @@
             <w:pPr>
               <w:spacing w:after="0" w:line="240" w:lineRule="auto"/>
               <w:rPr>
-                <w:rFonts w:ascii="Calibri" w:eastAsia="Times New Roman" w:hAnsi="Calibri" w:cs="Calibri"/>
+                <w:rFonts w:ascii="Calibri" w:hAnsi="Calibri" w:eastAsia="Times New Roman" w:cs="Calibri"/>
                 <w:color w:val="000000"/>
               </w:rPr>
             </w:pPr>
             <w:r>
               <w:rPr>
-                <w:rFonts w:ascii="Calibri" w:eastAsia="Times New Roman" w:hAnsi="Calibri" w:cs="Calibri"/>
+                <w:rFonts w:ascii="Calibri" w:hAnsi="Calibri" w:eastAsia="Times New Roman" w:cs="Calibri"/>
                 <w:color w:val="000000"/>
               </w:rPr>
               <w:t>0,0.5,1,2,3,5,8,13,20</w:t>
@@ -7872,10 +8056,10 @@
             <w:tcW w:w="9025" w:type="dxa"/>
             <w:gridSpan w:val="4"/>
             <w:tcBorders>
-              <w:top w:val="single" w:sz="4" w:space="0" w:color="auto"/>
-              <w:left w:val="single" w:sz="4" w:space="0" w:color="auto"/>
-              <w:bottom w:val="single" w:sz="4" w:space="0" w:color="auto"/>
-              <w:right w:val="single" w:sz="4" w:space="0" w:color="auto"/>
+              <w:top w:val="single" w:color="auto" w:sz="4" w:space="0"/>
+              <w:left w:val="single" w:color="auto" w:sz="4" w:space="0"/>
+              <w:bottom w:val="single" w:color="auto" w:sz="4" w:space="0"/>
+              <w:right w:val="single" w:color="auto" w:sz="4" w:space="0"/>
             </w:tcBorders>
             <w:shd w:val="clear" w:color="auto" w:fill="BFBFBF" w:themeFill="background1" w:themeFillShade="BF"/>
             <w:noWrap/>
@@ -7886,13 +8070,13 @@
             <w:pPr>
               <w:spacing w:after="0" w:line="240" w:lineRule="auto"/>
               <w:rPr>
-                <w:rFonts w:ascii="Calibri" w:eastAsia="Times New Roman" w:hAnsi="Calibri" w:cs="Calibri"/>
+                <w:rFonts w:ascii="Calibri" w:hAnsi="Calibri" w:eastAsia="Times New Roman" w:cs="Calibri"/>
                 <w:color w:val="000000"/>
               </w:rPr>
             </w:pPr>
             <w:r>
               <w:rPr>
-                <w:rFonts w:ascii="Calibri" w:eastAsia="Times New Roman" w:hAnsi="Calibri" w:cs="Calibri"/>
+                <w:rFonts w:ascii="Calibri" w:hAnsi="Calibri" w:eastAsia="Times New Roman" w:cs="Calibri"/>
                 <w:b/>
                 <w:bCs/>
                 <w:color w:val="000000"/>
@@ -7901,7 +8085,7 @@
             </w:r>
             <w:r>
               <w:rPr>
-                <w:rFonts w:ascii="Calibri" w:eastAsia="Times New Roman" w:hAnsi="Calibri" w:cs="Calibri"/>
+                <w:rFonts w:ascii="Calibri" w:hAnsi="Calibri" w:eastAsia="Times New Roman" w:cs="Calibri"/>
                 <w:color w:val="000000"/>
               </w:rPr>
               <w:t>:</w:t>
@@ -7918,10 +8102,10 @@
             <w:tcW w:w="9025" w:type="dxa"/>
             <w:gridSpan w:val="4"/>
             <w:tcBorders>
-              <w:top w:val="single" w:sz="4" w:space="0" w:color="auto"/>
-              <w:left w:val="single" w:sz="4" w:space="0" w:color="auto"/>
-              <w:bottom w:val="single" w:sz="4" w:space="0" w:color="auto"/>
-              <w:right w:val="single" w:sz="4" w:space="0" w:color="auto"/>
+              <w:top w:val="single" w:color="auto" w:sz="4" w:space="0"/>
+              <w:left w:val="single" w:color="auto" w:sz="4" w:space="0"/>
+              <w:bottom w:val="single" w:color="auto" w:sz="4" w:space="0"/>
+              <w:right w:val="single" w:color="auto" w:sz="4" w:space="0"/>
             </w:tcBorders>
             <w:shd w:val="clear" w:color="auto" w:fill="auto"/>
             <w:noWrap/>
@@ -7937,13 +8121,13 @@
               </w:numPr>
               <w:spacing w:before="240" w:line="240" w:lineRule="auto"/>
               <w:rPr>
-                <w:rFonts w:ascii="Calibri" w:eastAsia="Times New Roman" w:hAnsi="Calibri" w:cs="Calibri"/>
+                <w:rFonts w:ascii="Calibri" w:hAnsi="Calibri" w:eastAsia="Times New Roman" w:cs="Calibri"/>
                 <w:color w:val="000000"/>
               </w:rPr>
             </w:pPr>
             <w:r>
               <w:rPr>
-                <w:rFonts w:ascii="Calibri" w:eastAsia="Times New Roman" w:hAnsi="Calibri" w:cs="Calibri"/>
+                <w:rFonts w:ascii="Calibri" w:hAnsi="Calibri" w:eastAsia="Times New Roman" w:cs="Calibri"/>
                 <w:color w:val="000000"/>
               </w:rPr>
               <w:t>Criteria 1…</w:t>
@@ -7958,13 +8142,13 @@
               </w:numPr>
               <w:spacing w:before="240" w:line="240" w:lineRule="auto"/>
               <w:rPr>
-                <w:rFonts w:ascii="Calibri" w:eastAsia="Times New Roman" w:hAnsi="Calibri" w:cs="Calibri"/>
+                <w:rFonts w:ascii="Calibri" w:hAnsi="Calibri" w:eastAsia="Times New Roman" w:cs="Calibri"/>
                 <w:color w:val="000000"/>
               </w:rPr>
             </w:pPr>
             <w:r>
               <w:rPr>
-                <w:rFonts w:ascii="Calibri" w:eastAsia="Times New Roman" w:hAnsi="Calibri" w:cs="Calibri"/>
+                <w:rFonts w:ascii="Calibri" w:hAnsi="Calibri" w:eastAsia="Times New Roman" w:cs="Calibri"/>
                 <w:color w:val="000000"/>
               </w:rPr>
               <w:t>Criteria 2…</w:t>
@@ -7979,13 +8163,13 @@
               </w:numPr>
               <w:spacing w:before="240" w:line="240" w:lineRule="auto"/>
               <w:rPr>
-                <w:rFonts w:ascii="Calibri" w:eastAsia="Times New Roman" w:hAnsi="Calibri" w:cs="Calibri"/>
+                <w:rFonts w:ascii="Calibri" w:hAnsi="Calibri" w:eastAsia="Times New Roman" w:cs="Calibri"/>
                 <w:color w:val="000000"/>
               </w:rPr>
             </w:pPr>
             <w:r>
               <w:rPr>
-                <w:rFonts w:ascii="Calibri" w:eastAsia="Times New Roman" w:hAnsi="Calibri" w:cs="Calibri"/>
+                <w:rFonts w:ascii="Calibri" w:hAnsi="Calibri" w:eastAsia="Times New Roman" w:cs="Calibri"/>
                 <w:color w:val="000000"/>
               </w:rPr>
               <w:t>Criteria 3…</w:t>
@@ -8000,13 +8184,13 @@
               </w:numPr>
               <w:spacing w:before="240" w:line="240" w:lineRule="auto"/>
               <w:rPr>
-                <w:rFonts w:ascii="Calibri" w:eastAsia="Times New Roman" w:hAnsi="Calibri" w:cs="Calibri"/>
+                <w:rFonts w:ascii="Calibri" w:hAnsi="Calibri" w:eastAsia="Times New Roman" w:cs="Calibri"/>
                 <w:color w:val="000000"/>
               </w:rPr>
             </w:pPr>
             <w:r>
               <w:rPr>
-                <w:rFonts w:ascii="Calibri" w:eastAsia="Times New Roman" w:hAnsi="Calibri" w:cs="Calibri"/>
+                <w:rFonts w:ascii="Calibri" w:hAnsi="Calibri" w:eastAsia="Times New Roman" w:cs="Calibri"/>
                 <w:color w:val="000000"/>
               </w:rPr>
               <w:t>Etc.</w:t>
@@ -8020,7 +8204,7 @@
       <w:footerReference w:type="default" r:id="rId12"/>
       <w:headerReference w:type="first" r:id="rId13"/>
       <w:footerReference w:type="first" r:id="rId14"/>
-      <w:pgSz w:w="11906" w:h="16838"/>
+      <w:pgSz w:w="11906" w:h="16838" w:orient="portrait"/>
       <w:pgMar w:top="1417" w:right="1417" w:bottom="1417" w:left="1417" w:header="708" w:footer="708" w:gutter="0"/>
       <w:cols w:space="708"/>
       <w:titlePg/>
@@ -8063,7 +8247,7 @@
 </file>
 
 <file path=word/footer1.xml><?xml version="1.0" encoding="utf-8"?>
-<w:ftr xmlns:wpc="http://schemas.microsoft.com/office/word/2010/wordprocessingCanvas" xmlns:cx="http://schemas.microsoft.com/office/drawing/2014/chartex" xmlns:cx1="http://schemas.microsoft.com/office/drawing/2015/9/8/chartex" xmlns:cx2="http://schemas.microsoft.com/office/drawing/2015/10/21/chartex" xmlns:cx3="http://schemas.microsoft.com/office/drawing/2016/5/9/chartex" xmlns:cx4="http://schemas.microsoft.com/office/drawing/2016/5/10/chartex" xmlns:cx5="http://schemas.microsoft.com/office/drawing/2016/5/11/chartex" xmlns:cx6="http://schemas.microsoft.com/office/drawing/2016/5/12/chartex" xmlns:cx7="http://schemas.microsoft.com/office/drawing/2016/5/13/chartex" xmlns:cx8="http://schemas.microsoft.com/office/drawing/2016/5/14/chartex" xmlns:mc="http://schemas.openxmlformats.org/markup-compatibility/2006" xmlns:aink="http://schemas.microsoft.com/office/drawing/2016/ink" xmlns:am3d="http://schemas.microsoft.com/office/drawing/2017/model3d" xmlns:o="urn:schemas-microsoft-com:office:office" xmlns:oel="http://schemas.microsoft.com/office/2019/extlst" xmlns:r="http://schemas.openxmlformats.org/officeDocument/2006/relationships" xmlns:m="http://schemas.openxmlformats.org/officeDocument/2006/math" xmlns:v="urn:schemas-microsoft-com:vml" xmlns:wp14="http://schemas.microsoft.com/office/word/2010/wordprocessingDrawing" xmlns:wp="http://schemas.openxmlformats.org/drawingml/2006/wordprocessingDrawing" xmlns:w10="urn:schemas-microsoft-com:office:word" xmlns:w="http://schemas.openxmlformats.org/wordprocessingml/2006/main" xmlns:w14="http://schemas.microsoft.com/office/word/2010/wordml" xmlns:w15="http://schemas.microsoft.com/office/word/2012/wordml" xmlns:w16cex="http://schemas.microsoft.com/office/word/2018/wordml/cex" xmlns:w16cid="http://schemas.microsoft.com/office/word/2016/wordml/cid" xmlns:w16="http://schemas.microsoft.com/office/word/2018/wordml" xmlns:w16du="http://schemas.microsoft.com/office/word/2023/wordml/word16du" xmlns:w16sdtdh="http://schemas.microsoft.com/office/word/2020/wordml/sdtdatahash" xmlns:w16se="http://schemas.microsoft.com/office/word/2015/wordml/symex" xmlns:wpg="http://schemas.microsoft.com/office/word/2010/wordprocessingGroup" xmlns:wpi="http://schemas.microsoft.com/office/word/2010/wordprocessingInk" xmlns:wne="http://schemas.microsoft.com/office/word/2006/wordml" xmlns:wps="http://schemas.microsoft.com/office/word/2010/wordprocessingShape" mc:Ignorable="w14 w15 w16se w16cid w16 w16cex w16sdtdh w16du wp14">
+<w:ftr xmlns:wpc="http://schemas.microsoft.com/office/word/2010/wordprocessingCanvas" xmlns:cx="http://schemas.microsoft.com/office/drawing/2014/chartex" xmlns:cx1="http://schemas.microsoft.com/office/drawing/2015/9/8/chartex" xmlns:cx2="http://schemas.microsoft.com/office/drawing/2015/10/21/chartex" xmlns:cx3="http://schemas.microsoft.com/office/drawing/2016/5/9/chartex" xmlns:cx4="http://schemas.microsoft.com/office/drawing/2016/5/10/chartex" xmlns:cx5="http://schemas.microsoft.com/office/drawing/2016/5/11/chartex" xmlns:cx6="http://schemas.microsoft.com/office/drawing/2016/5/12/chartex" xmlns:cx7="http://schemas.microsoft.com/office/drawing/2016/5/13/chartex" xmlns:cx8="http://schemas.microsoft.com/office/drawing/2016/5/14/chartex" xmlns:mc="http://schemas.openxmlformats.org/markup-compatibility/2006" xmlns:aink="http://schemas.microsoft.com/office/drawing/2016/ink" xmlns:am3d="http://schemas.microsoft.com/office/drawing/2017/model3d" xmlns:o="urn:schemas-microsoft-com:office:office" xmlns:oel="http://schemas.microsoft.com/office/2019/extlst" xmlns:r="http://schemas.openxmlformats.org/officeDocument/2006/relationships" xmlns:m="http://schemas.openxmlformats.org/officeDocument/2006/math" xmlns:v="urn:schemas-microsoft-com:vml" xmlns:wp14="http://schemas.microsoft.com/office/word/2010/wordprocessingDrawing" xmlns:wp="http://schemas.openxmlformats.org/drawingml/2006/wordprocessingDrawing" xmlns:w10="urn:schemas-microsoft-com:office:word" xmlns:w="http://schemas.openxmlformats.org/wordprocessingml/2006/main" xmlns:w14="http://schemas.microsoft.com/office/word/2010/wordml" xmlns:w15="http://schemas.microsoft.com/office/word/2012/wordml" xmlns:w16cex="http://schemas.microsoft.com/office/word/2018/wordml/cex" xmlns:w16cid="http://schemas.microsoft.com/office/word/2016/wordml/cid" xmlns:w16="http://schemas.microsoft.com/office/word/2018/wordml" xmlns:w16du="http://schemas.microsoft.com/office/word/2023/wordml/word16du" xmlns:w16sdtdh="http://schemas.microsoft.com/office/word/2020/wordml/sdtdatahash" xmlns:w16se="http://schemas.microsoft.com/office/word/2015/wordml/symex" xmlns:wpg="http://schemas.microsoft.com/office/word/2010/wordprocessingGroup" xmlns:wpi="http://schemas.microsoft.com/office/word/2010/wordprocessingInk" xmlns:wne="http://schemas.microsoft.com/office/word/2006/wordml" xmlns:wps="http://schemas.microsoft.com/office/word/2010/wordprocessingShape" xmlns:a="http://schemas.openxmlformats.org/drawingml/2006/main" xmlns:pic="http://schemas.openxmlformats.org/drawingml/2006/picture" xmlns:a14="http://schemas.microsoft.com/office/drawing/2010/main" mc:Ignorable="w14 w15 w16se w16cid w16 w16cex w16sdtdh w16du wp14">
   <w:p>
     <w:pPr>
       <w:pBdr>
@@ -8402,7 +8586,7 @@
 </file>
 
 <file path=word/header1.xml><?xml version="1.0" encoding="utf-8"?>
-<w:hdr xmlns:wpc="http://schemas.microsoft.com/office/word/2010/wordprocessingCanvas" xmlns:cx="http://schemas.microsoft.com/office/drawing/2014/chartex" xmlns:cx1="http://schemas.microsoft.com/office/drawing/2015/9/8/chartex" xmlns:cx2="http://schemas.microsoft.com/office/drawing/2015/10/21/chartex" xmlns:cx3="http://schemas.microsoft.com/office/drawing/2016/5/9/chartex" xmlns:cx4="http://schemas.microsoft.com/office/drawing/2016/5/10/chartex" xmlns:cx5="http://schemas.microsoft.com/office/drawing/2016/5/11/chartex" xmlns:cx6="http://schemas.microsoft.com/office/drawing/2016/5/12/chartex" xmlns:cx7="http://schemas.microsoft.com/office/drawing/2016/5/13/chartex" xmlns:cx8="http://schemas.microsoft.com/office/drawing/2016/5/14/chartex" xmlns:mc="http://schemas.openxmlformats.org/markup-compatibility/2006" xmlns:aink="http://schemas.microsoft.com/office/drawing/2016/ink" xmlns:am3d="http://schemas.microsoft.com/office/drawing/2017/model3d" xmlns:o="urn:schemas-microsoft-com:office:office" xmlns:oel="http://schemas.microsoft.com/office/2019/extlst" xmlns:r="http://schemas.openxmlformats.org/officeDocument/2006/relationships" xmlns:m="http://schemas.openxmlformats.org/officeDocument/2006/math" xmlns:v="urn:schemas-microsoft-com:vml" xmlns:wp14="http://schemas.microsoft.com/office/word/2010/wordprocessingDrawing" xmlns:wp="http://schemas.openxmlformats.org/drawingml/2006/wordprocessingDrawing" xmlns:w10="urn:schemas-microsoft-com:office:word" xmlns:w="http://schemas.openxmlformats.org/wordprocessingml/2006/main" xmlns:w14="http://schemas.microsoft.com/office/word/2010/wordml" xmlns:w15="http://schemas.microsoft.com/office/word/2012/wordml" xmlns:w16cex="http://schemas.microsoft.com/office/word/2018/wordml/cex" xmlns:w16cid="http://schemas.microsoft.com/office/word/2016/wordml/cid" xmlns:w16="http://schemas.microsoft.com/office/word/2018/wordml" xmlns:w16du="http://schemas.microsoft.com/office/word/2023/wordml/word16du" xmlns:w16sdtdh="http://schemas.microsoft.com/office/word/2020/wordml/sdtdatahash" xmlns:w16se="http://schemas.microsoft.com/office/word/2015/wordml/symex" xmlns:wpg="http://schemas.microsoft.com/office/word/2010/wordprocessingGroup" xmlns:wpi="http://schemas.microsoft.com/office/word/2010/wordprocessingInk" xmlns:wne="http://schemas.microsoft.com/office/word/2006/wordml" xmlns:wps="http://schemas.microsoft.com/office/word/2010/wordprocessingShape" mc:Ignorable="w14 w15 w16se w16cid w16 w16cex w16sdtdh w16du wp14">
+<w:hdr xmlns:wpc="http://schemas.microsoft.com/office/word/2010/wordprocessingCanvas" xmlns:cx="http://schemas.microsoft.com/office/drawing/2014/chartex" xmlns:cx1="http://schemas.microsoft.com/office/drawing/2015/9/8/chartex" xmlns:cx2="http://schemas.microsoft.com/office/drawing/2015/10/21/chartex" xmlns:cx3="http://schemas.microsoft.com/office/drawing/2016/5/9/chartex" xmlns:cx4="http://schemas.microsoft.com/office/drawing/2016/5/10/chartex" xmlns:cx5="http://schemas.microsoft.com/office/drawing/2016/5/11/chartex" xmlns:cx6="http://schemas.microsoft.com/office/drawing/2016/5/12/chartex" xmlns:cx7="http://schemas.microsoft.com/office/drawing/2016/5/13/chartex" xmlns:cx8="http://schemas.microsoft.com/office/drawing/2016/5/14/chartex" xmlns:mc="http://schemas.openxmlformats.org/markup-compatibility/2006" xmlns:aink="http://schemas.microsoft.com/office/drawing/2016/ink" xmlns:am3d="http://schemas.microsoft.com/office/drawing/2017/model3d" xmlns:o="urn:schemas-microsoft-com:office:office" xmlns:oel="http://schemas.microsoft.com/office/2019/extlst" xmlns:r="http://schemas.openxmlformats.org/officeDocument/2006/relationships" xmlns:m="http://schemas.openxmlformats.org/officeDocument/2006/math" xmlns:v="urn:schemas-microsoft-com:vml" xmlns:wp14="http://schemas.microsoft.com/office/word/2010/wordprocessingDrawing" xmlns:wp="http://schemas.openxmlformats.org/drawingml/2006/wordprocessingDrawing" xmlns:w10="urn:schemas-microsoft-com:office:word" xmlns:w="http://schemas.openxmlformats.org/wordprocessingml/2006/main" xmlns:w14="http://schemas.microsoft.com/office/word/2010/wordml" xmlns:w15="http://schemas.microsoft.com/office/word/2012/wordml" xmlns:w16cex="http://schemas.microsoft.com/office/word/2018/wordml/cex" xmlns:w16cid="http://schemas.microsoft.com/office/word/2016/wordml/cid" xmlns:w16="http://schemas.microsoft.com/office/word/2018/wordml" xmlns:w16du="http://schemas.microsoft.com/office/word/2023/wordml/word16du" xmlns:w16sdtdh="http://schemas.microsoft.com/office/word/2020/wordml/sdtdatahash" xmlns:w16se="http://schemas.microsoft.com/office/word/2015/wordml/symex" xmlns:wpg="http://schemas.microsoft.com/office/word/2010/wordprocessingGroup" xmlns:wpi="http://schemas.microsoft.com/office/word/2010/wordprocessingInk" xmlns:wne="http://schemas.microsoft.com/office/word/2006/wordml" xmlns:wps="http://schemas.microsoft.com/office/word/2010/wordprocessingShape" xmlns:a="http://schemas.openxmlformats.org/drawingml/2006/main" xmlns:pic="http://schemas.openxmlformats.org/drawingml/2006/picture" xmlns:a14="http://schemas.microsoft.com/office/drawing/2010/main" mc:Ignorable="w14 w15 w16se w16cid w16 w16cex w16sdtdh w16du wp14">
   <w:p>
     <w:pPr>
       <w:pStyle w:val="Koptekst"/>
@@ -8571,7 +8755,7 @@
         <w:ind w:left="360" w:hanging="360"/>
       </w:pPr>
       <w:rPr>
-        <w:rFonts w:ascii="Calibri" w:hAnsi="Calibri" w:hint="default"/>
+        <w:rFonts w:hint="default" w:ascii="Calibri" w:hAnsi="Calibri"/>
         <w:b w:val="0"/>
         <w:i w:val="0"/>
         <w:sz w:val="22"/>
@@ -8764,7 +8948,7 @@
         <w:ind w:left="1440" w:hanging="360"/>
       </w:pPr>
       <w:rPr>
-        <w:rFonts w:ascii="Courier New" w:hAnsi="Courier New" w:hint="default"/>
+        <w:rFonts w:hint="default" w:ascii="Courier New" w:hAnsi="Courier New"/>
         <w:sz w:val="20"/>
       </w:rPr>
     </w:lvl>
@@ -8967,7 +9151,7 @@
         <w:ind w:left="1440" w:hanging="360"/>
       </w:pPr>
       <w:rPr>
-        <w:rFonts w:ascii="Courier New" w:hAnsi="Courier New" w:hint="default"/>
+        <w:rFonts w:hint="default" w:ascii="Courier New" w:hAnsi="Courier New"/>
         <w:sz w:val="20"/>
       </w:rPr>
     </w:lvl>
@@ -9155,7 +9339,7 @@
         <w:ind w:left="360" w:hanging="360"/>
       </w:pPr>
       <w:rPr>
-        <w:rFonts w:ascii="Wingdings" w:hAnsi="Wingdings" w:hint="default"/>
+        <w:rFonts w:hint="default" w:ascii="Wingdings" w:hAnsi="Wingdings"/>
       </w:rPr>
     </w:lvl>
     <w:lvl w:ilvl="1" w:tplc="04130003" w:tentative="1">
@@ -9167,7 +9351,7 @@
         <w:ind w:left="1080" w:hanging="360"/>
       </w:pPr>
       <w:rPr>
-        <w:rFonts w:ascii="Courier New" w:hAnsi="Courier New" w:cs="Courier New" w:hint="default"/>
+        <w:rFonts w:hint="default" w:ascii="Courier New" w:hAnsi="Courier New" w:cs="Courier New"/>
       </w:rPr>
     </w:lvl>
     <w:lvl w:ilvl="2" w:tplc="04130005" w:tentative="1">
@@ -9179,7 +9363,7 @@
         <w:ind w:left="1800" w:hanging="360"/>
       </w:pPr>
       <w:rPr>
-        <w:rFonts w:ascii="Wingdings" w:hAnsi="Wingdings" w:hint="default"/>
+        <w:rFonts w:hint="default" w:ascii="Wingdings" w:hAnsi="Wingdings"/>
       </w:rPr>
     </w:lvl>
     <w:lvl w:ilvl="3" w:tplc="04130001" w:tentative="1">
@@ -9191,7 +9375,7 @@
         <w:ind w:left="2520" w:hanging="360"/>
       </w:pPr>
       <w:rPr>
-        <w:rFonts w:ascii="Symbol" w:hAnsi="Symbol" w:hint="default"/>
+        <w:rFonts w:hint="default" w:ascii="Symbol" w:hAnsi="Symbol"/>
       </w:rPr>
     </w:lvl>
     <w:lvl w:ilvl="4" w:tplc="04130003" w:tentative="1">
@@ -9203,7 +9387,7 @@
         <w:ind w:left="3240" w:hanging="360"/>
       </w:pPr>
       <w:rPr>
-        <w:rFonts w:ascii="Courier New" w:hAnsi="Courier New" w:cs="Courier New" w:hint="default"/>
+        <w:rFonts w:hint="default" w:ascii="Courier New" w:hAnsi="Courier New" w:cs="Courier New"/>
       </w:rPr>
     </w:lvl>
     <w:lvl w:ilvl="5" w:tplc="04130005" w:tentative="1">
@@ -9215,7 +9399,7 @@
         <w:ind w:left="3960" w:hanging="360"/>
       </w:pPr>
       <w:rPr>
-        <w:rFonts w:ascii="Wingdings" w:hAnsi="Wingdings" w:hint="default"/>
+        <w:rFonts w:hint="default" w:ascii="Wingdings" w:hAnsi="Wingdings"/>
       </w:rPr>
     </w:lvl>
     <w:lvl w:ilvl="6" w:tplc="04130001" w:tentative="1">
@@ -9227,7 +9411,7 @@
         <w:ind w:left="4680" w:hanging="360"/>
       </w:pPr>
       <w:rPr>
-        <w:rFonts w:ascii="Symbol" w:hAnsi="Symbol" w:hint="default"/>
+        <w:rFonts w:hint="default" w:ascii="Symbol" w:hAnsi="Symbol"/>
       </w:rPr>
     </w:lvl>
     <w:lvl w:ilvl="7" w:tplc="04130003" w:tentative="1">
@@ -9239,7 +9423,7 @@
         <w:ind w:left="5400" w:hanging="360"/>
       </w:pPr>
       <w:rPr>
-        <w:rFonts w:ascii="Courier New" w:hAnsi="Courier New" w:cs="Courier New" w:hint="default"/>
+        <w:rFonts w:hint="default" w:ascii="Courier New" w:hAnsi="Courier New" w:cs="Courier New"/>
       </w:rPr>
     </w:lvl>
     <w:lvl w:ilvl="8" w:tplc="04130005" w:tentative="1">
@@ -9251,7 +9435,7 @@
         <w:ind w:left="6120" w:hanging="360"/>
       </w:pPr>
       <w:rPr>
-        <w:rFonts w:ascii="Wingdings" w:hAnsi="Wingdings" w:hint="default"/>
+        <w:rFonts w:hint="default" w:ascii="Wingdings" w:hAnsi="Wingdings"/>
       </w:rPr>
     </w:lvl>
   </w:abstractNum>
@@ -9372,7 +9556,7 @@
         <w:ind w:left="1440" w:hanging="360"/>
       </w:pPr>
       <w:rPr>
-        <w:rFonts w:ascii="Courier New" w:hAnsi="Courier New" w:hint="default"/>
+        <w:rFonts w:hint="default" w:ascii="Courier New" w:hAnsi="Courier New"/>
         <w:sz w:val="20"/>
       </w:rPr>
     </w:lvl>
@@ -9474,7 +9658,7 @@
         <w:ind w:left="360" w:hanging="360"/>
       </w:pPr>
       <w:rPr>
-        <w:rFonts w:ascii="Calibri" w:hAnsi="Calibri" w:hint="default"/>
+        <w:rFonts w:hint="default" w:ascii="Calibri" w:hAnsi="Calibri"/>
         <w:b w:val="0"/>
         <w:i w:val="0"/>
         <w:sz w:val="22"/>
@@ -9670,7 +9854,7 @@
         <w:ind w:left="1440" w:hanging="360"/>
       </w:pPr>
       <w:rPr>
-        <w:rFonts w:ascii="Courier New" w:hAnsi="Courier New" w:hint="default"/>
+        <w:rFonts w:hint="default" w:ascii="Courier New" w:hAnsi="Courier New"/>
         <w:sz w:val="20"/>
       </w:rPr>
     </w:lvl>
@@ -9858,7 +10042,7 @@
         <w:ind w:left="1800" w:hanging="360"/>
       </w:pPr>
       <w:rPr>
-        <w:rFonts w:ascii="Symbol" w:hAnsi="Symbol" w:hint="default"/>
+        <w:rFonts w:hint="default" w:ascii="Symbol" w:hAnsi="Symbol"/>
       </w:rPr>
     </w:lvl>
     <w:lvl w:ilvl="1" w:tplc="04130003" w:tentative="1">
@@ -9870,7 +10054,7 @@
         <w:ind w:left="2520" w:hanging="360"/>
       </w:pPr>
       <w:rPr>
-        <w:rFonts w:ascii="Courier New" w:hAnsi="Courier New" w:cs="Courier New" w:hint="default"/>
+        <w:rFonts w:hint="default" w:ascii="Courier New" w:hAnsi="Courier New" w:cs="Courier New"/>
       </w:rPr>
     </w:lvl>
     <w:lvl w:ilvl="2" w:tplc="04130005" w:tentative="1">
@@ -9882,7 +10066,7 @@
         <w:ind w:left="3240" w:hanging="360"/>
       </w:pPr>
       <w:rPr>
-        <w:rFonts w:ascii="Wingdings" w:hAnsi="Wingdings" w:hint="default"/>
+        <w:rFonts w:hint="default" w:ascii="Wingdings" w:hAnsi="Wingdings"/>
       </w:rPr>
     </w:lvl>
     <w:lvl w:ilvl="3" w:tplc="04130001" w:tentative="1">
@@ -9894,7 +10078,7 @@
         <w:ind w:left="3960" w:hanging="360"/>
       </w:pPr>
       <w:rPr>
-        <w:rFonts w:ascii="Symbol" w:hAnsi="Symbol" w:hint="default"/>
+        <w:rFonts w:hint="default" w:ascii="Symbol" w:hAnsi="Symbol"/>
       </w:rPr>
     </w:lvl>
     <w:lvl w:ilvl="4" w:tplc="04130003" w:tentative="1">
@@ -9906,7 +10090,7 @@
         <w:ind w:left="4680" w:hanging="360"/>
       </w:pPr>
       <w:rPr>
-        <w:rFonts w:ascii="Courier New" w:hAnsi="Courier New" w:cs="Courier New" w:hint="default"/>
+        <w:rFonts w:hint="default" w:ascii="Courier New" w:hAnsi="Courier New" w:cs="Courier New"/>
       </w:rPr>
     </w:lvl>
     <w:lvl w:ilvl="5" w:tplc="04130005" w:tentative="1">
@@ -9918,7 +10102,7 @@
         <w:ind w:left="5400" w:hanging="360"/>
       </w:pPr>
       <w:rPr>
-        <w:rFonts w:ascii="Wingdings" w:hAnsi="Wingdings" w:hint="default"/>
+        <w:rFonts w:hint="default" w:ascii="Wingdings" w:hAnsi="Wingdings"/>
       </w:rPr>
     </w:lvl>
     <w:lvl w:ilvl="6" w:tplc="04130001" w:tentative="1">
@@ -9930,7 +10114,7 @@
         <w:ind w:left="6120" w:hanging="360"/>
       </w:pPr>
       <w:rPr>
-        <w:rFonts w:ascii="Symbol" w:hAnsi="Symbol" w:hint="default"/>
+        <w:rFonts w:hint="default" w:ascii="Symbol" w:hAnsi="Symbol"/>
       </w:rPr>
     </w:lvl>
     <w:lvl w:ilvl="7" w:tplc="04130003" w:tentative="1">
@@ -9942,7 +10126,7 @@
         <w:ind w:left="6840" w:hanging="360"/>
       </w:pPr>
       <w:rPr>
-        <w:rFonts w:ascii="Courier New" w:hAnsi="Courier New" w:cs="Courier New" w:hint="default"/>
+        <w:rFonts w:hint="default" w:ascii="Courier New" w:hAnsi="Courier New" w:cs="Courier New"/>
       </w:rPr>
     </w:lvl>
     <w:lvl w:ilvl="8" w:tplc="04130005" w:tentative="1">
@@ -9954,7 +10138,7 @@
         <w:ind w:left="7560" w:hanging="360"/>
       </w:pPr>
       <w:rPr>
-        <w:rFonts w:ascii="Wingdings" w:hAnsi="Wingdings" w:hint="default"/>
+        <w:rFonts w:hint="default" w:ascii="Wingdings" w:hAnsi="Wingdings"/>
       </w:rPr>
     </w:lvl>
   </w:abstractNum>
@@ -10158,7 +10342,7 @@
         <w:ind w:left="1440" w:hanging="360"/>
       </w:pPr>
       <w:rPr>
-        <w:rFonts w:ascii="Courier New" w:hAnsi="Courier New" w:hint="default"/>
+        <w:rFonts w:hint="default" w:ascii="Courier New" w:hAnsi="Courier New"/>
         <w:sz w:val="20"/>
       </w:rPr>
     </w:lvl>
@@ -10518,7 +10702,7 @@
         <w:ind w:left="720" w:hanging="360"/>
       </w:pPr>
       <w:rPr>
-        <w:rFonts w:ascii="Symbol" w:hAnsi="Symbol" w:hint="default"/>
+        <w:rFonts w:hint="default" w:ascii="Symbol" w:hAnsi="Symbol"/>
       </w:rPr>
     </w:lvl>
     <w:lvl w:ilvl="1" w:tplc="10000003" w:tentative="1">
@@ -10530,7 +10714,7 @@
         <w:ind w:left="1440" w:hanging="360"/>
       </w:pPr>
       <w:rPr>
-        <w:rFonts w:ascii="Courier New" w:hAnsi="Courier New" w:cs="Courier New" w:hint="default"/>
+        <w:rFonts w:hint="default" w:ascii="Courier New" w:hAnsi="Courier New" w:cs="Courier New"/>
       </w:rPr>
     </w:lvl>
     <w:lvl w:ilvl="2" w:tplc="10000005" w:tentative="1">
@@ -10542,7 +10726,7 @@
         <w:ind w:left="2160" w:hanging="360"/>
       </w:pPr>
       <w:rPr>
-        <w:rFonts w:ascii="Wingdings" w:hAnsi="Wingdings" w:hint="default"/>
+        <w:rFonts w:hint="default" w:ascii="Wingdings" w:hAnsi="Wingdings"/>
       </w:rPr>
     </w:lvl>
     <w:lvl w:ilvl="3" w:tplc="10000001" w:tentative="1">
@@ -10554,7 +10738,7 @@
         <w:ind w:left="2880" w:hanging="360"/>
       </w:pPr>
       <w:rPr>
-        <w:rFonts w:ascii="Symbol" w:hAnsi="Symbol" w:hint="default"/>
+        <w:rFonts w:hint="default" w:ascii="Symbol" w:hAnsi="Symbol"/>
       </w:rPr>
     </w:lvl>
     <w:lvl w:ilvl="4" w:tplc="10000003" w:tentative="1">
@@ -10566,7 +10750,7 @@
         <w:ind w:left="3600" w:hanging="360"/>
       </w:pPr>
       <w:rPr>
-        <w:rFonts w:ascii="Courier New" w:hAnsi="Courier New" w:cs="Courier New" w:hint="default"/>
+        <w:rFonts w:hint="default" w:ascii="Courier New" w:hAnsi="Courier New" w:cs="Courier New"/>
       </w:rPr>
     </w:lvl>
     <w:lvl w:ilvl="5" w:tplc="10000005" w:tentative="1">
@@ -10578,7 +10762,7 @@
         <w:ind w:left="4320" w:hanging="360"/>
       </w:pPr>
       <w:rPr>
-        <w:rFonts w:ascii="Wingdings" w:hAnsi="Wingdings" w:hint="default"/>
+        <w:rFonts w:hint="default" w:ascii="Wingdings" w:hAnsi="Wingdings"/>
       </w:rPr>
     </w:lvl>
     <w:lvl w:ilvl="6" w:tplc="10000001" w:tentative="1">
@@ -10590,7 +10774,7 @@
         <w:ind w:left="5040" w:hanging="360"/>
       </w:pPr>
       <w:rPr>
-        <w:rFonts w:ascii="Symbol" w:hAnsi="Symbol" w:hint="default"/>
+        <w:rFonts w:hint="default" w:ascii="Symbol" w:hAnsi="Symbol"/>
       </w:rPr>
     </w:lvl>
     <w:lvl w:ilvl="7" w:tplc="10000003" w:tentative="1">
@@ -10602,7 +10786,7 @@
         <w:ind w:left="5760" w:hanging="360"/>
       </w:pPr>
       <w:rPr>
-        <w:rFonts w:ascii="Courier New" w:hAnsi="Courier New" w:cs="Courier New" w:hint="default"/>
+        <w:rFonts w:hint="default" w:ascii="Courier New" w:hAnsi="Courier New" w:cs="Courier New"/>
       </w:rPr>
     </w:lvl>
     <w:lvl w:ilvl="8" w:tplc="10000005" w:tentative="1">
@@ -10614,7 +10798,7 @@
         <w:ind w:left="6480" w:hanging="360"/>
       </w:pPr>
       <w:rPr>
-        <w:rFonts w:ascii="Wingdings" w:hAnsi="Wingdings" w:hint="default"/>
+        <w:rFonts w:hint="default" w:ascii="Wingdings" w:hAnsi="Wingdings"/>
       </w:rPr>
     </w:lvl>
   </w:abstractNum>
@@ -11503,7 +11687,7 @@
   <w:docDefaults>
     <w:rPrDefault>
       <w:rPr>
-        <w:rFonts w:asciiTheme="minorHAnsi" w:eastAsiaTheme="minorHAnsi" w:hAnsiTheme="minorHAnsi" w:cstheme="minorBidi"/>
+        <w:rFonts w:asciiTheme="minorHAnsi" w:hAnsiTheme="minorHAnsi" w:eastAsiaTheme="minorHAnsi" w:cstheme="minorBidi"/>
         <w:sz w:val="22"/>
         <w:szCs w:val="22"/>
         <w:lang w:val="nl-NL" w:eastAsia="en-US" w:bidi="ar-SA"/>
@@ -11518,14 +11702,14 @@
   <w:latentStyles w:defLockedState="0" w:defUIPriority="99" w:defSemiHidden="0" w:defUnhideWhenUsed="0" w:defQFormat="0" w:count="376">
     <w:lsdException w:name="Normal" w:uiPriority="0" w:qFormat="1"/>
     <w:lsdException w:name="heading 1" w:uiPriority="9" w:qFormat="1"/>
-    <w:lsdException w:name="heading 2" w:semiHidden="1" w:uiPriority="9" w:unhideWhenUsed="1" w:qFormat="1"/>
-    <w:lsdException w:name="heading 3" w:semiHidden="1" w:uiPriority="9" w:unhideWhenUsed="1" w:qFormat="1"/>
-    <w:lsdException w:name="heading 4" w:semiHidden="1" w:uiPriority="9" w:unhideWhenUsed="1" w:qFormat="1"/>
-    <w:lsdException w:name="heading 5" w:semiHidden="1" w:uiPriority="9" w:unhideWhenUsed="1" w:qFormat="1"/>
-    <w:lsdException w:name="heading 6" w:semiHidden="1" w:uiPriority="9" w:unhideWhenUsed="1" w:qFormat="1"/>
-    <w:lsdException w:name="heading 7" w:semiHidden="1" w:uiPriority="9" w:unhideWhenUsed="1" w:qFormat="1"/>
-    <w:lsdException w:name="heading 8" w:semiHidden="1" w:uiPriority="9" w:unhideWhenUsed="1" w:qFormat="1"/>
-    <w:lsdException w:name="heading 9" w:semiHidden="1" w:uiPriority="9" w:unhideWhenUsed="1" w:qFormat="1"/>
+    <w:lsdException w:name="heading 2" w:uiPriority="9" w:semiHidden="1" w:unhideWhenUsed="1" w:qFormat="1"/>
+    <w:lsdException w:name="heading 3" w:uiPriority="9" w:semiHidden="1" w:unhideWhenUsed="1" w:qFormat="1"/>
+    <w:lsdException w:name="heading 4" w:uiPriority="9" w:semiHidden="1" w:unhideWhenUsed="1" w:qFormat="1"/>
+    <w:lsdException w:name="heading 5" w:uiPriority="9" w:semiHidden="1" w:unhideWhenUsed="1" w:qFormat="1"/>
+    <w:lsdException w:name="heading 6" w:uiPriority="9" w:semiHidden="1" w:unhideWhenUsed="1" w:qFormat="1"/>
+    <w:lsdException w:name="heading 7" w:uiPriority="9" w:semiHidden="1" w:unhideWhenUsed="1" w:qFormat="1"/>
+    <w:lsdException w:name="heading 8" w:uiPriority="9" w:semiHidden="1" w:unhideWhenUsed="1" w:qFormat="1"/>
+    <w:lsdException w:name="heading 9" w:uiPriority="9" w:semiHidden="1" w:unhideWhenUsed="1" w:qFormat="1"/>
     <w:lsdException w:name="index 1" w:semiHidden="1" w:unhideWhenUsed="1"/>
     <w:lsdException w:name="index 2" w:semiHidden="1" w:unhideWhenUsed="1"/>
     <w:lsdException w:name="index 3" w:semiHidden="1" w:unhideWhenUsed="1"/>
@@ -11535,22 +11719,22 @@
     <w:lsdException w:name="index 7" w:semiHidden="1" w:unhideWhenUsed="1"/>
     <w:lsdException w:name="index 8" w:semiHidden="1" w:unhideWhenUsed="1"/>
     <w:lsdException w:name="index 9" w:semiHidden="1" w:unhideWhenUsed="1"/>
-    <w:lsdException w:name="toc 1" w:semiHidden="1" w:uiPriority="39" w:unhideWhenUsed="1"/>
-    <w:lsdException w:name="toc 2" w:semiHidden="1" w:uiPriority="39" w:unhideWhenUsed="1"/>
-    <w:lsdException w:name="toc 3" w:semiHidden="1" w:uiPriority="39" w:unhideWhenUsed="1"/>
-    <w:lsdException w:name="toc 4" w:semiHidden="1" w:uiPriority="39" w:unhideWhenUsed="1"/>
-    <w:lsdException w:name="toc 5" w:semiHidden="1" w:uiPriority="39" w:unhideWhenUsed="1"/>
-    <w:lsdException w:name="toc 6" w:semiHidden="1" w:uiPriority="39" w:unhideWhenUsed="1"/>
-    <w:lsdException w:name="toc 7" w:semiHidden="1" w:uiPriority="39" w:unhideWhenUsed="1"/>
-    <w:lsdException w:name="toc 8" w:semiHidden="1" w:uiPriority="39" w:unhideWhenUsed="1"/>
-    <w:lsdException w:name="toc 9" w:semiHidden="1" w:uiPriority="39" w:unhideWhenUsed="1"/>
+    <w:lsdException w:name="toc 1" w:uiPriority="39" w:semiHidden="1" w:unhideWhenUsed="1"/>
+    <w:lsdException w:name="toc 2" w:uiPriority="39" w:semiHidden="1" w:unhideWhenUsed="1"/>
+    <w:lsdException w:name="toc 3" w:uiPriority="39" w:semiHidden="1" w:unhideWhenUsed="1"/>
+    <w:lsdException w:name="toc 4" w:uiPriority="39" w:semiHidden="1" w:unhideWhenUsed="1"/>
+    <w:lsdException w:name="toc 5" w:uiPriority="39" w:semiHidden="1" w:unhideWhenUsed="1"/>
+    <w:lsdException w:name="toc 6" w:uiPriority="39" w:semiHidden="1" w:unhideWhenUsed="1"/>
+    <w:lsdException w:name="toc 7" w:uiPriority="39" w:semiHidden="1" w:unhideWhenUsed="1"/>
+    <w:lsdException w:name="toc 8" w:uiPriority="39" w:semiHidden="1" w:unhideWhenUsed="1"/>
+    <w:lsdException w:name="toc 9" w:uiPriority="39" w:semiHidden="1" w:unhideWhenUsed="1"/>
     <w:lsdException w:name="Normal Indent" w:semiHidden="1" w:unhideWhenUsed="1"/>
     <w:lsdException w:name="footnote text" w:semiHidden="1" w:unhideWhenUsed="1"/>
     <w:lsdException w:name="annotation text" w:semiHidden="1" w:unhideWhenUsed="1"/>
     <w:lsdException w:name="header" w:semiHidden="1" w:unhideWhenUsed="1"/>
     <w:lsdException w:name="footer" w:semiHidden="1" w:unhideWhenUsed="1"/>
     <w:lsdException w:name="index heading" w:semiHidden="1" w:unhideWhenUsed="1"/>
-    <w:lsdException w:name="caption" w:semiHidden="1" w:uiPriority="35" w:unhideWhenUsed="1" w:qFormat="1"/>
+    <w:lsdException w:name="caption" w:uiPriority="35" w:semiHidden="1" w:unhideWhenUsed="1" w:qFormat="1"/>
     <w:lsdException w:name="table of figures" w:semiHidden="1" w:unhideWhenUsed="1"/>
     <w:lsdException w:name="envelope address" w:semiHidden="1" w:unhideWhenUsed="1"/>
     <w:lsdException w:name="envelope return" w:semiHidden="1" w:unhideWhenUsed="1"/>
@@ -11581,7 +11765,7 @@
     <w:lsdException w:name="Title" w:uiPriority="10" w:qFormat="1"/>
     <w:lsdException w:name="Closing" w:semiHidden="1" w:unhideWhenUsed="1"/>
     <w:lsdException w:name="Signature" w:semiHidden="1" w:unhideWhenUsed="1"/>
-    <w:lsdException w:name="Default Paragraph Font" w:semiHidden="1" w:uiPriority="1" w:unhideWhenUsed="1"/>
+    <w:lsdException w:name="Default Paragraph Font" w:uiPriority="1" w:semiHidden="1" w:unhideWhenUsed="1"/>
     <w:lsdException w:name="Body Text" w:semiHidden="1" w:unhideWhenUsed="1"/>
     <w:lsdException w:name="Body Text Indent" w:semiHidden="1" w:unhideWhenUsed="1"/>
     <w:lsdException w:name="List Continue" w:semiHidden="1" w:unhideWhenUsed="1"/>
@@ -11781,8 +11965,8 @@
     <w:lsdException w:name="Subtle Reference" w:uiPriority="31" w:qFormat="1"/>
     <w:lsdException w:name="Intense Reference" w:uiPriority="32" w:qFormat="1"/>
     <w:lsdException w:name="Book Title" w:uiPriority="33" w:qFormat="1"/>
-    <w:lsdException w:name="Bibliography" w:semiHidden="1" w:uiPriority="37" w:unhideWhenUsed="1"/>
-    <w:lsdException w:name="TOC Heading" w:semiHidden="1" w:uiPriority="39" w:unhideWhenUsed="1" w:qFormat="1"/>
+    <w:lsdException w:name="Bibliography" w:uiPriority="37" w:semiHidden="1" w:unhideWhenUsed="1"/>
+    <w:lsdException w:name="TOC Heading" w:uiPriority="39" w:semiHidden="1" w:unhideWhenUsed="1" w:qFormat="1"/>
     <w:lsdException w:name="Plain Table 1" w:uiPriority="41"/>
     <w:lsdException w:name="Plain Table 2" w:uiPriority="42"/>
     <w:lsdException w:name="Plain Table 3" w:uiPriority="43"/>
@@ -11893,7 +12077,7 @@
     <w:lsdException w:name="Unresolved Mention" w:semiHidden="1" w:unhideWhenUsed="1"/>
     <w:lsdException w:name="Smart Link" w:semiHidden="1" w:unhideWhenUsed="1"/>
   </w:latentStyles>
-  <w:style w:type="paragraph" w:default="1" w:styleId="Standaard">
+  <w:style w:type="paragraph" w:styleId="Standaard" w:default="1">
     <w:name w:val="Normal"/>
     <w:qFormat/>
     <w:rsid w:val="00B44264"/>
@@ -12005,17 +12189,17 @@
       <w:outlineLvl w:val="5"/>
     </w:pPr>
     <w:rPr>
-      <w:rFonts w:asciiTheme="majorHAnsi" w:eastAsiaTheme="majorEastAsia" w:hAnsiTheme="majorHAnsi" w:cstheme="majorBidi"/>
+      <w:rFonts w:asciiTheme="majorHAnsi" w:hAnsiTheme="majorHAnsi" w:eastAsiaTheme="majorEastAsia" w:cstheme="majorBidi"/>
       <w:color w:val="1F4D78" w:themeColor="accent1" w:themeShade="7F"/>
     </w:rPr>
   </w:style>
-  <w:style w:type="character" w:default="1" w:styleId="Standaardalinea-lettertype">
+  <w:style w:type="character" w:styleId="Standaardalinea-lettertype" w:default="1">
     <w:name w:val="Default Paragraph Font"/>
     <w:uiPriority w:val="1"/>
     <w:semiHidden/>
     <w:unhideWhenUsed/>
   </w:style>
-  <w:style w:type="table" w:default="1" w:styleId="Standaardtabel">
+  <w:style w:type="table" w:styleId="Standaardtabel" w:default="1">
     <w:name w:val="Normal Table"/>
     <w:uiPriority w:val="99"/>
     <w:semiHidden/>
@@ -12030,7 +12214,7 @@
       </w:tblCellMar>
     </w:tblPr>
   </w:style>
-  <w:style w:type="numbering" w:default="1" w:styleId="Geenlijst">
+  <w:style w:type="numbering" w:styleId="Geenlijst" w:default="1">
     <w:name w:val="No List"/>
     <w:uiPriority w:val="99"/>
     <w:semiHidden/>
@@ -12051,7 +12235,7 @@
       <w:spacing w:after="0" w:line="240" w:lineRule="auto"/>
     </w:pPr>
   </w:style>
-  <w:style w:type="character" w:customStyle="1" w:styleId="KoptekstChar">
+  <w:style w:type="character" w:styleId="KoptekstChar" w:customStyle="1">
     <w:name w:val="Koptekst Char"/>
     <w:basedOn w:val="Standaardalinea-lettertype"/>
     <w:link w:val="Koptekst"/>
@@ -12073,7 +12257,7 @@
       <w:spacing w:after="0" w:line="240" w:lineRule="auto"/>
     </w:pPr>
   </w:style>
-  <w:style w:type="character" w:customStyle="1" w:styleId="VoettekstChar">
+  <w:style w:type="character" w:styleId="VoettekstChar" w:customStyle="1">
     <w:name w:val="Voettekst Char"/>
     <w:basedOn w:val="Standaardalinea-lettertype"/>
     <w:link w:val="Voettekst"/>
@@ -12090,12 +12274,12 @@
     </w:pPr>
     <w:tblPr>
       <w:tblBorders>
-        <w:top w:val="single" w:sz="4" w:space="0" w:color="auto"/>
-        <w:left w:val="single" w:sz="4" w:space="0" w:color="auto"/>
-        <w:bottom w:val="single" w:sz="4" w:space="0" w:color="auto"/>
-        <w:right w:val="single" w:sz="4" w:space="0" w:color="auto"/>
-        <w:insideH w:val="single" w:sz="4" w:space="0" w:color="auto"/>
-        <w:insideV w:val="single" w:sz="4" w:space="0" w:color="auto"/>
+        <w:top w:val="single" w:color="auto" w:sz="4" w:space="0"/>
+        <w:left w:val="single" w:color="auto" w:sz="4" w:space="0"/>
+        <w:bottom w:val="single" w:color="auto" w:sz="4" w:space="0"/>
+        <w:right w:val="single" w:color="auto" w:sz="4" w:space="0"/>
+        <w:insideH w:val="single" w:color="auto" w:sz="4" w:space="0"/>
+        <w:insideV w:val="single" w:color="auto" w:sz="4" w:space="0"/>
       </w:tblBorders>
     </w:tblPr>
   </w:style>
@@ -12110,7 +12294,7 @@
       <w:contextualSpacing/>
     </w:pPr>
   </w:style>
-  <w:style w:type="character" w:customStyle="1" w:styleId="Kop1Char">
+  <w:style w:type="character" w:styleId="Kop1Char" w:customStyle="1">
     <w:name w:val="Kop 1 Char"/>
     <w:basedOn w:val="Standaardalinea-lettertype"/>
     <w:link w:val="Kop1"/>
@@ -12123,7 +12307,7 @@
       <w:szCs w:val="32"/>
     </w:rPr>
   </w:style>
-  <w:style w:type="character" w:customStyle="1" w:styleId="Kop2Char">
+  <w:style w:type="character" w:styleId="Kop2Char" w:customStyle="1">
     <w:name w:val="Kop 2 Char"/>
     <w:basedOn w:val="Standaardalinea-lettertype"/>
     <w:link w:val="Kop2"/>
@@ -12135,7 +12319,7 @@
       <w:sz w:val="32"/>
     </w:rPr>
   </w:style>
-  <w:style w:type="character" w:customStyle="1" w:styleId="Kop3Char">
+  <w:style w:type="character" w:styleId="Kop3Char" w:customStyle="1">
     <w:name w:val="Kop 3 Char"/>
     <w:basedOn w:val="Standaardalinea-lettertype"/>
     <w:link w:val="Kop3"/>
@@ -12150,7 +12334,7 @@
       <w:szCs w:val="24"/>
     </w:rPr>
   </w:style>
-  <w:style w:type="character" w:customStyle="1" w:styleId="Kop4Char">
+  <w:style w:type="character" w:styleId="Kop4Char" w:customStyle="1">
     <w:name w:val="Kop 4 Char"/>
     <w:basedOn w:val="Standaardalinea-lettertype"/>
     <w:link w:val="Kop4"/>
@@ -12181,7 +12365,7 @@
       <w:szCs w:val="16"/>
     </w:rPr>
   </w:style>
-  <w:style w:type="character" w:customStyle="1" w:styleId="BallontekstChar">
+  <w:style w:type="character" w:styleId="BallontekstChar" w:customStyle="1">
     <w:name w:val="Ballontekst Char"/>
     <w:basedOn w:val="Standaardalinea-lettertype"/>
     <w:link w:val="Ballontekst"/>
@@ -12253,13 +12437,13 @@
     <w:rsid w:val="00DD7202"/>
     <w:pPr>
       <w:pBdr>
-        <w:bottom w:val="single" w:sz="8" w:space="4" w:color="5B9BD5" w:themeColor="accent1"/>
+        <w:bottom w:val="single" w:color="5B9BD5" w:themeColor="accent1" w:sz="8" w:space="4"/>
       </w:pBdr>
       <w:spacing w:after="300" w:line="240" w:lineRule="auto"/>
       <w:contextualSpacing/>
     </w:pPr>
     <w:rPr>
-      <w:rFonts w:asciiTheme="majorHAnsi" w:eastAsiaTheme="majorEastAsia" w:hAnsiTheme="majorHAnsi" w:cstheme="majorBidi"/>
+      <w:rFonts w:asciiTheme="majorHAnsi" w:hAnsiTheme="majorHAnsi" w:eastAsiaTheme="majorEastAsia" w:cstheme="majorBidi"/>
       <w:color w:val="323E4F" w:themeColor="text2" w:themeShade="BF"/>
       <w:spacing w:val="5"/>
       <w:kern w:val="28"/>
@@ -12267,14 +12451,14 @@
       <w:szCs w:val="52"/>
     </w:rPr>
   </w:style>
-  <w:style w:type="character" w:customStyle="1" w:styleId="TitelChar">
+  <w:style w:type="character" w:styleId="TitelChar" w:customStyle="1">
     <w:name w:val="Titel Char"/>
     <w:basedOn w:val="Standaardalinea-lettertype"/>
     <w:link w:val="Titel"/>
     <w:uiPriority w:val="10"/>
     <w:rsid w:val="00DD7202"/>
     <w:rPr>
-      <w:rFonts w:asciiTheme="majorHAnsi" w:eastAsiaTheme="majorEastAsia" w:hAnsiTheme="majorHAnsi" w:cstheme="majorBidi"/>
+      <w:rFonts w:asciiTheme="majorHAnsi" w:hAnsiTheme="majorHAnsi" w:eastAsiaTheme="majorEastAsia" w:cstheme="majorBidi"/>
       <w:color w:val="323E4F" w:themeColor="text2" w:themeShade="BF"/>
       <w:spacing w:val="5"/>
       <w:kern w:val="28"/>
@@ -12296,7 +12480,7 @@
       </w:numPr>
     </w:pPr>
     <w:rPr>
-      <w:rFonts w:asciiTheme="majorHAnsi" w:eastAsiaTheme="majorEastAsia" w:hAnsiTheme="majorHAnsi" w:cstheme="majorBidi"/>
+      <w:rFonts w:asciiTheme="majorHAnsi" w:hAnsiTheme="majorHAnsi" w:eastAsiaTheme="majorEastAsia" w:cstheme="majorBidi"/>
       <w:i/>
       <w:iCs/>
       <w:color w:val="5B9BD5" w:themeColor="accent1"/>
@@ -12305,14 +12489,14 @@
       <w:szCs w:val="24"/>
     </w:rPr>
   </w:style>
-  <w:style w:type="character" w:customStyle="1" w:styleId="OndertitelChar">
+  <w:style w:type="character" w:styleId="OndertitelChar" w:customStyle="1">
     <w:name w:val="Ondertitel Char"/>
     <w:basedOn w:val="Standaardalinea-lettertype"/>
     <w:link w:val="Ondertitel"/>
     <w:uiPriority w:val="11"/>
     <w:rsid w:val="00DD7202"/>
     <w:rPr>
-      <w:rFonts w:asciiTheme="majorHAnsi" w:eastAsiaTheme="majorEastAsia" w:hAnsiTheme="majorHAnsi" w:cstheme="majorBidi"/>
+      <w:rFonts w:asciiTheme="majorHAnsi" w:hAnsiTheme="majorHAnsi" w:eastAsiaTheme="majorEastAsia" w:cstheme="majorBidi"/>
       <w:i/>
       <w:iCs/>
       <w:color w:val="5B9BD5" w:themeColor="accent1"/>
@@ -12349,7 +12533,7 @@
       <w:szCs w:val="24"/>
     </w:rPr>
   </w:style>
-  <w:style w:type="character" w:customStyle="1" w:styleId="TekstopmerkingChar">
+  <w:style w:type="character" w:styleId="TekstopmerkingChar" w:customStyle="1">
     <w:name w:val="Tekst opmerking Char"/>
     <w:basedOn w:val="Standaardalinea-lettertype"/>
     <w:link w:val="Tekstopmerking"/>
@@ -12377,7 +12561,7 @@
       <w:szCs w:val="20"/>
     </w:rPr>
   </w:style>
-  <w:style w:type="character" w:customStyle="1" w:styleId="OnderwerpvanopmerkingChar">
+  <w:style w:type="character" w:styleId="OnderwerpvanopmerkingChar" w:customStyle="1">
     <w:name w:val="Onderwerp van opmerking Char"/>
     <w:basedOn w:val="TekstopmerkingChar"/>
     <w:link w:val="Onderwerpvanopmerking"/>
@@ -12391,7 +12575,7 @@
       <w:szCs w:val="20"/>
     </w:rPr>
   </w:style>
-  <w:style w:type="character" w:customStyle="1" w:styleId="lewnzc">
+  <w:style w:type="character" w:styleId="lewnzc" w:customStyle="1">
     <w:name w:val="lewnzc"/>
     <w:basedOn w:val="Standaardalinea-lettertype"/>
     <w:rsid w:val="003A1469"/>
@@ -12407,7 +12591,7 @@
       <w:iCs/>
     </w:rPr>
   </w:style>
-  <w:style w:type="character" w:customStyle="1" w:styleId="tlssbb">
+  <w:style w:type="character" w:styleId="tlssbb" w:customStyle="1">
     <w:name w:val="tlssbb"/>
     <w:basedOn w:val="Standaardalinea-lettertype"/>
     <w:rsid w:val="00B2286A"/>
@@ -12421,7 +12605,7 @@
       <w:spacing w:after="0" w:line="240" w:lineRule="auto"/>
     </w:pPr>
   </w:style>
-  <w:style w:type="character" w:customStyle="1" w:styleId="Kop6Char">
+  <w:style w:type="character" w:styleId="Kop6Char" w:customStyle="1">
     <w:name w:val="Kop 6 Char"/>
     <w:basedOn w:val="Standaardalinea-lettertype"/>
     <w:link w:val="Kop6"/>
@@ -12429,7 +12613,7 @@
     <w:semiHidden/>
     <w:rsid w:val="00710649"/>
     <w:rPr>
-      <w:rFonts w:asciiTheme="majorHAnsi" w:eastAsiaTheme="majorEastAsia" w:hAnsiTheme="majorHAnsi" w:cstheme="majorBidi"/>
+      <w:rFonts w:asciiTheme="majorHAnsi" w:hAnsiTheme="majorHAnsi" w:eastAsiaTheme="majorEastAsia" w:cstheme="majorBidi"/>
       <w:color w:val="1F4D78" w:themeColor="accent1" w:themeShade="7F"/>
     </w:rPr>
   </w:style>
@@ -12463,7 +12647,7 @@
 </file>
 
 <file path=word/theme/theme1.xml><?xml version="1.0" encoding="utf-8"?>
-<a:theme xmlns:a="http://schemas.openxmlformats.org/drawingml/2006/main" name="Kantoorthema">
+<a:theme xmlns:a="http://schemas.openxmlformats.org/drawingml/2006/main" xmlns:thm15="http://schemas.microsoft.com/office/thememl/2012/main" name="Kantoorthema">
   <a:themeElements>
     <a:clrScheme name="Kantoor">
       <a:dk1>

--- a/Physics concept/Sjabloon 6 - Verbetervoorstel_Physics_Stamgroep_B.docx
+++ b/Physics concept/Sjabloon 6 - Verbetervoorstel_Physics_Stamgroep_B.docx
@@ -385,2142 +385,355 @@
         <w:p>
           <w:pPr>
             <w:pStyle w:val="Inhopg1"/>
-            <w:rPr>
-              <w:rFonts w:eastAsiaTheme="minorEastAsia"/>
-              <w:noProof/>
-              <w:kern w:val="2"/>
-              <w:sz w:val="24"/>
-              <w:szCs w:val="24"/>
-              <w:lang w:eastAsia="nl-NL"/>
-              <w14:ligatures w14:val="standardContextual"/>
-            </w:rPr>
+            <w:tabs>
+              <w:tab w:val="right" w:leader="dot" w:pos="9060"/>
+            </w:tabs>
           </w:pPr>
           <w:r>
             <w:fldChar w:fldCharType="begin"/>
           </w:r>
           <w:r>
-            <w:instrText xml:space="preserve"> TOC \o "1-3" \h \z \u </w:instrText>
+            <w:instrText xml:space="preserve">TOC \o "1-3" \z \u \h</w:instrText>
           </w:r>
           <w:r>
             <w:fldChar w:fldCharType="separate"/>
           </w:r>
-          <w:hyperlink w:history="1" w:anchor="_Toc183594785">
-            <w:r>
-              <w:rPr>
-                <w:rStyle w:val="Hyperlink"/>
-                <w:noProof/>
-              </w:rPr>
-              <w:t>Inleiding</w:t>
-            </w:r>
-            <w:r>
-              <w:rPr>
-                <w:noProof/>
-                <w:webHidden/>
-              </w:rPr>
-              <w:tab/>
-            </w:r>
-            <w:r>
-              <w:rPr>
-                <w:noProof/>
-                <w:webHidden/>
-              </w:rPr>
-              <w:fldChar w:fldCharType="begin"/>
-            </w:r>
-            <w:r>
-              <w:rPr>
-                <w:noProof/>
-                <w:webHidden/>
-              </w:rPr>
-              <w:instrText xml:space="preserve"> PAGEREF _Toc183594785 \h </w:instrText>
-            </w:r>
-            <w:r>
-              <w:rPr>
-                <w:noProof/>
-                <w:webHidden/>
-              </w:rPr>
-            </w:r>
-            <w:r>
-              <w:rPr>
-                <w:noProof/>
-                <w:webHidden/>
-              </w:rPr>
-              <w:fldChar w:fldCharType="separate"/>
-            </w:r>
-            <w:r>
-              <w:rPr>
-                <w:noProof/>
-                <w:webHidden/>
-              </w:rPr>
-              <w:t>3</w:t>
-            </w:r>
-            <w:r>
-              <w:rPr>
-                <w:noProof/>
-                <w:webHidden/>
-              </w:rPr>
-              <w:fldChar w:fldCharType="end"/>
-            </w:r>
-          </w:hyperlink>
+          <w:r>
+            <w:fldChar w:fldCharType="begin"/>
+          </w:r>
+          <w:r>
+            <w:instrText xml:space="preserve">HYPERLINK  \l  "_Toc1906401883" </w:instrText>
+          </w:r>
+          <w:r>
+            <w:fldChar w:fldCharType="separate"/>
+          </w:r>
+          <w:r>
+            <w:rPr/>
+            <w:t>Inleiding</w:t>
+          </w:r>
+          <w:r>
+            <w:tab/>
+          </w:r>
+          <w:r>
+            <w:fldChar w:fldCharType="begin"/>
+          </w:r>
+          <w:r>
+            <w:instrText xml:space="preserve">PAGEREF _Toc1906401883 \h</w:instrText>
+          </w:r>
+          <w:r>
+            <w:fldChar w:fldCharType="separate"/>
+          </w:r>
+          <w:r>
+            <w:rPr/>
+            <w:t>2</w:t>
+          </w:r>
+          <w:r>
+            <w:fldChar w:fldCharType="end"/>
+          </w:r>
+          <w:r>
+            <w:fldChar w:fldCharType="end"/>
+          </w:r>
         </w:p>
         <w:p>
           <w:pPr>
             <w:pStyle w:val="Inhopg1"/>
-            <w:rPr>
-              <w:rFonts w:eastAsiaTheme="minorEastAsia"/>
-              <w:noProof/>
-              <w:kern w:val="2"/>
-              <w:sz w:val="24"/>
-              <w:szCs w:val="24"/>
-              <w:lang w:eastAsia="nl-NL"/>
-              <w14:ligatures w14:val="standardContextual"/>
-            </w:rPr>
+            <w:tabs>
+              <w:tab w:val="right" w:leader="dot" w:pos="9060"/>
+            </w:tabs>
           </w:pPr>
-          <w:hyperlink w:history="1" w:anchor="_Toc183594786">
-            <w:r>
-              <w:rPr>
-                <w:rStyle w:val="Hyperlink"/>
-                <w:noProof/>
-              </w:rPr>
-              <w:t>Sprint 01</w:t>
-            </w:r>
-            <w:r>
-              <w:rPr>
-                <w:noProof/>
-                <w:webHidden/>
-              </w:rPr>
-              <w:tab/>
-            </w:r>
-            <w:r>
-              <w:rPr>
-                <w:noProof/>
-                <w:webHidden/>
-              </w:rPr>
-              <w:fldChar w:fldCharType="begin"/>
-            </w:r>
-            <w:r>
-              <w:rPr>
-                <w:noProof/>
-                <w:webHidden/>
-              </w:rPr>
-              <w:instrText xml:space="preserve"> PAGEREF _Toc183594786 \h </w:instrText>
-            </w:r>
-            <w:r>
-              <w:rPr>
-                <w:noProof/>
-                <w:webHidden/>
-              </w:rPr>
-            </w:r>
-            <w:r>
-              <w:rPr>
-                <w:noProof/>
-                <w:webHidden/>
-              </w:rPr>
-              <w:fldChar w:fldCharType="separate"/>
-            </w:r>
-            <w:r>
-              <w:rPr>
-                <w:noProof/>
-                <w:webHidden/>
-              </w:rPr>
-              <w:t>4</w:t>
-            </w:r>
-            <w:r>
-              <w:rPr>
-                <w:noProof/>
-                <w:webHidden/>
-              </w:rPr>
-              <w:fldChar w:fldCharType="end"/>
-            </w:r>
-          </w:hyperlink>
+          <w:r>
+            <w:fldChar w:fldCharType="begin"/>
+          </w:r>
+          <w:r>
+            <w:instrText xml:space="preserve">HYPERLINK  \l  "_Toc302210282" </w:instrText>
+          </w:r>
+          <w:r>
+            <w:fldChar w:fldCharType="separate"/>
+          </w:r>
+          <w:r>
+            <w:rPr/>
+            <w:t>Sprint 02</w:t>
+          </w:r>
+          <w:r>
+            <w:tab/>
+          </w:r>
+          <w:r>
+            <w:fldChar w:fldCharType="begin"/>
+          </w:r>
+          <w:r>
+            <w:instrText xml:space="preserve">PAGEREF _Toc302210282 \h</w:instrText>
+          </w:r>
+          <w:r>
+            <w:fldChar w:fldCharType="separate"/>
+          </w:r>
+          <w:r>
+            <w:rPr/>
+            <w:t>3</w:t>
+          </w:r>
+          <w:r>
+            <w:fldChar w:fldCharType="end"/>
+          </w:r>
+          <w:r>
+            <w:fldChar w:fldCharType="end"/>
+          </w:r>
         </w:p>
         <w:p>
           <w:pPr>
             <w:pStyle w:val="Inhopg2"/>
             <w:tabs>
-              <w:tab w:val="right" w:leader="dot" w:pos="9062"/>
+              <w:tab w:val="right" w:leader="dot" w:pos="9060"/>
             </w:tabs>
-            <w:rPr>
-              <w:rFonts w:eastAsiaTheme="minorEastAsia"/>
-              <w:noProof/>
-              <w:kern w:val="2"/>
-              <w:sz w:val="24"/>
-              <w:szCs w:val="24"/>
-              <w:lang w:eastAsia="nl-NL"/>
-              <w14:ligatures w14:val="standardContextual"/>
-            </w:rPr>
           </w:pPr>
-          <w:hyperlink w:history="1" w:anchor="_Toc183594787">
-            <w:r>
-              <w:rPr>
-                <w:rStyle w:val="Hyperlink"/>
-                <w:noProof/>
-              </w:rPr>
-              <w:t>1. De realisatie (proces)</w:t>
-            </w:r>
-            <w:r>
-              <w:rPr>
-                <w:noProof/>
-                <w:webHidden/>
-              </w:rPr>
-              <w:tab/>
-            </w:r>
-            <w:r>
-              <w:rPr>
-                <w:noProof/>
-                <w:webHidden/>
-              </w:rPr>
-              <w:fldChar w:fldCharType="begin"/>
-            </w:r>
-            <w:r>
-              <w:rPr>
-                <w:noProof/>
-                <w:webHidden/>
-              </w:rPr>
-              <w:instrText xml:space="preserve"> PAGEREF _Toc183594787 \h </w:instrText>
-            </w:r>
-            <w:r>
-              <w:rPr>
-                <w:noProof/>
-                <w:webHidden/>
-              </w:rPr>
-            </w:r>
-            <w:r>
-              <w:rPr>
-                <w:noProof/>
-                <w:webHidden/>
-              </w:rPr>
-              <w:fldChar w:fldCharType="separate"/>
-            </w:r>
-            <w:r>
-              <w:rPr>
-                <w:noProof/>
-                <w:webHidden/>
-              </w:rPr>
-              <w:t>4</w:t>
-            </w:r>
-            <w:r>
-              <w:rPr>
-                <w:noProof/>
-                <w:webHidden/>
-              </w:rPr>
-              <w:fldChar w:fldCharType="end"/>
-            </w:r>
-          </w:hyperlink>
+          <w:r>
+            <w:fldChar w:fldCharType="begin"/>
+          </w:r>
+          <w:r>
+            <w:instrText xml:space="preserve">HYPERLINK  \l  "_Toc550737488" </w:instrText>
+          </w:r>
+          <w:r>
+            <w:fldChar w:fldCharType="separate"/>
+          </w:r>
+          <w:r>
+            <w:rPr/>
+            <w:t>1. De realisatie (proces)</w:t>
+          </w:r>
+          <w:r>
+            <w:tab/>
+          </w:r>
+          <w:r>
+            <w:fldChar w:fldCharType="begin"/>
+          </w:r>
+          <w:r>
+            <w:instrText xml:space="preserve">PAGEREF _Toc550737488 \h</w:instrText>
+          </w:r>
+          <w:r>
+            <w:fldChar w:fldCharType="separate"/>
+          </w:r>
+          <w:r>
+            <w:rPr/>
+            <w:t>4</w:t>
+          </w:r>
+          <w:r>
+            <w:fldChar w:fldCharType="end"/>
+          </w:r>
+          <w:r>
+            <w:fldChar w:fldCharType="end"/>
+          </w:r>
         </w:p>
         <w:p>
           <w:pPr>
             <w:pStyle w:val="Inhopg2"/>
             <w:tabs>
-              <w:tab w:val="right" w:leader="dot" w:pos="9062"/>
+              <w:tab w:val="right" w:leader="dot" w:pos="9060"/>
             </w:tabs>
-            <w:rPr>
-              <w:rFonts w:eastAsiaTheme="minorEastAsia"/>
-              <w:noProof/>
-              <w:kern w:val="2"/>
-              <w:sz w:val="24"/>
-              <w:szCs w:val="24"/>
-              <w:lang w:eastAsia="nl-NL"/>
-              <w14:ligatures w14:val="standardContextual"/>
-            </w:rPr>
           </w:pPr>
-          <w:hyperlink w:history="1" w:anchor="_Toc183594788">
-            <w:r>
-              <w:rPr>
-                <w:rStyle w:val="Hyperlink"/>
-                <w:noProof/>
-              </w:rPr>
-              <w:t>2. De sprint backlog (planning), voeg een screenshot toe van Trello</w:t>
-            </w:r>
-            <w:r>
-              <w:rPr>
-                <w:noProof/>
-                <w:webHidden/>
-              </w:rPr>
-              <w:tab/>
-            </w:r>
-            <w:r>
-              <w:rPr>
-                <w:noProof/>
-                <w:webHidden/>
-              </w:rPr>
-              <w:fldChar w:fldCharType="begin"/>
-            </w:r>
-            <w:r>
-              <w:rPr>
-                <w:noProof/>
-                <w:webHidden/>
-              </w:rPr>
-              <w:instrText xml:space="preserve"> PAGEREF _Toc183594788 \h </w:instrText>
-            </w:r>
-            <w:r>
-              <w:rPr>
-                <w:noProof/>
-                <w:webHidden/>
-              </w:rPr>
-            </w:r>
-            <w:r>
-              <w:rPr>
-                <w:noProof/>
-                <w:webHidden/>
-              </w:rPr>
-              <w:fldChar w:fldCharType="separate"/>
-            </w:r>
-            <w:r>
-              <w:rPr>
-                <w:noProof/>
-                <w:webHidden/>
-              </w:rPr>
-              <w:t>4</w:t>
-            </w:r>
-            <w:r>
-              <w:rPr>
-                <w:noProof/>
-                <w:webHidden/>
-              </w:rPr>
-              <w:fldChar w:fldCharType="end"/>
-            </w:r>
-          </w:hyperlink>
+          <w:r>
+            <w:fldChar w:fldCharType="begin"/>
+          </w:r>
+          <w:r>
+            <w:instrText xml:space="preserve">HYPERLINK  \l  "_Toc1140453494" </w:instrText>
+          </w:r>
+          <w:r>
+            <w:fldChar w:fldCharType="separate"/>
+          </w:r>
+          <w:r>
+            <w:rPr/>
+            <w:t>2. De sprint backlog (planning), voeg een screenshot toe van Trello</w:t>
+          </w:r>
+          <w:r>
+            <w:tab/>
+          </w:r>
+          <w:r>
+            <w:fldChar w:fldCharType="begin"/>
+          </w:r>
+          <w:r>
+            <w:instrText xml:space="preserve">PAGEREF _Toc1140453494 \h</w:instrText>
+          </w:r>
+          <w:r>
+            <w:fldChar w:fldCharType="separate"/>
+          </w:r>
+          <w:r>
+            <w:rPr/>
+            <w:t>4</w:t>
+          </w:r>
+          <w:r>
+            <w:fldChar w:fldCharType="end"/>
+          </w:r>
+          <w:r>
+            <w:fldChar w:fldCharType="end"/>
+          </w:r>
         </w:p>
         <w:p>
           <w:pPr>
             <w:pStyle w:val="Inhopg2"/>
             <w:tabs>
-              <w:tab w:val="right" w:leader="dot" w:pos="9062"/>
+              <w:tab w:val="right" w:leader="dot" w:pos="9060"/>
             </w:tabs>
-            <w:rPr>
-              <w:rFonts w:eastAsiaTheme="minorEastAsia"/>
-              <w:noProof/>
-              <w:kern w:val="2"/>
-              <w:sz w:val="24"/>
-              <w:szCs w:val="24"/>
-              <w:lang w:eastAsia="nl-NL"/>
-              <w14:ligatures w14:val="standardContextual"/>
-            </w:rPr>
           </w:pPr>
-          <w:hyperlink w:history="1" w:anchor="_Toc183594789">
-            <w:r>
-              <w:rPr>
-                <w:rStyle w:val="Hyperlink"/>
-                <w:noProof/>
-              </w:rPr>
-              <w:t>3. Organiseren en uitvoeren van de test(en)</w:t>
-            </w:r>
-            <w:r>
-              <w:rPr>
-                <w:noProof/>
-                <w:webHidden/>
-              </w:rPr>
-              <w:tab/>
-            </w:r>
-            <w:r>
-              <w:rPr>
-                <w:noProof/>
-                <w:webHidden/>
-              </w:rPr>
-              <w:fldChar w:fldCharType="begin"/>
-            </w:r>
-            <w:r>
-              <w:rPr>
-                <w:noProof/>
-                <w:webHidden/>
-              </w:rPr>
-              <w:instrText xml:space="preserve"> PAGEREF _Toc183594789 \h </w:instrText>
-            </w:r>
-            <w:r>
-              <w:rPr>
-                <w:noProof/>
-                <w:webHidden/>
-              </w:rPr>
-            </w:r>
-            <w:r>
-              <w:rPr>
-                <w:noProof/>
-                <w:webHidden/>
-              </w:rPr>
-              <w:fldChar w:fldCharType="separate"/>
-            </w:r>
-            <w:r>
-              <w:rPr>
-                <w:noProof/>
-                <w:webHidden/>
-              </w:rPr>
-              <w:t>4</w:t>
-            </w:r>
-            <w:r>
-              <w:rPr>
-                <w:noProof/>
-                <w:webHidden/>
-              </w:rPr>
-              <w:fldChar w:fldCharType="end"/>
-            </w:r>
-          </w:hyperlink>
+          <w:r>
+            <w:fldChar w:fldCharType="begin"/>
+          </w:r>
+          <w:r>
+            <w:instrText xml:space="preserve">HYPERLINK  \l  "_Toc1501587015" </w:instrText>
+          </w:r>
+          <w:r>
+            <w:fldChar w:fldCharType="separate"/>
+          </w:r>
+          <w:r>
+            <w:rPr/>
+            <w:t>3. Organiseren en uitvoeren van de test(en)</w:t>
+          </w:r>
+          <w:r>
+            <w:tab/>
+          </w:r>
+          <w:r>
+            <w:fldChar w:fldCharType="begin"/>
+          </w:r>
+          <w:r>
+            <w:instrText xml:space="preserve">PAGEREF _Toc1501587015 \h</w:instrText>
+          </w:r>
+          <w:r>
+            <w:fldChar w:fldCharType="separate"/>
+          </w:r>
+          <w:r>
+            <w:rPr/>
+            <w:t>4</w:t>
+          </w:r>
+          <w:r>
+            <w:fldChar w:fldCharType="end"/>
+          </w:r>
+          <w:r>
+            <w:fldChar w:fldCharType="end"/>
+          </w:r>
         </w:p>
         <w:p>
           <w:pPr>
             <w:pStyle w:val="Inhopg2"/>
             <w:tabs>
-              <w:tab w:val="right" w:leader="dot" w:pos="9062"/>
+              <w:tab w:val="right" w:leader="dot" w:pos="9060"/>
             </w:tabs>
-            <w:rPr>
-              <w:rFonts w:eastAsiaTheme="minorEastAsia"/>
-              <w:noProof/>
-              <w:kern w:val="2"/>
-              <w:sz w:val="24"/>
-              <w:szCs w:val="24"/>
-              <w:lang w:eastAsia="nl-NL"/>
-              <w14:ligatures w14:val="standardContextual"/>
-            </w:rPr>
           </w:pPr>
-          <w:hyperlink w:history="1" w:anchor="_Toc183594790">
-            <w:r>
-              <w:rPr>
-                <w:rStyle w:val="Hyperlink"/>
-                <w:noProof/>
-              </w:rPr>
-              <w:t>4. Op basis van test resultaten (product)</w:t>
-            </w:r>
-            <w:r>
-              <w:rPr>
-                <w:noProof/>
-                <w:webHidden/>
-              </w:rPr>
-              <w:tab/>
-            </w:r>
-            <w:r>
-              <w:rPr>
-                <w:noProof/>
-                <w:webHidden/>
-              </w:rPr>
-              <w:fldChar w:fldCharType="begin"/>
-            </w:r>
-            <w:r>
-              <w:rPr>
-                <w:noProof/>
-                <w:webHidden/>
-              </w:rPr>
-              <w:instrText xml:space="preserve"> PAGEREF _Toc183594790 \h </w:instrText>
-            </w:r>
-            <w:r>
-              <w:rPr>
-                <w:noProof/>
-                <w:webHidden/>
-              </w:rPr>
-            </w:r>
-            <w:r>
-              <w:rPr>
-                <w:noProof/>
-                <w:webHidden/>
-              </w:rPr>
-              <w:fldChar w:fldCharType="separate"/>
-            </w:r>
-            <w:r>
-              <w:rPr>
-                <w:noProof/>
-                <w:webHidden/>
-              </w:rPr>
-              <w:t>4</w:t>
-            </w:r>
-            <w:r>
-              <w:rPr>
-                <w:noProof/>
-                <w:webHidden/>
-              </w:rPr>
-              <w:fldChar w:fldCharType="end"/>
-            </w:r>
-          </w:hyperlink>
+          <w:r>
+            <w:fldChar w:fldCharType="begin"/>
+          </w:r>
+          <w:r>
+            <w:instrText xml:space="preserve">HYPERLINK  \l  "_Toc1806765486" </w:instrText>
+          </w:r>
+          <w:r>
+            <w:fldChar w:fldCharType="separate"/>
+          </w:r>
+          <w:r>
+            <w:rPr/>
+            <w:t>4. Op basis van test resultaten (product)</w:t>
+          </w:r>
+          <w:r>
+            <w:tab/>
+          </w:r>
+          <w:r>
+            <w:fldChar w:fldCharType="begin"/>
+          </w:r>
+          <w:r>
+            <w:instrText xml:space="preserve">PAGEREF _Toc1806765486 \h</w:instrText>
+          </w:r>
+          <w:r>
+            <w:fldChar w:fldCharType="separate"/>
+          </w:r>
+          <w:r>
+            <w:rPr/>
+            <w:t>4</w:t>
+          </w:r>
+          <w:r>
+            <w:fldChar w:fldCharType="end"/>
+          </w:r>
+          <w:r>
+            <w:fldChar w:fldCharType="end"/>
+          </w:r>
         </w:p>
         <w:p>
           <w:pPr>
             <w:pStyle w:val="Inhopg2"/>
             <w:tabs>
-              <w:tab w:val="right" w:leader="dot" w:pos="9062"/>
+              <w:tab w:val="right" w:leader="dot" w:pos="9060"/>
             </w:tabs>
-            <w:rPr>
-              <w:rFonts w:eastAsiaTheme="minorEastAsia"/>
-              <w:noProof/>
-              <w:kern w:val="2"/>
-              <w:sz w:val="24"/>
-              <w:szCs w:val="24"/>
-              <w:lang w:eastAsia="nl-NL"/>
-              <w14:ligatures w14:val="standardContextual"/>
-            </w:rPr>
           </w:pPr>
-          <w:hyperlink w:history="1" w:anchor="_Toc183594791">
-            <w:r>
-              <w:rPr>
-                <w:rStyle w:val="Hyperlink"/>
-                <w:noProof/>
-              </w:rPr>
-              <w:t>5. Reflectie op eigen functioneren (samenwerken)</w:t>
-            </w:r>
-            <w:r>
-              <w:rPr>
-                <w:noProof/>
-                <w:webHidden/>
-              </w:rPr>
-              <w:tab/>
-            </w:r>
-            <w:r>
-              <w:rPr>
-                <w:noProof/>
-                <w:webHidden/>
-              </w:rPr>
-              <w:fldChar w:fldCharType="begin"/>
-            </w:r>
-            <w:r>
-              <w:rPr>
-                <w:noProof/>
-                <w:webHidden/>
-              </w:rPr>
-              <w:instrText xml:space="preserve"> PAGEREF _Toc183594791 \h </w:instrText>
-            </w:r>
-            <w:r>
-              <w:rPr>
-                <w:noProof/>
-                <w:webHidden/>
-              </w:rPr>
-            </w:r>
-            <w:r>
-              <w:rPr>
-                <w:noProof/>
-                <w:webHidden/>
-              </w:rPr>
-              <w:fldChar w:fldCharType="separate"/>
-            </w:r>
-            <w:r>
-              <w:rPr>
-                <w:noProof/>
-                <w:webHidden/>
-              </w:rPr>
-              <w:t>4</w:t>
-            </w:r>
-            <w:r>
-              <w:rPr>
-                <w:noProof/>
-                <w:webHidden/>
-              </w:rPr>
-              <w:fldChar w:fldCharType="end"/>
-            </w:r>
-          </w:hyperlink>
+          <w:r>
+            <w:fldChar w:fldCharType="begin"/>
+          </w:r>
+          <w:r>
+            <w:instrText xml:space="preserve">HYPERLINK  \l  "_Toc1015826103" </w:instrText>
+          </w:r>
+          <w:r>
+            <w:fldChar w:fldCharType="separate"/>
+          </w:r>
+          <w:r>
+            <w:rPr/>
+            <w:t>5. Reflectie op eigen functioneren (samenwerken)</w:t>
+          </w:r>
+          <w:r>
+            <w:tab/>
+          </w:r>
+          <w:r>
+            <w:fldChar w:fldCharType="begin"/>
+          </w:r>
+          <w:r>
+            <w:instrText xml:space="preserve">PAGEREF _Toc1015826103 \h</w:instrText>
+          </w:r>
+          <w:r>
+            <w:fldChar w:fldCharType="separate"/>
+          </w:r>
+          <w:r>
+            <w:rPr/>
+            <w:t>4</w:t>
+          </w:r>
+          <w:r>
+            <w:fldChar w:fldCharType="end"/>
+          </w:r>
+          <w:r>
+            <w:fldChar w:fldCharType="end"/>
+          </w:r>
         </w:p>
         <w:p>
           <w:pPr>
             <w:pStyle w:val="Inhopg2"/>
             <w:tabs>
-              <w:tab w:val="right" w:leader="dot" w:pos="9062"/>
+              <w:tab w:val="right" w:leader="dot" w:pos="9060"/>
             </w:tabs>
-            <w:rPr>
-              <w:rFonts w:eastAsiaTheme="minorEastAsia"/>
-              <w:noProof/>
-              <w:kern w:val="2"/>
-              <w:sz w:val="24"/>
-              <w:szCs w:val="24"/>
-              <w:lang w:eastAsia="nl-NL"/>
-              <w14:ligatures w14:val="standardContextual"/>
-            </w:rPr>
           </w:pPr>
-          <w:hyperlink w:history="1" w:anchor="_Toc183594792">
-            <w:r>
-              <w:rPr>
-                <w:rStyle w:val="Hyperlink"/>
-                <w:noProof/>
-              </w:rPr>
-              <w:t>6. Nieuwe user stories op basis van het verbetervoorstel</w:t>
-            </w:r>
-            <w:r>
-              <w:rPr>
-                <w:noProof/>
-                <w:webHidden/>
-              </w:rPr>
-              <w:tab/>
-            </w:r>
-            <w:r>
-              <w:rPr>
-                <w:noProof/>
-                <w:webHidden/>
-              </w:rPr>
-              <w:fldChar w:fldCharType="begin"/>
-            </w:r>
-            <w:r>
-              <w:rPr>
-                <w:noProof/>
-                <w:webHidden/>
-              </w:rPr>
-              <w:instrText xml:space="preserve"> PAGEREF _Toc183594792 \h </w:instrText>
-            </w:r>
-            <w:r>
-              <w:rPr>
-                <w:noProof/>
-                <w:webHidden/>
-              </w:rPr>
-            </w:r>
-            <w:r>
-              <w:rPr>
-                <w:noProof/>
-                <w:webHidden/>
-              </w:rPr>
-              <w:fldChar w:fldCharType="separate"/>
-            </w:r>
-            <w:r>
-              <w:rPr>
-                <w:noProof/>
-                <w:webHidden/>
-              </w:rPr>
-              <w:t>4</w:t>
-            </w:r>
-            <w:r>
-              <w:rPr>
-                <w:noProof/>
-                <w:webHidden/>
-              </w:rPr>
-              <w:fldChar w:fldCharType="end"/>
-            </w:r>
-          </w:hyperlink>
-        </w:p>
-        <w:p>
-          <w:pPr>
-            <w:pStyle w:val="Inhopg1"/>
-            <w:rPr>
-              <w:rFonts w:eastAsiaTheme="minorEastAsia"/>
-              <w:noProof/>
-              <w:kern w:val="2"/>
-              <w:sz w:val="24"/>
-              <w:szCs w:val="24"/>
-              <w:lang w:eastAsia="nl-NL"/>
-              <w14:ligatures w14:val="standardContextual"/>
-            </w:rPr>
-          </w:pPr>
-          <w:hyperlink w:history="1" w:anchor="_Toc183594793">
-            <w:r>
-              <w:rPr>
-                <w:rStyle w:val="Hyperlink"/>
-                <w:noProof/>
-              </w:rPr>
-              <w:t>Sprint 02</w:t>
-            </w:r>
-            <w:r>
-              <w:rPr>
-                <w:noProof/>
-                <w:webHidden/>
-              </w:rPr>
-              <w:tab/>
-            </w:r>
-            <w:r>
-              <w:rPr>
-                <w:noProof/>
-                <w:webHidden/>
-              </w:rPr>
-              <w:fldChar w:fldCharType="begin"/>
-            </w:r>
-            <w:r>
-              <w:rPr>
-                <w:noProof/>
-                <w:webHidden/>
-              </w:rPr>
-              <w:instrText xml:space="preserve"> PAGEREF _Toc183594793 \h </w:instrText>
-            </w:r>
-            <w:r>
-              <w:rPr>
-                <w:noProof/>
-                <w:webHidden/>
-              </w:rPr>
-            </w:r>
-            <w:r>
-              <w:rPr>
-                <w:noProof/>
-                <w:webHidden/>
-              </w:rPr>
-              <w:fldChar w:fldCharType="separate"/>
-            </w:r>
-            <w:r>
-              <w:rPr>
-                <w:noProof/>
-                <w:webHidden/>
-              </w:rPr>
-              <w:t>6</w:t>
-            </w:r>
-            <w:r>
-              <w:rPr>
-                <w:noProof/>
-                <w:webHidden/>
-              </w:rPr>
-              <w:fldChar w:fldCharType="end"/>
-            </w:r>
-          </w:hyperlink>
-        </w:p>
-        <w:p>
-          <w:pPr>
-            <w:pStyle w:val="Inhopg2"/>
-            <w:tabs>
-              <w:tab w:val="right" w:leader="dot" w:pos="9062"/>
-            </w:tabs>
-            <w:rPr>
-              <w:rFonts w:eastAsiaTheme="minorEastAsia"/>
-              <w:noProof/>
-              <w:kern w:val="2"/>
-              <w:sz w:val="24"/>
-              <w:szCs w:val="24"/>
-              <w:lang w:eastAsia="nl-NL"/>
-              <w14:ligatures w14:val="standardContextual"/>
-            </w:rPr>
-          </w:pPr>
-          <w:hyperlink w:history="1" w:anchor="_Toc183594794">
-            <w:r>
-              <w:rPr>
-                <w:rStyle w:val="Hyperlink"/>
-                <w:noProof/>
-              </w:rPr>
-              <w:t>1. De realisatie (proces)</w:t>
-            </w:r>
-            <w:r>
-              <w:rPr>
-                <w:noProof/>
-                <w:webHidden/>
-              </w:rPr>
-              <w:tab/>
-            </w:r>
-            <w:r>
-              <w:rPr>
-                <w:noProof/>
-                <w:webHidden/>
-              </w:rPr>
-              <w:fldChar w:fldCharType="begin"/>
-            </w:r>
-            <w:r>
-              <w:rPr>
-                <w:noProof/>
-                <w:webHidden/>
-              </w:rPr>
-              <w:instrText xml:space="preserve"> PAGEREF _Toc183594794 \h </w:instrText>
-            </w:r>
-            <w:r>
-              <w:rPr>
-                <w:noProof/>
-                <w:webHidden/>
-              </w:rPr>
-            </w:r>
-            <w:r>
-              <w:rPr>
-                <w:noProof/>
-                <w:webHidden/>
-              </w:rPr>
-              <w:fldChar w:fldCharType="separate"/>
-            </w:r>
-            <w:r>
-              <w:rPr>
-                <w:noProof/>
-                <w:webHidden/>
-              </w:rPr>
-              <w:t>6</w:t>
-            </w:r>
-            <w:r>
-              <w:rPr>
-                <w:noProof/>
-                <w:webHidden/>
-              </w:rPr>
-              <w:fldChar w:fldCharType="end"/>
-            </w:r>
-          </w:hyperlink>
-        </w:p>
-        <w:p>
-          <w:pPr>
-            <w:pStyle w:val="Inhopg2"/>
-            <w:tabs>
-              <w:tab w:val="right" w:leader="dot" w:pos="9062"/>
-            </w:tabs>
-            <w:rPr>
-              <w:rFonts w:eastAsiaTheme="minorEastAsia"/>
-              <w:noProof/>
-              <w:kern w:val="2"/>
-              <w:sz w:val="24"/>
-              <w:szCs w:val="24"/>
-              <w:lang w:eastAsia="nl-NL"/>
-              <w14:ligatures w14:val="standardContextual"/>
-            </w:rPr>
-          </w:pPr>
-          <w:hyperlink w:history="1" w:anchor="_Toc183594795">
-            <w:r>
-              <w:rPr>
-                <w:rStyle w:val="Hyperlink"/>
-                <w:noProof/>
-              </w:rPr>
-              <w:t>2. De sprint backlog (planning), voeg een screenshot toe van Trello</w:t>
-            </w:r>
-            <w:r>
-              <w:rPr>
-                <w:noProof/>
-                <w:webHidden/>
-              </w:rPr>
-              <w:tab/>
-            </w:r>
-            <w:r>
-              <w:rPr>
-                <w:noProof/>
-                <w:webHidden/>
-              </w:rPr>
-              <w:fldChar w:fldCharType="begin"/>
-            </w:r>
-            <w:r>
-              <w:rPr>
-                <w:noProof/>
-                <w:webHidden/>
-              </w:rPr>
-              <w:instrText xml:space="preserve"> PAGEREF _Toc183594795 \h </w:instrText>
-            </w:r>
-            <w:r>
-              <w:rPr>
-                <w:noProof/>
-                <w:webHidden/>
-              </w:rPr>
-            </w:r>
-            <w:r>
-              <w:rPr>
-                <w:noProof/>
-                <w:webHidden/>
-              </w:rPr>
-              <w:fldChar w:fldCharType="separate"/>
-            </w:r>
-            <w:r>
-              <w:rPr>
-                <w:noProof/>
-                <w:webHidden/>
-              </w:rPr>
-              <w:t>6</w:t>
-            </w:r>
-            <w:r>
-              <w:rPr>
-                <w:noProof/>
-                <w:webHidden/>
-              </w:rPr>
-              <w:fldChar w:fldCharType="end"/>
-            </w:r>
-          </w:hyperlink>
-        </w:p>
-        <w:p>
-          <w:pPr>
-            <w:pStyle w:val="Inhopg2"/>
-            <w:tabs>
-              <w:tab w:val="right" w:leader="dot" w:pos="9062"/>
-            </w:tabs>
-            <w:rPr>
-              <w:rFonts w:eastAsiaTheme="minorEastAsia"/>
-              <w:noProof/>
-              <w:kern w:val="2"/>
-              <w:sz w:val="24"/>
-              <w:szCs w:val="24"/>
-              <w:lang w:eastAsia="nl-NL"/>
-              <w14:ligatures w14:val="standardContextual"/>
-            </w:rPr>
-          </w:pPr>
-          <w:hyperlink w:history="1" w:anchor="_Toc183594796">
-            <w:r>
-              <w:rPr>
-                <w:rStyle w:val="Hyperlink"/>
-                <w:noProof/>
-              </w:rPr>
-              <w:t>3. Organiseren en uitvoeren van de test(en)</w:t>
-            </w:r>
-            <w:r>
-              <w:rPr>
-                <w:noProof/>
-                <w:webHidden/>
-              </w:rPr>
-              <w:tab/>
-            </w:r>
-            <w:r>
-              <w:rPr>
-                <w:noProof/>
-                <w:webHidden/>
-              </w:rPr>
-              <w:fldChar w:fldCharType="begin"/>
-            </w:r>
-            <w:r>
-              <w:rPr>
-                <w:noProof/>
-                <w:webHidden/>
-              </w:rPr>
-              <w:instrText xml:space="preserve"> PAGEREF _Toc183594796 \h </w:instrText>
-            </w:r>
-            <w:r>
-              <w:rPr>
-                <w:noProof/>
-                <w:webHidden/>
-              </w:rPr>
-            </w:r>
-            <w:r>
-              <w:rPr>
-                <w:noProof/>
-                <w:webHidden/>
-              </w:rPr>
-              <w:fldChar w:fldCharType="separate"/>
-            </w:r>
-            <w:r>
-              <w:rPr>
-                <w:noProof/>
-                <w:webHidden/>
-              </w:rPr>
-              <w:t>6</w:t>
-            </w:r>
-            <w:r>
-              <w:rPr>
-                <w:noProof/>
-                <w:webHidden/>
-              </w:rPr>
-              <w:fldChar w:fldCharType="end"/>
-            </w:r>
-          </w:hyperlink>
-        </w:p>
-        <w:p>
-          <w:pPr>
-            <w:pStyle w:val="Inhopg2"/>
-            <w:tabs>
-              <w:tab w:val="right" w:leader="dot" w:pos="9062"/>
-            </w:tabs>
-            <w:rPr>
-              <w:rFonts w:eastAsiaTheme="minorEastAsia"/>
-              <w:noProof/>
-              <w:kern w:val="2"/>
-              <w:sz w:val="24"/>
-              <w:szCs w:val="24"/>
-              <w:lang w:eastAsia="nl-NL"/>
-              <w14:ligatures w14:val="standardContextual"/>
-            </w:rPr>
-          </w:pPr>
-          <w:hyperlink w:history="1" w:anchor="_Toc183594797">
-            <w:r>
-              <w:rPr>
-                <w:rStyle w:val="Hyperlink"/>
-                <w:noProof/>
-              </w:rPr>
-              <w:t>4. Op basis van test resultaten (product)</w:t>
-            </w:r>
-            <w:r>
-              <w:rPr>
-                <w:noProof/>
-                <w:webHidden/>
-              </w:rPr>
-              <w:tab/>
-            </w:r>
-            <w:r>
-              <w:rPr>
-                <w:noProof/>
-                <w:webHidden/>
-              </w:rPr>
-              <w:fldChar w:fldCharType="begin"/>
-            </w:r>
-            <w:r>
-              <w:rPr>
-                <w:noProof/>
-                <w:webHidden/>
-              </w:rPr>
-              <w:instrText xml:space="preserve"> PAGEREF _Toc183594797 \h </w:instrText>
-            </w:r>
-            <w:r>
-              <w:rPr>
-                <w:noProof/>
-                <w:webHidden/>
-              </w:rPr>
-            </w:r>
-            <w:r>
-              <w:rPr>
-                <w:noProof/>
-                <w:webHidden/>
-              </w:rPr>
-              <w:fldChar w:fldCharType="separate"/>
-            </w:r>
-            <w:r>
-              <w:rPr>
-                <w:noProof/>
-                <w:webHidden/>
-              </w:rPr>
-              <w:t>6</w:t>
-            </w:r>
-            <w:r>
-              <w:rPr>
-                <w:noProof/>
-                <w:webHidden/>
-              </w:rPr>
-              <w:fldChar w:fldCharType="end"/>
-            </w:r>
-          </w:hyperlink>
-        </w:p>
-        <w:p>
-          <w:pPr>
-            <w:pStyle w:val="Inhopg2"/>
-            <w:tabs>
-              <w:tab w:val="right" w:leader="dot" w:pos="9062"/>
-            </w:tabs>
-            <w:rPr>
-              <w:rFonts w:eastAsiaTheme="minorEastAsia"/>
-              <w:noProof/>
-              <w:kern w:val="2"/>
-              <w:sz w:val="24"/>
-              <w:szCs w:val="24"/>
-              <w:lang w:eastAsia="nl-NL"/>
-              <w14:ligatures w14:val="standardContextual"/>
-            </w:rPr>
-          </w:pPr>
-          <w:hyperlink w:history="1" w:anchor="_Toc183594798">
-            <w:r>
-              <w:rPr>
-                <w:rStyle w:val="Hyperlink"/>
-                <w:noProof/>
-              </w:rPr>
-              <w:t>5. Reflectie op eigen functioneren (samenwerken)</w:t>
-            </w:r>
-            <w:r>
-              <w:rPr>
-                <w:noProof/>
-                <w:webHidden/>
-              </w:rPr>
-              <w:tab/>
-            </w:r>
-            <w:r>
-              <w:rPr>
-                <w:noProof/>
-                <w:webHidden/>
-              </w:rPr>
-              <w:fldChar w:fldCharType="begin"/>
-            </w:r>
-            <w:r>
-              <w:rPr>
-                <w:noProof/>
-                <w:webHidden/>
-              </w:rPr>
-              <w:instrText xml:space="preserve"> PAGEREF _Toc183594798 \h </w:instrText>
-            </w:r>
-            <w:r>
-              <w:rPr>
-                <w:noProof/>
-                <w:webHidden/>
-              </w:rPr>
-            </w:r>
-            <w:r>
-              <w:rPr>
-                <w:noProof/>
-                <w:webHidden/>
-              </w:rPr>
-              <w:fldChar w:fldCharType="separate"/>
-            </w:r>
-            <w:r>
-              <w:rPr>
-                <w:noProof/>
-                <w:webHidden/>
-              </w:rPr>
-              <w:t>6</w:t>
-            </w:r>
-            <w:r>
-              <w:rPr>
-                <w:noProof/>
-                <w:webHidden/>
-              </w:rPr>
-              <w:fldChar w:fldCharType="end"/>
-            </w:r>
-          </w:hyperlink>
-        </w:p>
-        <w:p>
-          <w:pPr>
-            <w:pStyle w:val="Inhopg2"/>
-            <w:tabs>
-              <w:tab w:val="right" w:leader="dot" w:pos="9062"/>
-            </w:tabs>
-            <w:rPr>
-              <w:rFonts w:eastAsiaTheme="minorEastAsia"/>
-              <w:noProof/>
-              <w:kern w:val="2"/>
-              <w:sz w:val="24"/>
-              <w:szCs w:val="24"/>
-              <w:lang w:eastAsia="nl-NL"/>
-              <w14:ligatures w14:val="standardContextual"/>
-            </w:rPr>
-          </w:pPr>
-          <w:hyperlink w:history="1" w:anchor="_Toc183594799">
-            <w:r>
-              <w:rPr>
-                <w:rStyle w:val="Hyperlink"/>
-                <w:noProof/>
-              </w:rPr>
-              <w:t>6. Nieuwe user stories op basis van het verbetervoorstel</w:t>
-            </w:r>
-            <w:r>
-              <w:rPr>
-                <w:noProof/>
-                <w:webHidden/>
-              </w:rPr>
-              <w:tab/>
-            </w:r>
-            <w:r>
-              <w:rPr>
-                <w:noProof/>
-                <w:webHidden/>
-              </w:rPr>
-              <w:fldChar w:fldCharType="begin"/>
-            </w:r>
-            <w:r>
-              <w:rPr>
-                <w:noProof/>
-                <w:webHidden/>
-              </w:rPr>
-              <w:instrText xml:space="preserve"> PAGEREF _Toc183594799 \h </w:instrText>
-            </w:r>
-            <w:r>
-              <w:rPr>
-                <w:noProof/>
-                <w:webHidden/>
-              </w:rPr>
-            </w:r>
-            <w:r>
-              <w:rPr>
-                <w:noProof/>
-                <w:webHidden/>
-              </w:rPr>
-              <w:fldChar w:fldCharType="separate"/>
-            </w:r>
-            <w:r>
-              <w:rPr>
-                <w:noProof/>
-                <w:webHidden/>
-              </w:rPr>
-              <w:t>6</w:t>
-            </w:r>
-            <w:r>
-              <w:rPr>
-                <w:noProof/>
-                <w:webHidden/>
-              </w:rPr>
-              <w:fldChar w:fldCharType="end"/>
-            </w:r>
-          </w:hyperlink>
-        </w:p>
-        <w:p>
-          <w:pPr>
-            <w:pStyle w:val="Inhopg1"/>
-            <w:rPr>
-              <w:rFonts w:eastAsiaTheme="minorEastAsia"/>
-              <w:noProof/>
-              <w:kern w:val="2"/>
-              <w:sz w:val="24"/>
-              <w:szCs w:val="24"/>
-              <w:lang w:eastAsia="nl-NL"/>
-              <w14:ligatures w14:val="standardContextual"/>
-            </w:rPr>
-          </w:pPr>
-          <w:hyperlink w:history="1" w:anchor="_Toc183594800">
-            <w:r>
-              <w:rPr>
-                <w:rStyle w:val="Hyperlink"/>
-                <w:noProof/>
-              </w:rPr>
-              <w:t>Sprint 03</w:t>
-            </w:r>
-            <w:r>
-              <w:rPr>
-                <w:noProof/>
-                <w:webHidden/>
-              </w:rPr>
-              <w:tab/>
-            </w:r>
-            <w:r>
-              <w:rPr>
-                <w:noProof/>
-                <w:webHidden/>
-              </w:rPr>
-              <w:fldChar w:fldCharType="begin"/>
-            </w:r>
-            <w:r>
-              <w:rPr>
-                <w:noProof/>
-                <w:webHidden/>
-              </w:rPr>
-              <w:instrText xml:space="preserve"> PAGEREF _Toc183594800 \h </w:instrText>
-            </w:r>
-            <w:r>
-              <w:rPr>
-                <w:noProof/>
-                <w:webHidden/>
-              </w:rPr>
-            </w:r>
-            <w:r>
-              <w:rPr>
-                <w:noProof/>
-                <w:webHidden/>
-              </w:rPr>
-              <w:fldChar w:fldCharType="separate"/>
-            </w:r>
-            <w:r>
-              <w:rPr>
-                <w:noProof/>
-                <w:webHidden/>
-              </w:rPr>
-              <w:t>8</w:t>
-            </w:r>
-            <w:r>
-              <w:rPr>
-                <w:noProof/>
-                <w:webHidden/>
-              </w:rPr>
-              <w:fldChar w:fldCharType="end"/>
-            </w:r>
-          </w:hyperlink>
-        </w:p>
-        <w:p>
-          <w:pPr>
-            <w:pStyle w:val="Inhopg2"/>
-            <w:tabs>
-              <w:tab w:val="right" w:leader="dot" w:pos="9062"/>
-            </w:tabs>
-            <w:rPr>
-              <w:rFonts w:eastAsiaTheme="minorEastAsia"/>
-              <w:noProof/>
-              <w:kern w:val="2"/>
-              <w:sz w:val="24"/>
-              <w:szCs w:val="24"/>
-              <w:lang w:eastAsia="nl-NL"/>
-              <w14:ligatures w14:val="standardContextual"/>
-            </w:rPr>
-          </w:pPr>
-          <w:hyperlink w:history="1" w:anchor="_Toc183594801">
-            <w:r>
-              <w:rPr>
-                <w:rStyle w:val="Hyperlink"/>
-                <w:noProof/>
-              </w:rPr>
-              <w:t>1. De realisatie (proces)</w:t>
-            </w:r>
-            <w:r>
-              <w:rPr>
-                <w:noProof/>
-                <w:webHidden/>
-              </w:rPr>
-              <w:tab/>
-            </w:r>
-            <w:r>
-              <w:rPr>
-                <w:noProof/>
-                <w:webHidden/>
-              </w:rPr>
-              <w:fldChar w:fldCharType="begin"/>
-            </w:r>
-            <w:r>
-              <w:rPr>
-                <w:noProof/>
-                <w:webHidden/>
-              </w:rPr>
-              <w:instrText xml:space="preserve"> PAGEREF _Toc183594801 \h </w:instrText>
-            </w:r>
-            <w:r>
-              <w:rPr>
-                <w:noProof/>
-                <w:webHidden/>
-              </w:rPr>
-            </w:r>
-            <w:r>
-              <w:rPr>
-                <w:noProof/>
-                <w:webHidden/>
-              </w:rPr>
-              <w:fldChar w:fldCharType="separate"/>
-            </w:r>
-            <w:r>
-              <w:rPr>
-                <w:noProof/>
-                <w:webHidden/>
-              </w:rPr>
-              <w:t>8</w:t>
-            </w:r>
-            <w:r>
-              <w:rPr>
-                <w:noProof/>
-                <w:webHidden/>
-              </w:rPr>
-              <w:fldChar w:fldCharType="end"/>
-            </w:r>
-          </w:hyperlink>
-        </w:p>
-        <w:p>
-          <w:pPr>
-            <w:pStyle w:val="Inhopg2"/>
-            <w:tabs>
-              <w:tab w:val="right" w:leader="dot" w:pos="9062"/>
-            </w:tabs>
-            <w:rPr>
-              <w:rFonts w:eastAsiaTheme="minorEastAsia"/>
-              <w:noProof/>
-              <w:kern w:val="2"/>
-              <w:sz w:val="24"/>
-              <w:szCs w:val="24"/>
-              <w:lang w:eastAsia="nl-NL"/>
-              <w14:ligatures w14:val="standardContextual"/>
-            </w:rPr>
-          </w:pPr>
-          <w:hyperlink w:history="1" w:anchor="_Toc183594802">
-            <w:r>
-              <w:rPr>
-                <w:rStyle w:val="Hyperlink"/>
-                <w:noProof/>
-              </w:rPr>
-              <w:t>2. De sprint backlog (planning), voeg een screenshot toe van Trello</w:t>
-            </w:r>
-            <w:r>
-              <w:rPr>
-                <w:noProof/>
-                <w:webHidden/>
-              </w:rPr>
-              <w:tab/>
-            </w:r>
-            <w:r>
-              <w:rPr>
-                <w:noProof/>
-                <w:webHidden/>
-              </w:rPr>
-              <w:fldChar w:fldCharType="begin"/>
-            </w:r>
-            <w:r>
-              <w:rPr>
-                <w:noProof/>
-                <w:webHidden/>
-              </w:rPr>
-              <w:instrText xml:space="preserve"> PAGEREF _Toc183594802 \h </w:instrText>
-            </w:r>
-            <w:r>
-              <w:rPr>
-                <w:noProof/>
-                <w:webHidden/>
-              </w:rPr>
-            </w:r>
-            <w:r>
-              <w:rPr>
-                <w:noProof/>
-                <w:webHidden/>
-              </w:rPr>
-              <w:fldChar w:fldCharType="separate"/>
-            </w:r>
-            <w:r>
-              <w:rPr>
-                <w:noProof/>
-                <w:webHidden/>
-              </w:rPr>
-              <w:t>8</w:t>
-            </w:r>
-            <w:r>
-              <w:rPr>
-                <w:noProof/>
-                <w:webHidden/>
-              </w:rPr>
-              <w:fldChar w:fldCharType="end"/>
-            </w:r>
-          </w:hyperlink>
-        </w:p>
-        <w:p>
-          <w:pPr>
-            <w:pStyle w:val="Inhopg2"/>
-            <w:tabs>
-              <w:tab w:val="right" w:leader="dot" w:pos="9062"/>
-            </w:tabs>
-            <w:rPr>
-              <w:rFonts w:eastAsiaTheme="minorEastAsia"/>
-              <w:noProof/>
-              <w:kern w:val="2"/>
-              <w:sz w:val="24"/>
-              <w:szCs w:val="24"/>
-              <w:lang w:eastAsia="nl-NL"/>
-              <w14:ligatures w14:val="standardContextual"/>
-            </w:rPr>
-          </w:pPr>
-          <w:hyperlink w:history="1" w:anchor="_Toc183594803">
-            <w:r>
-              <w:rPr>
-                <w:rStyle w:val="Hyperlink"/>
-                <w:noProof/>
-              </w:rPr>
-              <w:t>3. Organiseren en uitvoeren van de test(en)</w:t>
-            </w:r>
-            <w:r>
-              <w:rPr>
-                <w:noProof/>
-                <w:webHidden/>
-              </w:rPr>
-              <w:tab/>
-            </w:r>
-            <w:r>
-              <w:rPr>
-                <w:noProof/>
-                <w:webHidden/>
-              </w:rPr>
-              <w:fldChar w:fldCharType="begin"/>
-            </w:r>
-            <w:r>
-              <w:rPr>
-                <w:noProof/>
-                <w:webHidden/>
-              </w:rPr>
-              <w:instrText xml:space="preserve"> PAGEREF _Toc183594803 \h </w:instrText>
-            </w:r>
-            <w:r>
-              <w:rPr>
-                <w:noProof/>
-                <w:webHidden/>
-              </w:rPr>
-            </w:r>
-            <w:r>
-              <w:rPr>
-                <w:noProof/>
-                <w:webHidden/>
-              </w:rPr>
-              <w:fldChar w:fldCharType="separate"/>
-            </w:r>
-            <w:r>
-              <w:rPr>
-                <w:noProof/>
-                <w:webHidden/>
-              </w:rPr>
-              <w:t>8</w:t>
-            </w:r>
-            <w:r>
-              <w:rPr>
-                <w:noProof/>
-                <w:webHidden/>
-              </w:rPr>
-              <w:fldChar w:fldCharType="end"/>
-            </w:r>
-          </w:hyperlink>
-        </w:p>
-        <w:p>
-          <w:pPr>
-            <w:pStyle w:val="Inhopg2"/>
-            <w:tabs>
-              <w:tab w:val="right" w:leader="dot" w:pos="9062"/>
-            </w:tabs>
-            <w:rPr>
-              <w:rFonts w:eastAsiaTheme="minorEastAsia"/>
-              <w:noProof/>
-              <w:kern w:val="2"/>
-              <w:sz w:val="24"/>
-              <w:szCs w:val="24"/>
-              <w:lang w:eastAsia="nl-NL"/>
-              <w14:ligatures w14:val="standardContextual"/>
-            </w:rPr>
-          </w:pPr>
-          <w:hyperlink w:history="1" w:anchor="_Toc183594804">
-            <w:r>
-              <w:rPr>
-                <w:rStyle w:val="Hyperlink"/>
-                <w:noProof/>
-              </w:rPr>
-              <w:t>4. Op basis van test resultaten (product)</w:t>
-            </w:r>
-            <w:r>
-              <w:rPr>
-                <w:noProof/>
-                <w:webHidden/>
-              </w:rPr>
-              <w:tab/>
-            </w:r>
-            <w:r>
-              <w:rPr>
-                <w:noProof/>
-                <w:webHidden/>
-              </w:rPr>
-              <w:fldChar w:fldCharType="begin"/>
-            </w:r>
-            <w:r>
-              <w:rPr>
-                <w:noProof/>
-                <w:webHidden/>
-              </w:rPr>
-              <w:instrText xml:space="preserve"> PAGEREF _Toc183594804 \h </w:instrText>
-            </w:r>
-            <w:r>
-              <w:rPr>
-                <w:noProof/>
-                <w:webHidden/>
-              </w:rPr>
-            </w:r>
-            <w:r>
-              <w:rPr>
-                <w:noProof/>
-                <w:webHidden/>
-              </w:rPr>
-              <w:fldChar w:fldCharType="separate"/>
-            </w:r>
-            <w:r>
-              <w:rPr>
-                <w:noProof/>
-                <w:webHidden/>
-              </w:rPr>
-              <w:t>8</w:t>
-            </w:r>
-            <w:r>
-              <w:rPr>
-                <w:noProof/>
-                <w:webHidden/>
-              </w:rPr>
-              <w:fldChar w:fldCharType="end"/>
-            </w:r>
-          </w:hyperlink>
-        </w:p>
-        <w:p>
-          <w:pPr>
-            <w:pStyle w:val="Inhopg2"/>
-            <w:tabs>
-              <w:tab w:val="right" w:leader="dot" w:pos="9062"/>
-            </w:tabs>
-            <w:rPr>
-              <w:rFonts w:eastAsiaTheme="minorEastAsia"/>
-              <w:noProof/>
-              <w:kern w:val="2"/>
-              <w:sz w:val="24"/>
-              <w:szCs w:val="24"/>
-              <w:lang w:eastAsia="nl-NL"/>
-              <w14:ligatures w14:val="standardContextual"/>
-            </w:rPr>
-          </w:pPr>
-          <w:hyperlink w:history="1" w:anchor="_Toc183594805">
-            <w:r>
-              <w:rPr>
-                <w:rStyle w:val="Hyperlink"/>
-                <w:noProof/>
-              </w:rPr>
-              <w:t>5. Reflectie op eigen functioneren (samenwerken)</w:t>
-            </w:r>
-            <w:r>
-              <w:rPr>
-                <w:noProof/>
-                <w:webHidden/>
-              </w:rPr>
-              <w:tab/>
-            </w:r>
-            <w:r>
-              <w:rPr>
-                <w:noProof/>
-                <w:webHidden/>
-              </w:rPr>
-              <w:fldChar w:fldCharType="begin"/>
-            </w:r>
-            <w:r>
-              <w:rPr>
-                <w:noProof/>
-                <w:webHidden/>
-              </w:rPr>
-              <w:instrText xml:space="preserve"> PAGEREF _Toc183594805 \h </w:instrText>
-            </w:r>
-            <w:r>
-              <w:rPr>
-                <w:noProof/>
-                <w:webHidden/>
-              </w:rPr>
-            </w:r>
-            <w:r>
-              <w:rPr>
-                <w:noProof/>
-                <w:webHidden/>
-              </w:rPr>
-              <w:fldChar w:fldCharType="separate"/>
-            </w:r>
-            <w:r>
-              <w:rPr>
-                <w:noProof/>
-                <w:webHidden/>
-              </w:rPr>
-              <w:t>8</w:t>
-            </w:r>
-            <w:r>
-              <w:rPr>
-                <w:noProof/>
-                <w:webHidden/>
-              </w:rPr>
-              <w:fldChar w:fldCharType="end"/>
-            </w:r>
-          </w:hyperlink>
-        </w:p>
-        <w:p>
-          <w:pPr>
-            <w:pStyle w:val="Inhopg2"/>
-            <w:tabs>
-              <w:tab w:val="right" w:leader="dot" w:pos="9062"/>
-            </w:tabs>
-            <w:rPr>
-              <w:rFonts w:eastAsiaTheme="minorEastAsia"/>
-              <w:noProof/>
-              <w:kern w:val="2"/>
-              <w:sz w:val="24"/>
-              <w:szCs w:val="24"/>
-              <w:lang w:eastAsia="nl-NL"/>
-              <w14:ligatures w14:val="standardContextual"/>
-            </w:rPr>
-          </w:pPr>
-          <w:hyperlink w:history="1" w:anchor="_Toc183594806">
-            <w:r>
-              <w:rPr>
-                <w:rStyle w:val="Hyperlink"/>
-                <w:noProof/>
-              </w:rPr>
-              <w:t>6. Nieuwe user stories op basis van het verbetervoorstel</w:t>
-            </w:r>
-            <w:r>
-              <w:rPr>
-                <w:noProof/>
-                <w:webHidden/>
-              </w:rPr>
-              <w:tab/>
-            </w:r>
-            <w:r>
-              <w:rPr>
-                <w:noProof/>
-                <w:webHidden/>
-              </w:rPr>
-              <w:fldChar w:fldCharType="begin"/>
-            </w:r>
-            <w:r>
-              <w:rPr>
-                <w:noProof/>
-                <w:webHidden/>
-              </w:rPr>
-              <w:instrText xml:space="preserve"> PAGEREF _Toc183594806 \h </w:instrText>
-            </w:r>
-            <w:r>
-              <w:rPr>
-                <w:noProof/>
-                <w:webHidden/>
-              </w:rPr>
-            </w:r>
-            <w:r>
-              <w:rPr>
-                <w:noProof/>
-                <w:webHidden/>
-              </w:rPr>
-              <w:fldChar w:fldCharType="separate"/>
-            </w:r>
-            <w:r>
-              <w:rPr>
-                <w:noProof/>
-                <w:webHidden/>
-              </w:rPr>
-              <w:t>8</w:t>
-            </w:r>
-            <w:r>
-              <w:rPr>
-                <w:noProof/>
-                <w:webHidden/>
-              </w:rPr>
-              <w:fldChar w:fldCharType="end"/>
-            </w:r>
-          </w:hyperlink>
-        </w:p>
-        <w:p>
-          <w:pPr>
-            <w:pStyle w:val="Inhopg1"/>
-            <w:rPr>
-              <w:rFonts w:eastAsiaTheme="minorEastAsia"/>
-              <w:noProof/>
-              <w:kern w:val="2"/>
-              <w:sz w:val="24"/>
-              <w:szCs w:val="24"/>
-              <w:lang w:eastAsia="nl-NL"/>
-              <w14:ligatures w14:val="standardContextual"/>
-            </w:rPr>
-          </w:pPr>
-          <w:hyperlink w:history="1" w:anchor="_Toc183594807">
-            <w:r>
-              <w:rPr>
-                <w:rStyle w:val="Hyperlink"/>
-                <w:noProof/>
-              </w:rPr>
-              <w:t>Sprint 04</w:t>
-            </w:r>
-            <w:r>
-              <w:rPr>
-                <w:noProof/>
-                <w:webHidden/>
-              </w:rPr>
-              <w:tab/>
-            </w:r>
-            <w:r>
-              <w:rPr>
-                <w:noProof/>
-                <w:webHidden/>
-              </w:rPr>
-              <w:fldChar w:fldCharType="begin"/>
-            </w:r>
-            <w:r>
-              <w:rPr>
-                <w:noProof/>
-                <w:webHidden/>
-              </w:rPr>
-              <w:instrText xml:space="preserve"> PAGEREF _Toc183594807 \h </w:instrText>
-            </w:r>
-            <w:r>
-              <w:rPr>
-                <w:noProof/>
-                <w:webHidden/>
-              </w:rPr>
-            </w:r>
-            <w:r>
-              <w:rPr>
-                <w:noProof/>
-                <w:webHidden/>
-              </w:rPr>
-              <w:fldChar w:fldCharType="separate"/>
-            </w:r>
-            <w:r>
-              <w:rPr>
-                <w:noProof/>
-                <w:webHidden/>
-              </w:rPr>
-              <w:t>10</w:t>
-            </w:r>
-            <w:r>
-              <w:rPr>
-                <w:noProof/>
-                <w:webHidden/>
-              </w:rPr>
-              <w:fldChar w:fldCharType="end"/>
-            </w:r>
-          </w:hyperlink>
-        </w:p>
-        <w:p>
-          <w:pPr>
-            <w:pStyle w:val="Inhopg2"/>
-            <w:tabs>
-              <w:tab w:val="right" w:leader="dot" w:pos="9062"/>
-            </w:tabs>
-            <w:rPr>
-              <w:rFonts w:eastAsiaTheme="minorEastAsia"/>
-              <w:noProof/>
-              <w:kern w:val="2"/>
-              <w:sz w:val="24"/>
-              <w:szCs w:val="24"/>
-              <w:lang w:eastAsia="nl-NL"/>
-              <w14:ligatures w14:val="standardContextual"/>
-            </w:rPr>
-          </w:pPr>
-          <w:hyperlink w:history="1" w:anchor="_Toc183594808">
-            <w:r>
-              <w:rPr>
-                <w:rStyle w:val="Hyperlink"/>
-                <w:noProof/>
-              </w:rPr>
-              <w:t>1. De realisatie (proces)</w:t>
-            </w:r>
-            <w:r>
-              <w:rPr>
-                <w:noProof/>
-                <w:webHidden/>
-              </w:rPr>
-              <w:tab/>
-            </w:r>
-            <w:r>
-              <w:rPr>
-                <w:noProof/>
-                <w:webHidden/>
-              </w:rPr>
-              <w:fldChar w:fldCharType="begin"/>
-            </w:r>
-            <w:r>
-              <w:rPr>
-                <w:noProof/>
-                <w:webHidden/>
-              </w:rPr>
-              <w:instrText xml:space="preserve"> PAGEREF _Toc183594808 \h </w:instrText>
-            </w:r>
-            <w:r>
-              <w:rPr>
-                <w:noProof/>
-                <w:webHidden/>
-              </w:rPr>
-            </w:r>
-            <w:r>
-              <w:rPr>
-                <w:noProof/>
-                <w:webHidden/>
-              </w:rPr>
-              <w:fldChar w:fldCharType="separate"/>
-            </w:r>
-            <w:r>
-              <w:rPr>
-                <w:noProof/>
-                <w:webHidden/>
-              </w:rPr>
-              <w:t>10</w:t>
-            </w:r>
-            <w:r>
-              <w:rPr>
-                <w:noProof/>
-                <w:webHidden/>
-              </w:rPr>
-              <w:fldChar w:fldCharType="end"/>
-            </w:r>
-          </w:hyperlink>
-        </w:p>
-        <w:p>
-          <w:pPr>
-            <w:pStyle w:val="Inhopg2"/>
-            <w:tabs>
-              <w:tab w:val="right" w:leader="dot" w:pos="9062"/>
-            </w:tabs>
-            <w:rPr>
-              <w:rFonts w:eastAsiaTheme="minorEastAsia"/>
-              <w:noProof/>
-              <w:kern w:val="2"/>
-              <w:sz w:val="24"/>
-              <w:szCs w:val="24"/>
-              <w:lang w:eastAsia="nl-NL"/>
-              <w14:ligatures w14:val="standardContextual"/>
-            </w:rPr>
-          </w:pPr>
-          <w:hyperlink w:history="1" w:anchor="_Toc183594809">
-            <w:r>
-              <w:rPr>
-                <w:rStyle w:val="Hyperlink"/>
-                <w:noProof/>
-              </w:rPr>
-              <w:t>2. De sprint backlog (planning), voeg een screenshot toe van Trello</w:t>
-            </w:r>
-            <w:r>
-              <w:rPr>
-                <w:noProof/>
-                <w:webHidden/>
-              </w:rPr>
-              <w:tab/>
-            </w:r>
-            <w:r>
-              <w:rPr>
-                <w:noProof/>
-                <w:webHidden/>
-              </w:rPr>
-              <w:fldChar w:fldCharType="begin"/>
-            </w:r>
-            <w:r>
-              <w:rPr>
-                <w:noProof/>
-                <w:webHidden/>
-              </w:rPr>
-              <w:instrText xml:space="preserve"> PAGEREF _Toc183594809 \h </w:instrText>
-            </w:r>
-            <w:r>
-              <w:rPr>
-                <w:noProof/>
-                <w:webHidden/>
-              </w:rPr>
-            </w:r>
-            <w:r>
-              <w:rPr>
-                <w:noProof/>
-                <w:webHidden/>
-              </w:rPr>
-              <w:fldChar w:fldCharType="separate"/>
-            </w:r>
-            <w:r>
-              <w:rPr>
-                <w:noProof/>
-                <w:webHidden/>
-              </w:rPr>
-              <w:t>10</w:t>
-            </w:r>
-            <w:r>
-              <w:rPr>
-                <w:noProof/>
-                <w:webHidden/>
-              </w:rPr>
-              <w:fldChar w:fldCharType="end"/>
-            </w:r>
-          </w:hyperlink>
-        </w:p>
-        <w:p>
-          <w:pPr>
-            <w:pStyle w:val="Inhopg2"/>
-            <w:tabs>
-              <w:tab w:val="right" w:leader="dot" w:pos="9062"/>
-            </w:tabs>
-            <w:rPr>
-              <w:rFonts w:eastAsiaTheme="minorEastAsia"/>
-              <w:noProof/>
-              <w:kern w:val="2"/>
-              <w:sz w:val="24"/>
-              <w:szCs w:val="24"/>
-              <w:lang w:eastAsia="nl-NL"/>
-              <w14:ligatures w14:val="standardContextual"/>
-            </w:rPr>
-          </w:pPr>
-          <w:hyperlink w:history="1" w:anchor="_Toc183594810">
-            <w:r>
-              <w:rPr>
-                <w:rStyle w:val="Hyperlink"/>
-                <w:noProof/>
-              </w:rPr>
-              <w:t>3. Organiseren en uitvoeren van de test(en)</w:t>
-            </w:r>
-            <w:r>
-              <w:rPr>
-                <w:noProof/>
-                <w:webHidden/>
-              </w:rPr>
-              <w:tab/>
-            </w:r>
-            <w:r>
-              <w:rPr>
-                <w:noProof/>
-                <w:webHidden/>
-              </w:rPr>
-              <w:fldChar w:fldCharType="begin"/>
-            </w:r>
-            <w:r>
-              <w:rPr>
-                <w:noProof/>
-                <w:webHidden/>
-              </w:rPr>
-              <w:instrText xml:space="preserve"> PAGEREF _Toc183594810 \h </w:instrText>
-            </w:r>
-            <w:r>
-              <w:rPr>
-                <w:noProof/>
-                <w:webHidden/>
-              </w:rPr>
-            </w:r>
-            <w:r>
-              <w:rPr>
-                <w:noProof/>
-                <w:webHidden/>
-              </w:rPr>
-              <w:fldChar w:fldCharType="separate"/>
-            </w:r>
-            <w:r>
-              <w:rPr>
-                <w:noProof/>
-                <w:webHidden/>
-              </w:rPr>
-              <w:t>10</w:t>
-            </w:r>
-            <w:r>
-              <w:rPr>
-                <w:noProof/>
-                <w:webHidden/>
-              </w:rPr>
-              <w:fldChar w:fldCharType="end"/>
-            </w:r>
-          </w:hyperlink>
-        </w:p>
-        <w:p>
-          <w:pPr>
-            <w:pStyle w:val="Inhopg2"/>
-            <w:tabs>
-              <w:tab w:val="right" w:leader="dot" w:pos="9062"/>
-            </w:tabs>
-            <w:rPr>
-              <w:rFonts w:eastAsiaTheme="minorEastAsia"/>
-              <w:noProof/>
-              <w:kern w:val="2"/>
-              <w:sz w:val="24"/>
-              <w:szCs w:val="24"/>
-              <w:lang w:eastAsia="nl-NL"/>
-              <w14:ligatures w14:val="standardContextual"/>
-            </w:rPr>
-          </w:pPr>
-          <w:hyperlink w:history="1" w:anchor="_Toc183594811">
-            <w:r>
-              <w:rPr>
-                <w:rStyle w:val="Hyperlink"/>
-                <w:noProof/>
-              </w:rPr>
-              <w:t>4. Op basis van test resultaten (product)</w:t>
-            </w:r>
-            <w:r>
-              <w:rPr>
-                <w:noProof/>
-                <w:webHidden/>
-              </w:rPr>
-              <w:tab/>
-            </w:r>
-            <w:r>
-              <w:rPr>
-                <w:noProof/>
-                <w:webHidden/>
-              </w:rPr>
-              <w:fldChar w:fldCharType="begin"/>
-            </w:r>
-            <w:r>
-              <w:rPr>
-                <w:noProof/>
-                <w:webHidden/>
-              </w:rPr>
-              <w:instrText xml:space="preserve"> PAGEREF _Toc183594811 \h </w:instrText>
-            </w:r>
-            <w:r>
-              <w:rPr>
-                <w:noProof/>
-                <w:webHidden/>
-              </w:rPr>
-            </w:r>
-            <w:r>
-              <w:rPr>
-                <w:noProof/>
-                <w:webHidden/>
-              </w:rPr>
-              <w:fldChar w:fldCharType="separate"/>
-            </w:r>
-            <w:r>
-              <w:rPr>
-                <w:noProof/>
-                <w:webHidden/>
-              </w:rPr>
-              <w:t>10</w:t>
-            </w:r>
-            <w:r>
-              <w:rPr>
-                <w:noProof/>
-                <w:webHidden/>
-              </w:rPr>
-              <w:fldChar w:fldCharType="end"/>
-            </w:r>
-          </w:hyperlink>
-        </w:p>
-        <w:p>
-          <w:pPr>
-            <w:pStyle w:val="Inhopg2"/>
-            <w:tabs>
-              <w:tab w:val="right" w:leader="dot" w:pos="9062"/>
-            </w:tabs>
-            <w:rPr>
-              <w:rFonts w:eastAsiaTheme="minorEastAsia"/>
-              <w:noProof/>
-              <w:kern w:val="2"/>
-              <w:sz w:val="24"/>
-              <w:szCs w:val="24"/>
-              <w:lang w:eastAsia="nl-NL"/>
-              <w14:ligatures w14:val="standardContextual"/>
-            </w:rPr>
-          </w:pPr>
-          <w:hyperlink w:history="1" w:anchor="_Toc183594812">
-            <w:r>
-              <w:rPr>
-                <w:rStyle w:val="Hyperlink"/>
-                <w:noProof/>
-              </w:rPr>
-              <w:t>5. Reflectie op eigen functioneren (samenwerken)</w:t>
-            </w:r>
-            <w:r>
-              <w:rPr>
-                <w:noProof/>
-                <w:webHidden/>
-              </w:rPr>
-              <w:tab/>
-            </w:r>
-            <w:r>
-              <w:rPr>
-                <w:noProof/>
-                <w:webHidden/>
-              </w:rPr>
-              <w:fldChar w:fldCharType="begin"/>
-            </w:r>
-            <w:r>
-              <w:rPr>
-                <w:noProof/>
-                <w:webHidden/>
-              </w:rPr>
-              <w:instrText xml:space="preserve"> PAGEREF _Toc183594812 \h </w:instrText>
-            </w:r>
-            <w:r>
-              <w:rPr>
-                <w:noProof/>
-                <w:webHidden/>
-              </w:rPr>
-            </w:r>
-            <w:r>
-              <w:rPr>
-                <w:noProof/>
-                <w:webHidden/>
-              </w:rPr>
-              <w:fldChar w:fldCharType="separate"/>
-            </w:r>
-            <w:r>
-              <w:rPr>
-                <w:noProof/>
-                <w:webHidden/>
-              </w:rPr>
-              <w:t>10</w:t>
-            </w:r>
-            <w:r>
-              <w:rPr>
-                <w:noProof/>
-                <w:webHidden/>
-              </w:rPr>
-              <w:fldChar w:fldCharType="end"/>
-            </w:r>
-          </w:hyperlink>
-        </w:p>
-        <w:p>
-          <w:pPr>
-            <w:pStyle w:val="Inhopg2"/>
-            <w:tabs>
-              <w:tab w:val="right" w:leader="dot" w:pos="9062"/>
-            </w:tabs>
-            <w:rPr>
-              <w:rFonts w:eastAsiaTheme="minorEastAsia"/>
-              <w:noProof/>
-              <w:kern w:val="2"/>
-              <w:sz w:val="24"/>
-              <w:szCs w:val="24"/>
-              <w:lang w:eastAsia="nl-NL"/>
-              <w14:ligatures w14:val="standardContextual"/>
-            </w:rPr>
-          </w:pPr>
-          <w:hyperlink w:history="1" w:anchor="_Toc183594813">
-            <w:r>
-              <w:rPr>
-                <w:rStyle w:val="Hyperlink"/>
-                <w:noProof/>
-              </w:rPr>
-              <w:t>6. Nieuwe user stories op basis van het verbetervoorstel</w:t>
-            </w:r>
-            <w:r>
-              <w:rPr>
-                <w:noProof/>
-                <w:webHidden/>
-              </w:rPr>
-              <w:tab/>
-            </w:r>
-            <w:r>
-              <w:rPr>
-                <w:noProof/>
-                <w:webHidden/>
-              </w:rPr>
-              <w:fldChar w:fldCharType="begin"/>
-            </w:r>
-            <w:r>
-              <w:rPr>
-                <w:noProof/>
-                <w:webHidden/>
-              </w:rPr>
-              <w:instrText xml:space="preserve"> PAGEREF _Toc183594813 \h </w:instrText>
-            </w:r>
-            <w:r>
-              <w:rPr>
-                <w:noProof/>
-                <w:webHidden/>
-              </w:rPr>
-            </w:r>
-            <w:r>
-              <w:rPr>
-                <w:noProof/>
-                <w:webHidden/>
-              </w:rPr>
-              <w:fldChar w:fldCharType="separate"/>
-            </w:r>
-            <w:r>
-              <w:rPr>
-                <w:noProof/>
-                <w:webHidden/>
-              </w:rPr>
-              <w:t>10</w:t>
-            </w:r>
-            <w:r>
-              <w:rPr>
-                <w:noProof/>
-                <w:webHidden/>
-              </w:rPr>
-              <w:fldChar w:fldCharType="end"/>
-            </w:r>
-          </w:hyperlink>
+          <w:r>
+            <w:fldChar w:fldCharType="begin"/>
+          </w:r>
+          <w:r>
+            <w:instrText xml:space="preserve">HYPERLINK  \l  "_Toc1964703691" </w:instrText>
+          </w:r>
+          <w:r>
+            <w:fldChar w:fldCharType="separate"/>
+          </w:r>
+          <w:r>
+            <w:rPr/>
+            <w:t>6. Nieuwe user stories op basis van het verbetervoorstel</w:t>
+          </w:r>
+          <w:r>
+            <w:tab/>
+          </w:r>
+          <w:r>
+            <w:fldChar w:fldCharType="begin"/>
+          </w:r>
+          <w:r>
+            <w:instrText xml:space="preserve">PAGEREF _Toc1964703691 \h</w:instrText>
+          </w:r>
+          <w:r>
+            <w:fldChar w:fldCharType="separate"/>
+          </w:r>
+          <w:r>
+            <w:rPr/>
+            <w:t>4</w:t>
+          </w:r>
+          <w:r>
+            <w:fldChar w:fldCharType="end"/>
+          </w:r>
+          <w:r>
+            <w:fldChar w:fldCharType="end"/>
+          </w:r>
         </w:p>
         <w:p>
           <w:r>
@@ -2551,12 +764,12 @@
         <w:pStyle w:val="Kop1"/>
         <w:jc w:val="left"/>
       </w:pPr>
-      <w:bookmarkStart w:name="_Toc183594785" w:id="0"/>
-      <w:r>
-        <w:lastRenderedPageBreak/>
+      <w:bookmarkStart w:name="_Toc1906401883" w:id="371524039"/>
+      <w:r>
+        <w:rPr/>
         <w:t>Inleiding</w:t>
       </w:r>
-      <w:bookmarkEnd w:id="0"/>
+      <w:bookmarkEnd w:id="371524039"/>
     </w:p>
     <w:p>
       <w:pPr>
@@ -3068,2550 +1281,66 @@
     </w:p>
     <w:p>
       <w:pPr>
+        <w:pStyle w:val="Standaard"/>
         <w:pBdr>
-          <w:top w:val="nil"/>
-          <w:left w:val="nil"/>
-          <w:bottom w:val="nil"/>
-          <w:right w:val="nil"/>
-          <w:between w:val="nil"/>
+          <w:top w:val="nil" w:color="FF000000" w:sz="0" w:space="0"/>
+          <w:left w:val="nil" w:color="FF000000" w:sz="0" w:space="0"/>
+          <w:bottom w:val="nil" w:color="FF000000" w:sz="0" w:space="0"/>
+          <w:right w:val="nil" w:color="FF000000" w:sz="0" w:space="0"/>
+          <w:between w:val="nil" w:color="FF000000" w:sz="0" w:space="0"/>
         </w:pBdr>
         <w:spacing w:after="0" w:line="276" w:lineRule="auto"/>
         <w:rPr>
-          <w:i/>
-          <w:iCs/>
+          <w:i w:val="1"/>
+          <w:iCs w:val="1"/>
         </w:rPr>
       </w:pPr>
     </w:p>
     <w:p>
       <w:pPr>
-        <w:rPr>
-          <w:rFonts w:cstheme="minorHAnsi"/>
-          <w:i/>
-          <w:iCs/>
-        </w:rPr>
-      </w:pPr>
-      <w:r>
-        <w:rPr>
-          <w:rFonts w:cstheme="minorHAnsi"/>
-          <w:i/>
-          <w:iCs/>
-        </w:rPr>
-        <w:br w:type="page"/>
-      </w:r>
+        <w:pStyle w:val="Kop1"/>
+      </w:pPr>
     </w:p>
     <w:p>
+      <w:pPr/>
+      <w:r>
+        <w:br w:type="page"/>
+      </w:r>
+    </w:p>
+    <w:p>
       <w:pPr>
         <w:pStyle w:val="Kop1"/>
         <w:jc w:val="left"/>
       </w:pPr>
-      <w:bookmarkStart w:name="_Toc183594786" w:id="1"/>
-      <w:r>
-        <w:lastRenderedPageBreak/>
-        <w:t>Sprint 01</w:t>
-      </w:r>
-      <w:bookmarkEnd w:id="1"/>
+      <w:bookmarkStart w:name="_Toc302210282" w:id="414076407"/>
+      <w:r>
+        <w:rPr/>
+        <w:t>Sprint 0</w:t>
+      </w:r>
+      <w:r>
+        <w:rPr/>
+        <w:t>2</w:t>
+      </w:r>
+      <w:bookmarkEnd w:id="414076407"/>
     </w:p>
     <w:p>
       <w:pPr>
         <w:pStyle w:val="Kop2"/>
         <w:rPr>
-          <w:i/>
-          <w:iCs/>
+          <w:i w:val="1"/>
+          <w:iCs w:val="1"/>
         </w:rPr>
       </w:pPr>
-      <w:bookmarkStart w:name="_Toc183594787" w:id="2"/>
-      <w:r>
+      <w:bookmarkStart w:name="_Toc550737488" w:id="190835425"/>
+      <w:r>
+        <w:rPr/>
         <w:t xml:space="preserve">1. </w:t>
       </w:r>
       <w:r>
+        <w:rPr/>
         <w:t>De realisatie (proces)</w:t>
       </w:r>
-      <w:bookmarkEnd w:id="2"/>
-    </w:p>
-    <w:p>
-      <w:pPr>
-        <w:rPr>
-          <w:i/>
-          <w:iCs/>
-          <w:color w:val="000000" w:themeColor="text1"/>
-        </w:rPr>
-      </w:pPr>
-      <w:r>
-        <w:rPr>
-          <w:i/>
-          <w:iCs/>
-          <w:color w:val="000000" w:themeColor="text1"/>
-        </w:rPr>
-        <w:t>…</w:t>
-      </w:r>
-      <w:r>
-        <w:rPr>
-          <w:i/>
-          <w:iCs/>
-          <w:color w:val="000000" w:themeColor="text1"/>
-        </w:rPr>
-        <w:br/>
-      </w:r>
-    </w:p>
-    <w:p>
-      <w:pPr>
-        <w:pStyle w:val="Kop2"/>
-      </w:pPr>
-      <w:bookmarkStart w:name="_Toc183594788" w:id="3"/>
-      <w:r>
-        <w:t xml:space="preserve">2. </w:t>
-      </w:r>
-      <w:r>
-        <w:t>D</w:t>
-      </w:r>
-      <w:r>
-        <w:t xml:space="preserve">e sprint </w:t>
-      </w:r>
-      <w:proofErr w:type="spellStart"/>
-      <w:r>
-        <w:t>backlog</w:t>
-      </w:r>
-      <w:proofErr w:type="spellEnd"/>
-      <w:r>
-        <w:t xml:space="preserve"> (</w:t>
-      </w:r>
-      <w:r>
-        <w:t>planning</w:t>
-      </w:r>
-      <w:r>
-        <w:t>)</w:t>
-      </w:r>
-      <w:r>
-        <w:t>, voeg een screenshot toe van Trello</w:t>
-      </w:r>
-      <w:bookmarkEnd w:id="3"/>
-    </w:p>
-    <w:p>
-      <w:r>
-        <w:t>…</w:t>
-      </w:r>
-      <w:r>
-        <w:br/>
-      </w:r>
-    </w:p>
-    <w:p>
-      <w:pPr>
-        <w:pStyle w:val="Kop2"/>
-      </w:pPr>
-      <w:bookmarkStart w:name="_Toc183594789" w:id="4"/>
-      <w:r>
-        <w:t>3</w:t>
-      </w:r>
-      <w:r>
-        <w:t xml:space="preserve">. </w:t>
-      </w:r>
-      <w:r>
-        <w:t>Organiseren en uitvoeren van de test(en)</w:t>
-      </w:r>
-      <w:bookmarkEnd w:id="4"/>
-    </w:p>
-    <w:p>
-      <w:r>
-        <w:t>…</w:t>
-      </w:r>
-      <w:r>
-        <w:br/>
-      </w:r>
-    </w:p>
-    <w:p>
-      <w:pPr>
-        <w:pStyle w:val="Kop2"/>
-      </w:pPr>
-      <w:bookmarkStart w:name="_Toc183594790" w:id="5"/>
-      <w:r>
-        <w:t>4</w:t>
-      </w:r>
-      <w:r>
-        <w:t xml:space="preserve">. </w:t>
-      </w:r>
-      <w:r>
-        <w:t>Op basis van test resultaten (product)</w:t>
-      </w:r>
-      <w:bookmarkEnd w:id="5"/>
-    </w:p>
-    <w:p>
-      <w:r>
-        <w:t>…</w:t>
-      </w:r>
-      <w:r>
-        <w:br/>
-      </w:r>
-    </w:p>
-    <w:p>
-      <w:pPr>
-        <w:pStyle w:val="Kop2"/>
-      </w:pPr>
-      <w:bookmarkStart w:name="_Toc183594791" w:id="6"/>
-      <w:r>
-        <w:t>5</w:t>
-      </w:r>
-      <w:r>
-        <w:t xml:space="preserve">. </w:t>
-      </w:r>
-      <w:r>
-        <w:t>R</w:t>
-      </w:r>
-      <w:r>
-        <w:t>eflectie op eigen functioneren</w:t>
-      </w:r>
-      <w:r>
-        <w:t xml:space="preserve"> (samenwerken)</w:t>
-      </w:r>
-      <w:bookmarkEnd w:id="6"/>
-    </w:p>
-    <w:p>
-      <w:r>
-        <w:t>…</w:t>
-      </w:r>
-    </w:p>
-    <w:p/>
-    <w:p>
-      <w:pPr>
-        <w:pStyle w:val="Kop2"/>
-      </w:pPr>
-      <w:bookmarkStart w:name="_Toc183594792" w:id="7"/>
-      <w:r>
-        <w:t>6</w:t>
-      </w:r>
-      <w:r>
-        <w:t xml:space="preserve">. Nieuwe user </w:t>
-      </w:r>
-      <w:proofErr w:type="spellStart"/>
-      <w:r>
-        <w:t>stories</w:t>
-      </w:r>
-      <w:proofErr w:type="spellEnd"/>
-      <w:r>
-        <w:t xml:space="preserve"> op basis van het verbetervoorstel</w:t>
-      </w:r>
-      <w:bookmarkEnd w:id="7"/>
-      <w:r>
-        <w:t xml:space="preserve"> </w:t>
-      </w:r>
-    </w:p>
-    <w:tbl>
-      <w:tblPr>
-        <w:tblW w:w="9025" w:type="dxa"/>
-        <w:tblLook w:val="04A0" w:firstRow="1" w:lastRow="0" w:firstColumn="1" w:lastColumn="0" w:noHBand="0" w:noVBand="1"/>
-      </w:tblPr>
-      <w:tblGrid>
-        <w:gridCol w:w="1980"/>
-        <w:gridCol w:w="2551"/>
-        <w:gridCol w:w="1985"/>
-        <w:gridCol w:w="2509"/>
-      </w:tblGrid>
-      <w:tr>
-        <w:trPr>
-          <w:trHeight w:val="567"/>
-        </w:trPr>
-        <w:tc>
-          <w:tcPr>
-            <w:tcW w:w="1980" w:type="dxa"/>
-            <w:tcBorders>
-              <w:top w:val="single" w:color="auto" w:sz="4" w:space="0"/>
-              <w:left w:val="single" w:color="auto" w:sz="4" w:space="0"/>
-              <w:bottom w:val="single" w:color="auto" w:sz="4" w:space="0"/>
-              <w:right w:val="single" w:color="auto" w:sz="4" w:space="0"/>
-            </w:tcBorders>
-            <w:shd w:val="clear" w:color="auto" w:fill="BFBFBF" w:themeFill="background1" w:themeFillShade="BF"/>
-            <w:noWrap/>
-            <w:vAlign w:val="center"/>
-          </w:tcPr>
-          <w:p>
-            <w:pPr>
-              <w:spacing w:after="0" w:line="240" w:lineRule="auto"/>
-              <w:rPr>
-                <w:rFonts w:ascii="Calibri" w:hAnsi="Calibri" w:eastAsia="Times New Roman" w:cs="Calibri"/>
-                <w:b/>
-                <w:bCs/>
-                <w:color w:val="000000"/>
-              </w:rPr>
-            </w:pPr>
-            <w:r>
-              <w:rPr>
-                <w:rFonts w:ascii="Calibri" w:hAnsi="Calibri" w:eastAsia="Times New Roman" w:cs="Calibri"/>
-                <w:b/>
-                <w:bCs/>
-                <w:color w:val="000000"/>
-              </w:rPr>
-              <w:t>Naam student:</w:t>
-            </w:r>
-          </w:p>
-        </w:tc>
-        <w:tc>
-          <w:tcPr>
-            <w:tcW w:w="7045" w:type="dxa"/>
-            <w:gridSpan w:val="3"/>
-            <w:tcBorders>
-              <w:top w:val="single" w:color="auto" w:sz="4" w:space="0"/>
-              <w:left w:val="single" w:color="auto" w:sz="4" w:space="0"/>
-              <w:bottom w:val="single" w:color="auto" w:sz="4" w:space="0"/>
-              <w:right w:val="single" w:color="auto" w:sz="4" w:space="0"/>
-            </w:tcBorders>
-            <w:shd w:val="clear" w:color="auto" w:fill="auto"/>
-            <w:vAlign w:val="center"/>
-          </w:tcPr>
-          <w:p>
-            <w:pPr>
-              <w:spacing w:after="0" w:line="240" w:lineRule="auto"/>
-              <w:rPr>
-                <w:rFonts w:ascii="Calibri" w:hAnsi="Calibri" w:eastAsia="Times New Roman" w:cs="Calibri"/>
-                <w:color w:val="000000"/>
-              </w:rPr>
-            </w:pPr>
-          </w:p>
-        </w:tc>
-      </w:tr>
-      <w:tr>
-        <w:trPr>
-          <w:trHeight w:val="567"/>
-        </w:trPr>
-        <w:tc>
-          <w:tcPr>
-            <w:tcW w:w="1980" w:type="dxa"/>
-            <w:tcBorders>
-              <w:top w:val="single" w:color="auto" w:sz="4" w:space="0"/>
-              <w:left w:val="single" w:color="auto" w:sz="4" w:space="0"/>
-              <w:bottom w:val="single" w:color="auto" w:sz="4" w:space="0"/>
-              <w:right w:val="single" w:color="auto" w:sz="4" w:space="0"/>
-            </w:tcBorders>
-            <w:shd w:val="clear" w:color="auto" w:fill="BFBFBF" w:themeFill="background1" w:themeFillShade="BF"/>
-            <w:noWrap/>
-            <w:vAlign w:val="center"/>
-            <w:hideMark/>
-          </w:tcPr>
-          <w:p>
-            <w:pPr>
-              <w:spacing w:after="0" w:line="240" w:lineRule="auto"/>
-              <w:rPr>
-                <w:rFonts w:ascii="Calibri" w:hAnsi="Calibri" w:eastAsia="Times New Roman" w:cs="Calibri"/>
-                <w:color w:val="000000"/>
-              </w:rPr>
-            </w:pPr>
-            <w:r>
-              <w:rPr>
-                <w:rFonts w:ascii="Calibri" w:hAnsi="Calibri" w:eastAsia="Times New Roman" w:cs="Calibri"/>
-                <w:b/>
-                <w:bCs/>
-                <w:color w:val="000000"/>
-              </w:rPr>
-              <w:t>Nummer &amp; T</w:t>
-            </w:r>
-            <w:r>
-              <w:rPr>
-                <w:rFonts w:ascii="Calibri" w:hAnsi="Calibri" w:eastAsia="Times New Roman" w:cs="Calibri"/>
-                <w:b/>
-                <w:bCs/>
-                <w:color w:val="000000"/>
-              </w:rPr>
-              <w:t>itel</w:t>
-            </w:r>
-            <w:r>
-              <w:rPr>
-                <w:rFonts w:ascii="Calibri" w:hAnsi="Calibri" w:eastAsia="Times New Roman" w:cs="Calibri"/>
-                <w:color w:val="000000"/>
-              </w:rPr>
-              <w:t>:</w:t>
-            </w:r>
-          </w:p>
-        </w:tc>
-        <w:tc>
-          <w:tcPr>
-            <w:tcW w:w="7045" w:type="dxa"/>
-            <w:gridSpan w:val="3"/>
-            <w:tcBorders>
-              <w:top w:val="single" w:color="auto" w:sz="4" w:space="0"/>
-              <w:left w:val="single" w:color="auto" w:sz="4" w:space="0"/>
-              <w:bottom w:val="single" w:color="auto" w:sz="4" w:space="0"/>
-              <w:right w:val="single" w:color="auto" w:sz="4" w:space="0"/>
-            </w:tcBorders>
-            <w:shd w:val="clear" w:color="auto" w:fill="auto"/>
-            <w:vAlign w:val="center"/>
-          </w:tcPr>
-          <w:p>
-            <w:pPr>
-              <w:spacing w:after="0" w:line="240" w:lineRule="auto"/>
-              <w:rPr>
-                <w:rFonts w:ascii="Calibri" w:hAnsi="Calibri" w:eastAsia="Times New Roman" w:cs="Calibri"/>
-                <w:color w:val="000000"/>
-              </w:rPr>
-            </w:pPr>
-            <w:r>
-              <w:rPr>
-                <w:rFonts w:ascii="Calibri" w:hAnsi="Calibri" w:eastAsia="Times New Roman" w:cs="Calibri"/>
-                <w:color w:val="000000"/>
-              </w:rPr>
-              <w:t>…</w:t>
-            </w:r>
-          </w:p>
-        </w:tc>
-      </w:tr>
-      <w:tr>
-        <w:trPr>
-          <w:trHeight w:val="567"/>
-        </w:trPr>
-        <w:tc>
-          <w:tcPr>
-            <w:tcW w:w="9025" w:type="dxa"/>
-            <w:gridSpan w:val="4"/>
-            <w:tcBorders>
-              <w:top w:val="single" w:color="auto" w:sz="4" w:space="0"/>
-              <w:left w:val="single" w:color="auto" w:sz="4" w:space="0"/>
-              <w:bottom w:val="single" w:color="auto" w:sz="4" w:space="0"/>
-              <w:right w:val="single" w:color="auto" w:sz="4" w:space="0"/>
-            </w:tcBorders>
-            <w:shd w:val="clear" w:color="auto" w:fill="BFBFBF" w:themeFill="background1" w:themeFillShade="BF"/>
-            <w:noWrap/>
-            <w:vAlign w:val="center"/>
-            <w:hideMark/>
-          </w:tcPr>
-          <w:p>
-            <w:pPr>
-              <w:spacing w:after="0" w:line="240" w:lineRule="auto"/>
-              <w:rPr>
-                <w:rFonts w:ascii="Calibri" w:hAnsi="Calibri" w:eastAsia="Times New Roman" w:cs="Calibri"/>
-                <w:color w:val="000000"/>
-              </w:rPr>
-            </w:pPr>
-            <w:r>
-              <w:rPr>
-                <w:rFonts w:ascii="Calibri" w:hAnsi="Calibri" w:eastAsia="Times New Roman" w:cs="Calibri"/>
-                <w:b/>
-                <w:bCs/>
-                <w:color w:val="000000"/>
-              </w:rPr>
-              <w:t>Omschrijving</w:t>
-            </w:r>
-            <w:r>
-              <w:rPr>
-                <w:rFonts w:ascii="Calibri" w:hAnsi="Calibri" w:eastAsia="Times New Roman" w:cs="Calibri"/>
-                <w:color w:val="000000"/>
-              </w:rPr>
-              <w:t>:</w:t>
-            </w:r>
-          </w:p>
-        </w:tc>
-      </w:tr>
-      <w:tr>
-        <w:trPr>
-          <w:trHeight w:val="567"/>
-        </w:trPr>
-        <w:tc>
-          <w:tcPr>
-            <w:tcW w:w="9025" w:type="dxa"/>
-            <w:gridSpan w:val="4"/>
-            <w:tcBorders>
-              <w:top w:val="single" w:color="auto" w:sz="4" w:space="0"/>
-              <w:left w:val="single" w:color="auto" w:sz="4" w:space="0"/>
-              <w:bottom w:val="single" w:color="auto" w:sz="4" w:space="0"/>
-              <w:right w:val="single" w:color="auto" w:sz="4" w:space="0"/>
-            </w:tcBorders>
-            <w:shd w:val="clear" w:color="auto" w:fill="auto"/>
-            <w:noWrap/>
-            <w:vAlign w:val="center"/>
-            <w:hideMark/>
-          </w:tcPr>
-          <w:p>
-            <w:pPr>
-              <w:spacing w:after="0" w:line="240" w:lineRule="auto"/>
-              <w:rPr>
-                <w:rFonts w:ascii="Calibri" w:hAnsi="Calibri" w:eastAsia="Times New Roman" w:cs="Calibri"/>
-                <w:color w:val="000000"/>
-              </w:rPr>
-            </w:pPr>
-            <w:r>
-              <w:rPr>
-                <w:rFonts w:ascii="Calibri" w:hAnsi="Calibri" w:eastAsia="Times New Roman" w:cs="Calibri"/>
-                <w:color w:val="000000"/>
-              </w:rPr>
-              <w:t>Als … wil ik … zodat …</w:t>
-            </w:r>
-          </w:p>
-        </w:tc>
-      </w:tr>
-      <w:tr>
-        <w:trPr>
-          <w:trHeight w:val="567"/>
-        </w:trPr>
-        <w:tc>
-          <w:tcPr>
-            <w:tcW w:w="1980" w:type="dxa"/>
-            <w:tcBorders>
-              <w:top w:val="single" w:color="auto" w:sz="4" w:space="0"/>
-              <w:left w:val="single" w:color="auto" w:sz="4" w:space="0"/>
-              <w:bottom w:val="single" w:color="auto" w:sz="4" w:space="0"/>
-              <w:right w:val="single" w:color="auto" w:sz="4" w:space="0"/>
-            </w:tcBorders>
-            <w:shd w:val="clear" w:color="auto" w:fill="BFBFBF" w:themeFill="background1" w:themeFillShade="BF"/>
-            <w:noWrap/>
-            <w:vAlign w:val="center"/>
-            <w:hideMark/>
-          </w:tcPr>
-          <w:p>
-            <w:pPr>
-              <w:spacing w:after="0" w:line="240" w:lineRule="auto"/>
-              <w:rPr>
-                <w:rFonts w:ascii="Calibri" w:hAnsi="Calibri" w:eastAsia="Times New Roman" w:cs="Calibri"/>
-                <w:b/>
-                <w:bCs/>
-                <w:color w:val="000000"/>
-              </w:rPr>
-            </w:pPr>
-            <w:r>
-              <w:rPr>
-                <w:rFonts w:ascii="Calibri" w:hAnsi="Calibri" w:eastAsia="Times New Roman" w:cs="Calibri"/>
-                <w:b/>
-                <w:bCs/>
-                <w:color w:val="000000"/>
-              </w:rPr>
-              <w:t>Business Value:</w:t>
-            </w:r>
-          </w:p>
-        </w:tc>
-        <w:tc>
-          <w:tcPr>
-            <w:tcW w:w="2551" w:type="dxa"/>
-            <w:tcBorders>
-              <w:top w:val="nil"/>
-              <w:left w:val="nil"/>
-              <w:bottom w:val="single" w:color="auto" w:sz="4" w:space="0"/>
-              <w:right w:val="single" w:color="auto" w:sz="4" w:space="0"/>
-            </w:tcBorders>
-            <w:shd w:val="clear" w:color="auto" w:fill="auto"/>
-            <w:noWrap/>
-            <w:vAlign w:val="center"/>
-            <w:hideMark/>
-          </w:tcPr>
-          <w:p>
-            <w:pPr>
-              <w:spacing w:after="0" w:line="240" w:lineRule="auto"/>
-              <w:rPr>
-                <w:rFonts w:ascii="Calibri" w:hAnsi="Calibri" w:eastAsia="Times New Roman" w:cs="Calibri"/>
-                <w:color w:val="000000"/>
-              </w:rPr>
-            </w:pPr>
-            <w:r>
-              <w:rPr>
-                <w:rFonts w:ascii="Calibri" w:hAnsi="Calibri" w:eastAsia="Times New Roman" w:cs="Calibri"/>
-                <w:color w:val="000000"/>
-              </w:rPr>
-              <w:t>1-5</w:t>
-            </w:r>
-          </w:p>
-        </w:tc>
-        <w:tc>
-          <w:tcPr>
-            <w:tcW w:w="1985" w:type="dxa"/>
-            <w:tcBorders>
-              <w:top w:val="nil"/>
-              <w:left w:val="nil"/>
-              <w:bottom w:val="single" w:color="auto" w:sz="4" w:space="0"/>
-              <w:right w:val="single" w:color="auto" w:sz="4" w:space="0"/>
-            </w:tcBorders>
-            <w:shd w:val="clear" w:color="auto" w:fill="BFBFBF" w:themeFill="background1" w:themeFillShade="BF"/>
-            <w:noWrap/>
-            <w:vAlign w:val="center"/>
-            <w:hideMark/>
-          </w:tcPr>
-          <w:p>
-            <w:pPr>
-              <w:spacing w:after="0" w:line="240" w:lineRule="auto"/>
-              <w:rPr>
-                <w:rFonts w:ascii="Calibri" w:hAnsi="Calibri" w:eastAsia="Times New Roman" w:cs="Calibri"/>
-                <w:b/>
-                <w:bCs/>
-                <w:color w:val="000000"/>
-              </w:rPr>
-            </w:pPr>
-            <w:r>
-              <w:rPr>
-                <w:rFonts w:ascii="Calibri" w:hAnsi="Calibri" w:eastAsia="Times New Roman" w:cs="Calibri"/>
-                <w:b/>
-                <w:bCs/>
-                <w:color w:val="000000"/>
-              </w:rPr>
-              <w:t>Story Points:</w:t>
-            </w:r>
-          </w:p>
-        </w:tc>
-        <w:tc>
-          <w:tcPr>
-            <w:tcW w:w="2509" w:type="dxa"/>
-            <w:tcBorders>
-              <w:top w:val="nil"/>
-              <w:left w:val="nil"/>
-              <w:bottom w:val="single" w:color="auto" w:sz="4" w:space="0"/>
-              <w:right w:val="single" w:color="auto" w:sz="4" w:space="0"/>
-            </w:tcBorders>
-            <w:shd w:val="clear" w:color="auto" w:fill="auto"/>
-            <w:noWrap/>
-            <w:vAlign w:val="center"/>
-            <w:hideMark/>
-          </w:tcPr>
-          <w:p>
-            <w:pPr>
-              <w:spacing w:after="0" w:line="240" w:lineRule="auto"/>
-              <w:rPr>
-                <w:rFonts w:ascii="Calibri" w:hAnsi="Calibri" w:eastAsia="Times New Roman" w:cs="Calibri"/>
-                <w:color w:val="000000"/>
-              </w:rPr>
-            </w:pPr>
-            <w:r>
-              <w:rPr>
-                <w:rFonts w:ascii="Calibri" w:hAnsi="Calibri" w:eastAsia="Times New Roman" w:cs="Calibri"/>
-                <w:color w:val="000000"/>
-              </w:rPr>
-              <w:t>0,0.5,1,2,3,5,8,13,20</w:t>
-            </w:r>
-          </w:p>
-        </w:tc>
-      </w:tr>
-      <w:tr>
-        <w:trPr>
-          <w:trHeight w:val="567"/>
-        </w:trPr>
-        <w:tc>
-          <w:tcPr>
-            <w:tcW w:w="9025" w:type="dxa"/>
-            <w:gridSpan w:val="4"/>
-            <w:tcBorders>
-              <w:top w:val="single" w:color="auto" w:sz="4" w:space="0"/>
-              <w:left w:val="single" w:color="auto" w:sz="4" w:space="0"/>
-              <w:bottom w:val="single" w:color="auto" w:sz="4" w:space="0"/>
-              <w:right w:val="single" w:color="auto" w:sz="4" w:space="0"/>
-            </w:tcBorders>
-            <w:shd w:val="clear" w:color="auto" w:fill="BFBFBF" w:themeFill="background1" w:themeFillShade="BF"/>
-            <w:noWrap/>
-            <w:vAlign w:val="center"/>
-            <w:hideMark/>
-          </w:tcPr>
-          <w:p>
-            <w:pPr>
-              <w:spacing w:after="0" w:line="240" w:lineRule="auto"/>
-              <w:rPr>
-                <w:rFonts w:ascii="Calibri" w:hAnsi="Calibri" w:eastAsia="Times New Roman" w:cs="Calibri"/>
-                <w:color w:val="000000"/>
-              </w:rPr>
-            </w:pPr>
-            <w:r>
-              <w:rPr>
-                <w:rFonts w:ascii="Calibri" w:hAnsi="Calibri" w:eastAsia="Times New Roman" w:cs="Calibri"/>
-                <w:b/>
-                <w:bCs/>
-                <w:color w:val="000000"/>
-              </w:rPr>
-              <w:t>Acceptatiecriteria</w:t>
-            </w:r>
-            <w:r>
-              <w:rPr>
-                <w:rFonts w:ascii="Calibri" w:hAnsi="Calibri" w:eastAsia="Times New Roman" w:cs="Calibri"/>
-                <w:color w:val="000000"/>
-              </w:rPr>
-              <w:t>:</w:t>
-            </w:r>
-          </w:p>
-        </w:tc>
-      </w:tr>
-      <w:tr>
-        <w:trPr>
-          <w:trHeight w:val="567"/>
-        </w:trPr>
-        <w:tc>
-          <w:tcPr>
-            <w:tcW w:w="9025" w:type="dxa"/>
-            <w:gridSpan w:val="4"/>
-            <w:tcBorders>
-              <w:top w:val="single" w:color="auto" w:sz="4" w:space="0"/>
-              <w:left w:val="single" w:color="auto" w:sz="4" w:space="0"/>
-              <w:bottom w:val="single" w:color="auto" w:sz="4" w:space="0"/>
-              <w:right w:val="single" w:color="auto" w:sz="4" w:space="0"/>
-            </w:tcBorders>
-            <w:shd w:val="clear" w:color="auto" w:fill="auto"/>
-            <w:noWrap/>
-            <w:vAlign w:val="center"/>
-            <w:hideMark/>
-          </w:tcPr>
-          <w:p>
-            <w:pPr>
-              <w:pStyle w:val="Lijstalinea"/>
-              <w:numPr>
-                <w:ilvl w:val="0"/>
-                <w:numId w:val="31"/>
-              </w:numPr>
-              <w:spacing w:before="240" w:line="240" w:lineRule="auto"/>
-              <w:rPr>
-                <w:rFonts w:ascii="Calibri" w:hAnsi="Calibri" w:eastAsia="Times New Roman" w:cs="Calibri"/>
-                <w:color w:val="000000"/>
-              </w:rPr>
-            </w:pPr>
-            <w:r>
-              <w:rPr>
-                <w:rFonts w:ascii="Calibri" w:hAnsi="Calibri" w:eastAsia="Times New Roman" w:cs="Calibri"/>
-                <w:color w:val="000000"/>
-              </w:rPr>
-              <w:t>Criteria 1…</w:t>
-            </w:r>
-          </w:p>
-          <w:p>
-            <w:pPr>
-              <w:pStyle w:val="Lijstalinea"/>
-              <w:numPr>
-                <w:ilvl w:val="0"/>
-                <w:numId w:val="31"/>
-              </w:numPr>
-              <w:spacing w:before="240" w:line="240" w:lineRule="auto"/>
-              <w:rPr>
-                <w:rFonts w:ascii="Calibri" w:hAnsi="Calibri" w:eastAsia="Times New Roman" w:cs="Calibri"/>
-                <w:color w:val="000000"/>
-              </w:rPr>
-            </w:pPr>
-            <w:r>
-              <w:rPr>
-                <w:rFonts w:ascii="Calibri" w:hAnsi="Calibri" w:eastAsia="Times New Roman" w:cs="Calibri"/>
-                <w:color w:val="000000"/>
-              </w:rPr>
-              <w:t>Criteria 2…</w:t>
-            </w:r>
-          </w:p>
-          <w:p>
-            <w:pPr>
-              <w:pStyle w:val="Lijstalinea"/>
-              <w:numPr>
-                <w:ilvl w:val="0"/>
-                <w:numId w:val="31"/>
-              </w:numPr>
-              <w:spacing w:before="240" w:line="240" w:lineRule="auto"/>
-              <w:rPr>
-                <w:rFonts w:ascii="Calibri" w:hAnsi="Calibri" w:eastAsia="Times New Roman" w:cs="Calibri"/>
-                <w:color w:val="000000"/>
-              </w:rPr>
-            </w:pPr>
-            <w:r>
-              <w:rPr>
-                <w:rFonts w:ascii="Calibri" w:hAnsi="Calibri" w:eastAsia="Times New Roman" w:cs="Calibri"/>
-                <w:color w:val="000000"/>
-              </w:rPr>
-              <w:t>Criteria 3…</w:t>
-            </w:r>
-          </w:p>
-          <w:p>
-            <w:pPr>
-              <w:pStyle w:val="Lijstalinea"/>
-              <w:numPr>
-                <w:ilvl w:val="0"/>
-                <w:numId w:val="31"/>
-              </w:numPr>
-              <w:spacing w:before="240" w:line="240" w:lineRule="auto"/>
-              <w:rPr>
-                <w:rFonts w:ascii="Calibri" w:hAnsi="Calibri" w:eastAsia="Times New Roman" w:cs="Calibri"/>
-                <w:color w:val="000000"/>
-              </w:rPr>
-            </w:pPr>
-            <w:r>
-              <w:rPr>
-                <w:rFonts w:ascii="Calibri" w:hAnsi="Calibri" w:eastAsia="Times New Roman" w:cs="Calibri"/>
-                <w:color w:val="000000"/>
-              </w:rPr>
-              <w:t>Etc.</w:t>
-            </w:r>
-          </w:p>
-        </w:tc>
-      </w:tr>
-    </w:tbl>
-    <w:p/>
-    <w:tbl>
-      <w:tblPr>
-        <w:tblW w:w="9025" w:type="dxa"/>
-        <w:tblLook w:val="04A0" w:firstRow="1" w:lastRow="0" w:firstColumn="1" w:lastColumn="0" w:noHBand="0" w:noVBand="1"/>
-      </w:tblPr>
-      <w:tblGrid>
-        <w:gridCol w:w="1980"/>
-        <w:gridCol w:w="2551"/>
-        <w:gridCol w:w="1985"/>
-        <w:gridCol w:w="2509"/>
-      </w:tblGrid>
-      <w:tr>
-        <w:trPr>
-          <w:trHeight w:val="567"/>
-        </w:trPr>
-        <w:tc>
-          <w:tcPr>
-            <w:tcW w:w="1980" w:type="dxa"/>
-            <w:tcBorders>
-              <w:top w:val="single" w:color="auto" w:sz="4" w:space="0"/>
-              <w:left w:val="single" w:color="auto" w:sz="4" w:space="0"/>
-              <w:bottom w:val="single" w:color="auto" w:sz="4" w:space="0"/>
-              <w:right w:val="single" w:color="auto" w:sz="4" w:space="0"/>
-            </w:tcBorders>
-            <w:shd w:val="clear" w:color="auto" w:fill="BFBFBF" w:themeFill="background1" w:themeFillShade="BF"/>
-            <w:noWrap/>
-            <w:vAlign w:val="center"/>
-          </w:tcPr>
-          <w:p>
-            <w:pPr>
-              <w:spacing w:after="0" w:line="240" w:lineRule="auto"/>
-              <w:rPr>
-                <w:rFonts w:ascii="Calibri" w:hAnsi="Calibri" w:eastAsia="Times New Roman" w:cs="Calibri"/>
-                <w:b/>
-                <w:bCs/>
-                <w:color w:val="000000"/>
-              </w:rPr>
-            </w:pPr>
-            <w:r>
-              <w:rPr>
-                <w:rFonts w:ascii="Calibri" w:hAnsi="Calibri" w:eastAsia="Times New Roman" w:cs="Calibri"/>
-                <w:b/>
-                <w:bCs/>
-                <w:color w:val="000000"/>
-              </w:rPr>
-              <w:lastRenderedPageBreak/>
-              <w:t>Naam student:</w:t>
-            </w:r>
-          </w:p>
-        </w:tc>
-        <w:tc>
-          <w:tcPr>
-            <w:tcW w:w="7045" w:type="dxa"/>
-            <w:gridSpan w:val="3"/>
-            <w:tcBorders>
-              <w:top w:val="single" w:color="auto" w:sz="4" w:space="0"/>
-              <w:left w:val="single" w:color="auto" w:sz="4" w:space="0"/>
-              <w:bottom w:val="single" w:color="auto" w:sz="4" w:space="0"/>
-              <w:right w:val="single" w:color="auto" w:sz="4" w:space="0"/>
-            </w:tcBorders>
-            <w:shd w:val="clear" w:color="auto" w:fill="auto"/>
-            <w:vAlign w:val="center"/>
-          </w:tcPr>
-          <w:p>
-            <w:pPr>
-              <w:spacing w:after="0" w:line="240" w:lineRule="auto"/>
-              <w:rPr>
-                <w:rFonts w:ascii="Calibri" w:hAnsi="Calibri" w:eastAsia="Times New Roman" w:cs="Calibri"/>
-                <w:color w:val="000000"/>
-              </w:rPr>
-            </w:pPr>
-          </w:p>
-        </w:tc>
-      </w:tr>
-      <w:tr>
-        <w:trPr>
-          <w:trHeight w:val="567"/>
-        </w:trPr>
-        <w:tc>
-          <w:tcPr>
-            <w:tcW w:w="1980" w:type="dxa"/>
-            <w:tcBorders>
-              <w:top w:val="single" w:color="auto" w:sz="4" w:space="0"/>
-              <w:left w:val="single" w:color="auto" w:sz="4" w:space="0"/>
-              <w:bottom w:val="single" w:color="auto" w:sz="4" w:space="0"/>
-              <w:right w:val="single" w:color="auto" w:sz="4" w:space="0"/>
-            </w:tcBorders>
-            <w:shd w:val="clear" w:color="auto" w:fill="BFBFBF" w:themeFill="background1" w:themeFillShade="BF"/>
-            <w:noWrap/>
-            <w:vAlign w:val="center"/>
-            <w:hideMark/>
-          </w:tcPr>
-          <w:p>
-            <w:pPr>
-              <w:spacing w:after="0" w:line="240" w:lineRule="auto"/>
-              <w:rPr>
-                <w:rFonts w:ascii="Calibri" w:hAnsi="Calibri" w:eastAsia="Times New Roman" w:cs="Calibri"/>
-                <w:color w:val="000000"/>
-              </w:rPr>
-            </w:pPr>
-            <w:r>
-              <w:rPr>
-                <w:rFonts w:ascii="Calibri" w:hAnsi="Calibri" w:eastAsia="Times New Roman" w:cs="Calibri"/>
-                <w:b/>
-                <w:bCs/>
-                <w:color w:val="000000"/>
-              </w:rPr>
-              <w:t>Nummer &amp; T</w:t>
-            </w:r>
-            <w:r>
-              <w:rPr>
-                <w:rFonts w:ascii="Calibri" w:hAnsi="Calibri" w:eastAsia="Times New Roman" w:cs="Calibri"/>
-                <w:b/>
-                <w:bCs/>
-                <w:color w:val="000000"/>
-              </w:rPr>
-              <w:t>itel</w:t>
-            </w:r>
-            <w:r>
-              <w:rPr>
-                <w:rFonts w:ascii="Calibri" w:hAnsi="Calibri" w:eastAsia="Times New Roman" w:cs="Calibri"/>
-                <w:color w:val="000000"/>
-              </w:rPr>
-              <w:t>:</w:t>
-            </w:r>
-          </w:p>
-        </w:tc>
-        <w:tc>
-          <w:tcPr>
-            <w:tcW w:w="7045" w:type="dxa"/>
-            <w:gridSpan w:val="3"/>
-            <w:tcBorders>
-              <w:top w:val="single" w:color="auto" w:sz="4" w:space="0"/>
-              <w:left w:val="single" w:color="auto" w:sz="4" w:space="0"/>
-              <w:bottom w:val="single" w:color="auto" w:sz="4" w:space="0"/>
-              <w:right w:val="single" w:color="auto" w:sz="4" w:space="0"/>
-            </w:tcBorders>
-            <w:shd w:val="clear" w:color="auto" w:fill="auto"/>
-            <w:vAlign w:val="center"/>
-          </w:tcPr>
-          <w:p>
-            <w:pPr>
-              <w:spacing w:after="0" w:line="240" w:lineRule="auto"/>
-              <w:rPr>
-                <w:rFonts w:ascii="Calibri" w:hAnsi="Calibri" w:eastAsia="Times New Roman" w:cs="Calibri"/>
-                <w:color w:val="000000"/>
-              </w:rPr>
-            </w:pPr>
-            <w:r>
-              <w:rPr>
-                <w:rFonts w:ascii="Calibri" w:hAnsi="Calibri" w:eastAsia="Times New Roman" w:cs="Calibri"/>
-                <w:color w:val="000000"/>
-              </w:rPr>
-              <w:t>…</w:t>
-            </w:r>
-          </w:p>
-        </w:tc>
-      </w:tr>
-      <w:tr>
-        <w:trPr>
-          <w:trHeight w:val="567"/>
-        </w:trPr>
-        <w:tc>
-          <w:tcPr>
-            <w:tcW w:w="9025" w:type="dxa"/>
-            <w:gridSpan w:val="4"/>
-            <w:tcBorders>
-              <w:top w:val="single" w:color="auto" w:sz="4" w:space="0"/>
-              <w:left w:val="single" w:color="auto" w:sz="4" w:space="0"/>
-              <w:bottom w:val="single" w:color="auto" w:sz="4" w:space="0"/>
-              <w:right w:val="single" w:color="auto" w:sz="4" w:space="0"/>
-            </w:tcBorders>
-            <w:shd w:val="clear" w:color="auto" w:fill="BFBFBF" w:themeFill="background1" w:themeFillShade="BF"/>
-            <w:noWrap/>
-            <w:vAlign w:val="center"/>
-            <w:hideMark/>
-          </w:tcPr>
-          <w:p>
-            <w:pPr>
-              <w:spacing w:after="0" w:line="240" w:lineRule="auto"/>
-              <w:rPr>
-                <w:rFonts w:ascii="Calibri" w:hAnsi="Calibri" w:eastAsia="Times New Roman" w:cs="Calibri"/>
-                <w:color w:val="000000"/>
-              </w:rPr>
-            </w:pPr>
-            <w:r>
-              <w:rPr>
-                <w:rFonts w:ascii="Calibri" w:hAnsi="Calibri" w:eastAsia="Times New Roman" w:cs="Calibri"/>
-                <w:b/>
-                <w:bCs/>
-                <w:color w:val="000000"/>
-              </w:rPr>
-              <w:t>Omschrijving</w:t>
-            </w:r>
-            <w:r>
-              <w:rPr>
-                <w:rFonts w:ascii="Calibri" w:hAnsi="Calibri" w:eastAsia="Times New Roman" w:cs="Calibri"/>
-                <w:color w:val="000000"/>
-              </w:rPr>
-              <w:t>:</w:t>
-            </w:r>
-          </w:p>
-        </w:tc>
-      </w:tr>
-      <w:tr>
-        <w:trPr>
-          <w:trHeight w:val="567"/>
-        </w:trPr>
-        <w:tc>
-          <w:tcPr>
-            <w:tcW w:w="9025" w:type="dxa"/>
-            <w:gridSpan w:val="4"/>
-            <w:tcBorders>
-              <w:top w:val="single" w:color="auto" w:sz="4" w:space="0"/>
-              <w:left w:val="single" w:color="auto" w:sz="4" w:space="0"/>
-              <w:bottom w:val="single" w:color="auto" w:sz="4" w:space="0"/>
-              <w:right w:val="single" w:color="auto" w:sz="4" w:space="0"/>
-            </w:tcBorders>
-            <w:shd w:val="clear" w:color="auto" w:fill="auto"/>
-            <w:noWrap/>
-            <w:vAlign w:val="center"/>
-            <w:hideMark/>
-          </w:tcPr>
-          <w:p>
-            <w:pPr>
-              <w:spacing w:after="0" w:line="240" w:lineRule="auto"/>
-              <w:rPr>
-                <w:rFonts w:ascii="Calibri" w:hAnsi="Calibri" w:eastAsia="Times New Roman" w:cs="Calibri"/>
-                <w:color w:val="000000"/>
-              </w:rPr>
-            </w:pPr>
-            <w:r>
-              <w:rPr>
-                <w:rFonts w:ascii="Calibri" w:hAnsi="Calibri" w:eastAsia="Times New Roman" w:cs="Calibri"/>
-                <w:color w:val="000000"/>
-              </w:rPr>
-              <w:t>Als … wil ik … zodat …</w:t>
-            </w:r>
-          </w:p>
-        </w:tc>
-      </w:tr>
-      <w:tr>
-        <w:trPr>
-          <w:trHeight w:val="567"/>
-        </w:trPr>
-        <w:tc>
-          <w:tcPr>
-            <w:tcW w:w="1980" w:type="dxa"/>
-            <w:tcBorders>
-              <w:top w:val="single" w:color="auto" w:sz="4" w:space="0"/>
-              <w:left w:val="single" w:color="auto" w:sz="4" w:space="0"/>
-              <w:bottom w:val="single" w:color="auto" w:sz="4" w:space="0"/>
-              <w:right w:val="single" w:color="auto" w:sz="4" w:space="0"/>
-            </w:tcBorders>
-            <w:shd w:val="clear" w:color="auto" w:fill="BFBFBF" w:themeFill="background1" w:themeFillShade="BF"/>
-            <w:noWrap/>
-            <w:vAlign w:val="center"/>
-            <w:hideMark/>
-          </w:tcPr>
-          <w:p>
-            <w:pPr>
-              <w:spacing w:after="0" w:line="240" w:lineRule="auto"/>
-              <w:rPr>
-                <w:rFonts w:ascii="Calibri" w:hAnsi="Calibri" w:eastAsia="Times New Roman" w:cs="Calibri"/>
-                <w:b/>
-                <w:bCs/>
-                <w:color w:val="000000"/>
-              </w:rPr>
-            </w:pPr>
-            <w:r>
-              <w:rPr>
-                <w:rFonts w:ascii="Calibri" w:hAnsi="Calibri" w:eastAsia="Times New Roman" w:cs="Calibri"/>
-                <w:b/>
-                <w:bCs/>
-                <w:color w:val="000000"/>
-              </w:rPr>
-              <w:t>Business Value:</w:t>
-            </w:r>
-          </w:p>
-        </w:tc>
-        <w:tc>
-          <w:tcPr>
-            <w:tcW w:w="2551" w:type="dxa"/>
-            <w:tcBorders>
-              <w:top w:val="nil"/>
-              <w:left w:val="nil"/>
-              <w:bottom w:val="single" w:color="auto" w:sz="4" w:space="0"/>
-              <w:right w:val="single" w:color="auto" w:sz="4" w:space="0"/>
-            </w:tcBorders>
-            <w:shd w:val="clear" w:color="auto" w:fill="auto"/>
-            <w:noWrap/>
-            <w:vAlign w:val="center"/>
-            <w:hideMark/>
-          </w:tcPr>
-          <w:p>
-            <w:pPr>
-              <w:spacing w:after="0" w:line="240" w:lineRule="auto"/>
-              <w:rPr>
-                <w:rFonts w:ascii="Calibri" w:hAnsi="Calibri" w:eastAsia="Times New Roman" w:cs="Calibri"/>
-                <w:color w:val="000000"/>
-              </w:rPr>
-            </w:pPr>
-            <w:r>
-              <w:rPr>
-                <w:rFonts w:ascii="Calibri" w:hAnsi="Calibri" w:eastAsia="Times New Roman" w:cs="Calibri"/>
-                <w:color w:val="000000"/>
-              </w:rPr>
-              <w:t>1-5</w:t>
-            </w:r>
-          </w:p>
-        </w:tc>
-        <w:tc>
-          <w:tcPr>
-            <w:tcW w:w="1985" w:type="dxa"/>
-            <w:tcBorders>
-              <w:top w:val="nil"/>
-              <w:left w:val="nil"/>
-              <w:bottom w:val="single" w:color="auto" w:sz="4" w:space="0"/>
-              <w:right w:val="single" w:color="auto" w:sz="4" w:space="0"/>
-            </w:tcBorders>
-            <w:shd w:val="clear" w:color="auto" w:fill="BFBFBF" w:themeFill="background1" w:themeFillShade="BF"/>
-            <w:noWrap/>
-            <w:vAlign w:val="center"/>
-            <w:hideMark/>
-          </w:tcPr>
-          <w:p>
-            <w:pPr>
-              <w:spacing w:after="0" w:line="240" w:lineRule="auto"/>
-              <w:rPr>
-                <w:rFonts w:ascii="Calibri" w:hAnsi="Calibri" w:eastAsia="Times New Roman" w:cs="Calibri"/>
-                <w:b/>
-                <w:bCs/>
-                <w:color w:val="000000"/>
-              </w:rPr>
-            </w:pPr>
-            <w:r>
-              <w:rPr>
-                <w:rFonts w:ascii="Calibri" w:hAnsi="Calibri" w:eastAsia="Times New Roman" w:cs="Calibri"/>
-                <w:b/>
-                <w:bCs/>
-                <w:color w:val="000000"/>
-              </w:rPr>
-              <w:t>Story Points:</w:t>
-            </w:r>
-          </w:p>
-        </w:tc>
-        <w:tc>
-          <w:tcPr>
-            <w:tcW w:w="2509" w:type="dxa"/>
-            <w:tcBorders>
-              <w:top w:val="nil"/>
-              <w:left w:val="nil"/>
-              <w:bottom w:val="single" w:color="auto" w:sz="4" w:space="0"/>
-              <w:right w:val="single" w:color="auto" w:sz="4" w:space="0"/>
-            </w:tcBorders>
-            <w:shd w:val="clear" w:color="auto" w:fill="auto"/>
-            <w:noWrap/>
-            <w:vAlign w:val="center"/>
-            <w:hideMark/>
-          </w:tcPr>
-          <w:p>
-            <w:pPr>
-              <w:spacing w:after="0" w:line="240" w:lineRule="auto"/>
-              <w:rPr>
-                <w:rFonts w:ascii="Calibri" w:hAnsi="Calibri" w:eastAsia="Times New Roman" w:cs="Calibri"/>
-                <w:color w:val="000000"/>
-              </w:rPr>
-            </w:pPr>
-            <w:r>
-              <w:rPr>
-                <w:rFonts w:ascii="Calibri" w:hAnsi="Calibri" w:eastAsia="Times New Roman" w:cs="Calibri"/>
-                <w:color w:val="000000"/>
-              </w:rPr>
-              <w:t>0,0.5,1,2,3,5,8,13,20</w:t>
-            </w:r>
-          </w:p>
-        </w:tc>
-      </w:tr>
-      <w:tr>
-        <w:trPr>
-          <w:trHeight w:val="567"/>
-        </w:trPr>
-        <w:tc>
-          <w:tcPr>
-            <w:tcW w:w="9025" w:type="dxa"/>
-            <w:gridSpan w:val="4"/>
-            <w:tcBorders>
-              <w:top w:val="single" w:color="auto" w:sz="4" w:space="0"/>
-              <w:left w:val="single" w:color="auto" w:sz="4" w:space="0"/>
-              <w:bottom w:val="single" w:color="auto" w:sz="4" w:space="0"/>
-              <w:right w:val="single" w:color="auto" w:sz="4" w:space="0"/>
-            </w:tcBorders>
-            <w:shd w:val="clear" w:color="auto" w:fill="BFBFBF" w:themeFill="background1" w:themeFillShade="BF"/>
-            <w:noWrap/>
-            <w:vAlign w:val="center"/>
-            <w:hideMark/>
-          </w:tcPr>
-          <w:p>
-            <w:pPr>
-              <w:spacing w:after="0" w:line="240" w:lineRule="auto"/>
-              <w:rPr>
-                <w:rFonts w:ascii="Calibri" w:hAnsi="Calibri" w:eastAsia="Times New Roman" w:cs="Calibri"/>
-                <w:color w:val="000000"/>
-              </w:rPr>
-            </w:pPr>
-            <w:r>
-              <w:rPr>
-                <w:rFonts w:ascii="Calibri" w:hAnsi="Calibri" w:eastAsia="Times New Roman" w:cs="Calibri"/>
-                <w:b/>
-                <w:bCs/>
-                <w:color w:val="000000"/>
-              </w:rPr>
-              <w:t>Acceptatiecriteria</w:t>
-            </w:r>
-            <w:r>
-              <w:rPr>
-                <w:rFonts w:ascii="Calibri" w:hAnsi="Calibri" w:eastAsia="Times New Roman" w:cs="Calibri"/>
-                <w:color w:val="000000"/>
-              </w:rPr>
-              <w:t>:</w:t>
-            </w:r>
-          </w:p>
-        </w:tc>
-      </w:tr>
-      <w:tr>
-        <w:trPr>
-          <w:trHeight w:val="567"/>
-        </w:trPr>
-        <w:tc>
-          <w:tcPr>
-            <w:tcW w:w="9025" w:type="dxa"/>
-            <w:gridSpan w:val="4"/>
-            <w:tcBorders>
-              <w:top w:val="single" w:color="auto" w:sz="4" w:space="0"/>
-              <w:left w:val="single" w:color="auto" w:sz="4" w:space="0"/>
-              <w:bottom w:val="single" w:color="auto" w:sz="4" w:space="0"/>
-              <w:right w:val="single" w:color="auto" w:sz="4" w:space="0"/>
-            </w:tcBorders>
-            <w:shd w:val="clear" w:color="auto" w:fill="auto"/>
-            <w:noWrap/>
-            <w:vAlign w:val="center"/>
-            <w:hideMark/>
-          </w:tcPr>
-          <w:p>
-            <w:pPr>
-              <w:pStyle w:val="Lijstalinea"/>
-              <w:numPr>
-                <w:ilvl w:val="0"/>
-                <w:numId w:val="31"/>
-              </w:numPr>
-              <w:spacing w:before="240" w:line="240" w:lineRule="auto"/>
-              <w:rPr>
-                <w:rFonts w:ascii="Calibri" w:hAnsi="Calibri" w:eastAsia="Times New Roman" w:cs="Calibri"/>
-                <w:color w:val="000000"/>
-              </w:rPr>
-            </w:pPr>
-            <w:r>
-              <w:rPr>
-                <w:rFonts w:ascii="Calibri" w:hAnsi="Calibri" w:eastAsia="Times New Roman" w:cs="Calibri"/>
-                <w:color w:val="000000"/>
-              </w:rPr>
-              <w:t>Criteria 1…</w:t>
-            </w:r>
-          </w:p>
-          <w:p>
-            <w:pPr>
-              <w:pStyle w:val="Lijstalinea"/>
-              <w:numPr>
-                <w:ilvl w:val="0"/>
-                <w:numId w:val="31"/>
-              </w:numPr>
-              <w:spacing w:before="240" w:line="240" w:lineRule="auto"/>
-              <w:rPr>
-                <w:rFonts w:ascii="Calibri" w:hAnsi="Calibri" w:eastAsia="Times New Roman" w:cs="Calibri"/>
-                <w:color w:val="000000"/>
-              </w:rPr>
-            </w:pPr>
-            <w:r>
-              <w:rPr>
-                <w:rFonts w:ascii="Calibri" w:hAnsi="Calibri" w:eastAsia="Times New Roman" w:cs="Calibri"/>
-                <w:color w:val="000000"/>
-              </w:rPr>
-              <w:t>Criteria 2…</w:t>
-            </w:r>
-          </w:p>
-          <w:p>
-            <w:pPr>
-              <w:pStyle w:val="Lijstalinea"/>
-              <w:numPr>
-                <w:ilvl w:val="0"/>
-                <w:numId w:val="31"/>
-              </w:numPr>
-              <w:spacing w:before="240" w:line="240" w:lineRule="auto"/>
-              <w:rPr>
-                <w:rFonts w:ascii="Calibri" w:hAnsi="Calibri" w:eastAsia="Times New Roman" w:cs="Calibri"/>
-                <w:color w:val="000000"/>
-              </w:rPr>
-            </w:pPr>
-            <w:r>
-              <w:rPr>
-                <w:rFonts w:ascii="Calibri" w:hAnsi="Calibri" w:eastAsia="Times New Roman" w:cs="Calibri"/>
-                <w:color w:val="000000"/>
-              </w:rPr>
-              <w:t>Criteria 3…</w:t>
-            </w:r>
-          </w:p>
-          <w:p>
-            <w:pPr>
-              <w:pStyle w:val="Lijstalinea"/>
-              <w:numPr>
-                <w:ilvl w:val="0"/>
-                <w:numId w:val="31"/>
-              </w:numPr>
-              <w:spacing w:before="240" w:line="240" w:lineRule="auto"/>
-              <w:rPr>
-                <w:rFonts w:ascii="Calibri" w:hAnsi="Calibri" w:eastAsia="Times New Roman" w:cs="Calibri"/>
-                <w:color w:val="000000"/>
-              </w:rPr>
-            </w:pPr>
-            <w:r>
-              <w:rPr>
-                <w:rFonts w:ascii="Calibri" w:hAnsi="Calibri" w:eastAsia="Times New Roman" w:cs="Calibri"/>
-                <w:color w:val="000000"/>
-              </w:rPr>
-              <w:t>Etc.</w:t>
-            </w:r>
-          </w:p>
-        </w:tc>
-      </w:tr>
-    </w:tbl>
-    <w:p/>
-    <w:p>
-      <w:r>
-        <w:br w:type="page"/>
-      </w:r>
-    </w:p>
-    <w:p>
-      <w:pPr>
-        <w:pStyle w:val="Kop1"/>
-        <w:jc w:val="left"/>
-      </w:pPr>
-      <w:bookmarkStart w:name="_Toc183594793" w:id="8"/>
-      <w:r>
-        <w:lastRenderedPageBreak/>
-        <w:t>Sprint 02</w:t>
-      </w:r>
-      <w:bookmarkEnd w:id="8"/>
-    </w:p>
-    <w:p>
-      <w:pPr>
-        <w:pStyle w:val="Kop2"/>
-        <w:rPr>
-          <w:i/>
-          <w:iCs/>
-        </w:rPr>
-      </w:pPr>
-      <w:bookmarkStart w:name="_Toc183594794" w:id="9"/>
-      <w:r>
-        <w:t xml:space="preserve">1. </w:t>
-      </w:r>
-      <w:r>
-        <w:t>De realisatie (proces)</w:t>
-      </w:r>
-      <w:bookmarkEnd w:id="9"/>
-    </w:p>
-    <w:p>
-      <w:pPr>
-        <w:rPr>
-          <w:i/>
-          <w:iCs/>
-          <w:color w:val="000000" w:themeColor="text1"/>
-        </w:rPr>
-      </w:pPr>
-      <w:r>
-        <w:rPr>
-          <w:i/>
-          <w:iCs/>
-          <w:color w:val="000000" w:themeColor="text1"/>
-        </w:rPr>
-        <w:t>…</w:t>
-      </w:r>
-      <w:r>
-        <w:rPr>
-          <w:i/>
-          <w:iCs/>
-          <w:color w:val="000000" w:themeColor="text1"/>
-        </w:rPr>
-        <w:br/>
-      </w:r>
-    </w:p>
-    <w:p>
-      <w:pPr>
-        <w:pStyle w:val="Kop2"/>
-      </w:pPr>
-      <w:bookmarkStart w:name="_Toc183594795" w:id="10"/>
-      <w:r>
-        <w:t>2. D</w:t>
-      </w:r>
-      <w:r>
-        <w:t xml:space="preserve">e sprint </w:t>
-      </w:r>
-      <w:proofErr w:type="spellStart"/>
-      <w:r>
-        <w:t>backlog</w:t>
-      </w:r>
-      <w:proofErr w:type="spellEnd"/>
-      <w:r>
-        <w:t xml:space="preserve"> (</w:t>
-      </w:r>
-      <w:r>
-        <w:t>planning</w:t>
-      </w:r>
-      <w:r>
-        <w:t>)</w:t>
-      </w:r>
-      <w:r>
-        <w:t>, voeg een screenshot toe van Trello</w:t>
-      </w:r>
-      <w:bookmarkEnd w:id="10"/>
-    </w:p>
-    <w:p>
-      <w:r>
-        <w:t>…</w:t>
-      </w:r>
-      <w:r>
-        <w:br/>
-      </w:r>
-    </w:p>
-    <w:p>
-      <w:pPr>
-        <w:pStyle w:val="Kop2"/>
-      </w:pPr>
-      <w:bookmarkStart w:name="_Toc183594796" w:id="11"/>
-      <w:r>
-        <w:t>3. Organiseren en uitvoeren van de test(en)</w:t>
-      </w:r>
-      <w:bookmarkEnd w:id="11"/>
-    </w:p>
-    <w:p>
-      <w:r>
-        <w:t>…</w:t>
-      </w:r>
-      <w:r>
-        <w:br/>
-      </w:r>
-    </w:p>
-    <w:p>
-      <w:pPr>
-        <w:pStyle w:val="Kop2"/>
-      </w:pPr>
-      <w:bookmarkStart w:name="_Toc183594797" w:id="12"/>
-      <w:r>
-        <w:t>4. Op basis van test resultaten (product)</w:t>
-      </w:r>
-      <w:bookmarkEnd w:id="12"/>
-    </w:p>
-    <w:p>
-      <w:r>
-        <w:t>…</w:t>
-      </w:r>
-      <w:r>
-        <w:br/>
-      </w:r>
-    </w:p>
-    <w:p>
-      <w:pPr>
-        <w:pStyle w:val="Kop2"/>
-      </w:pPr>
-      <w:bookmarkStart w:name="_Toc183594798" w:id="13"/>
-      <w:r>
-        <w:t>5. R</w:t>
-      </w:r>
-      <w:r>
-        <w:t>eflectie op eigen functioneren</w:t>
-      </w:r>
-      <w:r>
-        <w:t xml:space="preserve"> (samenwerken)</w:t>
-      </w:r>
-      <w:bookmarkEnd w:id="13"/>
-    </w:p>
-    <w:p>
-      <w:r>
-        <w:t>…</w:t>
-      </w:r>
-    </w:p>
-    <w:p/>
-    <w:p>
-      <w:pPr>
-        <w:pStyle w:val="Kop2"/>
-      </w:pPr>
-      <w:bookmarkStart w:name="_Toc183594799" w:id="14"/>
-      <w:r>
-        <w:t>6</w:t>
-      </w:r>
-      <w:r>
-        <w:t xml:space="preserve">. Nieuwe user </w:t>
-      </w:r>
-      <w:proofErr w:type="spellStart"/>
-      <w:r>
-        <w:t>stories</w:t>
-      </w:r>
-      <w:proofErr w:type="spellEnd"/>
-      <w:r>
-        <w:t xml:space="preserve"> op basis van het verbetervoorstel</w:t>
-      </w:r>
-      <w:bookmarkEnd w:id="14"/>
-    </w:p>
-    <w:tbl>
-      <w:tblPr>
-        <w:tblW w:w="9025" w:type="dxa"/>
-        <w:tblInd w:w="5" w:type="dxa"/>
-        <w:tblLook w:val="04A0" w:firstRow="1" w:lastRow="0" w:firstColumn="1" w:lastColumn="0" w:noHBand="0" w:noVBand="1"/>
-      </w:tblPr>
-      <w:tblGrid>
-        <w:gridCol w:w="1980"/>
-        <w:gridCol w:w="2551"/>
-        <w:gridCol w:w="1985"/>
-        <w:gridCol w:w="2509"/>
-      </w:tblGrid>
-      <w:tr>
-        <w:trPr>
-          <w:trHeight w:val="567"/>
-        </w:trPr>
-        <w:tc>
-          <w:tcPr>
-            <w:tcW w:w="1980" w:type="dxa"/>
-            <w:tcBorders>
-              <w:top w:val="single" w:color="auto" w:sz="4" w:space="0"/>
-              <w:left w:val="single" w:color="auto" w:sz="4" w:space="0"/>
-              <w:bottom w:val="single" w:color="auto" w:sz="4" w:space="0"/>
-              <w:right w:val="single" w:color="auto" w:sz="4" w:space="0"/>
-            </w:tcBorders>
-            <w:shd w:val="clear" w:color="auto" w:fill="BFBFBF" w:themeFill="background1" w:themeFillShade="BF"/>
-            <w:noWrap/>
-            <w:vAlign w:val="center"/>
-          </w:tcPr>
-          <w:p>
-            <w:pPr>
-              <w:spacing w:after="0" w:line="240" w:lineRule="auto"/>
-              <w:rPr>
-                <w:rFonts w:ascii="Calibri" w:hAnsi="Calibri" w:eastAsia="Times New Roman" w:cs="Calibri"/>
-                <w:b/>
-                <w:bCs/>
-                <w:color w:val="000000"/>
-              </w:rPr>
-            </w:pPr>
-            <w:r>
-              <w:rPr>
-                <w:rFonts w:ascii="Calibri" w:hAnsi="Calibri" w:eastAsia="Times New Roman" w:cs="Calibri"/>
-                <w:b/>
-                <w:bCs/>
-                <w:color w:val="000000"/>
-              </w:rPr>
-              <w:t>Naam student:</w:t>
-            </w:r>
-          </w:p>
-        </w:tc>
-        <w:tc>
-          <w:tcPr>
-            <w:tcW w:w="7045" w:type="dxa"/>
-            <w:gridSpan w:val="3"/>
-            <w:tcBorders>
-              <w:top w:val="single" w:color="auto" w:sz="4" w:space="0"/>
-              <w:left w:val="single" w:color="auto" w:sz="4" w:space="0"/>
-              <w:bottom w:val="single" w:color="auto" w:sz="4" w:space="0"/>
-              <w:right w:val="single" w:color="auto" w:sz="4" w:space="0"/>
-            </w:tcBorders>
-            <w:shd w:val="clear" w:color="auto" w:fill="auto"/>
-            <w:vAlign w:val="center"/>
-          </w:tcPr>
-          <w:p>
-            <w:pPr>
-              <w:spacing w:after="0" w:line="240" w:lineRule="auto"/>
-              <w:rPr>
-                <w:rFonts w:ascii="Calibri" w:hAnsi="Calibri" w:eastAsia="Times New Roman" w:cs="Calibri"/>
-                <w:color w:val="000000"/>
-              </w:rPr>
-            </w:pPr>
-          </w:p>
-        </w:tc>
-      </w:tr>
-      <w:tr>
-        <w:trPr>
-          <w:trHeight w:val="567"/>
-        </w:trPr>
-        <w:tc>
-          <w:tcPr>
-            <w:tcW w:w="1980" w:type="dxa"/>
-            <w:tcBorders>
-              <w:top w:val="single" w:color="auto" w:sz="4" w:space="0"/>
-              <w:left w:val="single" w:color="auto" w:sz="4" w:space="0"/>
-              <w:bottom w:val="single" w:color="auto" w:sz="4" w:space="0"/>
-              <w:right w:val="single" w:color="auto" w:sz="4" w:space="0"/>
-            </w:tcBorders>
-            <w:shd w:val="clear" w:color="auto" w:fill="BFBFBF" w:themeFill="background1" w:themeFillShade="BF"/>
-            <w:noWrap/>
-            <w:vAlign w:val="center"/>
-            <w:hideMark/>
-          </w:tcPr>
-          <w:p>
-            <w:pPr>
-              <w:spacing w:after="0" w:line="240" w:lineRule="auto"/>
-              <w:rPr>
-                <w:rFonts w:ascii="Calibri" w:hAnsi="Calibri" w:eastAsia="Times New Roman" w:cs="Calibri"/>
-                <w:color w:val="000000"/>
-              </w:rPr>
-            </w:pPr>
-            <w:r>
-              <w:rPr>
-                <w:rFonts w:ascii="Calibri" w:hAnsi="Calibri" w:eastAsia="Times New Roman" w:cs="Calibri"/>
-                <w:b/>
-                <w:bCs/>
-                <w:color w:val="000000"/>
-              </w:rPr>
-              <w:t>Nummer &amp; T</w:t>
-            </w:r>
-            <w:r>
-              <w:rPr>
-                <w:rFonts w:ascii="Calibri" w:hAnsi="Calibri" w:eastAsia="Times New Roman" w:cs="Calibri"/>
-                <w:b/>
-                <w:bCs/>
-                <w:color w:val="000000"/>
-              </w:rPr>
-              <w:t>itel</w:t>
-            </w:r>
-            <w:r>
-              <w:rPr>
-                <w:rFonts w:ascii="Calibri" w:hAnsi="Calibri" w:eastAsia="Times New Roman" w:cs="Calibri"/>
-                <w:color w:val="000000"/>
-              </w:rPr>
-              <w:t>:</w:t>
-            </w:r>
-          </w:p>
-        </w:tc>
-        <w:tc>
-          <w:tcPr>
-            <w:tcW w:w="7045" w:type="dxa"/>
-            <w:gridSpan w:val="3"/>
-            <w:tcBorders>
-              <w:top w:val="single" w:color="auto" w:sz="4" w:space="0"/>
-              <w:left w:val="single" w:color="auto" w:sz="4" w:space="0"/>
-              <w:bottom w:val="single" w:color="auto" w:sz="4" w:space="0"/>
-              <w:right w:val="single" w:color="auto" w:sz="4" w:space="0"/>
-            </w:tcBorders>
-            <w:shd w:val="clear" w:color="auto" w:fill="auto"/>
-            <w:vAlign w:val="center"/>
-          </w:tcPr>
-          <w:p>
-            <w:pPr>
-              <w:spacing w:after="0" w:line="240" w:lineRule="auto"/>
-              <w:rPr>
-                <w:rFonts w:ascii="Calibri" w:hAnsi="Calibri" w:eastAsia="Times New Roman" w:cs="Calibri"/>
-                <w:color w:val="000000"/>
-              </w:rPr>
-            </w:pPr>
-            <w:r>
-              <w:rPr>
-                <w:rFonts w:ascii="Calibri" w:hAnsi="Calibri" w:eastAsia="Times New Roman" w:cs="Calibri"/>
-                <w:color w:val="000000"/>
-              </w:rPr>
-              <w:t>…</w:t>
-            </w:r>
-          </w:p>
-        </w:tc>
-      </w:tr>
-      <w:tr>
-        <w:trPr>
-          <w:trHeight w:val="567"/>
-        </w:trPr>
-        <w:tc>
-          <w:tcPr>
-            <w:tcW w:w="9025" w:type="dxa"/>
-            <w:gridSpan w:val="4"/>
-            <w:tcBorders>
-              <w:top w:val="single" w:color="auto" w:sz="4" w:space="0"/>
-              <w:left w:val="single" w:color="auto" w:sz="4" w:space="0"/>
-              <w:bottom w:val="single" w:color="auto" w:sz="4" w:space="0"/>
-              <w:right w:val="single" w:color="auto" w:sz="4" w:space="0"/>
-            </w:tcBorders>
-            <w:shd w:val="clear" w:color="auto" w:fill="BFBFBF" w:themeFill="background1" w:themeFillShade="BF"/>
-            <w:noWrap/>
-            <w:vAlign w:val="center"/>
-            <w:hideMark/>
-          </w:tcPr>
-          <w:p>
-            <w:pPr>
-              <w:spacing w:after="0" w:line="240" w:lineRule="auto"/>
-              <w:rPr>
-                <w:rFonts w:ascii="Calibri" w:hAnsi="Calibri" w:eastAsia="Times New Roman" w:cs="Calibri"/>
-                <w:color w:val="000000"/>
-              </w:rPr>
-            </w:pPr>
-            <w:r>
-              <w:rPr>
-                <w:rFonts w:ascii="Calibri" w:hAnsi="Calibri" w:eastAsia="Times New Roman" w:cs="Calibri"/>
-                <w:b/>
-                <w:bCs/>
-                <w:color w:val="000000"/>
-              </w:rPr>
-              <w:t>Omschrijving</w:t>
-            </w:r>
-            <w:r>
-              <w:rPr>
-                <w:rFonts w:ascii="Calibri" w:hAnsi="Calibri" w:eastAsia="Times New Roman" w:cs="Calibri"/>
-                <w:color w:val="000000"/>
-              </w:rPr>
-              <w:t>:</w:t>
-            </w:r>
-          </w:p>
-        </w:tc>
-      </w:tr>
-      <w:tr>
-        <w:trPr>
-          <w:trHeight w:val="567"/>
-        </w:trPr>
-        <w:tc>
-          <w:tcPr>
-            <w:tcW w:w="9025" w:type="dxa"/>
-            <w:gridSpan w:val="4"/>
-            <w:tcBorders>
-              <w:top w:val="single" w:color="auto" w:sz="4" w:space="0"/>
-              <w:left w:val="single" w:color="auto" w:sz="4" w:space="0"/>
-              <w:bottom w:val="single" w:color="auto" w:sz="4" w:space="0"/>
-              <w:right w:val="single" w:color="auto" w:sz="4" w:space="0"/>
-            </w:tcBorders>
-            <w:shd w:val="clear" w:color="auto" w:fill="auto"/>
-            <w:noWrap/>
-            <w:vAlign w:val="center"/>
-            <w:hideMark/>
-          </w:tcPr>
-          <w:p>
-            <w:pPr>
-              <w:spacing w:after="0" w:line="240" w:lineRule="auto"/>
-              <w:rPr>
-                <w:rFonts w:ascii="Calibri" w:hAnsi="Calibri" w:eastAsia="Times New Roman" w:cs="Calibri"/>
-                <w:color w:val="000000"/>
-              </w:rPr>
-            </w:pPr>
-            <w:r>
-              <w:rPr>
-                <w:rFonts w:ascii="Calibri" w:hAnsi="Calibri" w:eastAsia="Times New Roman" w:cs="Calibri"/>
-                <w:color w:val="000000"/>
-              </w:rPr>
-              <w:t>Als … wil ik … zodat …</w:t>
-            </w:r>
-          </w:p>
-        </w:tc>
-      </w:tr>
-      <w:tr>
-        <w:trPr>
-          <w:trHeight w:val="567"/>
-        </w:trPr>
-        <w:tc>
-          <w:tcPr>
-            <w:tcW w:w="1980" w:type="dxa"/>
-            <w:tcBorders>
-              <w:top w:val="single" w:color="auto" w:sz="4" w:space="0"/>
-              <w:left w:val="single" w:color="auto" w:sz="4" w:space="0"/>
-              <w:bottom w:val="single" w:color="auto" w:sz="4" w:space="0"/>
-              <w:right w:val="single" w:color="auto" w:sz="4" w:space="0"/>
-            </w:tcBorders>
-            <w:shd w:val="clear" w:color="auto" w:fill="BFBFBF" w:themeFill="background1" w:themeFillShade="BF"/>
-            <w:noWrap/>
-            <w:vAlign w:val="center"/>
-            <w:hideMark/>
-          </w:tcPr>
-          <w:p>
-            <w:pPr>
-              <w:spacing w:after="0" w:line="240" w:lineRule="auto"/>
-              <w:rPr>
-                <w:rFonts w:ascii="Calibri" w:hAnsi="Calibri" w:eastAsia="Times New Roman" w:cs="Calibri"/>
-                <w:b/>
-                <w:bCs/>
-                <w:color w:val="000000"/>
-              </w:rPr>
-            </w:pPr>
-            <w:r>
-              <w:rPr>
-                <w:rFonts w:ascii="Calibri" w:hAnsi="Calibri" w:eastAsia="Times New Roman" w:cs="Calibri"/>
-                <w:b/>
-                <w:bCs/>
-                <w:color w:val="000000"/>
-              </w:rPr>
-              <w:t>Business Value:</w:t>
-            </w:r>
-          </w:p>
-        </w:tc>
-        <w:tc>
-          <w:tcPr>
-            <w:tcW w:w="2551" w:type="dxa"/>
-            <w:tcBorders>
-              <w:top w:val="nil"/>
-              <w:left w:val="nil"/>
-              <w:bottom w:val="single" w:color="auto" w:sz="4" w:space="0"/>
-              <w:right w:val="single" w:color="auto" w:sz="4" w:space="0"/>
-            </w:tcBorders>
-            <w:shd w:val="clear" w:color="auto" w:fill="auto"/>
-            <w:noWrap/>
-            <w:vAlign w:val="center"/>
-            <w:hideMark/>
-          </w:tcPr>
-          <w:p>
-            <w:pPr>
-              <w:spacing w:after="0" w:line="240" w:lineRule="auto"/>
-              <w:rPr>
-                <w:rFonts w:ascii="Calibri" w:hAnsi="Calibri" w:eastAsia="Times New Roman" w:cs="Calibri"/>
-                <w:color w:val="000000"/>
-              </w:rPr>
-            </w:pPr>
-            <w:r>
-              <w:rPr>
-                <w:rFonts w:ascii="Calibri" w:hAnsi="Calibri" w:eastAsia="Times New Roman" w:cs="Calibri"/>
-                <w:color w:val="000000"/>
-              </w:rPr>
-              <w:t>1-5</w:t>
-            </w:r>
-          </w:p>
-        </w:tc>
-        <w:tc>
-          <w:tcPr>
-            <w:tcW w:w="1985" w:type="dxa"/>
-            <w:tcBorders>
-              <w:top w:val="nil"/>
-              <w:left w:val="nil"/>
-              <w:bottom w:val="single" w:color="auto" w:sz="4" w:space="0"/>
-              <w:right w:val="single" w:color="auto" w:sz="4" w:space="0"/>
-            </w:tcBorders>
-            <w:shd w:val="clear" w:color="auto" w:fill="BFBFBF" w:themeFill="background1" w:themeFillShade="BF"/>
-            <w:noWrap/>
-            <w:vAlign w:val="center"/>
-            <w:hideMark/>
-          </w:tcPr>
-          <w:p>
-            <w:pPr>
-              <w:spacing w:after="0" w:line="240" w:lineRule="auto"/>
-              <w:rPr>
-                <w:rFonts w:ascii="Calibri" w:hAnsi="Calibri" w:eastAsia="Times New Roman" w:cs="Calibri"/>
-                <w:b/>
-                <w:bCs/>
-                <w:color w:val="000000"/>
-              </w:rPr>
-            </w:pPr>
-            <w:r>
-              <w:rPr>
-                <w:rFonts w:ascii="Calibri" w:hAnsi="Calibri" w:eastAsia="Times New Roman" w:cs="Calibri"/>
-                <w:b/>
-                <w:bCs/>
-                <w:color w:val="000000"/>
-              </w:rPr>
-              <w:t>Story Points:</w:t>
-            </w:r>
-          </w:p>
-        </w:tc>
-        <w:tc>
-          <w:tcPr>
-            <w:tcW w:w="2509" w:type="dxa"/>
-            <w:tcBorders>
-              <w:top w:val="nil"/>
-              <w:left w:val="nil"/>
-              <w:bottom w:val="single" w:color="auto" w:sz="4" w:space="0"/>
-              <w:right w:val="single" w:color="auto" w:sz="4" w:space="0"/>
-            </w:tcBorders>
-            <w:shd w:val="clear" w:color="auto" w:fill="auto"/>
-            <w:noWrap/>
-            <w:vAlign w:val="center"/>
-            <w:hideMark/>
-          </w:tcPr>
-          <w:p>
-            <w:pPr>
-              <w:spacing w:after="0" w:line="240" w:lineRule="auto"/>
-              <w:rPr>
-                <w:rFonts w:ascii="Calibri" w:hAnsi="Calibri" w:eastAsia="Times New Roman" w:cs="Calibri"/>
-                <w:color w:val="000000"/>
-              </w:rPr>
-            </w:pPr>
-            <w:r>
-              <w:rPr>
-                <w:rFonts w:ascii="Calibri" w:hAnsi="Calibri" w:eastAsia="Times New Roman" w:cs="Calibri"/>
-                <w:color w:val="000000"/>
-              </w:rPr>
-              <w:t>0,0.5,1,2,3,5,8,13,20</w:t>
-            </w:r>
-          </w:p>
-        </w:tc>
-      </w:tr>
-      <w:tr>
-        <w:trPr>
-          <w:trHeight w:val="567"/>
-        </w:trPr>
-        <w:tc>
-          <w:tcPr>
-            <w:tcW w:w="9025" w:type="dxa"/>
-            <w:gridSpan w:val="4"/>
-            <w:tcBorders>
-              <w:top w:val="single" w:color="auto" w:sz="4" w:space="0"/>
-              <w:left w:val="single" w:color="auto" w:sz="4" w:space="0"/>
-              <w:bottom w:val="single" w:color="auto" w:sz="4" w:space="0"/>
-              <w:right w:val="single" w:color="auto" w:sz="4" w:space="0"/>
-            </w:tcBorders>
-            <w:shd w:val="clear" w:color="auto" w:fill="BFBFBF" w:themeFill="background1" w:themeFillShade="BF"/>
-            <w:noWrap/>
-            <w:vAlign w:val="center"/>
-            <w:hideMark/>
-          </w:tcPr>
-          <w:p>
-            <w:pPr>
-              <w:spacing w:after="0" w:line="240" w:lineRule="auto"/>
-              <w:rPr>
-                <w:rFonts w:ascii="Calibri" w:hAnsi="Calibri" w:eastAsia="Times New Roman" w:cs="Calibri"/>
-                <w:color w:val="000000"/>
-              </w:rPr>
-            </w:pPr>
-            <w:r>
-              <w:rPr>
-                <w:rFonts w:ascii="Calibri" w:hAnsi="Calibri" w:eastAsia="Times New Roman" w:cs="Calibri"/>
-                <w:b/>
-                <w:bCs/>
-                <w:color w:val="000000"/>
-              </w:rPr>
-              <w:t>Acceptatiecriteria</w:t>
-            </w:r>
-            <w:r>
-              <w:rPr>
-                <w:rFonts w:ascii="Calibri" w:hAnsi="Calibri" w:eastAsia="Times New Roman" w:cs="Calibri"/>
-                <w:color w:val="000000"/>
-              </w:rPr>
-              <w:t>:</w:t>
-            </w:r>
-          </w:p>
-        </w:tc>
-      </w:tr>
-      <w:tr>
-        <w:trPr>
-          <w:trHeight w:val="567"/>
-        </w:trPr>
-        <w:tc>
-          <w:tcPr>
-            <w:tcW w:w="9025" w:type="dxa"/>
-            <w:gridSpan w:val="4"/>
-            <w:tcBorders>
-              <w:top w:val="single" w:color="auto" w:sz="4" w:space="0"/>
-              <w:left w:val="single" w:color="auto" w:sz="4" w:space="0"/>
-              <w:bottom w:val="single" w:color="auto" w:sz="4" w:space="0"/>
-              <w:right w:val="single" w:color="auto" w:sz="4" w:space="0"/>
-            </w:tcBorders>
-            <w:shd w:val="clear" w:color="auto" w:fill="auto"/>
-            <w:noWrap/>
-            <w:vAlign w:val="center"/>
-            <w:hideMark/>
-          </w:tcPr>
-          <w:p>
-            <w:pPr>
-              <w:pStyle w:val="Lijstalinea"/>
-              <w:numPr>
-                <w:ilvl w:val="0"/>
-                <w:numId w:val="31"/>
-              </w:numPr>
-              <w:spacing w:before="240" w:line="240" w:lineRule="auto"/>
-              <w:rPr>
-                <w:rFonts w:ascii="Calibri" w:hAnsi="Calibri" w:eastAsia="Times New Roman" w:cs="Calibri"/>
-                <w:color w:val="000000"/>
-              </w:rPr>
-            </w:pPr>
-            <w:r>
-              <w:rPr>
-                <w:rFonts w:ascii="Calibri" w:hAnsi="Calibri" w:eastAsia="Times New Roman" w:cs="Calibri"/>
-                <w:color w:val="000000"/>
-              </w:rPr>
-              <w:t>Criteria 1…</w:t>
-            </w:r>
-          </w:p>
-          <w:p>
-            <w:pPr>
-              <w:pStyle w:val="Lijstalinea"/>
-              <w:numPr>
-                <w:ilvl w:val="0"/>
-                <w:numId w:val="31"/>
-              </w:numPr>
-              <w:spacing w:before="240" w:line="240" w:lineRule="auto"/>
-              <w:rPr>
-                <w:rFonts w:ascii="Calibri" w:hAnsi="Calibri" w:eastAsia="Times New Roman" w:cs="Calibri"/>
-                <w:color w:val="000000"/>
-              </w:rPr>
-            </w:pPr>
-            <w:r>
-              <w:rPr>
-                <w:rFonts w:ascii="Calibri" w:hAnsi="Calibri" w:eastAsia="Times New Roman" w:cs="Calibri"/>
-                <w:color w:val="000000"/>
-              </w:rPr>
-              <w:t>Criteria 2…</w:t>
-            </w:r>
-          </w:p>
-          <w:p>
-            <w:pPr>
-              <w:pStyle w:val="Lijstalinea"/>
-              <w:numPr>
-                <w:ilvl w:val="0"/>
-                <w:numId w:val="31"/>
-              </w:numPr>
-              <w:spacing w:before="240" w:line="240" w:lineRule="auto"/>
-              <w:rPr>
-                <w:rFonts w:ascii="Calibri" w:hAnsi="Calibri" w:eastAsia="Times New Roman" w:cs="Calibri"/>
-                <w:color w:val="000000"/>
-              </w:rPr>
-            </w:pPr>
-            <w:r>
-              <w:rPr>
-                <w:rFonts w:ascii="Calibri" w:hAnsi="Calibri" w:eastAsia="Times New Roman" w:cs="Calibri"/>
-                <w:color w:val="000000"/>
-              </w:rPr>
-              <w:t>Criteria 3…</w:t>
-            </w:r>
-          </w:p>
-          <w:p>
-            <w:pPr>
-              <w:pStyle w:val="Lijstalinea"/>
-              <w:numPr>
-                <w:ilvl w:val="0"/>
-                <w:numId w:val="31"/>
-              </w:numPr>
-              <w:spacing w:before="240" w:line="240" w:lineRule="auto"/>
-              <w:rPr>
-                <w:rFonts w:ascii="Calibri" w:hAnsi="Calibri" w:eastAsia="Times New Roman" w:cs="Calibri"/>
-                <w:color w:val="000000"/>
-              </w:rPr>
-            </w:pPr>
-            <w:r>
-              <w:rPr>
-                <w:rFonts w:ascii="Calibri" w:hAnsi="Calibri" w:eastAsia="Times New Roman" w:cs="Calibri"/>
-                <w:color w:val="000000"/>
-              </w:rPr>
-              <w:t>Etc.</w:t>
-            </w:r>
-          </w:p>
-        </w:tc>
-      </w:tr>
-      <w:tr>
-        <w:trPr>
-          <w:trHeight w:val="567"/>
-        </w:trPr>
-        <w:tc>
-          <w:tcPr>
-            <w:tcW w:w="1980" w:type="dxa"/>
-            <w:tcBorders>
-              <w:top w:val="single" w:color="auto" w:sz="4" w:space="0"/>
-              <w:left w:val="single" w:color="auto" w:sz="4" w:space="0"/>
-              <w:bottom w:val="single" w:color="auto" w:sz="4" w:space="0"/>
-              <w:right w:val="single" w:color="auto" w:sz="4" w:space="0"/>
-            </w:tcBorders>
-            <w:shd w:val="clear" w:color="auto" w:fill="BFBFBF" w:themeFill="background1" w:themeFillShade="BF"/>
-            <w:noWrap/>
-            <w:vAlign w:val="center"/>
-          </w:tcPr>
-          <w:p>
-            <w:pPr>
-              <w:spacing w:after="0" w:line="240" w:lineRule="auto"/>
-              <w:rPr>
-                <w:rFonts w:ascii="Calibri" w:hAnsi="Calibri" w:eastAsia="Times New Roman" w:cs="Calibri"/>
-                <w:b/>
-                <w:bCs/>
-                <w:color w:val="000000"/>
-              </w:rPr>
-            </w:pPr>
-            <w:r>
-              <w:rPr>
-                <w:rFonts w:ascii="Calibri" w:hAnsi="Calibri" w:eastAsia="Times New Roman" w:cs="Calibri"/>
-                <w:b/>
-                <w:bCs/>
-                <w:color w:val="000000"/>
-              </w:rPr>
-              <w:t>Naam student:</w:t>
-            </w:r>
-          </w:p>
-        </w:tc>
-        <w:tc>
-          <w:tcPr>
-            <w:tcW w:w="7045" w:type="dxa"/>
-            <w:gridSpan w:val="3"/>
-            <w:tcBorders>
-              <w:top w:val="single" w:color="auto" w:sz="4" w:space="0"/>
-              <w:left w:val="single" w:color="auto" w:sz="4" w:space="0"/>
-              <w:bottom w:val="single" w:color="auto" w:sz="4" w:space="0"/>
-              <w:right w:val="single" w:color="auto" w:sz="4" w:space="0"/>
-            </w:tcBorders>
-            <w:shd w:val="clear" w:color="auto" w:fill="auto"/>
-            <w:vAlign w:val="center"/>
-          </w:tcPr>
-          <w:p>
-            <w:pPr>
-              <w:spacing w:after="0" w:line="240" w:lineRule="auto"/>
-              <w:rPr>
-                <w:rFonts w:ascii="Calibri" w:hAnsi="Calibri" w:eastAsia="Times New Roman" w:cs="Calibri"/>
-                <w:color w:val="000000"/>
-              </w:rPr>
-            </w:pPr>
-          </w:p>
-        </w:tc>
-      </w:tr>
-      <w:tr>
-        <w:trPr>
-          <w:trHeight w:val="567"/>
-        </w:trPr>
-        <w:tc>
-          <w:tcPr>
-            <w:tcW w:w="1980" w:type="dxa"/>
-            <w:tcBorders>
-              <w:top w:val="single" w:color="auto" w:sz="4" w:space="0"/>
-              <w:left w:val="single" w:color="auto" w:sz="4" w:space="0"/>
-              <w:bottom w:val="single" w:color="auto" w:sz="4" w:space="0"/>
-              <w:right w:val="single" w:color="auto" w:sz="4" w:space="0"/>
-            </w:tcBorders>
-            <w:shd w:val="clear" w:color="auto" w:fill="BFBFBF" w:themeFill="background1" w:themeFillShade="BF"/>
-            <w:noWrap/>
-            <w:vAlign w:val="center"/>
-            <w:hideMark/>
-          </w:tcPr>
-          <w:p>
-            <w:pPr>
-              <w:spacing w:after="0" w:line="240" w:lineRule="auto"/>
-              <w:rPr>
-                <w:rFonts w:ascii="Calibri" w:hAnsi="Calibri" w:eastAsia="Times New Roman" w:cs="Calibri"/>
-                <w:color w:val="000000"/>
-              </w:rPr>
-            </w:pPr>
-            <w:r>
-              <w:rPr>
-                <w:rFonts w:ascii="Calibri" w:hAnsi="Calibri" w:eastAsia="Times New Roman" w:cs="Calibri"/>
-                <w:b/>
-                <w:bCs/>
-                <w:color w:val="000000"/>
-              </w:rPr>
-              <w:lastRenderedPageBreak/>
-              <w:t>Nummer &amp; T</w:t>
-            </w:r>
-            <w:r>
-              <w:rPr>
-                <w:rFonts w:ascii="Calibri" w:hAnsi="Calibri" w:eastAsia="Times New Roman" w:cs="Calibri"/>
-                <w:b/>
-                <w:bCs/>
-                <w:color w:val="000000"/>
-              </w:rPr>
-              <w:t>itel</w:t>
-            </w:r>
-            <w:r>
-              <w:rPr>
-                <w:rFonts w:ascii="Calibri" w:hAnsi="Calibri" w:eastAsia="Times New Roman" w:cs="Calibri"/>
-                <w:color w:val="000000"/>
-              </w:rPr>
-              <w:t>:</w:t>
-            </w:r>
-          </w:p>
-        </w:tc>
-        <w:tc>
-          <w:tcPr>
-            <w:tcW w:w="7045" w:type="dxa"/>
-            <w:gridSpan w:val="3"/>
-            <w:tcBorders>
-              <w:top w:val="single" w:color="auto" w:sz="4" w:space="0"/>
-              <w:left w:val="single" w:color="auto" w:sz="4" w:space="0"/>
-              <w:bottom w:val="single" w:color="auto" w:sz="4" w:space="0"/>
-              <w:right w:val="single" w:color="auto" w:sz="4" w:space="0"/>
-            </w:tcBorders>
-            <w:shd w:val="clear" w:color="auto" w:fill="auto"/>
-            <w:vAlign w:val="center"/>
-          </w:tcPr>
-          <w:p>
-            <w:pPr>
-              <w:spacing w:after="0" w:line="240" w:lineRule="auto"/>
-              <w:rPr>
-                <w:rFonts w:ascii="Calibri" w:hAnsi="Calibri" w:eastAsia="Times New Roman" w:cs="Calibri"/>
-                <w:color w:val="000000"/>
-              </w:rPr>
-            </w:pPr>
-            <w:r>
-              <w:rPr>
-                <w:rFonts w:ascii="Calibri" w:hAnsi="Calibri" w:eastAsia="Times New Roman" w:cs="Calibri"/>
-                <w:color w:val="000000"/>
-              </w:rPr>
-              <w:t>…</w:t>
-            </w:r>
-          </w:p>
-        </w:tc>
-      </w:tr>
-      <w:tr>
-        <w:trPr>
-          <w:trHeight w:val="567"/>
-        </w:trPr>
-        <w:tc>
-          <w:tcPr>
-            <w:tcW w:w="9025" w:type="dxa"/>
-            <w:gridSpan w:val="4"/>
-            <w:tcBorders>
-              <w:top w:val="single" w:color="auto" w:sz="4" w:space="0"/>
-              <w:left w:val="single" w:color="auto" w:sz="4" w:space="0"/>
-              <w:bottom w:val="single" w:color="auto" w:sz="4" w:space="0"/>
-              <w:right w:val="single" w:color="auto" w:sz="4" w:space="0"/>
-            </w:tcBorders>
-            <w:shd w:val="clear" w:color="auto" w:fill="BFBFBF" w:themeFill="background1" w:themeFillShade="BF"/>
-            <w:noWrap/>
-            <w:vAlign w:val="center"/>
-            <w:hideMark/>
-          </w:tcPr>
-          <w:p>
-            <w:pPr>
-              <w:spacing w:after="0" w:line="240" w:lineRule="auto"/>
-              <w:rPr>
-                <w:rFonts w:ascii="Calibri" w:hAnsi="Calibri" w:eastAsia="Times New Roman" w:cs="Calibri"/>
-                <w:color w:val="000000"/>
-              </w:rPr>
-            </w:pPr>
-            <w:r>
-              <w:rPr>
-                <w:rFonts w:ascii="Calibri" w:hAnsi="Calibri" w:eastAsia="Times New Roman" w:cs="Calibri"/>
-                <w:b/>
-                <w:bCs/>
-                <w:color w:val="000000"/>
-              </w:rPr>
-              <w:t>Omschrijving</w:t>
-            </w:r>
-            <w:r>
-              <w:rPr>
-                <w:rFonts w:ascii="Calibri" w:hAnsi="Calibri" w:eastAsia="Times New Roman" w:cs="Calibri"/>
-                <w:color w:val="000000"/>
-              </w:rPr>
-              <w:t>:</w:t>
-            </w:r>
-          </w:p>
-        </w:tc>
-      </w:tr>
-      <w:tr>
-        <w:trPr>
-          <w:trHeight w:val="567"/>
-        </w:trPr>
-        <w:tc>
-          <w:tcPr>
-            <w:tcW w:w="9025" w:type="dxa"/>
-            <w:gridSpan w:val="4"/>
-            <w:tcBorders>
-              <w:top w:val="single" w:color="auto" w:sz="4" w:space="0"/>
-              <w:left w:val="single" w:color="auto" w:sz="4" w:space="0"/>
-              <w:bottom w:val="single" w:color="auto" w:sz="4" w:space="0"/>
-              <w:right w:val="single" w:color="auto" w:sz="4" w:space="0"/>
-            </w:tcBorders>
-            <w:shd w:val="clear" w:color="auto" w:fill="auto"/>
-            <w:noWrap/>
-            <w:vAlign w:val="center"/>
-            <w:hideMark/>
-          </w:tcPr>
-          <w:p>
-            <w:pPr>
-              <w:spacing w:after="0" w:line="240" w:lineRule="auto"/>
-              <w:rPr>
-                <w:rFonts w:ascii="Calibri" w:hAnsi="Calibri" w:eastAsia="Times New Roman" w:cs="Calibri"/>
-                <w:color w:val="000000"/>
-              </w:rPr>
-            </w:pPr>
-            <w:r>
-              <w:rPr>
-                <w:rFonts w:ascii="Calibri" w:hAnsi="Calibri" w:eastAsia="Times New Roman" w:cs="Calibri"/>
-                <w:color w:val="000000"/>
-              </w:rPr>
-              <w:t>Als … wil ik … zodat …</w:t>
-            </w:r>
-          </w:p>
-        </w:tc>
-      </w:tr>
-      <w:tr>
-        <w:trPr>
-          <w:trHeight w:val="567"/>
-        </w:trPr>
-        <w:tc>
-          <w:tcPr>
-            <w:tcW w:w="1980" w:type="dxa"/>
-            <w:tcBorders>
-              <w:top w:val="single" w:color="auto" w:sz="4" w:space="0"/>
-              <w:left w:val="single" w:color="auto" w:sz="4" w:space="0"/>
-              <w:bottom w:val="single" w:color="auto" w:sz="4" w:space="0"/>
-              <w:right w:val="single" w:color="auto" w:sz="4" w:space="0"/>
-            </w:tcBorders>
-            <w:shd w:val="clear" w:color="auto" w:fill="BFBFBF" w:themeFill="background1" w:themeFillShade="BF"/>
-            <w:noWrap/>
-            <w:vAlign w:val="center"/>
-            <w:hideMark/>
-          </w:tcPr>
-          <w:p>
-            <w:pPr>
-              <w:spacing w:after="0" w:line="240" w:lineRule="auto"/>
-              <w:rPr>
-                <w:rFonts w:ascii="Calibri" w:hAnsi="Calibri" w:eastAsia="Times New Roman" w:cs="Calibri"/>
-                <w:b/>
-                <w:bCs/>
-                <w:color w:val="000000"/>
-              </w:rPr>
-            </w:pPr>
-            <w:r>
-              <w:rPr>
-                <w:rFonts w:ascii="Calibri" w:hAnsi="Calibri" w:eastAsia="Times New Roman" w:cs="Calibri"/>
-                <w:b/>
-                <w:bCs/>
-                <w:color w:val="000000"/>
-              </w:rPr>
-              <w:t>Business Value:</w:t>
-            </w:r>
-          </w:p>
-        </w:tc>
-        <w:tc>
-          <w:tcPr>
-            <w:tcW w:w="2551" w:type="dxa"/>
-            <w:tcBorders>
-              <w:top w:val="nil"/>
-              <w:left w:val="nil"/>
-              <w:bottom w:val="single" w:color="auto" w:sz="4" w:space="0"/>
-              <w:right w:val="single" w:color="auto" w:sz="4" w:space="0"/>
-            </w:tcBorders>
-            <w:shd w:val="clear" w:color="auto" w:fill="auto"/>
-            <w:noWrap/>
-            <w:vAlign w:val="center"/>
-            <w:hideMark/>
-          </w:tcPr>
-          <w:p>
-            <w:pPr>
-              <w:spacing w:after="0" w:line="240" w:lineRule="auto"/>
-              <w:rPr>
-                <w:rFonts w:ascii="Calibri" w:hAnsi="Calibri" w:eastAsia="Times New Roman" w:cs="Calibri"/>
-                <w:color w:val="000000"/>
-              </w:rPr>
-            </w:pPr>
-            <w:r>
-              <w:rPr>
-                <w:rFonts w:ascii="Calibri" w:hAnsi="Calibri" w:eastAsia="Times New Roman" w:cs="Calibri"/>
-                <w:color w:val="000000"/>
-              </w:rPr>
-              <w:t>1-5</w:t>
-            </w:r>
-          </w:p>
-        </w:tc>
-        <w:tc>
-          <w:tcPr>
-            <w:tcW w:w="1985" w:type="dxa"/>
-            <w:tcBorders>
-              <w:top w:val="nil"/>
-              <w:left w:val="nil"/>
-              <w:bottom w:val="single" w:color="auto" w:sz="4" w:space="0"/>
-              <w:right w:val="single" w:color="auto" w:sz="4" w:space="0"/>
-            </w:tcBorders>
-            <w:shd w:val="clear" w:color="auto" w:fill="BFBFBF" w:themeFill="background1" w:themeFillShade="BF"/>
-            <w:noWrap/>
-            <w:vAlign w:val="center"/>
-            <w:hideMark/>
-          </w:tcPr>
-          <w:p>
-            <w:pPr>
-              <w:spacing w:after="0" w:line="240" w:lineRule="auto"/>
-              <w:rPr>
-                <w:rFonts w:ascii="Calibri" w:hAnsi="Calibri" w:eastAsia="Times New Roman" w:cs="Calibri"/>
-                <w:b/>
-                <w:bCs/>
-                <w:color w:val="000000"/>
-              </w:rPr>
-            </w:pPr>
-            <w:r>
-              <w:rPr>
-                <w:rFonts w:ascii="Calibri" w:hAnsi="Calibri" w:eastAsia="Times New Roman" w:cs="Calibri"/>
-                <w:b/>
-                <w:bCs/>
-                <w:color w:val="000000"/>
-              </w:rPr>
-              <w:t>Story Points:</w:t>
-            </w:r>
-          </w:p>
-        </w:tc>
-        <w:tc>
-          <w:tcPr>
-            <w:tcW w:w="2509" w:type="dxa"/>
-            <w:tcBorders>
-              <w:top w:val="nil"/>
-              <w:left w:val="nil"/>
-              <w:bottom w:val="single" w:color="auto" w:sz="4" w:space="0"/>
-              <w:right w:val="single" w:color="auto" w:sz="4" w:space="0"/>
-            </w:tcBorders>
-            <w:shd w:val="clear" w:color="auto" w:fill="auto"/>
-            <w:noWrap/>
-            <w:vAlign w:val="center"/>
-            <w:hideMark/>
-          </w:tcPr>
-          <w:p>
-            <w:pPr>
-              <w:spacing w:after="0" w:line="240" w:lineRule="auto"/>
-              <w:rPr>
-                <w:rFonts w:ascii="Calibri" w:hAnsi="Calibri" w:eastAsia="Times New Roman" w:cs="Calibri"/>
-                <w:color w:val="000000"/>
-              </w:rPr>
-            </w:pPr>
-            <w:r>
-              <w:rPr>
-                <w:rFonts w:ascii="Calibri" w:hAnsi="Calibri" w:eastAsia="Times New Roman" w:cs="Calibri"/>
-                <w:color w:val="000000"/>
-              </w:rPr>
-              <w:t>0,0.5,1,2,3,5,8,13,20</w:t>
-            </w:r>
-          </w:p>
-        </w:tc>
-      </w:tr>
-      <w:tr>
-        <w:trPr>
-          <w:trHeight w:val="567"/>
-        </w:trPr>
-        <w:tc>
-          <w:tcPr>
-            <w:tcW w:w="9025" w:type="dxa"/>
-            <w:gridSpan w:val="4"/>
-            <w:tcBorders>
-              <w:top w:val="single" w:color="auto" w:sz="4" w:space="0"/>
-              <w:left w:val="single" w:color="auto" w:sz="4" w:space="0"/>
-              <w:bottom w:val="single" w:color="auto" w:sz="4" w:space="0"/>
-              <w:right w:val="single" w:color="auto" w:sz="4" w:space="0"/>
-            </w:tcBorders>
-            <w:shd w:val="clear" w:color="auto" w:fill="BFBFBF" w:themeFill="background1" w:themeFillShade="BF"/>
-            <w:noWrap/>
-            <w:vAlign w:val="center"/>
-            <w:hideMark/>
-          </w:tcPr>
-          <w:p>
-            <w:pPr>
-              <w:spacing w:after="0" w:line="240" w:lineRule="auto"/>
-              <w:rPr>
-                <w:rFonts w:ascii="Calibri" w:hAnsi="Calibri" w:eastAsia="Times New Roman" w:cs="Calibri"/>
-                <w:color w:val="000000"/>
-              </w:rPr>
-            </w:pPr>
-            <w:r>
-              <w:rPr>
-                <w:rFonts w:ascii="Calibri" w:hAnsi="Calibri" w:eastAsia="Times New Roman" w:cs="Calibri"/>
-                <w:b/>
-                <w:bCs/>
-                <w:color w:val="000000"/>
-              </w:rPr>
-              <w:t>Acceptatiecriteria</w:t>
-            </w:r>
-            <w:r>
-              <w:rPr>
-                <w:rFonts w:ascii="Calibri" w:hAnsi="Calibri" w:eastAsia="Times New Roman" w:cs="Calibri"/>
-                <w:color w:val="000000"/>
-              </w:rPr>
-              <w:t>:</w:t>
-            </w:r>
-          </w:p>
-        </w:tc>
-      </w:tr>
-      <w:tr>
-        <w:trPr>
-          <w:trHeight w:val="567"/>
-        </w:trPr>
-        <w:tc>
-          <w:tcPr>
-            <w:tcW w:w="9025" w:type="dxa"/>
-            <w:gridSpan w:val="4"/>
-            <w:tcBorders>
-              <w:top w:val="single" w:color="auto" w:sz="4" w:space="0"/>
-              <w:left w:val="single" w:color="auto" w:sz="4" w:space="0"/>
-              <w:bottom w:val="single" w:color="auto" w:sz="4" w:space="0"/>
-              <w:right w:val="single" w:color="auto" w:sz="4" w:space="0"/>
-            </w:tcBorders>
-            <w:shd w:val="clear" w:color="auto" w:fill="auto"/>
-            <w:noWrap/>
-            <w:vAlign w:val="center"/>
-            <w:hideMark/>
-          </w:tcPr>
-          <w:p>
-            <w:pPr>
-              <w:pStyle w:val="Lijstalinea"/>
-              <w:numPr>
-                <w:ilvl w:val="0"/>
-                <w:numId w:val="31"/>
-              </w:numPr>
-              <w:spacing w:before="240" w:line="240" w:lineRule="auto"/>
-              <w:rPr>
-                <w:rFonts w:ascii="Calibri" w:hAnsi="Calibri" w:eastAsia="Times New Roman" w:cs="Calibri"/>
-                <w:color w:val="000000"/>
-              </w:rPr>
-            </w:pPr>
-            <w:r>
-              <w:rPr>
-                <w:rFonts w:ascii="Calibri" w:hAnsi="Calibri" w:eastAsia="Times New Roman" w:cs="Calibri"/>
-                <w:color w:val="000000"/>
-              </w:rPr>
-              <w:t>Criteria 1…</w:t>
-            </w:r>
-          </w:p>
-          <w:p>
-            <w:pPr>
-              <w:pStyle w:val="Lijstalinea"/>
-              <w:numPr>
-                <w:ilvl w:val="0"/>
-                <w:numId w:val="31"/>
-              </w:numPr>
-              <w:spacing w:before="240" w:line="240" w:lineRule="auto"/>
-              <w:rPr>
-                <w:rFonts w:ascii="Calibri" w:hAnsi="Calibri" w:eastAsia="Times New Roman" w:cs="Calibri"/>
-                <w:color w:val="000000"/>
-              </w:rPr>
-            </w:pPr>
-            <w:r>
-              <w:rPr>
-                <w:rFonts w:ascii="Calibri" w:hAnsi="Calibri" w:eastAsia="Times New Roman" w:cs="Calibri"/>
-                <w:color w:val="000000"/>
-              </w:rPr>
-              <w:t>Criteria 2…</w:t>
-            </w:r>
-          </w:p>
-          <w:p>
-            <w:pPr>
-              <w:pStyle w:val="Lijstalinea"/>
-              <w:numPr>
-                <w:ilvl w:val="0"/>
-                <w:numId w:val="31"/>
-              </w:numPr>
-              <w:spacing w:before="240" w:line="240" w:lineRule="auto"/>
-              <w:rPr>
-                <w:rFonts w:ascii="Calibri" w:hAnsi="Calibri" w:eastAsia="Times New Roman" w:cs="Calibri"/>
-                <w:color w:val="000000"/>
-              </w:rPr>
-            </w:pPr>
-            <w:r>
-              <w:rPr>
-                <w:rFonts w:ascii="Calibri" w:hAnsi="Calibri" w:eastAsia="Times New Roman" w:cs="Calibri"/>
-                <w:color w:val="000000"/>
-              </w:rPr>
-              <w:t>Criteria 3…</w:t>
-            </w:r>
-          </w:p>
-          <w:p>
-            <w:pPr>
-              <w:pStyle w:val="Lijstalinea"/>
-              <w:numPr>
-                <w:ilvl w:val="0"/>
-                <w:numId w:val="31"/>
-              </w:numPr>
-              <w:spacing w:before="240" w:line="240" w:lineRule="auto"/>
-              <w:rPr>
-                <w:rFonts w:ascii="Calibri" w:hAnsi="Calibri" w:eastAsia="Times New Roman" w:cs="Calibri"/>
-                <w:color w:val="000000"/>
-              </w:rPr>
-            </w:pPr>
-            <w:r>
-              <w:rPr>
-                <w:rFonts w:ascii="Calibri" w:hAnsi="Calibri" w:eastAsia="Times New Roman" w:cs="Calibri"/>
-                <w:color w:val="000000"/>
-              </w:rPr>
-              <w:t>Etc.</w:t>
-            </w:r>
-          </w:p>
-        </w:tc>
-      </w:tr>
-    </w:tbl>
-    <w:p>
-      <w:r>
-        <w:br w:type="page"/>
-      </w:r>
-    </w:p>
-    <w:p>
-      <w:pPr>
-        <w:pStyle w:val="Kop1"/>
-        <w:jc w:val="left"/>
-      </w:pPr>
-      <w:bookmarkStart w:name="_Toc183594800" w:id="15"/>
-      <w:r>
-        <w:lastRenderedPageBreak/>
-        <w:t>Sprint 03</w:t>
-      </w:r>
-      <w:bookmarkEnd w:id="15"/>
-    </w:p>
-    <w:p>
-      <w:pPr>
-        <w:pStyle w:val="Kop2"/>
-        <w:rPr>
-          <w:i/>
-          <w:iCs/>
-        </w:rPr>
-      </w:pPr>
-      <w:bookmarkStart w:name="_Toc183594801" w:id="16"/>
-      <w:r>
-        <w:t xml:space="preserve">1. </w:t>
-      </w:r>
-      <w:r>
-        <w:t>De realisatie (proces)</w:t>
-      </w:r>
-      <w:bookmarkEnd w:id="16"/>
+      <w:bookmarkEnd w:id="190835425"/>
     </w:p>
     <w:p>
       <w:pPr>
@@ -5633,7 +1362,7 @@
       <w:pPr>
         <w:pStyle w:val="Kop2"/>
       </w:pPr>
-      <w:bookmarkStart w:name="_Toc183594802" w:id="17"/>
+      <w:bookmarkStart w:name="_Toc1140453494" w:id="1751478305"/>
       <w:r>
         <w:rPr/>
         <w:t>2. D</w:t>
@@ -5642,12 +1371,10 @@
         <w:rPr/>
         <w:t xml:space="preserve">e sprint </w:t>
       </w:r>
-      <w:proofErr w:type="spellStart"/>
       <w:r>
         <w:rPr/>
         <w:t>backlog</w:t>
       </w:r>
-      <w:proofErr w:type="spellEnd"/>
       <w:r>
         <w:rPr/>
         <w:t xml:space="preserve"> (</w:t>
@@ -5664,7 +1391,7 @@
         <w:rPr/>
         <w:t>, voeg een screenshot toe van Trello</w:t>
       </w:r>
-      <w:bookmarkEnd w:id="17"/>
+      <w:bookmarkEnd w:id="1751478305"/>
     </w:p>
     <w:p>
       <w:pPr>
@@ -5718,12 +1445,12 @@
       <w:pPr>
         <w:pStyle w:val="Kop2"/>
       </w:pPr>
-      <w:bookmarkStart w:name="_Toc183594803" w:id="18"/>
+      <w:bookmarkStart w:name="_Toc1501587015" w:id="563103855"/>
       <w:r>
         <w:rPr/>
         <w:t>3. Organiseren en uitvoeren van de test(en)</w:t>
       </w:r>
-      <w:bookmarkEnd w:id="18"/>
+      <w:bookmarkEnd w:id="563103855"/>
     </w:p>
     <w:p>
       <w:pPr>
@@ -5753,11 +1480,12 @@
       <w:pPr>
         <w:pStyle w:val="Kop2"/>
       </w:pPr>
-      <w:bookmarkStart w:name="_Toc183594804" w:id="19"/>
-      <w:r>
+      <w:bookmarkStart w:name="_Toc1806765486" w:id="24267687"/>
+      <w:r>
+        <w:rPr/>
         <w:t>4. Op basis van test resultaten (product)</w:t>
       </w:r>
-      <w:bookmarkEnd w:id="19"/>
+      <w:bookmarkEnd w:id="24267687"/>
     </w:p>
     <w:p>
       <w:r>
@@ -5788,17 +1516,20 @@
       <w:pPr>
         <w:pStyle w:val="Kop2"/>
       </w:pPr>
-      <w:bookmarkStart w:name="_Toc183594805" w:id="20"/>
-      <w:r>
+      <w:bookmarkStart w:name="_Toc1015826103" w:id="1851332406"/>
+      <w:r>
+        <w:rPr/>
         <w:t>5. R</w:t>
       </w:r>
       <w:r>
+        <w:rPr/>
         <w:t>eflectie op eigen functioneren</w:t>
       </w:r>
       <w:r>
+        <w:rPr/>
         <w:t xml:space="preserve"> (samenwerken)</w:t>
       </w:r>
-      <w:bookmarkEnd w:id="20"/>
+      <w:bookmarkEnd w:id="1851332406"/>
     </w:p>
     <w:p>
       <w:r>
@@ -5825,7 +1556,7 @@
       <w:pPr>
         <w:pStyle w:val="Kop2"/>
       </w:pPr>
-      <w:bookmarkStart w:name="_Toc183594806" w:id="21"/>
+      <w:bookmarkStart w:name="_Toc1964703691" w:id="2039500711"/>
       <w:r>
         <w:rPr/>
         <w:t>6</w:t>
@@ -5842,7 +1573,7 @@
         <w:rPr/>
         <w:t xml:space="preserve"> op basis van het verbetervoorstel</w:t>
       </w:r>
-      <w:bookmarkEnd w:id="21"/>
+      <w:bookmarkEnd w:id="2039500711"/>
     </w:p>
     <w:tbl>
       <w:tblPr>
@@ -6977,1229 +2708,10 @@
       </w:tr>
     </w:tbl>
     <w:p>
-      <w:r>
-        <w:br w:type="page"/>
-      </w:r>
+      <w:pPr>
+        <w:pStyle w:val="Standaard"/>
+      </w:pPr>
     </w:p>
-    <w:p>
-      <w:pPr>
-        <w:pStyle w:val="Kop1"/>
-        <w:jc w:val="left"/>
-      </w:pPr>
-      <w:bookmarkStart w:name="_Toc183594807" w:id="22"/>
-      <w:r>
-        <w:lastRenderedPageBreak/>
-        <w:t>Sprint 04</w:t>
-      </w:r>
-      <w:bookmarkEnd w:id="22"/>
-    </w:p>
-    <w:p>
-      <w:pPr>
-        <w:pStyle w:val="Kop2"/>
-        <w:rPr>
-          <w:i/>
-          <w:iCs/>
-        </w:rPr>
-      </w:pPr>
-      <w:bookmarkStart w:name="_Toc183594808" w:id="23"/>
-      <w:r>
-        <w:t xml:space="preserve">1. </w:t>
-      </w:r>
-      <w:r>
-        <w:t>De realisatie (proces)</w:t>
-      </w:r>
-      <w:bookmarkEnd w:id="23"/>
-    </w:p>
-    <w:p>
-      <w:pPr>
-        <w:rPr>
-          <w:i/>
-          <w:iCs/>
-          <w:color w:val="000000" w:themeColor="text1"/>
-        </w:rPr>
-      </w:pPr>
-      <w:r>
-        <w:rPr>
-          <w:i/>
-          <w:iCs/>
-          <w:color w:val="000000" w:themeColor="text1"/>
-        </w:rPr>
-        <w:t>…</w:t>
-      </w:r>
-      <w:r>
-        <w:rPr>
-          <w:i/>
-          <w:iCs/>
-          <w:color w:val="000000" w:themeColor="text1"/>
-        </w:rPr>
-        <w:br/>
-      </w:r>
-    </w:p>
-    <w:p>
-      <w:pPr>
-        <w:pStyle w:val="Kop2"/>
-      </w:pPr>
-      <w:bookmarkStart w:name="_Toc183594809" w:id="24"/>
-      <w:r>
-        <w:t>2. D</w:t>
-      </w:r>
-      <w:r>
-        <w:t xml:space="preserve">e sprint </w:t>
-      </w:r>
-      <w:proofErr w:type="spellStart"/>
-      <w:r>
-        <w:t>backlog</w:t>
-      </w:r>
-      <w:proofErr w:type="spellEnd"/>
-      <w:r>
-        <w:t xml:space="preserve"> (</w:t>
-      </w:r>
-      <w:r>
-        <w:t>planning</w:t>
-      </w:r>
-      <w:r>
-        <w:t>)</w:t>
-      </w:r>
-      <w:r>
-        <w:t>, voeg een screenshot toe van Trello</w:t>
-      </w:r>
-      <w:bookmarkEnd w:id="24"/>
-    </w:p>
-    <w:p>
-      <w:r>
-        <w:t>…</w:t>
-      </w:r>
-      <w:r>
-        <w:br/>
-      </w:r>
-    </w:p>
-    <w:p>
-      <w:pPr>
-        <w:pStyle w:val="Kop2"/>
-      </w:pPr>
-      <w:bookmarkStart w:name="_Toc183594810" w:id="25"/>
-      <w:r>
-        <w:t>3. Organiseren en uitvoeren van de test(en)</w:t>
-      </w:r>
-      <w:bookmarkEnd w:id="25"/>
-    </w:p>
-    <w:p>
-      <w:r>
-        <w:t>…</w:t>
-      </w:r>
-      <w:r>
-        <w:br/>
-      </w:r>
-    </w:p>
-    <w:p>
-      <w:pPr>
-        <w:pStyle w:val="Kop2"/>
-      </w:pPr>
-      <w:bookmarkStart w:name="_Toc183594811" w:id="26"/>
-      <w:r>
-        <w:t>4. Op basis van test resultaten (product)</w:t>
-      </w:r>
-      <w:bookmarkEnd w:id="26"/>
-    </w:p>
-    <w:p>
-      <w:r>
-        <w:t>…</w:t>
-      </w:r>
-      <w:r>
-        <w:br/>
-      </w:r>
-    </w:p>
-    <w:p>
-      <w:pPr>
-        <w:pStyle w:val="Kop2"/>
-      </w:pPr>
-      <w:bookmarkStart w:name="_Toc183594812" w:id="27"/>
-      <w:r>
-        <w:t>5. R</w:t>
-      </w:r>
-      <w:r>
-        <w:t>eflectie op eigen functioneren</w:t>
-      </w:r>
-      <w:r>
-        <w:t xml:space="preserve"> (samenwerken)</w:t>
-      </w:r>
-      <w:bookmarkEnd w:id="27"/>
-    </w:p>
-    <w:p>
-      <w:r>
-        <w:t>…</w:t>
-      </w:r>
-    </w:p>
-    <w:p/>
-    <w:p>
-      <w:pPr>
-        <w:pStyle w:val="Kop2"/>
-      </w:pPr>
-      <w:bookmarkStart w:name="_Toc183594813" w:id="28"/>
-      <w:r>
-        <w:t>6</w:t>
-      </w:r>
-      <w:r>
-        <w:t xml:space="preserve">. Nieuwe user </w:t>
-      </w:r>
-      <w:proofErr w:type="spellStart"/>
-      <w:r>
-        <w:t>stories</w:t>
-      </w:r>
-      <w:proofErr w:type="spellEnd"/>
-      <w:r>
-        <w:t xml:space="preserve"> op basis van het verbetervoorstel</w:t>
-      </w:r>
-      <w:bookmarkEnd w:id="28"/>
-    </w:p>
-    <w:tbl>
-      <w:tblPr>
-        <w:tblW w:w="9025" w:type="dxa"/>
-        <w:tblLook w:val="04A0" w:firstRow="1" w:lastRow="0" w:firstColumn="1" w:lastColumn="0" w:noHBand="0" w:noVBand="1"/>
-      </w:tblPr>
-      <w:tblGrid>
-        <w:gridCol w:w="1980"/>
-        <w:gridCol w:w="2551"/>
-        <w:gridCol w:w="1985"/>
-        <w:gridCol w:w="2509"/>
-      </w:tblGrid>
-      <w:tr>
-        <w:trPr>
-          <w:trHeight w:val="567"/>
-        </w:trPr>
-        <w:tc>
-          <w:tcPr>
-            <w:tcW w:w="1980" w:type="dxa"/>
-            <w:tcBorders>
-              <w:top w:val="single" w:color="auto" w:sz="4" w:space="0"/>
-              <w:left w:val="single" w:color="auto" w:sz="4" w:space="0"/>
-              <w:bottom w:val="single" w:color="auto" w:sz="4" w:space="0"/>
-              <w:right w:val="single" w:color="auto" w:sz="4" w:space="0"/>
-            </w:tcBorders>
-            <w:shd w:val="clear" w:color="auto" w:fill="BFBFBF" w:themeFill="background1" w:themeFillShade="BF"/>
-            <w:noWrap/>
-            <w:vAlign w:val="center"/>
-          </w:tcPr>
-          <w:p>
-            <w:pPr>
-              <w:spacing w:after="0" w:line="240" w:lineRule="auto"/>
-              <w:rPr>
-                <w:rFonts w:ascii="Calibri" w:hAnsi="Calibri" w:eastAsia="Times New Roman" w:cs="Calibri"/>
-                <w:b/>
-                <w:bCs/>
-                <w:color w:val="000000"/>
-              </w:rPr>
-            </w:pPr>
-            <w:r>
-              <w:rPr>
-                <w:rFonts w:ascii="Calibri" w:hAnsi="Calibri" w:eastAsia="Times New Roman" w:cs="Calibri"/>
-                <w:b/>
-                <w:bCs/>
-                <w:color w:val="000000"/>
-              </w:rPr>
-              <w:t>Naam student:</w:t>
-            </w:r>
-          </w:p>
-        </w:tc>
-        <w:tc>
-          <w:tcPr>
-            <w:tcW w:w="7045" w:type="dxa"/>
-            <w:gridSpan w:val="3"/>
-            <w:tcBorders>
-              <w:top w:val="single" w:color="auto" w:sz="4" w:space="0"/>
-              <w:left w:val="single" w:color="auto" w:sz="4" w:space="0"/>
-              <w:bottom w:val="single" w:color="auto" w:sz="4" w:space="0"/>
-              <w:right w:val="single" w:color="auto" w:sz="4" w:space="0"/>
-            </w:tcBorders>
-            <w:shd w:val="clear" w:color="auto" w:fill="auto"/>
-            <w:vAlign w:val="center"/>
-          </w:tcPr>
-          <w:p>
-            <w:pPr>
-              <w:spacing w:after="0" w:line="240" w:lineRule="auto"/>
-              <w:rPr>
-                <w:rFonts w:ascii="Calibri" w:hAnsi="Calibri" w:eastAsia="Times New Roman" w:cs="Calibri"/>
-                <w:color w:val="000000"/>
-              </w:rPr>
-            </w:pPr>
-          </w:p>
-        </w:tc>
-      </w:tr>
-      <w:tr>
-        <w:trPr>
-          <w:trHeight w:val="567"/>
-        </w:trPr>
-        <w:tc>
-          <w:tcPr>
-            <w:tcW w:w="1980" w:type="dxa"/>
-            <w:tcBorders>
-              <w:top w:val="single" w:color="auto" w:sz="4" w:space="0"/>
-              <w:left w:val="single" w:color="auto" w:sz="4" w:space="0"/>
-              <w:bottom w:val="single" w:color="auto" w:sz="4" w:space="0"/>
-              <w:right w:val="single" w:color="auto" w:sz="4" w:space="0"/>
-            </w:tcBorders>
-            <w:shd w:val="clear" w:color="auto" w:fill="BFBFBF" w:themeFill="background1" w:themeFillShade="BF"/>
-            <w:noWrap/>
-            <w:vAlign w:val="center"/>
-            <w:hideMark/>
-          </w:tcPr>
-          <w:p>
-            <w:pPr>
-              <w:spacing w:after="0" w:line="240" w:lineRule="auto"/>
-              <w:rPr>
-                <w:rFonts w:ascii="Calibri" w:hAnsi="Calibri" w:eastAsia="Times New Roman" w:cs="Calibri"/>
-                <w:color w:val="000000"/>
-              </w:rPr>
-            </w:pPr>
-            <w:r>
-              <w:rPr>
-                <w:rFonts w:ascii="Calibri" w:hAnsi="Calibri" w:eastAsia="Times New Roman" w:cs="Calibri"/>
-                <w:b/>
-                <w:bCs/>
-                <w:color w:val="000000"/>
-              </w:rPr>
-              <w:t>Nummer &amp; T</w:t>
-            </w:r>
-            <w:r>
-              <w:rPr>
-                <w:rFonts w:ascii="Calibri" w:hAnsi="Calibri" w:eastAsia="Times New Roman" w:cs="Calibri"/>
-                <w:b/>
-                <w:bCs/>
-                <w:color w:val="000000"/>
-              </w:rPr>
-              <w:t>itel</w:t>
-            </w:r>
-            <w:r>
-              <w:rPr>
-                <w:rFonts w:ascii="Calibri" w:hAnsi="Calibri" w:eastAsia="Times New Roman" w:cs="Calibri"/>
-                <w:color w:val="000000"/>
-              </w:rPr>
-              <w:t>:</w:t>
-            </w:r>
-          </w:p>
-        </w:tc>
-        <w:tc>
-          <w:tcPr>
-            <w:tcW w:w="7045" w:type="dxa"/>
-            <w:gridSpan w:val="3"/>
-            <w:tcBorders>
-              <w:top w:val="single" w:color="auto" w:sz="4" w:space="0"/>
-              <w:left w:val="single" w:color="auto" w:sz="4" w:space="0"/>
-              <w:bottom w:val="single" w:color="auto" w:sz="4" w:space="0"/>
-              <w:right w:val="single" w:color="auto" w:sz="4" w:space="0"/>
-            </w:tcBorders>
-            <w:shd w:val="clear" w:color="auto" w:fill="auto"/>
-            <w:vAlign w:val="center"/>
-          </w:tcPr>
-          <w:p>
-            <w:pPr>
-              <w:spacing w:after="0" w:line="240" w:lineRule="auto"/>
-              <w:rPr>
-                <w:rFonts w:ascii="Calibri" w:hAnsi="Calibri" w:eastAsia="Times New Roman" w:cs="Calibri"/>
-                <w:color w:val="000000"/>
-              </w:rPr>
-            </w:pPr>
-            <w:r>
-              <w:rPr>
-                <w:rFonts w:ascii="Calibri" w:hAnsi="Calibri" w:eastAsia="Times New Roman" w:cs="Calibri"/>
-                <w:color w:val="000000"/>
-              </w:rPr>
-              <w:t>…</w:t>
-            </w:r>
-          </w:p>
-        </w:tc>
-      </w:tr>
-      <w:tr>
-        <w:trPr>
-          <w:trHeight w:val="567"/>
-        </w:trPr>
-        <w:tc>
-          <w:tcPr>
-            <w:tcW w:w="9025" w:type="dxa"/>
-            <w:gridSpan w:val="4"/>
-            <w:tcBorders>
-              <w:top w:val="single" w:color="auto" w:sz="4" w:space="0"/>
-              <w:left w:val="single" w:color="auto" w:sz="4" w:space="0"/>
-              <w:bottom w:val="single" w:color="auto" w:sz="4" w:space="0"/>
-              <w:right w:val="single" w:color="auto" w:sz="4" w:space="0"/>
-            </w:tcBorders>
-            <w:shd w:val="clear" w:color="auto" w:fill="BFBFBF" w:themeFill="background1" w:themeFillShade="BF"/>
-            <w:noWrap/>
-            <w:vAlign w:val="center"/>
-            <w:hideMark/>
-          </w:tcPr>
-          <w:p>
-            <w:pPr>
-              <w:spacing w:after="0" w:line="240" w:lineRule="auto"/>
-              <w:rPr>
-                <w:rFonts w:ascii="Calibri" w:hAnsi="Calibri" w:eastAsia="Times New Roman" w:cs="Calibri"/>
-                <w:color w:val="000000"/>
-              </w:rPr>
-            </w:pPr>
-            <w:r>
-              <w:rPr>
-                <w:rFonts w:ascii="Calibri" w:hAnsi="Calibri" w:eastAsia="Times New Roman" w:cs="Calibri"/>
-                <w:b/>
-                <w:bCs/>
-                <w:color w:val="000000"/>
-              </w:rPr>
-              <w:t>Omschrijving</w:t>
-            </w:r>
-            <w:r>
-              <w:rPr>
-                <w:rFonts w:ascii="Calibri" w:hAnsi="Calibri" w:eastAsia="Times New Roman" w:cs="Calibri"/>
-                <w:color w:val="000000"/>
-              </w:rPr>
-              <w:t>:</w:t>
-            </w:r>
-          </w:p>
-        </w:tc>
-      </w:tr>
-      <w:tr>
-        <w:trPr>
-          <w:trHeight w:val="567"/>
-        </w:trPr>
-        <w:tc>
-          <w:tcPr>
-            <w:tcW w:w="9025" w:type="dxa"/>
-            <w:gridSpan w:val="4"/>
-            <w:tcBorders>
-              <w:top w:val="single" w:color="auto" w:sz="4" w:space="0"/>
-              <w:left w:val="single" w:color="auto" w:sz="4" w:space="0"/>
-              <w:bottom w:val="single" w:color="auto" w:sz="4" w:space="0"/>
-              <w:right w:val="single" w:color="auto" w:sz="4" w:space="0"/>
-            </w:tcBorders>
-            <w:shd w:val="clear" w:color="auto" w:fill="auto"/>
-            <w:noWrap/>
-            <w:vAlign w:val="center"/>
-            <w:hideMark/>
-          </w:tcPr>
-          <w:p>
-            <w:pPr>
-              <w:spacing w:after="0" w:line="240" w:lineRule="auto"/>
-              <w:rPr>
-                <w:rFonts w:ascii="Calibri" w:hAnsi="Calibri" w:eastAsia="Times New Roman" w:cs="Calibri"/>
-                <w:color w:val="000000"/>
-              </w:rPr>
-            </w:pPr>
-            <w:r>
-              <w:rPr>
-                <w:rFonts w:ascii="Calibri" w:hAnsi="Calibri" w:eastAsia="Times New Roman" w:cs="Calibri"/>
-                <w:color w:val="000000"/>
-              </w:rPr>
-              <w:t>Als … wil ik … zodat …</w:t>
-            </w:r>
-          </w:p>
-        </w:tc>
-      </w:tr>
-      <w:tr>
-        <w:trPr>
-          <w:trHeight w:val="567"/>
-        </w:trPr>
-        <w:tc>
-          <w:tcPr>
-            <w:tcW w:w="1980" w:type="dxa"/>
-            <w:tcBorders>
-              <w:top w:val="single" w:color="auto" w:sz="4" w:space="0"/>
-              <w:left w:val="single" w:color="auto" w:sz="4" w:space="0"/>
-              <w:bottom w:val="single" w:color="auto" w:sz="4" w:space="0"/>
-              <w:right w:val="single" w:color="auto" w:sz="4" w:space="0"/>
-            </w:tcBorders>
-            <w:shd w:val="clear" w:color="auto" w:fill="BFBFBF" w:themeFill="background1" w:themeFillShade="BF"/>
-            <w:noWrap/>
-            <w:vAlign w:val="center"/>
-            <w:hideMark/>
-          </w:tcPr>
-          <w:p>
-            <w:pPr>
-              <w:spacing w:after="0" w:line="240" w:lineRule="auto"/>
-              <w:rPr>
-                <w:rFonts w:ascii="Calibri" w:hAnsi="Calibri" w:eastAsia="Times New Roman" w:cs="Calibri"/>
-                <w:b/>
-                <w:bCs/>
-                <w:color w:val="000000"/>
-              </w:rPr>
-            </w:pPr>
-            <w:r>
-              <w:rPr>
-                <w:rFonts w:ascii="Calibri" w:hAnsi="Calibri" w:eastAsia="Times New Roman" w:cs="Calibri"/>
-                <w:b/>
-                <w:bCs/>
-                <w:color w:val="000000"/>
-              </w:rPr>
-              <w:t>Business Value:</w:t>
-            </w:r>
-          </w:p>
-        </w:tc>
-        <w:tc>
-          <w:tcPr>
-            <w:tcW w:w="2551" w:type="dxa"/>
-            <w:tcBorders>
-              <w:top w:val="nil"/>
-              <w:left w:val="nil"/>
-              <w:bottom w:val="single" w:color="auto" w:sz="4" w:space="0"/>
-              <w:right w:val="single" w:color="auto" w:sz="4" w:space="0"/>
-            </w:tcBorders>
-            <w:shd w:val="clear" w:color="auto" w:fill="auto"/>
-            <w:noWrap/>
-            <w:vAlign w:val="center"/>
-            <w:hideMark/>
-          </w:tcPr>
-          <w:p>
-            <w:pPr>
-              <w:spacing w:after="0" w:line="240" w:lineRule="auto"/>
-              <w:rPr>
-                <w:rFonts w:ascii="Calibri" w:hAnsi="Calibri" w:eastAsia="Times New Roman" w:cs="Calibri"/>
-                <w:color w:val="000000"/>
-              </w:rPr>
-            </w:pPr>
-            <w:r>
-              <w:rPr>
-                <w:rFonts w:ascii="Calibri" w:hAnsi="Calibri" w:eastAsia="Times New Roman" w:cs="Calibri"/>
-                <w:color w:val="000000"/>
-              </w:rPr>
-              <w:t>1-5</w:t>
-            </w:r>
-          </w:p>
-        </w:tc>
-        <w:tc>
-          <w:tcPr>
-            <w:tcW w:w="1985" w:type="dxa"/>
-            <w:tcBorders>
-              <w:top w:val="nil"/>
-              <w:left w:val="nil"/>
-              <w:bottom w:val="single" w:color="auto" w:sz="4" w:space="0"/>
-              <w:right w:val="single" w:color="auto" w:sz="4" w:space="0"/>
-            </w:tcBorders>
-            <w:shd w:val="clear" w:color="auto" w:fill="BFBFBF" w:themeFill="background1" w:themeFillShade="BF"/>
-            <w:noWrap/>
-            <w:vAlign w:val="center"/>
-            <w:hideMark/>
-          </w:tcPr>
-          <w:p>
-            <w:pPr>
-              <w:spacing w:after="0" w:line="240" w:lineRule="auto"/>
-              <w:rPr>
-                <w:rFonts w:ascii="Calibri" w:hAnsi="Calibri" w:eastAsia="Times New Roman" w:cs="Calibri"/>
-                <w:b/>
-                <w:bCs/>
-                <w:color w:val="000000"/>
-              </w:rPr>
-            </w:pPr>
-            <w:r>
-              <w:rPr>
-                <w:rFonts w:ascii="Calibri" w:hAnsi="Calibri" w:eastAsia="Times New Roman" w:cs="Calibri"/>
-                <w:b/>
-                <w:bCs/>
-                <w:color w:val="000000"/>
-              </w:rPr>
-              <w:t>Story Points:</w:t>
-            </w:r>
-          </w:p>
-        </w:tc>
-        <w:tc>
-          <w:tcPr>
-            <w:tcW w:w="2509" w:type="dxa"/>
-            <w:tcBorders>
-              <w:top w:val="nil"/>
-              <w:left w:val="nil"/>
-              <w:bottom w:val="single" w:color="auto" w:sz="4" w:space="0"/>
-              <w:right w:val="single" w:color="auto" w:sz="4" w:space="0"/>
-            </w:tcBorders>
-            <w:shd w:val="clear" w:color="auto" w:fill="auto"/>
-            <w:noWrap/>
-            <w:vAlign w:val="center"/>
-            <w:hideMark/>
-          </w:tcPr>
-          <w:p>
-            <w:pPr>
-              <w:spacing w:after="0" w:line="240" w:lineRule="auto"/>
-              <w:rPr>
-                <w:rFonts w:ascii="Calibri" w:hAnsi="Calibri" w:eastAsia="Times New Roman" w:cs="Calibri"/>
-                <w:color w:val="000000"/>
-              </w:rPr>
-            </w:pPr>
-            <w:r>
-              <w:rPr>
-                <w:rFonts w:ascii="Calibri" w:hAnsi="Calibri" w:eastAsia="Times New Roman" w:cs="Calibri"/>
-                <w:color w:val="000000"/>
-              </w:rPr>
-              <w:t>0,0.5,1,2,3,5,8,13,20</w:t>
-            </w:r>
-          </w:p>
-        </w:tc>
-      </w:tr>
-      <w:tr>
-        <w:trPr>
-          <w:trHeight w:val="567"/>
-        </w:trPr>
-        <w:tc>
-          <w:tcPr>
-            <w:tcW w:w="9025" w:type="dxa"/>
-            <w:gridSpan w:val="4"/>
-            <w:tcBorders>
-              <w:top w:val="single" w:color="auto" w:sz="4" w:space="0"/>
-              <w:left w:val="single" w:color="auto" w:sz="4" w:space="0"/>
-              <w:bottom w:val="single" w:color="auto" w:sz="4" w:space="0"/>
-              <w:right w:val="single" w:color="auto" w:sz="4" w:space="0"/>
-            </w:tcBorders>
-            <w:shd w:val="clear" w:color="auto" w:fill="BFBFBF" w:themeFill="background1" w:themeFillShade="BF"/>
-            <w:noWrap/>
-            <w:vAlign w:val="center"/>
-            <w:hideMark/>
-          </w:tcPr>
-          <w:p>
-            <w:pPr>
-              <w:spacing w:after="0" w:line="240" w:lineRule="auto"/>
-              <w:rPr>
-                <w:rFonts w:ascii="Calibri" w:hAnsi="Calibri" w:eastAsia="Times New Roman" w:cs="Calibri"/>
-                <w:color w:val="000000"/>
-              </w:rPr>
-            </w:pPr>
-            <w:r>
-              <w:rPr>
-                <w:rFonts w:ascii="Calibri" w:hAnsi="Calibri" w:eastAsia="Times New Roman" w:cs="Calibri"/>
-                <w:b/>
-                <w:bCs/>
-                <w:color w:val="000000"/>
-              </w:rPr>
-              <w:t>Acceptatiecriteria</w:t>
-            </w:r>
-            <w:r>
-              <w:rPr>
-                <w:rFonts w:ascii="Calibri" w:hAnsi="Calibri" w:eastAsia="Times New Roman" w:cs="Calibri"/>
-                <w:color w:val="000000"/>
-              </w:rPr>
-              <w:t>:</w:t>
-            </w:r>
-          </w:p>
-        </w:tc>
-      </w:tr>
-      <w:tr>
-        <w:trPr>
-          <w:trHeight w:val="567"/>
-        </w:trPr>
-        <w:tc>
-          <w:tcPr>
-            <w:tcW w:w="9025" w:type="dxa"/>
-            <w:gridSpan w:val="4"/>
-            <w:tcBorders>
-              <w:top w:val="single" w:color="auto" w:sz="4" w:space="0"/>
-              <w:left w:val="single" w:color="auto" w:sz="4" w:space="0"/>
-              <w:bottom w:val="single" w:color="auto" w:sz="4" w:space="0"/>
-              <w:right w:val="single" w:color="auto" w:sz="4" w:space="0"/>
-            </w:tcBorders>
-            <w:shd w:val="clear" w:color="auto" w:fill="auto"/>
-            <w:noWrap/>
-            <w:vAlign w:val="center"/>
-            <w:hideMark/>
-          </w:tcPr>
-          <w:p>
-            <w:pPr>
-              <w:pStyle w:val="Lijstalinea"/>
-              <w:numPr>
-                <w:ilvl w:val="0"/>
-                <w:numId w:val="31"/>
-              </w:numPr>
-              <w:spacing w:before="240" w:line="240" w:lineRule="auto"/>
-              <w:rPr>
-                <w:rFonts w:ascii="Calibri" w:hAnsi="Calibri" w:eastAsia="Times New Roman" w:cs="Calibri"/>
-                <w:color w:val="000000"/>
-              </w:rPr>
-            </w:pPr>
-            <w:r>
-              <w:rPr>
-                <w:rFonts w:ascii="Calibri" w:hAnsi="Calibri" w:eastAsia="Times New Roman" w:cs="Calibri"/>
-                <w:color w:val="000000"/>
-              </w:rPr>
-              <w:t>Criteria 1…</w:t>
-            </w:r>
-          </w:p>
-          <w:p>
-            <w:pPr>
-              <w:pStyle w:val="Lijstalinea"/>
-              <w:numPr>
-                <w:ilvl w:val="0"/>
-                <w:numId w:val="31"/>
-              </w:numPr>
-              <w:spacing w:before="240" w:line="240" w:lineRule="auto"/>
-              <w:rPr>
-                <w:rFonts w:ascii="Calibri" w:hAnsi="Calibri" w:eastAsia="Times New Roman" w:cs="Calibri"/>
-                <w:color w:val="000000"/>
-              </w:rPr>
-            </w:pPr>
-            <w:r>
-              <w:rPr>
-                <w:rFonts w:ascii="Calibri" w:hAnsi="Calibri" w:eastAsia="Times New Roman" w:cs="Calibri"/>
-                <w:color w:val="000000"/>
-              </w:rPr>
-              <w:t>Criteria 2…</w:t>
-            </w:r>
-          </w:p>
-          <w:p>
-            <w:pPr>
-              <w:pStyle w:val="Lijstalinea"/>
-              <w:numPr>
-                <w:ilvl w:val="0"/>
-                <w:numId w:val="31"/>
-              </w:numPr>
-              <w:spacing w:before="240" w:line="240" w:lineRule="auto"/>
-              <w:rPr>
-                <w:rFonts w:ascii="Calibri" w:hAnsi="Calibri" w:eastAsia="Times New Roman" w:cs="Calibri"/>
-                <w:color w:val="000000"/>
-              </w:rPr>
-            </w:pPr>
-            <w:r>
-              <w:rPr>
-                <w:rFonts w:ascii="Calibri" w:hAnsi="Calibri" w:eastAsia="Times New Roman" w:cs="Calibri"/>
-                <w:color w:val="000000"/>
-              </w:rPr>
-              <w:t>Criteria 3…</w:t>
-            </w:r>
-          </w:p>
-          <w:p>
-            <w:pPr>
-              <w:pStyle w:val="Lijstalinea"/>
-              <w:numPr>
-                <w:ilvl w:val="0"/>
-                <w:numId w:val="31"/>
-              </w:numPr>
-              <w:spacing w:before="240" w:line="240" w:lineRule="auto"/>
-              <w:rPr>
-                <w:rFonts w:ascii="Calibri" w:hAnsi="Calibri" w:eastAsia="Times New Roman" w:cs="Calibri"/>
-                <w:color w:val="000000"/>
-              </w:rPr>
-            </w:pPr>
-            <w:r>
-              <w:rPr>
-                <w:rFonts w:ascii="Calibri" w:hAnsi="Calibri" w:eastAsia="Times New Roman" w:cs="Calibri"/>
-                <w:color w:val="000000"/>
-              </w:rPr>
-              <w:t>Etc.</w:t>
-            </w:r>
-          </w:p>
-        </w:tc>
-      </w:tr>
-      <w:tr>
-        <w:trPr>
-          <w:trHeight w:val="567"/>
-        </w:trPr>
-        <w:tc>
-          <w:tcPr>
-            <w:tcW w:w="1980" w:type="dxa"/>
-            <w:tcBorders>
-              <w:top w:val="single" w:color="auto" w:sz="4" w:space="0"/>
-              <w:left w:val="single" w:color="auto" w:sz="4" w:space="0"/>
-              <w:bottom w:val="single" w:color="auto" w:sz="4" w:space="0"/>
-              <w:right w:val="single" w:color="auto" w:sz="4" w:space="0"/>
-            </w:tcBorders>
-            <w:shd w:val="clear" w:color="auto" w:fill="BFBFBF" w:themeFill="background1" w:themeFillShade="BF"/>
-            <w:noWrap/>
-            <w:vAlign w:val="center"/>
-          </w:tcPr>
-          <w:p>
-            <w:pPr>
-              <w:spacing w:after="0" w:line="240" w:lineRule="auto"/>
-              <w:rPr>
-                <w:rFonts w:ascii="Calibri" w:hAnsi="Calibri" w:eastAsia="Times New Roman" w:cs="Calibri"/>
-                <w:b/>
-                <w:bCs/>
-                <w:color w:val="000000"/>
-              </w:rPr>
-            </w:pPr>
-            <w:r>
-              <w:rPr>
-                <w:rFonts w:ascii="Calibri" w:hAnsi="Calibri" w:eastAsia="Times New Roman" w:cs="Calibri"/>
-                <w:b/>
-                <w:bCs/>
-                <w:color w:val="000000"/>
-              </w:rPr>
-              <w:t>Naam student:</w:t>
-            </w:r>
-          </w:p>
-        </w:tc>
-        <w:tc>
-          <w:tcPr>
-            <w:tcW w:w="7045" w:type="dxa"/>
-            <w:gridSpan w:val="3"/>
-            <w:tcBorders>
-              <w:top w:val="single" w:color="auto" w:sz="4" w:space="0"/>
-              <w:left w:val="single" w:color="auto" w:sz="4" w:space="0"/>
-              <w:bottom w:val="single" w:color="auto" w:sz="4" w:space="0"/>
-              <w:right w:val="single" w:color="auto" w:sz="4" w:space="0"/>
-            </w:tcBorders>
-            <w:shd w:val="clear" w:color="auto" w:fill="auto"/>
-            <w:vAlign w:val="center"/>
-          </w:tcPr>
-          <w:p>
-            <w:pPr>
-              <w:spacing w:after="0" w:line="240" w:lineRule="auto"/>
-              <w:rPr>
-                <w:rFonts w:ascii="Calibri" w:hAnsi="Calibri" w:eastAsia="Times New Roman" w:cs="Calibri"/>
-                <w:color w:val="000000"/>
-              </w:rPr>
-            </w:pPr>
-          </w:p>
-        </w:tc>
-      </w:tr>
-      <w:tr>
-        <w:trPr>
-          <w:trHeight w:val="567"/>
-        </w:trPr>
-        <w:tc>
-          <w:tcPr>
-            <w:tcW w:w="1980" w:type="dxa"/>
-            <w:tcBorders>
-              <w:top w:val="single" w:color="auto" w:sz="4" w:space="0"/>
-              <w:left w:val="single" w:color="auto" w:sz="4" w:space="0"/>
-              <w:bottom w:val="single" w:color="auto" w:sz="4" w:space="0"/>
-              <w:right w:val="single" w:color="auto" w:sz="4" w:space="0"/>
-            </w:tcBorders>
-            <w:shd w:val="clear" w:color="auto" w:fill="BFBFBF" w:themeFill="background1" w:themeFillShade="BF"/>
-            <w:noWrap/>
-            <w:vAlign w:val="center"/>
-            <w:hideMark/>
-          </w:tcPr>
-          <w:p>
-            <w:pPr>
-              <w:spacing w:after="0" w:line="240" w:lineRule="auto"/>
-              <w:rPr>
-                <w:rFonts w:ascii="Calibri" w:hAnsi="Calibri" w:eastAsia="Times New Roman" w:cs="Calibri"/>
-                <w:color w:val="000000"/>
-              </w:rPr>
-            </w:pPr>
-            <w:r>
-              <w:rPr>
-                <w:rFonts w:ascii="Calibri" w:hAnsi="Calibri" w:eastAsia="Times New Roman" w:cs="Calibri"/>
-                <w:b/>
-                <w:bCs/>
-                <w:color w:val="000000"/>
-              </w:rPr>
-              <w:lastRenderedPageBreak/>
-              <w:t>Nummer &amp; T</w:t>
-            </w:r>
-            <w:r>
-              <w:rPr>
-                <w:rFonts w:ascii="Calibri" w:hAnsi="Calibri" w:eastAsia="Times New Roman" w:cs="Calibri"/>
-                <w:b/>
-                <w:bCs/>
-                <w:color w:val="000000"/>
-              </w:rPr>
-              <w:t>itel</w:t>
-            </w:r>
-            <w:r>
-              <w:rPr>
-                <w:rFonts w:ascii="Calibri" w:hAnsi="Calibri" w:eastAsia="Times New Roman" w:cs="Calibri"/>
-                <w:color w:val="000000"/>
-              </w:rPr>
-              <w:t>:</w:t>
-            </w:r>
-          </w:p>
-        </w:tc>
-        <w:tc>
-          <w:tcPr>
-            <w:tcW w:w="7045" w:type="dxa"/>
-            <w:gridSpan w:val="3"/>
-            <w:tcBorders>
-              <w:top w:val="single" w:color="auto" w:sz="4" w:space="0"/>
-              <w:left w:val="single" w:color="auto" w:sz="4" w:space="0"/>
-              <w:bottom w:val="single" w:color="auto" w:sz="4" w:space="0"/>
-              <w:right w:val="single" w:color="auto" w:sz="4" w:space="0"/>
-            </w:tcBorders>
-            <w:shd w:val="clear" w:color="auto" w:fill="auto"/>
-            <w:vAlign w:val="center"/>
-          </w:tcPr>
-          <w:p>
-            <w:pPr>
-              <w:spacing w:after="0" w:line="240" w:lineRule="auto"/>
-              <w:rPr>
-                <w:rFonts w:ascii="Calibri" w:hAnsi="Calibri" w:eastAsia="Times New Roman" w:cs="Calibri"/>
-                <w:color w:val="000000"/>
-              </w:rPr>
-            </w:pPr>
-            <w:r>
-              <w:rPr>
-                <w:rFonts w:ascii="Calibri" w:hAnsi="Calibri" w:eastAsia="Times New Roman" w:cs="Calibri"/>
-                <w:color w:val="000000"/>
-              </w:rPr>
-              <w:t>…</w:t>
-            </w:r>
-          </w:p>
-        </w:tc>
-      </w:tr>
-      <w:tr>
-        <w:trPr>
-          <w:trHeight w:val="567"/>
-        </w:trPr>
-        <w:tc>
-          <w:tcPr>
-            <w:tcW w:w="9025" w:type="dxa"/>
-            <w:gridSpan w:val="4"/>
-            <w:tcBorders>
-              <w:top w:val="single" w:color="auto" w:sz="4" w:space="0"/>
-              <w:left w:val="single" w:color="auto" w:sz="4" w:space="0"/>
-              <w:bottom w:val="single" w:color="auto" w:sz="4" w:space="0"/>
-              <w:right w:val="single" w:color="auto" w:sz="4" w:space="0"/>
-            </w:tcBorders>
-            <w:shd w:val="clear" w:color="auto" w:fill="BFBFBF" w:themeFill="background1" w:themeFillShade="BF"/>
-            <w:noWrap/>
-            <w:vAlign w:val="center"/>
-            <w:hideMark/>
-          </w:tcPr>
-          <w:p>
-            <w:pPr>
-              <w:spacing w:after="0" w:line="240" w:lineRule="auto"/>
-              <w:rPr>
-                <w:rFonts w:ascii="Calibri" w:hAnsi="Calibri" w:eastAsia="Times New Roman" w:cs="Calibri"/>
-                <w:color w:val="000000"/>
-              </w:rPr>
-            </w:pPr>
-            <w:r>
-              <w:rPr>
-                <w:rFonts w:ascii="Calibri" w:hAnsi="Calibri" w:eastAsia="Times New Roman" w:cs="Calibri"/>
-                <w:b/>
-                <w:bCs/>
-                <w:color w:val="000000"/>
-              </w:rPr>
-              <w:t>Omschrijving</w:t>
-            </w:r>
-            <w:r>
-              <w:rPr>
-                <w:rFonts w:ascii="Calibri" w:hAnsi="Calibri" w:eastAsia="Times New Roman" w:cs="Calibri"/>
-                <w:color w:val="000000"/>
-              </w:rPr>
-              <w:t>:</w:t>
-            </w:r>
-          </w:p>
-        </w:tc>
-      </w:tr>
-      <w:tr>
-        <w:trPr>
-          <w:trHeight w:val="567"/>
-        </w:trPr>
-        <w:tc>
-          <w:tcPr>
-            <w:tcW w:w="9025" w:type="dxa"/>
-            <w:gridSpan w:val="4"/>
-            <w:tcBorders>
-              <w:top w:val="single" w:color="auto" w:sz="4" w:space="0"/>
-              <w:left w:val="single" w:color="auto" w:sz="4" w:space="0"/>
-              <w:bottom w:val="single" w:color="auto" w:sz="4" w:space="0"/>
-              <w:right w:val="single" w:color="auto" w:sz="4" w:space="0"/>
-            </w:tcBorders>
-            <w:shd w:val="clear" w:color="auto" w:fill="auto"/>
-            <w:noWrap/>
-            <w:vAlign w:val="center"/>
-            <w:hideMark/>
-          </w:tcPr>
-          <w:p>
-            <w:pPr>
-              <w:spacing w:after="0" w:line="240" w:lineRule="auto"/>
-              <w:rPr>
-                <w:rFonts w:ascii="Calibri" w:hAnsi="Calibri" w:eastAsia="Times New Roman" w:cs="Calibri"/>
-                <w:color w:val="000000"/>
-              </w:rPr>
-            </w:pPr>
-            <w:r>
-              <w:rPr>
-                <w:rFonts w:ascii="Calibri" w:hAnsi="Calibri" w:eastAsia="Times New Roman" w:cs="Calibri"/>
-                <w:color w:val="000000"/>
-              </w:rPr>
-              <w:t>Als … wil ik … zodat …</w:t>
-            </w:r>
-          </w:p>
-        </w:tc>
-      </w:tr>
-      <w:tr>
-        <w:trPr>
-          <w:trHeight w:val="567"/>
-        </w:trPr>
-        <w:tc>
-          <w:tcPr>
-            <w:tcW w:w="1980" w:type="dxa"/>
-            <w:tcBorders>
-              <w:top w:val="single" w:color="auto" w:sz="4" w:space="0"/>
-              <w:left w:val="single" w:color="auto" w:sz="4" w:space="0"/>
-              <w:bottom w:val="single" w:color="auto" w:sz="4" w:space="0"/>
-              <w:right w:val="single" w:color="auto" w:sz="4" w:space="0"/>
-            </w:tcBorders>
-            <w:shd w:val="clear" w:color="auto" w:fill="BFBFBF" w:themeFill="background1" w:themeFillShade="BF"/>
-            <w:noWrap/>
-            <w:vAlign w:val="center"/>
-            <w:hideMark/>
-          </w:tcPr>
-          <w:p>
-            <w:pPr>
-              <w:spacing w:after="0" w:line="240" w:lineRule="auto"/>
-              <w:rPr>
-                <w:rFonts w:ascii="Calibri" w:hAnsi="Calibri" w:eastAsia="Times New Roman" w:cs="Calibri"/>
-                <w:b/>
-                <w:bCs/>
-                <w:color w:val="000000"/>
-              </w:rPr>
-            </w:pPr>
-            <w:r>
-              <w:rPr>
-                <w:rFonts w:ascii="Calibri" w:hAnsi="Calibri" w:eastAsia="Times New Roman" w:cs="Calibri"/>
-                <w:b/>
-                <w:bCs/>
-                <w:color w:val="000000"/>
-              </w:rPr>
-              <w:t>Business Value:</w:t>
-            </w:r>
-          </w:p>
-        </w:tc>
-        <w:tc>
-          <w:tcPr>
-            <w:tcW w:w="2551" w:type="dxa"/>
-            <w:tcBorders>
-              <w:top w:val="nil"/>
-              <w:left w:val="nil"/>
-              <w:bottom w:val="single" w:color="auto" w:sz="4" w:space="0"/>
-              <w:right w:val="single" w:color="auto" w:sz="4" w:space="0"/>
-            </w:tcBorders>
-            <w:shd w:val="clear" w:color="auto" w:fill="auto"/>
-            <w:noWrap/>
-            <w:vAlign w:val="center"/>
-            <w:hideMark/>
-          </w:tcPr>
-          <w:p>
-            <w:pPr>
-              <w:spacing w:after="0" w:line="240" w:lineRule="auto"/>
-              <w:rPr>
-                <w:rFonts w:ascii="Calibri" w:hAnsi="Calibri" w:eastAsia="Times New Roman" w:cs="Calibri"/>
-                <w:color w:val="000000"/>
-              </w:rPr>
-            </w:pPr>
-            <w:r>
-              <w:rPr>
-                <w:rFonts w:ascii="Calibri" w:hAnsi="Calibri" w:eastAsia="Times New Roman" w:cs="Calibri"/>
-                <w:color w:val="000000"/>
-              </w:rPr>
-              <w:t>1-5</w:t>
-            </w:r>
-          </w:p>
-        </w:tc>
-        <w:tc>
-          <w:tcPr>
-            <w:tcW w:w="1985" w:type="dxa"/>
-            <w:tcBorders>
-              <w:top w:val="nil"/>
-              <w:left w:val="nil"/>
-              <w:bottom w:val="single" w:color="auto" w:sz="4" w:space="0"/>
-              <w:right w:val="single" w:color="auto" w:sz="4" w:space="0"/>
-            </w:tcBorders>
-            <w:shd w:val="clear" w:color="auto" w:fill="BFBFBF" w:themeFill="background1" w:themeFillShade="BF"/>
-            <w:noWrap/>
-            <w:vAlign w:val="center"/>
-            <w:hideMark/>
-          </w:tcPr>
-          <w:p>
-            <w:pPr>
-              <w:spacing w:after="0" w:line="240" w:lineRule="auto"/>
-              <w:rPr>
-                <w:rFonts w:ascii="Calibri" w:hAnsi="Calibri" w:eastAsia="Times New Roman" w:cs="Calibri"/>
-                <w:b/>
-                <w:bCs/>
-                <w:color w:val="000000"/>
-              </w:rPr>
-            </w:pPr>
-            <w:r>
-              <w:rPr>
-                <w:rFonts w:ascii="Calibri" w:hAnsi="Calibri" w:eastAsia="Times New Roman" w:cs="Calibri"/>
-                <w:b/>
-                <w:bCs/>
-                <w:color w:val="000000"/>
-              </w:rPr>
-              <w:t>Story Points:</w:t>
-            </w:r>
-          </w:p>
-        </w:tc>
-        <w:tc>
-          <w:tcPr>
-            <w:tcW w:w="2509" w:type="dxa"/>
-            <w:tcBorders>
-              <w:top w:val="nil"/>
-              <w:left w:val="nil"/>
-              <w:bottom w:val="single" w:color="auto" w:sz="4" w:space="0"/>
-              <w:right w:val="single" w:color="auto" w:sz="4" w:space="0"/>
-            </w:tcBorders>
-            <w:shd w:val="clear" w:color="auto" w:fill="auto"/>
-            <w:noWrap/>
-            <w:vAlign w:val="center"/>
-            <w:hideMark/>
-          </w:tcPr>
-          <w:p>
-            <w:pPr>
-              <w:spacing w:after="0" w:line="240" w:lineRule="auto"/>
-              <w:rPr>
-                <w:rFonts w:ascii="Calibri" w:hAnsi="Calibri" w:eastAsia="Times New Roman" w:cs="Calibri"/>
-                <w:color w:val="000000"/>
-              </w:rPr>
-            </w:pPr>
-            <w:r>
-              <w:rPr>
-                <w:rFonts w:ascii="Calibri" w:hAnsi="Calibri" w:eastAsia="Times New Roman" w:cs="Calibri"/>
-                <w:color w:val="000000"/>
-              </w:rPr>
-              <w:t>0,0.5,1,2,3,5,8,13,20</w:t>
-            </w:r>
-          </w:p>
-        </w:tc>
-      </w:tr>
-      <w:tr>
-        <w:trPr>
-          <w:trHeight w:val="567"/>
-        </w:trPr>
-        <w:tc>
-          <w:tcPr>
-            <w:tcW w:w="9025" w:type="dxa"/>
-            <w:gridSpan w:val="4"/>
-            <w:tcBorders>
-              <w:top w:val="single" w:color="auto" w:sz="4" w:space="0"/>
-              <w:left w:val="single" w:color="auto" w:sz="4" w:space="0"/>
-              <w:bottom w:val="single" w:color="auto" w:sz="4" w:space="0"/>
-              <w:right w:val="single" w:color="auto" w:sz="4" w:space="0"/>
-            </w:tcBorders>
-            <w:shd w:val="clear" w:color="auto" w:fill="BFBFBF" w:themeFill="background1" w:themeFillShade="BF"/>
-            <w:noWrap/>
-            <w:vAlign w:val="center"/>
-            <w:hideMark/>
-          </w:tcPr>
-          <w:p>
-            <w:pPr>
-              <w:spacing w:after="0" w:line="240" w:lineRule="auto"/>
-              <w:rPr>
-                <w:rFonts w:ascii="Calibri" w:hAnsi="Calibri" w:eastAsia="Times New Roman" w:cs="Calibri"/>
-                <w:color w:val="000000"/>
-              </w:rPr>
-            </w:pPr>
-            <w:r>
-              <w:rPr>
-                <w:rFonts w:ascii="Calibri" w:hAnsi="Calibri" w:eastAsia="Times New Roman" w:cs="Calibri"/>
-                <w:b/>
-                <w:bCs/>
-                <w:color w:val="000000"/>
-              </w:rPr>
-              <w:t>Acceptatiecriteria</w:t>
-            </w:r>
-            <w:r>
-              <w:rPr>
-                <w:rFonts w:ascii="Calibri" w:hAnsi="Calibri" w:eastAsia="Times New Roman" w:cs="Calibri"/>
-                <w:color w:val="000000"/>
-              </w:rPr>
-              <w:t>:</w:t>
-            </w:r>
-          </w:p>
-        </w:tc>
-      </w:tr>
-      <w:tr>
-        <w:trPr>
-          <w:trHeight w:val="567"/>
-        </w:trPr>
-        <w:tc>
-          <w:tcPr>
-            <w:tcW w:w="9025" w:type="dxa"/>
-            <w:gridSpan w:val="4"/>
-            <w:tcBorders>
-              <w:top w:val="single" w:color="auto" w:sz="4" w:space="0"/>
-              <w:left w:val="single" w:color="auto" w:sz="4" w:space="0"/>
-              <w:bottom w:val="single" w:color="auto" w:sz="4" w:space="0"/>
-              <w:right w:val="single" w:color="auto" w:sz="4" w:space="0"/>
-            </w:tcBorders>
-            <w:shd w:val="clear" w:color="auto" w:fill="auto"/>
-            <w:noWrap/>
-            <w:vAlign w:val="center"/>
-            <w:hideMark/>
-          </w:tcPr>
-          <w:p>
-            <w:pPr>
-              <w:pStyle w:val="Lijstalinea"/>
-              <w:numPr>
-                <w:ilvl w:val="0"/>
-                <w:numId w:val="31"/>
-              </w:numPr>
-              <w:spacing w:before="240" w:line="240" w:lineRule="auto"/>
-              <w:rPr>
-                <w:rFonts w:ascii="Calibri" w:hAnsi="Calibri" w:eastAsia="Times New Roman" w:cs="Calibri"/>
-                <w:color w:val="000000"/>
-              </w:rPr>
-            </w:pPr>
-            <w:r>
-              <w:rPr>
-                <w:rFonts w:ascii="Calibri" w:hAnsi="Calibri" w:eastAsia="Times New Roman" w:cs="Calibri"/>
-                <w:color w:val="000000"/>
-              </w:rPr>
-              <w:t>Criteria 1…</w:t>
-            </w:r>
-          </w:p>
-          <w:p>
-            <w:pPr>
-              <w:pStyle w:val="Lijstalinea"/>
-              <w:numPr>
-                <w:ilvl w:val="0"/>
-                <w:numId w:val="31"/>
-              </w:numPr>
-              <w:spacing w:before="240" w:line="240" w:lineRule="auto"/>
-              <w:rPr>
-                <w:rFonts w:ascii="Calibri" w:hAnsi="Calibri" w:eastAsia="Times New Roman" w:cs="Calibri"/>
-                <w:color w:val="000000"/>
-              </w:rPr>
-            </w:pPr>
-            <w:r>
-              <w:rPr>
-                <w:rFonts w:ascii="Calibri" w:hAnsi="Calibri" w:eastAsia="Times New Roman" w:cs="Calibri"/>
-                <w:color w:val="000000"/>
-              </w:rPr>
-              <w:t>Criteria 2…</w:t>
-            </w:r>
-          </w:p>
-          <w:p>
-            <w:pPr>
-              <w:pStyle w:val="Lijstalinea"/>
-              <w:numPr>
-                <w:ilvl w:val="0"/>
-                <w:numId w:val="31"/>
-              </w:numPr>
-              <w:spacing w:before="240" w:line="240" w:lineRule="auto"/>
-              <w:rPr>
-                <w:rFonts w:ascii="Calibri" w:hAnsi="Calibri" w:eastAsia="Times New Roman" w:cs="Calibri"/>
-                <w:color w:val="000000"/>
-              </w:rPr>
-            </w:pPr>
-            <w:r>
-              <w:rPr>
-                <w:rFonts w:ascii="Calibri" w:hAnsi="Calibri" w:eastAsia="Times New Roman" w:cs="Calibri"/>
-                <w:color w:val="000000"/>
-              </w:rPr>
-              <w:t>Criteria 3…</w:t>
-            </w:r>
-          </w:p>
-          <w:p>
-            <w:pPr>
-              <w:pStyle w:val="Lijstalinea"/>
-              <w:numPr>
-                <w:ilvl w:val="0"/>
-                <w:numId w:val="31"/>
-              </w:numPr>
-              <w:spacing w:before="240" w:line="240" w:lineRule="auto"/>
-              <w:rPr>
-                <w:rFonts w:ascii="Calibri" w:hAnsi="Calibri" w:eastAsia="Times New Roman" w:cs="Calibri"/>
-                <w:color w:val="000000"/>
-              </w:rPr>
-            </w:pPr>
-            <w:r>
-              <w:rPr>
-                <w:rFonts w:ascii="Calibri" w:hAnsi="Calibri" w:eastAsia="Times New Roman" w:cs="Calibri"/>
-                <w:color w:val="000000"/>
-              </w:rPr>
-              <w:t>Etc.</w:t>
-            </w:r>
-          </w:p>
-        </w:tc>
-      </w:tr>
-    </w:tbl>
-    <w:p/>
     <w:sectPr>
       <w:footerReference w:type="default" r:id="rId12"/>
       <w:headerReference w:type="first" r:id="rId13"/>
@@ -8209,6 +2721,7 @@
       <w:cols w:space="708"/>
       <w:titlePg/>
       <w:docGrid w:linePitch="360"/>
+      <w:headerReference w:type="default" r:id="R9b00f07955f043fb"/>
     </w:sectPr>
   </w:body>
 </w:document>
@@ -8649,6 +3162,76 @@
   <w:p>
     <w:pPr>
       <w:pStyle w:val="Koptekst"/>
+    </w:pPr>
+  </w:p>
+</w:hdr>
+</file>
+
+<file path=word/header2.xml><?xml version="1.0" encoding="utf-8"?>
+<w:hdr xmlns:w14="http://schemas.microsoft.com/office/word/2010/wordml" xmlns:w="http://schemas.openxmlformats.org/wordprocessingml/2006/main">
+  <w:tbl>
+    <w:tblPr>
+      <w:tblStyle w:val="Standaardtabel"/>
+      <w:bidiVisual w:val="0"/>
+      <w:tblW w:w="0" w:type="auto"/>
+      <w:tblLook w:val="06A0" w:firstRow="1" w:lastRow="0" w:firstColumn="1" w:lastColumn="0" w:noHBand="1" w:noVBand="1"/>
+    </w:tblPr>
+    <w:tblGrid>
+      <w:gridCol w:w="3020"/>
+      <w:gridCol w:w="3020"/>
+      <w:gridCol w:w="3020"/>
+    </w:tblGrid>
+    <w:tr>
+      <w:trPr>
+        <w:trHeight w:val="300"/>
+      </w:trPr>
+      <w:tc>
+        <w:tcPr>
+          <w:tcW w:w="3020" w:type="dxa"/>
+          <w:tcMar/>
+        </w:tcPr>
+        <w:p>
+          <w:pPr>
+            <w:pStyle w:val="Koptekst"/>
+            <w:bidi w:val="0"/>
+            <w:ind w:left="-115"/>
+            <w:jc w:val="left"/>
+          </w:pPr>
+        </w:p>
+      </w:tc>
+      <w:tc>
+        <w:tcPr>
+          <w:tcW w:w="3020" w:type="dxa"/>
+          <w:tcMar/>
+        </w:tcPr>
+        <w:p>
+          <w:pPr>
+            <w:pStyle w:val="Koptekst"/>
+            <w:bidi w:val="0"/>
+            <w:jc w:val="center"/>
+          </w:pPr>
+        </w:p>
+      </w:tc>
+      <w:tc>
+        <w:tcPr>
+          <w:tcW w:w="3020" w:type="dxa"/>
+          <w:tcMar/>
+        </w:tcPr>
+        <w:p>
+          <w:pPr>
+            <w:pStyle w:val="Koptekst"/>
+            <w:bidi w:val="0"/>
+            <w:ind w:right="-115"/>
+            <w:jc w:val="right"/>
+          </w:pPr>
+        </w:p>
+      </w:tc>
+    </w:tr>
+  </w:tbl>
+  <w:p>
+    <w:pPr>
+      <w:pStyle w:val="Koptekst"/>
+      <w:bidi w:val="0"/>
     </w:pPr>
   </w:p>
 </w:hdr>
